--- a/Manuscript/Ecological Modelling/Third submission/Supplement.docx
+++ b/Manuscript/Ecological Modelling/Third submission/Supplement.docx
@@ -309,6 +309,55 @@
         </w:rPr>
         <w:t xml:space="preserve">omparison of </w:t>
       </w:r>
+      <w:r>
+        <w:rPr>
+          <w:rFonts w:ascii="Futura Medium" w:hAnsi="Futura Medium" w:cs="Futura Medium"/>
+          <w:i/>
+          <w:iCs/>
+          <w:sz w:val="20"/>
+          <w:szCs w:val="20"/>
+          <w:lang w:val="en-US"/>
+        </w:rPr>
+        <w:t>k</w:t>
+      </w:r>
+      <w:r>
+        <w:rPr>
+          <w:rFonts w:ascii="Futura Medium" w:hAnsi="Futura Medium" w:cs="Futura Medium"/>
+          <w:sz w:val="20"/>
+          <w:szCs w:val="20"/>
+          <w:lang w:val="en-US"/>
+        </w:rPr>
+        <w:t>(</w:t>
+      </w:r>
+      <w:r>
+        <w:rPr>
+          <w:rFonts w:ascii="Futura Medium" w:hAnsi="Futura Medium" w:cs="Futura Medium"/>
+          <w:i/>
+          <w:iCs/>
+          <w:sz w:val="20"/>
+          <w:szCs w:val="20"/>
+          <w:lang w:val="en-US"/>
+        </w:rPr>
+        <w:t>t</w:t>
+      </w:r>
+      <w:r>
+        <w:rPr>
+          <w:rFonts w:ascii="Futura Medium" w:hAnsi="Futura Medium" w:cs="Futura Medium"/>
+          <w:sz w:val="20"/>
+          <w:szCs w:val="20"/>
+          <w:lang w:val="en-US"/>
+        </w:rPr>
+        <w:t>)</w:t>
+      </w:r>
+      <w:r>
+        <w:rPr>
+          <w:rFonts w:ascii="Futura Medium" w:hAnsi="Futura Medium" w:cs="Futura Medium"/>
+          <w:sz w:val="20"/>
+          <w:szCs w:val="20"/>
+          <w:lang w:val="en-US"/>
+        </w:rPr>
+        <w:t xml:space="preserve"> </w:t>
+      </w:r>
       <w:proofErr w:type="spellStart"/>
       <w:r>
         <w:rPr>
@@ -395,7 +444,16 @@
           <w:szCs w:val="20"/>
           <w:lang w:val="en-US"/>
         </w:rPr>
-        <w:t xml:space="preserve"> iterations of 8 chains are given as mean ± standard deviation.</w:t>
+        <w:t xml:space="preserve"> iterations </w:t>
+      </w:r>
+      <w:r>
+        <w:rPr>
+          <w:rFonts w:ascii="Futura Medium" w:hAnsi="Futura Medium" w:cs="Futura Medium"/>
+          <w:sz w:val="20"/>
+          <w:szCs w:val="20"/>
+          <w:lang w:val="en-US"/>
+        </w:rPr>
+        <w:t>×</w:t>
       </w:r>
       <w:r>
         <w:rPr>
@@ -413,16 +471,34 @@
           <w:szCs w:val="20"/>
           <w:lang w:val="en-US"/>
         </w:rPr>
-        <w:t>Predictive performance in terms of t</w:t>
-      </w:r>
-      <w:r>
-        <w:rPr>
-          <w:rFonts w:ascii="Futura Medium" w:hAnsi="Futura Medium" w:cs="Futura Medium"/>
-          <w:sz w:val="20"/>
-          <w:szCs w:val="20"/>
-          <w:lang w:val="en-US"/>
-        </w:rPr>
-        <w:t>he expected log predictive density (ELPD</w:t>
+        <w:t>8 chains are given as mean ± standard deviation.</w:t>
+      </w:r>
+      <w:r>
+        <w:rPr>
+          <w:rFonts w:ascii="Futura Medium" w:hAnsi="Futura Medium" w:cs="Futura Medium"/>
+          <w:sz w:val="20"/>
+          <w:szCs w:val="20"/>
+          <w:lang w:val="en-US"/>
+        </w:rPr>
+        <w:t xml:space="preserve"> </w:t>
+      </w:r>
+      <w:r>
+        <w:rPr>
+          <w:rFonts w:ascii="Futura Medium" w:hAnsi="Futura Medium" w:cs="Futura Medium"/>
+          <w:sz w:val="20"/>
+          <w:szCs w:val="20"/>
+          <w:lang w:val="en-US"/>
+        </w:rPr>
+        <w:t>E</w:t>
+      </w:r>
+      <w:r>
+        <w:rPr>
+          <w:rFonts w:ascii="Futura Medium" w:hAnsi="Futura Medium" w:cs="Futura Medium"/>
+          <w:sz w:val="20"/>
+          <w:szCs w:val="20"/>
+          <w:lang w:val="en-US"/>
+        </w:rPr>
+        <w:t>xpected log predictive density (ELPD</w:t>
       </w:r>
       <w:r>
         <w:rPr>
@@ -440,6 +516,24 @@
           <w:szCs w:val="20"/>
           <w:lang w:val="en-US"/>
         </w:rPr>
+        <w:t xml:space="preserve">, a measure of predictive </w:t>
+      </w:r>
+      <w:r>
+        <w:rPr>
+          <w:rFonts w:ascii="Futura Medium" w:hAnsi="Futura Medium" w:cs="Futura Medium"/>
+          <w:sz w:val="20"/>
+          <w:szCs w:val="20"/>
+          <w:lang w:val="en-US"/>
+        </w:rPr>
+        <w:t>accuracy</w:t>
+      </w:r>
+      <w:r>
+        <w:rPr>
+          <w:rFonts w:ascii="Futura Medium" w:hAnsi="Futura Medium" w:cs="Futura Medium"/>
+          <w:sz w:val="20"/>
+          <w:szCs w:val="20"/>
+          <w:lang w:val="en-US"/>
+        </w:rPr>
         <w:t>,</w:t>
       </w:r>
       <w:r>
@@ -458,7 +552,7 @@
           <w:szCs w:val="20"/>
           <w:lang w:val="en-US"/>
         </w:rPr>
-        <w:t>the difference</w:t>
+        <w:t>ELPD</w:t>
       </w:r>
       <w:r>
         <w:rPr>
@@ -467,6 +561,24 @@
           <w:szCs w:val="20"/>
           <w:lang w:val="en-US"/>
         </w:rPr>
+        <w:t xml:space="preserve"> </w:t>
+      </w:r>
+      <w:r>
+        <w:rPr>
+          <w:rFonts w:ascii="Futura" w:hAnsi="Futura" w:cs="Futura"/>
+          <w:sz w:val="20"/>
+          <w:szCs w:val="20"/>
+          <w:lang w:val="en-US"/>
+        </w:rPr>
+        <w:t>relative</w:t>
+      </w:r>
+      <w:r>
+        <w:rPr>
+          <w:rFonts w:ascii="Futura" w:hAnsi="Futura" w:cs="Futura"/>
+          <w:sz w:val="20"/>
+          <w:szCs w:val="20"/>
+          <w:lang w:val="en-US"/>
+        </w:rPr>
         <w:t xml:space="preserve"> to the best performing model per study</w:t>
       </w:r>
       <w:r>
@@ -521,7 +633,7 @@
           <w:szCs w:val="20"/>
           <w:lang w:val="en-US"/>
         </w:rPr>
-        <w:t xml:space="preserve"> measure of overfitting </w:t>
+        <w:t xml:space="preserve"> </w:t>
       </w:r>
       <w:r>
         <w:rPr>
@@ -579,6 +691,24 @@
           <w:lang w:val="en-US"/>
         </w:rPr>
         <w:t>)</w:t>
+      </w:r>
+      <w:r>
+        <w:rPr>
+          <w:rFonts w:ascii="Futura Medium" w:hAnsi="Futura Medium" w:cs="Futura Medium"/>
+          <w:sz w:val="20"/>
+          <w:szCs w:val="20"/>
+          <w:lang w:val="en-US"/>
+        </w:rPr>
+        <w:t xml:space="preserve">, a </w:t>
+      </w:r>
+      <w:r>
+        <w:rPr>
+          <w:rFonts w:ascii="Futura Medium" w:hAnsi="Futura Medium" w:cs="Futura Medium"/>
+          <w:sz w:val="20"/>
+          <w:szCs w:val="20"/>
+          <w:lang w:val="en-US"/>
+        </w:rPr>
+        <w:t>measure of overfitting</w:t>
       </w:r>
       <w:r>
         <w:rPr>
@@ -621,20 +751,32 @@
       <w:tblPr>
         <w:tblStyle w:val="TableGrid"/>
         <w:tblW w:w="5000" w:type="pct"/>
+        <w:tblBorders>
+          <w:top w:val="none" w:sz="0" w:space="0" w:color="auto"/>
+          <w:left w:val="none" w:sz="0" w:space="0" w:color="auto"/>
+          <w:bottom w:val="none" w:sz="0" w:space="0" w:color="auto"/>
+          <w:right w:val="none" w:sz="0" w:space="0" w:color="auto"/>
+          <w:insideH w:val="none" w:sz="0" w:space="0" w:color="auto"/>
+          <w:insideV w:val="none" w:sz="0" w:space="0" w:color="auto"/>
+        </w:tblBorders>
         <w:tblLook w:val="04A0" w:firstRow="1" w:lastRow="0" w:firstColumn="1" w:lastColumn="0" w:noHBand="0" w:noVBand="1"/>
       </w:tblPr>
       <w:tblGrid>
-        <w:gridCol w:w="1314"/>
-        <w:gridCol w:w="1461"/>
-        <w:gridCol w:w="1461"/>
-        <w:gridCol w:w="1659"/>
-        <w:gridCol w:w="1659"/>
-        <w:gridCol w:w="1462"/>
+        <w:gridCol w:w="2067"/>
+        <w:gridCol w:w="1566"/>
+        <w:gridCol w:w="1464"/>
+        <w:gridCol w:w="1294"/>
+        <w:gridCol w:w="1206"/>
+        <w:gridCol w:w="1429"/>
       </w:tblGrid>
       <w:tr>
         <w:tc>
           <w:tcPr>
-            <w:tcW w:w="729" w:type="pct"/>
+            <w:tcW w:w="1059" w:type="pct"/>
+            <w:tcBorders>
+              <w:top w:val="single" w:sz="4" w:space="0" w:color="auto"/>
+              <w:bottom w:val="single" w:sz="4" w:space="0" w:color="auto"/>
+            </w:tcBorders>
           </w:tcPr>
           <w:p>
             <w:pPr>
@@ -647,6 +789,7 @@
                 <w:lang w:val="en-US"/>
               </w:rPr>
             </w:pPr>
+            <w:proofErr w:type="spellStart"/>
             <w:r>
               <w:rPr>
                 <w:rFonts w:ascii="Futura" w:hAnsi="Futura" w:cs="Futura"/>
@@ -656,13 +799,18 @@
                 <w:szCs w:val="20"/>
                 <w:lang w:val="en-US"/>
               </w:rPr>
-              <w:t>Model</w:t>
-            </w:r>
-          </w:p>
-        </w:tc>
-        <w:tc>
-          <w:tcPr>
-            <w:tcW w:w="810" w:type="pct"/>
+              <w:t>Parameterisation</w:t>
+            </w:r>
+            <w:proofErr w:type="spellEnd"/>
+          </w:p>
+        </w:tc>
+        <w:tc>
+          <w:tcPr>
+            <w:tcW w:w="885" w:type="pct"/>
+            <w:tcBorders>
+              <w:top w:val="single" w:sz="4" w:space="0" w:color="auto"/>
+              <w:bottom w:val="single" w:sz="4" w:space="0" w:color="auto"/>
+            </w:tcBorders>
           </w:tcPr>
           <w:p>
             <w:pPr>
@@ -716,7 +864,11 @@
         </w:tc>
         <w:tc>
           <w:tcPr>
-            <w:tcW w:w="810" w:type="pct"/>
+            <w:tcW w:w="828" w:type="pct"/>
+            <w:tcBorders>
+              <w:top w:val="single" w:sz="4" w:space="0" w:color="auto"/>
+              <w:bottom w:val="single" w:sz="4" w:space="0" w:color="auto"/>
+            </w:tcBorders>
           </w:tcPr>
           <w:p>
             <w:pPr>
@@ -744,7 +896,11 @@
         </w:tc>
         <w:tc>
           <w:tcPr>
-            <w:tcW w:w="920" w:type="pct"/>
+            <w:tcW w:w="734" w:type="pct"/>
+            <w:tcBorders>
+              <w:top w:val="single" w:sz="4" w:space="0" w:color="auto"/>
+              <w:bottom w:val="single" w:sz="4" w:space="0" w:color="auto"/>
+            </w:tcBorders>
           </w:tcPr>
           <w:p>
             <w:pPr>
@@ -772,7 +928,11 @@
         </w:tc>
         <w:tc>
           <w:tcPr>
-            <w:tcW w:w="920" w:type="pct"/>
+            <w:tcW w:w="685" w:type="pct"/>
+            <w:tcBorders>
+              <w:top w:val="single" w:sz="4" w:space="0" w:color="auto"/>
+              <w:bottom w:val="single" w:sz="4" w:space="0" w:color="auto"/>
+            </w:tcBorders>
           </w:tcPr>
           <w:p>
             <w:pPr>
@@ -811,7 +971,11 @@
         </w:tc>
         <w:tc>
           <w:tcPr>
-            <w:tcW w:w="811" w:type="pct"/>
+            <w:tcW w:w="809" w:type="pct"/>
+            <w:tcBorders>
+              <w:top w:val="single" w:sz="4" w:space="0" w:color="auto"/>
+              <w:bottom w:val="single" w:sz="4" w:space="0" w:color="auto"/>
+            </w:tcBorders>
           </w:tcPr>
           <w:p>
             <w:pPr>
@@ -862,6 +1026,9 @@
           <w:tcPr>
             <w:tcW w:w="5000" w:type="pct"/>
             <w:gridSpan w:val="6"/>
+            <w:tcBorders>
+              <w:top w:val="single" w:sz="4" w:space="0" w:color="auto"/>
+            </w:tcBorders>
           </w:tcPr>
           <w:p>
             <w:pPr>
@@ -907,136 +1074,140 @@
       <w:tr>
         <w:tc>
           <w:tcPr>
-            <w:tcW w:w="729" w:type="pct"/>
-          </w:tcPr>
-          <w:p>
-            <w:pPr>
-              <w:rPr>
-                <w:rFonts w:ascii="Futura" w:hAnsi="Futura" w:cs="Futura"/>
-                <w:sz w:val="20"/>
-                <w:szCs w:val="20"/>
-                <w:lang w:val="en-US"/>
-              </w:rPr>
-            </w:pPr>
-            <w:r>
-              <w:rPr>
-                <w:rFonts w:ascii="Futura" w:hAnsi="Futura" w:cs="Futura"/>
-                <w:sz w:val="20"/>
-                <w:szCs w:val="20"/>
-                <w:lang w:val="en-US"/>
-              </w:rPr>
-              <w:t>Full</w:t>
-            </w:r>
-          </w:p>
-        </w:tc>
-        <w:tc>
-          <w:tcPr>
-            <w:tcW w:w="810" w:type="pct"/>
-          </w:tcPr>
-          <w:p>
-            <w:pPr>
-              <w:rPr>
-                <w:rFonts w:ascii="Futura" w:hAnsi="Futura" w:cs="Futura"/>
-                <w:sz w:val="20"/>
-                <w:szCs w:val="20"/>
-                <w:lang w:val="en-US"/>
-              </w:rPr>
-            </w:pPr>
-            <w:r>
-              <w:rPr>
-                <w:rFonts w:ascii="Futura" w:hAnsi="Futura" w:cs="Futura"/>
-                <w:sz w:val="20"/>
-                <w:szCs w:val="20"/>
-                <w:lang w:val="en-US"/>
-              </w:rPr>
-              <w:t>100 ±100</w:t>
-            </w:r>
-          </w:p>
-        </w:tc>
-        <w:tc>
-          <w:tcPr>
-            <w:tcW w:w="810" w:type="pct"/>
-          </w:tcPr>
-          <w:p>
-            <w:pPr>
-              <w:rPr>
-                <w:rFonts w:ascii="Futura" w:hAnsi="Futura" w:cs="Futura"/>
-                <w:sz w:val="20"/>
-                <w:szCs w:val="20"/>
-                <w:lang w:val="en-US"/>
-              </w:rPr>
-            </w:pPr>
-            <w:r>
-              <w:rPr>
-                <w:rFonts w:ascii="Futura" w:hAnsi="Futura" w:cs="Futura"/>
-                <w:sz w:val="20"/>
-                <w:szCs w:val="20"/>
-                <w:lang w:val="en-US"/>
-              </w:rPr>
-              <w:t>100 ±100</w:t>
-            </w:r>
-          </w:p>
-        </w:tc>
-        <w:tc>
-          <w:tcPr>
-            <w:tcW w:w="920" w:type="pct"/>
-          </w:tcPr>
-          <w:p>
-            <w:pPr>
-              <w:rPr>
-                <w:rFonts w:ascii="Futura" w:hAnsi="Futura" w:cs="Futura"/>
-                <w:sz w:val="20"/>
-                <w:szCs w:val="20"/>
-                <w:lang w:val="en-US"/>
-              </w:rPr>
-            </w:pPr>
-          </w:p>
-        </w:tc>
-        <w:tc>
-          <w:tcPr>
-            <w:tcW w:w="920" w:type="pct"/>
-          </w:tcPr>
-          <w:p>
-            <w:pPr>
-              <w:rPr>
-                <w:rFonts w:ascii="Futura" w:hAnsi="Futura" w:cs="Futura"/>
-                <w:sz w:val="20"/>
-                <w:szCs w:val="20"/>
-                <w:lang w:val="en-US"/>
-              </w:rPr>
-            </w:pPr>
-            <w:r>
-              <w:rPr>
-                <w:rFonts w:ascii="Futura" w:hAnsi="Futura" w:cs="Futura"/>
-                <w:sz w:val="20"/>
-                <w:szCs w:val="20"/>
-                <w:lang w:val="en-US"/>
-              </w:rPr>
-              <w:t>100 ±100</w:t>
-            </w:r>
-          </w:p>
-        </w:tc>
-        <w:tc>
-          <w:tcPr>
-            <w:tcW w:w="811" w:type="pct"/>
-          </w:tcPr>
-          <w:p>
-            <w:pPr>
-              <w:rPr>
-                <w:rFonts w:ascii="Futura" w:hAnsi="Futura" w:cs="Futura"/>
-                <w:sz w:val="20"/>
-                <w:szCs w:val="20"/>
-                <w:lang w:val="en-US"/>
-              </w:rPr>
-            </w:pPr>
-            <w:r>
-              <w:rPr>
-                <w:rFonts w:ascii="Futura" w:hAnsi="Futura" w:cs="Futura"/>
-                <w:sz w:val="20"/>
-                <w:szCs w:val="20"/>
-                <w:lang w:val="en-US"/>
-              </w:rPr>
-              <w:t>100 ±100</w:t>
+            <w:tcW w:w="1059" w:type="pct"/>
+          </w:tcPr>
+          <w:p>
+            <w:pPr>
+              <w:rPr>
+                <w:rFonts w:ascii="Futura" w:hAnsi="Futura" w:cs="Futura"/>
+                <w:sz w:val="20"/>
+                <w:szCs w:val="20"/>
+                <w:lang w:val="en-US"/>
+              </w:rPr>
+            </w:pPr>
+            <w:r>
+              <w:rPr>
+                <w:rFonts w:ascii="Futura" w:hAnsi="Futura" w:cs="Futura"/>
+                <w:sz w:val="20"/>
+                <w:szCs w:val="20"/>
+                <w:lang w:val="en-US"/>
+              </w:rPr>
+              <w:t>Constant intercept</w:t>
+            </w:r>
+          </w:p>
+        </w:tc>
+        <w:tc>
+          <w:tcPr>
+            <w:tcW w:w="885" w:type="pct"/>
+          </w:tcPr>
+          <w:p>
+            <w:pPr>
+              <w:rPr>
+                <w:rFonts w:ascii="Futura Medium" w:hAnsi="Futura Medium" w:cs="Futura Medium" w:hint="cs"/>
+                <w:sz w:val="20"/>
+                <w:szCs w:val="20"/>
+                <w:lang w:val="en-US"/>
+              </w:rPr>
+            </w:pPr>
+            <w:r>
+              <w:rPr>
+                <w:rFonts w:ascii="Futura Medium" w:hAnsi="Futura Medium" w:cs="Futura Medium" w:hint="cs"/>
+                <w:sz w:val="20"/>
+                <w:szCs w:val="20"/>
+              </w:rPr>
+              <w:t>1 ± 0.00039</w:t>
+            </w:r>
+          </w:p>
+        </w:tc>
+        <w:tc>
+          <w:tcPr>
+            <w:tcW w:w="828" w:type="pct"/>
+          </w:tcPr>
+          <w:p>
+            <w:pPr>
+              <w:rPr>
+                <w:rFonts w:ascii="Futura Medium" w:hAnsi="Futura Medium" w:cs="Futura Medium" w:hint="cs"/>
+                <w:sz w:val="20"/>
+                <w:szCs w:val="20"/>
+                <w:lang w:val="en-US"/>
+              </w:rPr>
+            </w:pPr>
+            <w:r>
+              <w:rPr>
+                <w:rFonts w:ascii="Futura Medium" w:hAnsi="Futura Medium" w:cs="Futura Medium" w:hint="cs"/>
+                <w:sz w:val="20"/>
+                <w:szCs w:val="20"/>
+              </w:rPr>
+              <w:t>3481 ± 1682</w:t>
+            </w:r>
+          </w:p>
+        </w:tc>
+        <w:tc>
+          <w:tcPr>
+            <w:tcW w:w="734" w:type="pct"/>
+          </w:tcPr>
+          <w:p>
+            <w:pPr>
+              <w:rPr>
+                <w:rFonts w:ascii="Futura Medium" w:hAnsi="Futura Medium" w:cs="Futura Medium" w:hint="cs"/>
+                <w:sz w:val="20"/>
+                <w:szCs w:val="20"/>
+                <w:lang w:val="en-US"/>
+              </w:rPr>
+            </w:pPr>
+            <w:r>
+              <w:rPr>
+                <w:rFonts w:ascii="Futura Medium" w:hAnsi="Futura Medium" w:cs="Futura Medium" w:hint="cs"/>
+                <w:sz w:val="20"/>
+                <w:szCs w:val="20"/>
+              </w:rPr>
+              <w:t>50 ± 16</w:t>
+            </w:r>
+          </w:p>
+        </w:tc>
+        <w:tc>
+          <w:tcPr>
+            <w:tcW w:w="685" w:type="pct"/>
+          </w:tcPr>
+          <w:p>
+            <w:pPr>
+              <w:rPr>
+                <w:rFonts w:ascii="Futura Medium" w:hAnsi="Futura Medium" w:cs="Futura Medium" w:hint="cs"/>
+                <w:sz w:val="20"/>
+                <w:szCs w:val="20"/>
+                <w:lang w:val="en-US"/>
+              </w:rPr>
+            </w:pPr>
+            <w:r>
+              <w:rPr>
+                <w:rFonts w:ascii="Futura Medium" w:hAnsi="Futura Medium" w:cs="Futura Medium" w:hint="cs"/>
+                <w:sz w:val="20"/>
+                <w:szCs w:val="20"/>
+              </w:rPr>
+              <w:t>0 ± 0</w:t>
+            </w:r>
+          </w:p>
+        </w:tc>
+        <w:tc>
+          <w:tcPr>
+            <w:tcW w:w="809" w:type="pct"/>
+          </w:tcPr>
+          <w:p>
+            <w:pPr>
+              <w:rPr>
+                <w:rFonts w:ascii="Futura Medium" w:hAnsi="Futura Medium" w:cs="Futura Medium" w:hint="cs"/>
+                <w:sz w:val="20"/>
+                <w:szCs w:val="20"/>
+                <w:lang w:val="en-US"/>
+              </w:rPr>
+            </w:pPr>
+            <w:r>
+              <w:rPr>
+                <w:rFonts w:ascii="Futura Medium" w:hAnsi="Futura Medium" w:cs="Futura Medium" w:hint="cs"/>
+                <w:sz w:val="20"/>
+                <w:szCs w:val="20"/>
+              </w:rPr>
+              <w:t>5.1 ± 1.4</w:t>
             </w:r>
           </w:p>
         </w:tc>
@@ -1044,202 +1215,318 @@
       <w:tr>
         <w:tc>
           <w:tcPr>
-            <w:tcW w:w="729" w:type="pct"/>
-          </w:tcPr>
-          <w:p>
-            <w:pPr>
-              <w:rPr>
-                <w:rFonts w:ascii="Futura" w:hAnsi="Futura" w:cs="Futura"/>
-                <w:sz w:val="20"/>
-                <w:szCs w:val="20"/>
-                <w:lang w:val="en-US"/>
-              </w:rPr>
-            </w:pPr>
-            <w:r>
-              <w:rPr>
-                <w:rFonts w:ascii="Futura" w:hAnsi="Futura" w:cs="Futura"/>
-                <w:sz w:val="20"/>
-                <w:szCs w:val="20"/>
-                <w:lang w:val="en-US"/>
-              </w:rPr>
-              <w:t>Constant</w:t>
-            </w:r>
-          </w:p>
-        </w:tc>
-        <w:tc>
-          <w:tcPr>
-            <w:tcW w:w="810" w:type="pct"/>
-          </w:tcPr>
-          <w:p>
-            <w:pPr>
-              <w:rPr>
-                <w:rFonts w:ascii="Futura" w:hAnsi="Futura" w:cs="Futura"/>
-                <w:sz w:val="20"/>
-                <w:szCs w:val="20"/>
-                <w:lang w:val="en-US"/>
-              </w:rPr>
-            </w:pPr>
-          </w:p>
-        </w:tc>
-        <w:tc>
-          <w:tcPr>
-            <w:tcW w:w="810" w:type="pct"/>
-          </w:tcPr>
-          <w:p>
-            <w:pPr>
-              <w:rPr>
-                <w:rFonts w:ascii="Futura" w:hAnsi="Futura" w:cs="Futura"/>
-                <w:sz w:val="20"/>
-                <w:szCs w:val="20"/>
-                <w:lang w:val="en-US"/>
-              </w:rPr>
-            </w:pPr>
-          </w:p>
-        </w:tc>
-        <w:tc>
-          <w:tcPr>
-            <w:tcW w:w="920" w:type="pct"/>
-          </w:tcPr>
-          <w:p>
-            <w:pPr>
-              <w:rPr>
-                <w:rFonts w:ascii="Futura" w:hAnsi="Futura" w:cs="Futura"/>
-                <w:sz w:val="20"/>
-                <w:szCs w:val="20"/>
-                <w:lang w:val="en-US"/>
-              </w:rPr>
-            </w:pPr>
-          </w:p>
-        </w:tc>
-        <w:tc>
-          <w:tcPr>
-            <w:tcW w:w="920" w:type="pct"/>
-          </w:tcPr>
-          <w:p>
-            <w:pPr>
-              <w:rPr>
-                <w:rFonts w:ascii="Futura" w:hAnsi="Futura" w:cs="Futura"/>
-                <w:sz w:val="20"/>
-                <w:szCs w:val="20"/>
-                <w:lang w:val="en-US"/>
-              </w:rPr>
-            </w:pPr>
-          </w:p>
-        </w:tc>
-        <w:tc>
-          <w:tcPr>
-            <w:tcW w:w="811" w:type="pct"/>
-          </w:tcPr>
-          <w:p>
-            <w:pPr>
-              <w:rPr>
-                <w:rFonts w:ascii="Futura" w:hAnsi="Futura" w:cs="Futura"/>
-                <w:sz w:val="20"/>
-                <w:szCs w:val="20"/>
-                <w:lang w:val="en-US"/>
-              </w:rPr>
-            </w:pPr>
+            <w:tcW w:w="1059" w:type="pct"/>
+          </w:tcPr>
+          <w:p>
+            <w:pPr>
+              <w:rPr>
+                <w:rFonts w:ascii="Futura" w:hAnsi="Futura" w:cs="Futura"/>
+                <w:sz w:val="20"/>
+                <w:szCs w:val="20"/>
+                <w:lang w:val="en-US"/>
+              </w:rPr>
+            </w:pPr>
+            <w:r>
+              <w:rPr>
+                <w:rFonts w:ascii="Futura" w:hAnsi="Futura" w:cs="Futura"/>
+                <w:sz w:val="20"/>
+                <w:szCs w:val="20"/>
+                <w:lang w:val="en-US"/>
+              </w:rPr>
+              <w:t>Constant slope</w:t>
+            </w:r>
+          </w:p>
+        </w:tc>
+        <w:tc>
+          <w:tcPr>
+            <w:tcW w:w="885" w:type="pct"/>
+          </w:tcPr>
+          <w:p>
+            <w:pPr>
+              <w:rPr>
+                <w:rFonts w:ascii="Futura Medium" w:hAnsi="Futura Medium" w:cs="Futura Medium" w:hint="cs"/>
+                <w:sz w:val="20"/>
+                <w:szCs w:val="20"/>
+                <w:lang w:val="en-US"/>
+              </w:rPr>
+            </w:pPr>
+            <w:r>
+              <w:rPr>
+                <w:rFonts w:ascii="Futura Medium" w:hAnsi="Futura Medium" w:cs="Futura Medium" w:hint="cs"/>
+                <w:sz w:val="20"/>
+                <w:szCs w:val="20"/>
+              </w:rPr>
+              <w:t>1.01 ± 0.0026</w:t>
+            </w:r>
+          </w:p>
+        </w:tc>
+        <w:tc>
+          <w:tcPr>
+            <w:tcW w:w="828" w:type="pct"/>
+          </w:tcPr>
+          <w:p>
+            <w:pPr>
+              <w:rPr>
+                <w:rFonts w:ascii="Futura Medium" w:hAnsi="Futura Medium" w:cs="Futura Medium" w:hint="cs"/>
+                <w:sz w:val="20"/>
+                <w:szCs w:val="20"/>
+                <w:lang w:val="en-US"/>
+              </w:rPr>
+            </w:pPr>
+            <w:r>
+              <w:rPr>
+                <w:rFonts w:ascii="Futura Medium" w:hAnsi="Futura Medium" w:cs="Futura Medium" w:hint="cs"/>
+                <w:sz w:val="20"/>
+                <w:szCs w:val="20"/>
+              </w:rPr>
+              <w:t>756 ± 145</w:t>
+            </w:r>
+          </w:p>
+        </w:tc>
+        <w:tc>
+          <w:tcPr>
+            <w:tcW w:w="734" w:type="pct"/>
+          </w:tcPr>
+          <w:p>
+            <w:pPr>
+              <w:rPr>
+                <w:rFonts w:ascii="Futura Medium" w:hAnsi="Futura Medium" w:cs="Futura Medium" w:hint="cs"/>
+                <w:sz w:val="20"/>
+                <w:szCs w:val="20"/>
+                <w:lang w:val="en-US"/>
+              </w:rPr>
+            </w:pPr>
+            <w:r>
+              <w:rPr>
+                <w:rFonts w:ascii="Futura Medium" w:hAnsi="Futura Medium" w:cs="Futura Medium" w:hint="cs"/>
+                <w:sz w:val="20"/>
+                <w:szCs w:val="20"/>
+              </w:rPr>
+              <w:t>46 ± 16</w:t>
+            </w:r>
+          </w:p>
+        </w:tc>
+        <w:tc>
+          <w:tcPr>
+            <w:tcW w:w="685" w:type="pct"/>
+          </w:tcPr>
+          <w:p>
+            <w:pPr>
+              <w:rPr>
+                <w:rFonts w:ascii="Futura Medium" w:hAnsi="Futura Medium" w:cs="Futura Medium" w:hint="cs"/>
+                <w:sz w:val="20"/>
+                <w:szCs w:val="20"/>
+                <w:lang w:val="en-US"/>
+              </w:rPr>
+            </w:pPr>
+            <w:r>
+              <w:rPr>
+                <w:rFonts w:ascii="Futura Medium" w:hAnsi="Futura Medium" w:cs="Futura Medium"/>
+                <w:sz w:val="20"/>
+                <w:szCs w:val="20"/>
+                <w:lang w:val="en-US"/>
+              </w:rPr>
+              <w:t>−</w:t>
+            </w:r>
+            <w:r>
+              <w:rPr>
+                <w:rFonts w:ascii="Futura Medium" w:hAnsi="Futura Medium" w:cs="Futura Medium" w:hint="cs"/>
+                <w:sz w:val="20"/>
+                <w:szCs w:val="20"/>
+              </w:rPr>
+              <w:t>3.9 ± 1.3</w:t>
+            </w:r>
+          </w:p>
+        </w:tc>
+        <w:tc>
+          <w:tcPr>
+            <w:tcW w:w="809" w:type="pct"/>
+          </w:tcPr>
+          <w:p>
+            <w:pPr>
+              <w:rPr>
+                <w:rFonts w:ascii="Futura Medium" w:hAnsi="Futura Medium" w:cs="Futura Medium" w:hint="cs"/>
+                <w:sz w:val="20"/>
+                <w:szCs w:val="20"/>
+                <w:lang w:val="en-US"/>
+              </w:rPr>
+            </w:pPr>
+            <w:r>
+              <w:rPr>
+                <w:rFonts w:ascii="Futura Medium" w:hAnsi="Futura Medium" w:cs="Futura Medium" w:hint="cs"/>
+                <w:sz w:val="20"/>
+                <w:szCs w:val="20"/>
+              </w:rPr>
+              <w:t>8.1 ± 2</w:t>
+            </w:r>
           </w:p>
         </w:tc>
       </w:tr>
       <w:tr>
         <w:tc>
           <w:tcPr>
-            <w:tcW w:w="729" w:type="pct"/>
-          </w:tcPr>
-          <w:p>
-            <w:pPr>
-              <w:rPr>
-                <w:rFonts w:ascii="Futura" w:hAnsi="Futura" w:cs="Futura"/>
-                <w:sz w:val="20"/>
-                <w:szCs w:val="20"/>
-                <w:lang w:val="en-US"/>
-              </w:rPr>
-            </w:pPr>
-            <w:r>
-              <w:rPr>
-                <w:rFonts w:ascii="Futura" w:hAnsi="Futura" w:cs="Futura"/>
-                <w:sz w:val="20"/>
-                <w:szCs w:val="20"/>
-                <w:lang w:val="en-US"/>
-              </w:rPr>
-              <w:t>Relative</w:t>
-            </w:r>
-          </w:p>
-        </w:tc>
-        <w:tc>
-          <w:tcPr>
-            <w:tcW w:w="810" w:type="pct"/>
-          </w:tcPr>
-          <w:p>
-            <w:pPr>
-              <w:rPr>
-                <w:rFonts w:ascii="Futura" w:hAnsi="Futura" w:cs="Futura"/>
-                <w:sz w:val="20"/>
-                <w:szCs w:val="20"/>
-                <w:lang w:val="en-US"/>
-              </w:rPr>
-            </w:pPr>
-          </w:p>
-        </w:tc>
-        <w:tc>
-          <w:tcPr>
-            <w:tcW w:w="810" w:type="pct"/>
-          </w:tcPr>
-          <w:p>
-            <w:pPr>
-              <w:rPr>
-                <w:rFonts w:ascii="Futura" w:hAnsi="Futura" w:cs="Futura"/>
-                <w:sz w:val="20"/>
-                <w:szCs w:val="20"/>
-                <w:lang w:val="en-US"/>
-              </w:rPr>
-            </w:pPr>
-          </w:p>
-        </w:tc>
-        <w:tc>
-          <w:tcPr>
-            <w:tcW w:w="920" w:type="pct"/>
-          </w:tcPr>
-          <w:p>
-            <w:pPr>
-              <w:rPr>
-                <w:rFonts w:ascii="Futura" w:hAnsi="Futura" w:cs="Futura"/>
-                <w:sz w:val="20"/>
-                <w:szCs w:val="20"/>
-                <w:lang w:val="en-US"/>
-              </w:rPr>
-            </w:pPr>
-          </w:p>
-        </w:tc>
-        <w:tc>
-          <w:tcPr>
-            <w:tcW w:w="920" w:type="pct"/>
-          </w:tcPr>
-          <w:p>
-            <w:pPr>
-              <w:rPr>
-                <w:rFonts w:ascii="Futura" w:hAnsi="Futura" w:cs="Futura"/>
-                <w:sz w:val="20"/>
-                <w:szCs w:val="20"/>
-                <w:lang w:val="en-US"/>
-              </w:rPr>
-            </w:pPr>
-          </w:p>
-        </w:tc>
-        <w:tc>
-          <w:tcPr>
-            <w:tcW w:w="811" w:type="pct"/>
-          </w:tcPr>
-          <w:p>
-            <w:pPr>
-              <w:rPr>
-                <w:rFonts w:ascii="Futura" w:hAnsi="Futura" w:cs="Futura"/>
-                <w:sz w:val="20"/>
-                <w:szCs w:val="20"/>
-                <w:lang w:val="en-US"/>
-              </w:rPr>
-            </w:pPr>
+            <w:tcW w:w="1059" w:type="pct"/>
+            <w:tcBorders>
+              <w:bottom w:val="single" w:sz="4" w:space="0" w:color="auto"/>
+            </w:tcBorders>
+          </w:tcPr>
+          <w:p>
+            <w:pPr>
+              <w:rPr>
+                <w:rFonts w:ascii="Futura" w:hAnsi="Futura" w:cs="Futura"/>
+                <w:sz w:val="20"/>
+                <w:szCs w:val="20"/>
+                <w:lang w:val="en-US"/>
+              </w:rPr>
+            </w:pPr>
+            <w:r>
+              <w:rPr>
+                <w:rFonts w:ascii="Futura" w:hAnsi="Futura" w:cs="Futura"/>
+                <w:sz w:val="20"/>
+                <w:szCs w:val="20"/>
+                <w:lang w:val="en-US"/>
+              </w:rPr>
+              <w:t>No constants</w:t>
+            </w:r>
+          </w:p>
+        </w:tc>
+        <w:tc>
+          <w:tcPr>
+            <w:tcW w:w="885" w:type="pct"/>
+            <w:tcBorders>
+              <w:bottom w:val="single" w:sz="4" w:space="0" w:color="auto"/>
+            </w:tcBorders>
+          </w:tcPr>
+          <w:p>
+            <w:pPr>
+              <w:rPr>
+                <w:rFonts w:ascii="Futura Medium" w:hAnsi="Futura Medium" w:cs="Futura Medium" w:hint="cs"/>
+                <w:sz w:val="20"/>
+                <w:szCs w:val="20"/>
+                <w:lang w:val="en-US"/>
+              </w:rPr>
+            </w:pPr>
+            <w:r>
+              <w:rPr>
+                <w:rFonts w:ascii="Futura Medium" w:hAnsi="Futura Medium" w:cs="Futura Medium" w:hint="cs"/>
+                <w:sz w:val="20"/>
+                <w:szCs w:val="20"/>
+              </w:rPr>
+              <w:t>1.01 ± 0.002</w:t>
+            </w:r>
+          </w:p>
+        </w:tc>
+        <w:tc>
+          <w:tcPr>
+            <w:tcW w:w="828" w:type="pct"/>
+            <w:tcBorders>
+              <w:bottom w:val="single" w:sz="4" w:space="0" w:color="auto"/>
+            </w:tcBorders>
+          </w:tcPr>
+          <w:p>
+            <w:pPr>
+              <w:rPr>
+                <w:rFonts w:ascii="Futura Medium" w:hAnsi="Futura Medium" w:cs="Futura Medium" w:hint="cs"/>
+                <w:sz w:val="20"/>
+                <w:szCs w:val="20"/>
+                <w:lang w:val="en-US"/>
+              </w:rPr>
+            </w:pPr>
+            <w:r>
+              <w:rPr>
+                <w:rFonts w:ascii="Futura Medium" w:hAnsi="Futura Medium" w:cs="Futura Medium" w:hint="cs"/>
+                <w:sz w:val="20"/>
+                <w:szCs w:val="20"/>
+              </w:rPr>
+              <w:t>1309 ± 404</w:t>
+            </w:r>
+          </w:p>
+        </w:tc>
+        <w:tc>
+          <w:tcPr>
+            <w:tcW w:w="734" w:type="pct"/>
+            <w:tcBorders>
+              <w:bottom w:val="single" w:sz="4" w:space="0" w:color="auto"/>
+            </w:tcBorders>
+          </w:tcPr>
+          <w:p>
+            <w:pPr>
+              <w:rPr>
+                <w:rFonts w:ascii="Futura Medium" w:hAnsi="Futura Medium" w:cs="Futura Medium" w:hint="cs"/>
+                <w:sz w:val="20"/>
+                <w:szCs w:val="20"/>
+                <w:lang w:val="en-US"/>
+              </w:rPr>
+            </w:pPr>
+            <w:r>
+              <w:rPr>
+                <w:rFonts w:ascii="Futura Medium" w:hAnsi="Futura Medium" w:cs="Futura Medium" w:hint="cs"/>
+                <w:sz w:val="20"/>
+                <w:szCs w:val="20"/>
+              </w:rPr>
+              <w:t>47 ± 16</w:t>
+            </w:r>
+          </w:p>
+        </w:tc>
+        <w:tc>
+          <w:tcPr>
+            <w:tcW w:w="685" w:type="pct"/>
+            <w:tcBorders>
+              <w:bottom w:val="single" w:sz="4" w:space="0" w:color="auto"/>
+            </w:tcBorders>
+          </w:tcPr>
+          <w:p>
+            <w:pPr>
+              <w:rPr>
+                <w:rFonts w:ascii="Futura Medium" w:hAnsi="Futura Medium" w:cs="Futura Medium" w:hint="cs"/>
+                <w:sz w:val="20"/>
+                <w:szCs w:val="20"/>
+                <w:lang w:val="en-US"/>
+              </w:rPr>
+            </w:pPr>
+            <w:r>
+              <w:rPr>
+                <w:rFonts w:ascii="Futura Medium" w:hAnsi="Futura Medium" w:cs="Futura Medium"/>
+                <w:sz w:val="20"/>
+                <w:szCs w:val="20"/>
+                <w:lang w:val="en-US"/>
+              </w:rPr>
+              <w:t>−</w:t>
+            </w:r>
+            <w:r>
+              <w:rPr>
+                <w:rFonts w:ascii="Futura Medium" w:hAnsi="Futura Medium" w:cs="Futura Medium" w:hint="cs"/>
+                <w:sz w:val="20"/>
+                <w:szCs w:val="20"/>
+              </w:rPr>
+              <w:t>3 ± 0.97</w:t>
+            </w:r>
+          </w:p>
+        </w:tc>
+        <w:tc>
+          <w:tcPr>
+            <w:tcW w:w="809" w:type="pct"/>
+            <w:tcBorders>
+              <w:bottom w:val="single" w:sz="4" w:space="0" w:color="auto"/>
+            </w:tcBorders>
+          </w:tcPr>
+          <w:p>
+            <w:pPr>
+              <w:rPr>
+                <w:rFonts w:ascii="Futura Medium" w:hAnsi="Futura Medium" w:cs="Futura Medium" w:hint="cs"/>
+                <w:sz w:val="20"/>
+                <w:szCs w:val="20"/>
+                <w:lang w:val="en-US"/>
+              </w:rPr>
+            </w:pPr>
+            <w:r>
+              <w:rPr>
+                <w:rFonts w:ascii="Futura Medium" w:hAnsi="Futura Medium" w:cs="Futura Medium" w:hint="cs"/>
+                <w:sz w:val="20"/>
+                <w:szCs w:val="20"/>
+              </w:rPr>
+              <w:t>7.2 ± 1.7</w:t>
+            </w:r>
           </w:p>
         </w:tc>
       </w:tr>
@@ -1248,6 +1535,9 @@
           <w:tcPr>
             <w:tcW w:w="5000" w:type="pct"/>
             <w:gridSpan w:val="6"/>
+            <w:tcBorders>
+              <w:top w:val="single" w:sz="4" w:space="0" w:color="auto"/>
+            </w:tcBorders>
           </w:tcPr>
           <w:p>
             <w:pPr>
@@ -1293,303 +1583,459 @@
       <w:tr>
         <w:tc>
           <w:tcPr>
-            <w:tcW w:w="729" w:type="pct"/>
-          </w:tcPr>
-          <w:p>
-            <w:pPr>
-              <w:rPr>
-                <w:rFonts w:ascii="Futura" w:hAnsi="Futura" w:cs="Futura"/>
-                <w:sz w:val="20"/>
-                <w:szCs w:val="20"/>
-                <w:lang w:val="en-US"/>
-              </w:rPr>
-            </w:pPr>
-            <w:r>
-              <w:rPr>
-                <w:rFonts w:ascii="Futura" w:hAnsi="Futura" w:cs="Futura"/>
-                <w:sz w:val="20"/>
-                <w:szCs w:val="20"/>
-                <w:lang w:val="en-US"/>
-              </w:rPr>
-              <w:t>Full</w:t>
-            </w:r>
-          </w:p>
-        </w:tc>
-        <w:tc>
-          <w:tcPr>
-            <w:tcW w:w="810" w:type="pct"/>
-          </w:tcPr>
-          <w:p>
-            <w:pPr>
-              <w:rPr>
-                <w:rFonts w:ascii="Futura" w:hAnsi="Futura" w:cs="Futura"/>
-                <w:sz w:val="20"/>
-                <w:szCs w:val="20"/>
-                <w:lang w:val="en-US"/>
-              </w:rPr>
-            </w:pPr>
-          </w:p>
-        </w:tc>
-        <w:tc>
-          <w:tcPr>
-            <w:tcW w:w="810" w:type="pct"/>
-          </w:tcPr>
-          <w:p>
-            <w:pPr>
-              <w:rPr>
-                <w:rFonts w:ascii="Futura" w:hAnsi="Futura" w:cs="Futura"/>
-                <w:sz w:val="20"/>
-                <w:szCs w:val="20"/>
-                <w:lang w:val="en-US"/>
-              </w:rPr>
-            </w:pPr>
-          </w:p>
-        </w:tc>
-        <w:tc>
-          <w:tcPr>
-            <w:tcW w:w="920" w:type="pct"/>
-          </w:tcPr>
-          <w:p>
-            <w:pPr>
-              <w:rPr>
-                <w:rFonts w:ascii="Futura" w:hAnsi="Futura" w:cs="Futura"/>
-                <w:sz w:val="20"/>
-                <w:szCs w:val="20"/>
-                <w:lang w:val="en-US"/>
-              </w:rPr>
-            </w:pPr>
-          </w:p>
-        </w:tc>
-        <w:tc>
-          <w:tcPr>
-            <w:tcW w:w="920" w:type="pct"/>
-          </w:tcPr>
-          <w:p>
-            <w:pPr>
-              <w:rPr>
-                <w:rFonts w:ascii="Futura" w:hAnsi="Futura" w:cs="Futura"/>
-                <w:sz w:val="20"/>
-                <w:szCs w:val="20"/>
-                <w:lang w:val="en-US"/>
-              </w:rPr>
-            </w:pPr>
-          </w:p>
-        </w:tc>
-        <w:tc>
-          <w:tcPr>
-            <w:tcW w:w="811" w:type="pct"/>
-          </w:tcPr>
-          <w:p>
-            <w:pPr>
-              <w:rPr>
-                <w:rFonts w:ascii="Futura" w:hAnsi="Futura" w:cs="Futura"/>
-                <w:sz w:val="20"/>
-                <w:szCs w:val="20"/>
-                <w:lang w:val="en-US"/>
-              </w:rPr>
-            </w:pPr>
+            <w:tcW w:w="1059" w:type="pct"/>
+          </w:tcPr>
+          <w:p>
+            <w:pPr>
+              <w:rPr>
+                <w:rFonts w:ascii="Futura" w:hAnsi="Futura" w:cs="Futura"/>
+                <w:sz w:val="20"/>
+                <w:szCs w:val="20"/>
+                <w:lang w:val="en-US"/>
+              </w:rPr>
+            </w:pPr>
+            <w:r>
+              <w:rPr>
+                <w:rFonts w:ascii="Futura" w:hAnsi="Futura" w:cs="Futura"/>
+                <w:sz w:val="20"/>
+                <w:szCs w:val="20"/>
+                <w:lang w:val="en-US"/>
+              </w:rPr>
+              <w:t>Constant intercept</w:t>
+            </w:r>
+          </w:p>
+        </w:tc>
+        <w:tc>
+          <w:tcPr>
+            <w:tcW w:w="885" w:type="pct"/>
+          </w:tcPr>
+          <w:p>
+            <w:pPr>
+              <w:rPr>
+                <w:rFonts w:ascii="Futura Medium" w:hAnsi="Futura Medium" w:cs="Futura Medium" w:hint="cs"/>
+                <w:sz w:val="20"/>
+                <w:szCs w:val="20"/>
+                <w:lang w:val="en-US"/>
+              </w:rPr>
+            </w:pPr>
+            <w:r>
+              <w:rPr>
+                <w:rFonts w:ascii="Futura Medium" w:hAnsi="Futura Medium" w:cs="Futura Medium" w:hint="cs"/>
+                <w:sz w:val="20"/>
+                <w:szCs w:val="20"/>
+              </w:rPr>
+              <w:t>1 ± 0.0049</w:t>
+            </w:r>
+          </w:p>
+        </w:tc>
+        <w:tc>
+          <w:tcPr>
+            <w:tcW w:w="828" w:type="pct"/>
+          </w:tcPr>
+          <w:p>
+            <w:pPr>
+              <w:rPr>
+                <w:rFonts w:ascii="Futura Medium" w:hAnsi="Futura Medium" w:cs="Futura Medium" w:hint="cs"/>
+                <w:sz w:val="20"/>
+                <w:szCs w:val="20"/>
+                <w:lang w:val="en-US"/>
+              </w:rPr>
+            </w:pPr>
+            <w:r>
+              <w:rPr>
+                <w:rFonts w:ascii="Futura Medium" w:hAnsi="Futura Medium" w:cs="Futura Medium" w:hint="cs"/>
+                <w:sz w:val="20"/>
+                <w:szCs w:val="20"/>
+              </w:rPr>
+              <w:t>6994 ± 2879</w:t>
+            </w:r>
+          </w:p>
+        </w:tc>
+        <w:tc>
+          <w:tcPr>
+            <w:tcW w:w="734" w:type="pct"/>
+          </w:tcPr>
+          <w:p>
+            <w:pPr>
+              <w:rPr>
+                <w:rFonts w:ascii="Futura Medium" w:hAnsi="Futura Medium" w:cs="Futura Medium" w:hint="cs"/>
+                <w:sz w:val="20"/>
+                <w:szCs w:val="20"/>
+                <w:lang w:val="en-US"/>
+              </w:rPr>
+            </w:pPr>
+            <w:r>
+              <w:rPr>
+                <w:rFonts w:ascii="Futura Medium" w:hAnsi="Futura Medium" w:cs="Futura Medium" w:hint="cs"/>
+                <w:sz w:val="20"/>
+                <w:szCs w:val="20"/>
+              </w:rPr>
+              <w:t>1132 ± 102</w:t>
+            </w:r>
+          </w:p>
+        </w:tc>
+        <w:tc>
+          <w:tcPr>
+            <w:tcW w:w="685" w:type="pct"/>
+          </w:tcPr>
+          <w:p>
+            <w:pPr>
+              <w:rPr>
+                <w:rFonts w:ascii="Futura Medium" w:hAnsi="Futura Medium" w:cs="Futura Medium" w:hint="cs"/>
+                <w:sz w:val="20"/>
+                <w:szCs w:val="20"/>
+                <w:lang w:val="en-US"/>
+              </w:rPr>
+            </w:pPr>
+            <w:r>
+              <w:rPr>
+                <w:rFonts w:ascii="Futura Medium" w:hAnsi="Futura Medium" w:cs="Futura Medium"/>
+                <w:sz w:val="20"/>
+                <w:szCs w:val="20"/>
+                <w:lang w:val="en-US"/>
+              </w:rPr>
+              <w:t>−</w:t>
+            </w:r>
+            <w:r>
+              <w:rPr>
+                <w:rFonts w:ascii="Futura Medium" w:hAnsi="Futura Medium" w:cs="Futura Medium" w:hint="cs"/>
+                <w:sz w:val="20"/>
+                <w:szCs w:val="20"/>
+              </w:rPr>
+              <w:t>280 ± 74</w:t>
+            </w:r>
+          </w:p>
+        </w:tc>
+        <w:tc>
+          <w:tcPr>
+            <w:tcW w:w="809" w:type="pct"/>
+          </w:tcPr>
+          <w:p>
+            <w:pPr>
+              <w:rPr>
+                <w:rFonts w:ascii="Futura Medium" w:hAnsi="Futura Medium" w:cs="Futura Medium" w:hint="cs"/>
+                <w:sz w:val="20"/>
+                <w:szCs w:val="20"/>
+                <w:lang w:val="en-US"/>
+              </w:rPr>
+            </w:pPr>
+            <w:r>
+              <w:rPr>
+                <w:rFonts w:ascii="Futura Medium" w:hAnsi="Futura Medium" w:cs="Futura Medium" w:hint="cs"/>
+                <w:sz w:val="20"/>
+                <w:szCs w:val="20"/>
+              </w:rPr>
+              <w:t>110 ± 28</w:t>
+            </w:r>
           </w:p>
         </w:tc>
       </w:tr>
       <w:tr>
         <w:tc>
           <w:tcPr>
-            <w:tcW w:w="729" w:type="pct"/>
-          </w:tcPr>
-          <w:p>
-            <w:pPr>
-              <w:rPr>
-                <w:rFonts w:ascii="Futura" w:hAnsi="Futura" w:cs="Futura"/>
-                <w:sz w:val="20"/>
-                <w:szCs w:val="20"/>
-                <w:lang w:val="en-US"/>
-              </w:rPr>
-            </w:pPr>
-            <w:r>
-              <w:rPr>
-                <w:rFonts w:ascii="Futura" w:hAnsi="Futura" w:cs="Futura"/>
-                <w:sz w:val="20"/>
-                <w:szCs w:val="20"/>
-                <w:lang w:val="en-US"/>
-              </w:rPr>
-              <w:t>Constant</w:t>
-            </w:r>
-          </w:p>
-        </w:tc>
-        <w:tc>
-          <w:tcPr>
-            <w:tcW w:w="810" w:type="pct"/>
-          </w:tcPr>
-          <w:p>
-            <w:pPr>
-              <w:rPr>
-                <w:rFonts w:ascii="Futura" w:hAnsi="Futura" w:cs="Futura"/>
-                <w:sz w:val="20"/>
-                <w:szCs w:val="20"/>
-                <w:lang w:val="en-US"/>
-              </w:rPr>
-            </w:pPr>
-          </w:p>
-        </w:tc>
-        <w:tc>
-          <w:tcPr>
-            <w:tcW w:w="810" w:type="pct"/>
-          </w:tcPr>
-          <w:p>
-            <w:pPr>
-              <w:rPr>
-                <w:rFonts w:ascii="Futura" w:hAnsi="Futura" w:cs="Futura"/>
-                <w:sz w:val="20"/>
-                <w:szCs w:val="20"/>
-                <w:lang w:val="en-US"/>
-              </w:rPr>
-            </w:pPr>
-          </w:p>
-        </w:tc>
-        <w:tc>
-          <w:tcPr>
-            <w:tcW w:w="920" w:type="pct"/>
-          </w:tcPr>
-          <w:p>
-            <w:pPr>
-              <w:rPr>
-                <w:rFonts w:ascii="Futura" w:hAnsi="Futura" w:cs="Futura"/>
-                <w:sz w:val="20"/>
-                <w:szCs w:val="20"/>
-                <w:lang w:val="en-US"/>
-              </w:rPr>
-            </w:pPr>
-          </w:p>
-        </w:tc>
-        <w:tc>
-          <w:tcPr>
-            <w:tcW w:w="920" w:type="pct"/>
-          </w:tcPr>
-          <w:p>
-            <w:pPr>
-              <w:rPr>
-                <w:rFonts w:ascii="Futura" w:hAnsi="Futura" w:cs="Futura"/>
-                <w:sz w:val="20"/>
-                <w:szCs w:val="20"/>
-                <w:lang w:val="en-US"/>
-              </w:rPr>
-            </w:pPr>
-          </w:p>
-        </w:tc>
-        <w:tc>
-          <w:tcPr>
-            <w:tcW w:w="811" w:type="pct"/>
-          </w:tcPr>
-          <w:p>
-            <w:pPr>
-              <w:rPr>
-                <w:rFonts w:ascii="Futura" w:hAnsi="Futura" w:cs="Futura"/>
-                <w:sz w:val="20"/>
-                <w:szCs w:val="20"/>
-                <w:lang w:val="en-US"/>
-              </w:rPr>
-            </w:pPr>
+            <w:tcW w:w="1059" w:type="pct"/>
+          </w:tcPr>
+          <w:p>
+            <w:pPr>
+              <w:rPr>
+                <w:rFonts w:ascii="Futura" w:hAnsi="Futura" w:cs="Futura"/>
+                <w:sz w:val="20"/>
+                <w:szCs w:val="20"/>
+                <w:lang w:val="en-US"/>
+              </w:rPr>
+            </w:pPr>
+            <w:r>
+              <w:rPr>
+                <w:rFonts w:ascii="Futura" w:hAnsi="Futura" w:cs="Futura"/>
+                <w:sz w:val="20"/>
+                <w:szCs w:val="20"/>
+                <w:lang w:val="en-US"/>
+              </w:rPr>
+              <w:t>Constant slope</w:t>
+            </w:r>
+          </w:p>
+        </w:tc>
+        <w:tc>
+          <w:tcPr>
+            <w:tcW w:w="885" w:type="pct"/>
+          </w:tcPr>
+          <w:p>
+            <w:pPr>
+              <w:rPr>
+                <w:rFonts w:ascii="Futura Medium" w:hAnsi="Futura Medium" w:cs="Futura Medium" w:hint="cs"/>
+                <w:sz w:val="20"/>
+                <w:szCs w:val="20"/>
+                <w:lang w:val="en-US"/>
+              </w:rPr>
+            </w:pPr>
+            <w:r>
+              <w:rPr>
+                <w:rFonts w:ascii="Futura Medium" w:hAnsi="Futura Medium" w:cs="Futura Medium" w:hint="cs"/>
+                <w:sz w:val="20"/>
+                <w:szCs w:val="20"/>
+              </w:rPr>
+              <w:t>1 ± 0.0085</w:t>
+            </w:r>
+          </w:p>
+        </w:tc>
+        <w:tc>
+          <w:tcPr>
+            <w:tcW w:w="828" w:type="pct"/>
+          </w:tcPr>
+          <w:p>
+            <w:pPr>
+              <w:rPr>
+                <w:rFonts w:ascii="Futura Medium" w:hAnsi="Futura Medium" w:cs="Futura Medium" w:hint="cs"/>
+                <w:sz w:val="20"/>
+                <w:szCs w:val="20"/>
+                <w:lang w:val="en-US"/>
+              </w:rPr>
+            </w:pPr>
+            <w:r>
+              <w:rPr>
+                <w:rFonts w:ascii="Futura Medium" w:hAnsi="Futura Medium" w:cs="Futura Medium" w:hint="cs"/>
+                <w:sz w:val="20"/>
+                <w:szCs w:val="20"/>
+              </w:rPr>
+              <w:t>6680 ± 3046</w:t>
+            </w:r>
+          </w:p>
+        </w:tc>
+        <w:tc>
+          <w:tcPr>
+            <w:tcW w:w="734" w:type="pct"/>
+          </w:tcPr>
+          <w:p>
+            <w:pPr>
+              <w:rPr>
+                <w:rFonts w:ascii="Futura Medium" w:hAnsi="Futura Medium" w:cs="Futura Medium" w:hint="cs"/>
+                <w:sz w:val="20"/>
+                <w:szCs w:val="20"/>
+                <w:lang w:val="en-US"/>
+              </w:rPr>
+            </w:pPr>
+            <w:r>
+              <w:rPr>
+                <w:rFonts w:ascii="Futura Medium" w:hAnsi="Futura Medium" w:cs="Futura Medium" w:hint="cs"/>
+                <w:sz w:val="20"/>
+                <w:szCs w:val="20"/>
+              </w:rPr>
+              <w:t>1402 ± 101</w:t>
+            </w:r>
+          </w:p>
+        </w:tc>
+        <w:tc>
+          <w:tcPr>
+            <w:tcW w:w="685" w:type="pct"/>
+          </w:tcPr>
+          <w:p>
+            <w:pPr>
+              <w:rPr>
+                <w:rFonts w:ascii="Futura Medium" w:hAnsi="Futura Medium" w:cs="Futura Medium" w:hint="cs"/>
+                <w:sz w:val="20"/>
+                <w:szCs w:val="20"/>
+                <w:lang w:val="en-US"/>
+              </w:rPr>
+            </w:pPr>
+            <w:r>
+              <w:rPr>
+                <w:rFonts w:ascii="Futura Medium" w:hAnsi="Futura Medium" w:cs="Futura Medium"/>
+                <w:sz w:val="20"/>
+                <w:szCs w:val="20"/>
+                <w:lang w:val="en-US"/>
+              </w:rPr>
+              <w:t>−</w:t>
+            </w:r>
+            <w:r>
+              <w:rPr>
+                <w:rFonts w:ascii="Futura Medium" w:hAnsi="Futura Medium" w:cs="Futura Medium" w:hint="cs"/>
+                <w:sz w:val="20"/>
+                <w:szCs w:val="20"/>
+              </w:rPr>
+              <w:t>14 ± 9.7</w:t>
+            </w:r>
+          </w:p>
+        </w:tc>
+        <w:tc>
+          <w:tcPr>
+            <w:tcW w:w="809" w:type="pct"/>
+          </w:tcPr>
+          <w:p>
+            <w:pPr>
+              <w:rPr>
+                <w:rFonts w:ascii="Futura Medium" w:hAnsi="Futura Medium" w:cs="Futura Medium" w:hint="cs"/>
+                <w:sz w:val="20"/>
+                <w:szCs w:val="20"/>
+                <w:lang w:val="en-US"/>
+              </w:rPr>
+            </w:pPr>
+            <w:r>
+              <w:rPr>
+                <w:rFonts w:ascii="Futura Medium" w:hAnsi="Futura Medium" w:cs="Futura Medium" w:hint="cs"/>
+                <w:sz w:val="20"/>
+                <w:szCs w:val="20"/>
+              </w:rPr>
+              <w:t>127 ± 27</w:t>
+            </w:r>
           </w:p>
         </w:tc>
       </w:tr>
       <w:tr>
         <w:tc>
           <w:tcPr>
-            <w:tcW w:w="729" w:type="pct"/>
-          </w:tcPr>
-          <w:p>
-            <w:pPr>
-              <w:rPr>
-                <w:rFonts w:ascii="Futura" w:hAnsi="Futura" w:cs="Futura"/>
-                <w:sz w:val="20"/>
-                <w:szCs w:val="20"/>
-                <w:lang w:val="en-US"/>
-              </w:rPr>
-            </w:pPr>
-            <w:r>
-              <w:rPr>
-                <w:rFonts w:ascii="Futura" w:hAnsi="Futura" w:cs="Futura"/>
-                <w:sz w:val="20"/>
-                <w:szCs w:val="20"/>
-                <w:lang w:val="en-US"/>
-              </w:rPr>
-              <w:t>Relative</w:t>
-            </w:r>
-          </w:p>
-        </w:tc>
-        <w:tc>
-          <w:tcPr>
-            <w:tcW w:w="810" w:type="pct"/>
-          </w:tcPr>
-          <w:p>
-            <w:pPr>
-              <w:rPr>
-                <w:rFonts w:ascii="Futura" w:hAnsi="Futura" w:cs="Futura"/>
-                <w:sz w:val="20"/>
-                <w:szCs w:val="20"/>
-                <w:lang w:val="en-US"/>
-              </w:rPr>
-            </w:pPr>
-          </w:p>
-        </w:tc>
-        <w:tc>
-          <w:tcPr>
-            <w:tcW w:w="810" w:type="pct"/>
-          </w:tcPr>
-          <w:p>
-            <w:pPr>
-              <w:rPr>
-                <w:rFonts w:ascii="Futura" w:hAnsi="Futura" w:cs="Futura"/>
-                <w:sz w:val="20"/>
-                <w:szCs w:val="20"/>
-                <w:lang w:val="en-US"/>
-              </w:rPr>
-            </w:pPr>
-          </w:p>
-        </w:tc>
-        <w:tc>
-          <w:tcPr>
-            <w:tcW w:w="920" w:type="pct"/>
-          </w:tcPr>
-          <w:p>
-            <w:pPr>
-              <w:rPr>
-                <w:rFonts w:ascii="Futura" w:hAnsi="Futura" w:cs="Futura"/>
-                <w:sz w:val="20"/>
-                <w:szCs w:val="20"/>
-                <w:lang w:val="en-US"/>
-              </w:rPr>
-            </w:pPr>
-          </w:p>
-        </w:tc>
-        <w:tc>
-          <w:tcPr>
-            <w:tcW w:w="920" w:type="pct"/>
-          </w:tcPr>
-          <w:p>
-            <w:pPr>
-              <w:rPr>
-                <w:rFonts w:ascii="Futura" w:hAnsi="Futura" w:cs="Futura"/>
-                <w:sz w:val="20"/>
-                <w:szCs w:val="20"/>
-                <w:lang w:val="en-US"/>
-              </w:rPr>
-            </w:pPr>
-          </w:p>
-        </w:tc>
-        <w:tc>
-          <w:tcPr>
-            <w:tcW w:w="811" w:type="pct"/>
-          </w:tcPr>
-          <w:p>
-            <w:pPr>
-              <w:rPr>
-                <w:rFonts w:ascii="Futura" w:hAnsi="Futura" w:cs="Futura"/>
-                <w:sz w:val="20"/>
-                <w:szCs w:val="20"/>
-                <w:lang w:val="en-US"/>
-              </w:rPr>
-            </w:pPr>
+            <w:tcW w:w="1059" w:type="pct"/>
+            <w:tcBorders>
+              <w:bottom w:val="single" w:sz="4" w:space="0" w:color="auto"/>
+            </w:tcBorders>
+          </w:tcPr>
+          <w:p>
+            <w:pPr>
+              <w:rPr>
+                <w:rFonts w:ascii="Futura" w:hAnsi="Futura" w:cs="Futura"/>
+                <w:sz w:val="20"/>
+                <w:szCs w:val="20"/>
+                <w:lang w:val="en-US"/>
+              </w:rPr>
+            </w:pPr>
+            <w:r>
+              <w:rPr>
+                <w:rFonts w:ascii="Futura" w:hAnsi="Futura" w:cs="Futura"/>
+                <w:sz w:val="20"/>
+                <w:szCs w:val="20"/>
+                <w:lang w:val="en-US"/>
+              </w:rPr>
+              <w:t>No constants</w:t>
+            </w:r>
+          </w:p>
+        </w:tc>
+        <w:tc>
+          <w:tcPr>
+            <w:tcW w:w="885" w:type="pct"/>
+            <w:tcBorders>
+              <w:bottom w:val="single" w:sz="4" w:space="0" w:color="auto"/>
+            </w:tcBorders>
+          </w:tcPr>
+          <w:p>
+            <w:pPr>
+              <w:rPr>
+                <w:rFonts w:ascii="Futura Medium" w:hAnsi="Futura Medium" w:cs="Futura Medium" w:hint="cs"/>
+                <w:sz w:val="20"/>
+                <w:szCs w:val="20"/>
+                <w:lang w:val="en-US"/>
+              </w:rPr>
+            </w:pPr>
+            <w:r>
+              <w:rPr>
+                <w:rFonts w:ascii="Futura Medium" w:hAnsi="Futura Medium" w:cs="Futura Medium" w:hint="cs"/>
+                <w:sz w:val="20"/>
+                <w:szCs w:val="20"/>
+              </w:rPr>
+              <w:t>1.02 ± 0.096</w:t>
+            </w:r>
+          </w:p>
+        </w:tc>
+        <w:tc>
+          <w:tcPr>
+            <w:tcW w:w="828" w:type="pct"/>
+            <w:tcBorders>
+              <w:bottom w:val="single" w:sz="4" w:space="0" w:color="auto"/>
+            </w:tcBorders>
+          </w:tcPr>
+          <w:p>
+            <w:pPr>
+              <w:rPr>
+                <w:rFonts w:ascii="Futura Medium" w:hAnsi="Futura Medium" w:cs="Futura Medium" w:hint="cs"/>
+                <w:sz w:val="20"/>
+                <w:szCs w:val="20"/>
+                <w:lang w:val="en-US"/>
+              </w:rPr>
+            </w:pPr>
+            <w:r>
+              <w:rPr>
+                <w:rFonts w:ascii="Futura Medium" w:hAnsi="Futura Medium" w:cs="Futura Medium" w:hint="cs"/>
+                <w:sz w:val="20"/>
+                <w:szCs w:val="20"/>
+              </w:rPr>
+              <w:t>7887 ± 3932</w:t>
+            </w:r>
+          </w:p>
+        </w:tc>
+        <w:tc>
+          <w:tcPr>
+            <w:tcW w:w="734" w:type="pct"/>
+            <w:tcBorders>
+              <w:bottom w:val="single" w:sz="4" w:space="0" w:color="auto"/>
+            </w:tcBorders>
+          </w:tcPr>
+          <w:p>
+            <w:pPr>
+              <w:rPr>
+                <w:rFonts w:ascii="Futura Medium" w:hAnsi="Futura Medium" w:cs="Futura Medium" w:hint="cs"/>
+                <w:sz w:val="20"/>
+                <w:szCs w:val="20"/>
+                <w:lang w:val="en-US"/>
+              </w:rPr>
+            </w:pPr>
+            <w:r>
+              <w:rPr>
+                <w:rFonts w:ascii="Futura Medium" w:hAnsi="Futura Medium" w:cs="Futura Medium" w:hint="cs"/>
+                <w:sz w:val="20"/>
+                <w:szCs w:val="20"/>
+              </w:rPr>
+              <w:t>1416 ± 102</w:t>
+            </w:r>
+          </w:p>
+        </w:tc>
+        <w:tc>
+          <w:tcPr>
+            <w:tcW w:w="685" w:type="pct"/>
+            <w:tcBorders>
+              <w:bottom w:val="single" w:sz="4" w:space="0" w:color="auto"/>
+            </w:tcBorders>
+          </w:tcPr>
+          <w:p>
+            <w:pPr>
+              <w:rPr>
+                <w:rFonts w:ascii="Futura Medium" w:hAnsi="Futura Medium" w:cs="Futura Medium" w:hint="cs"/>
+                <w:sz w:val="20"/>
+                <w:szCs w:val="20"/>
+                <w:lang w:val="en-US"/>
+              </w:rPr>
+            </w:pPr>
+            <w:r>
+              <w:rPr>
+                <w:rFonts w:ascii="Futura Medium" w:hAnsi="Futura Medium" w:cs="Futura Medium" w:hint="cs"/>
+                <w:sz w:val="20"/>
+                <w:szCs w:val="20"/>
+              </w:rPr>
+              <w:t>0 ± 0</w:t>
+            </w:r>
+          </w:p>
+        </w:tc>
+        <w:tc>
+          <w:tcPr>
+            <w:tcW w:w="809" w:type="pct"/>
+            <w:tcBorders>
+              <w:bottom w:val="single" w:sz="4" w:space="0" w:color="auto"/>
+            </w:tcBorders>
+          </w:tcPr>
+          <w:p>
+            <w:pPr>
+              <w:rPr>
+                <w:rFonts w:ascii="Futura Medium" w:hAnsi="Futura Medium" w:cs="Futura Medium" w:hint="cs"/>
+                <w:sz w:val="20"/>
+                <w:szCs w:val="20"/>
+                <w:lang w:val="en-US"/>
+              </w:rPr>
+            </w:pPr>
+            <w:r>
+              <w:rPr>
+                <w:rFonts w:ascii="Futura Medium" w:hAnsi="Futura Medium" w:cs="Futura Medium" w:hint="cs"/>
+                <w:sz w:val="20"/>
+                <w:szCs w:val="20"/>
+              </w:rPr>
+              <w:t>126 ± 25</w:t>
+            </w:r>
           </w:p>
         </w:tc>
       </w:tr>
@@ -1613,6 +2059,16 @@
           <w:lang w:val="en-US"/>
         </w:rPr>
       </w:pPr>
+    </w:p>
+    <w:p>
+      <w:pPr>
+        <w:rPr>
+          <w:rFonts w:ascii="Futura Medium" w:hAnsi="Futura Medium" w:cs="Futura Medium"/>
+          <w:sz w:val="20"/>
+          <w:szCs w:val="20"/>
+          <w:lang w:val="en-US"/>
+        </w:rPr>
+      </w:pPr>
       <w:r>
         <w:rPr>
           <w:rFonts w:ascii="Futura" w:hAnsi="Futura" w:cs="Futura"/>
@@ -1681,6 +2137,1615 @@
         <w:t xml:space="preserve"> See Table S1 for definitions.</w:t>
       </w:r>
     </w:p>
+    <w:tbl>
+      <w:tblPr>
+        <w:tblStyle w:val="TableGrid"/>
+        <w:tblW w:w="5000" w:type="pct"/>
+        <w:tblBorders>
+          <w:top w:val="none" w:sz="0" w:space="0" w:color="auto"/>
+          <w:left w:val="none" w:sz="0" w:space="0" w:color="auto"/>
+          <w:bottom w:val="none" w:sz="0" w:space="0" w:color="auto"/>
+          <w:right w:val="none" w:sz="0" w:space="0" w:color="auto"/>
+          <w:insideH w:val="none" w:sz="0" w:space="0" w:color="auto"/>
+          <w:insideV w:val="none" w:sz="0" w:space="0" w:color="auto"/>
+        </w:tblBorders>
+        <w:tblLook w:val="04A0" w:firstRow="1" w:lastRow="0" w:firstColumn="1" w:lastColumn="0" w:noHBand="0" w:noVBand="1"/>
+      </w:tblPr>
+      <w:tblGrid>
+        <w:gridCol w:w="1459"/>
+        <w:gridCol w:w="1529"/>
+        <w:gridCol w:w="1601"/>
+        <w:gridCol w:w="1426"/>
+        <w:gridCol w:w="1453"/>
+        <w:gridCol w:w="1558"/>
+      </w:tblGrid>
+      <w:tr>
+        <w:tc>
+          <w:tcPr>
+            <w:tcW w:w="808" w:type="pct"/>
+            <w:tcBorders>
+              <w:top w:val="single" w:sz="4" w:space="0" w:color="auto"/>
+              <w:bottom w:val="single" w:sz="4" w:space="0" w:color="auto"/>
+            </w:tcBorders>
+          </w:tcPr>
+          <w:p>
+            <w:pPr>
+              <w:rPr>
+                <w:rFonts w:ascii="Futura" w:hAnsi="Futura" w:cs="Futura"/>
+                <w:b/>
+                <w:bCs/>
+                <w:sz w:val="20"/>
+                <w:szCs w:val="20"/>
+                <w:lang w:val="en-US"/>
+              </w:rPr>
+            </w:pPr>
+            <w:r>
+              <w:rPr>
+                <w:rFonts w:ascii="Futura" w:hAnsi="Futura" w:cs="Futura"/>
+                <w:b/>
+                <w:bCs/>
+                <w:sz w:val="20"/>
+                <w:szCs w:val="20"/>
+                <w:lang w:val="en-US"/>
+              </w:rPr>
+              <w:t>Likelihood</w:t>
+            </w:r>
+          </w:p>
+        </w:tc>
+        <w:tc>
+          <w:tcPr>
+            <w:tcW w:w="847" w:type="pct"/>
+            <w:tcBorders>
+              <w:top w:val="single" w:sz="4" w:space="0" w:color="auto"/>
+              <w:bottom w:val="single" w:sz="4" w:space="0" w:color="auto"/>
+            </w:tcBorders>
+          </w:tcPr>
+          <w:p>
+            <w:pPr>
+              <w:rPr>
+                <w:rFonts w:ascii="Futura" w:hAnsi="Futura" w:cs="Futura"/>
+                <w:b/>
+                <w:bCs/>
+                <w:sz w:val="20"/>
+                <w:szCs w:val="20"/>
+                <w:lang w:val="en-US"/>
+              </w:rPr>
+            </w:pPr>
+            <m:oMathPara>
+              <m:oMathParaPr>
+                <m:jc m:val="left"/>
+              </m:oMathParaPr>
+              <m:oMath>
+                <m:acc>
+                  <m:accPr>
+                    <m:ctrlPr>
+                      <w:rPr>
+                        <w:rFonts w:ascii="Cambria Math" w:hAnsi="Cambria Math" w:cs="Futura"/>
+                        <w:b/>
+                        <w:bCs/>
+                        <w:sz w:val="20"/>
+                        <w:szCs w:val="20"/>
+                        <w:lang w:val="en-US"/>
+                      </w:rPr>
+                    </m:ctrlPr>
+                  </m:accPr>
+                  <m:e>
+                    <m:r>
+                      <m:rPr>
+                        <m:nor/>
+                      </m:rPr>
+                      <w:rPr>
+                        <w:rFonts w:ascii="Futura" w:hAnsi="Futura" w:cs="Futura"/>
+                        <w:b/>
+                        <w:bCs/>
+                        <w:sz w:val="20"/>
+                        <w:szCs w:val="20"/>
+                        <w:lang w:val="en-US"/>
+                      </w:rPr>
+                      <m:t>R</m:t>
+                    </m:r>
+                  </m:e>
+                </m:acc>
+              </m:oMath>
+            </m:oMathPara>
+          </w:p>
+        </w:tc>
+        <w:tc>
+          <w:tcPr>
+            <w:tcW w:w="887" w:type="pct"/>
+            <w:tcBorders>
+              <w:top w:val="single" w:sz="4" w:space="0" w:color="auto"/>
+              <w:bottom w:val="single" w:sz="4" w:space="0" w:color="auto"/>
+            </w:tcBorders>
+          </w:tcPr>
+          <w:p>
+            <w:pPr>
+              <w:rPr>
+                <w:rFonts w:ascii="Futura" w:hAnsi="Futura" w:cs="Futura"/>
+                <w:b/>
+                <w:bCs/>
+                <w:sz w:val="20"/>
+                <w:szCs w:val="20"/>
+                <w:lang w:val="en-US"/>
+              </w:rPr>
+            </w:pPr>
+            <w:r>
+              <w:rPr>
+                <w:rFonts w:ascii="Futura" w:hAnsi="Futura" w:cs="Futura"/>
+                <w:b/>
+                <w:bCs/>
+                <w:sz w:val="20"/>
+                <w:szCs w:val="20"/>
+                <w:lang w:val="en-US"/>
+              </w:rPr>
+              <w:t>ESS</w:t>
+            </w:r>
+          </w:p>
+        </w:tc>
+        <w:tc>
+          <w:tcPr>
+            <w:tcW w:w="790" w:type="pct"/>
+            <w:tcBorders>
+              <w:top w:val="single" w:sz="4" w:space="0" w:color="auto"/>
+              <w:bottom w:val="single" w:sz="4" w:space="0" w:color="auto"/>
+            </w:tcBorders>
+          </w:tcPr>
+          <w:p>
+            <w:pPr>
+              <w:rPr>
+                <w:rFonts w:ascii="Futura" w:hAnsi="Futura" w:cs="Futura"/>
+                <w:b/>
+                <w:bCs/>
+                <w:sz w:val="20"/>
+                <w:szCs w:val="20"/>
+                <w:lang w:val="en-US"/>
+              </w:rPr>
+            </w:pPr>
+            <w:r>
+              <w:rPr>
+                <w:rFonts w:ascii="Futura" w:hAnsi="Futura" w:cs="Futura"/>
+                <w:b/>
+                <w:bCs/>
+                <w:sz w:val="20"/>
+                <w:szCs w:val="20"/>
+                <w:lang w:val="en-US"/>
+              </w:rPr>
+              <w:t>ELPD</w:t>
+            </w:r>
+          </w:p>
+        </w:tc>
+        <w:tc>
+          <w:tcPr>
+            <w:tcW w:w="805" w:type="pct"/>
+            <w:tcBorders>
+              <w:top w:val="single" w:sz="4" w:space="0" w:color="auto"/>
+              <w:bottom w:val="single" w:sz="4" w:space="0" w:color="auto"/>
+            </w:tcBorders>
+          </w:tcPr>
+          <w:p>
+            <w:pPr>
+              <w:rPr>
+                <w:rFonts w:ascii="Futura" w:hAnsi="Futura" w:cs="Futura"/>
+                <w:b/>
+                <w:bCs/>
+                <w:sz w:val="20"/>
+                <w:szCs w:val="20"/>
+                <w:lang w:val="en-US"/>
+              </w:rPr>
+            </w:pPr>
+            <w:r>
+              <w:rPr>
+                <w:rFonts w:ascii="Futura" w:hAnsi="Futura" w:cs="Futura"/>
+                <w:b/>
+                <w:bCs/>
+                <w:sz w:val="20"/>
+                <w:szCs w:val="20"/>
+                <w:lang w:val="en-US"/>
+              </w:rPr>
+              <w:t>Δ</w:t>
+            </w:r>
+            <w:r>
+              <w:rPr>
+                <w:rFonts w:ascii="Futura" w:hAnsi="Futura" w:cs="Futura"/>
+                <w:b/>
+                <w:bCs/>
+                <w:sz w:val="20"/>
+                <w:szCs w:val="20"/>
+                <w:lang w:val="en-US"/>
+              </w:rPr>
+              <w:t>ELPD</w:t>
+            </w:r>
+          </w:p>
+        </w:tc>
+        <w:tc>
+          <w:tcPr>
+            <w:tcW w:w="864" w:type="pct"/>
+            <w:tcBorders>
+              <w:top w:val="single" w:sz="4" w:space="0" w:color="auto"/>
+              <w:bottom w:val="single" w:sz="4" w:space="0" w:color="auto"/>
+            </w:tcBorders>
+          </w:tcPr>
+          <w:p>
+            <w:pPr>
+              <w:rPr>
+                <w:rFonts w:ascii="Futura" w:hAnsi="Futura" w:cs="Futura"/>
+                <w:b/>
+                <w:bCs/>
+                <w:sz w:val="20"/>
+                <w:szCs w:val="20"/>
+                <w:lang w:val="en-US"/>
+              </w:rPr>
+            </w:pPr>
+            <w:r>
+              <w:rPr>
+                <w:rFonts w:ascii="Futura" w:hAnsi="Futura" w:cs="Futura"/>
+                <w:b/>
+                <w:bCs/>
+                <w:sz w:val="20"/>
+                <w:szCs w:val="20"/>
+                <w:lang w:val="en-US"/>
+              </w:rPr>
+              <w:t>LPD</w:t>
+            </w:r>
+            <w:r>
+              <w:rPr>
+                <w:rFonts w:ascii="Futura" w:hAnsi="Futura" w:cs="Futura"/>
+                <w:b/>
+                <w:bCs/>
+              </w:rPr>
+              <w:t xml:space="preserve"> </w:t>
+            </w:r>
+            <w:r>
+              <w:rPr>
+                <w:rFonts w:ascii="Futura" w:hAnsi="Futura" w:cs="Futura"/>
+                <w:b/>
+                <w:bCs/>
+                <w:sz w:val="20"/>
+                <w:szCs w:val="20"/>
+                <w:lang w:val="en-US"/>
+              </w:rPr>
+              <w:t>− ELPD</w:t>
+            </w:r>
+          </w:p>
+        </w:tc>
+      </w:tr>
+      <w:tr>
+        <w:tc>
+          <w:tcPr>
+            <w:tcW w:w="5000" w:type="pct"/>
+            <w:gridSpan w:val="6"/>
+            <w:tcBorders>
+              <w:top w:val="single" w:sz="4" w:space="0" w:color="auto"/>
+            </w:tcBorders>
+          </w:tcPr>
+          <w:p>
+            <w:pPr>
+              <w:rPr>
+                <w:rFonts w:ascii="Futura" w:hAnsi="Futura" w:cs="Futura"/>
+                <w:sz w:val="20"/>
+                <w:szCs w:val="20"/>
+                <w:lang w:val="en-US"/>
+              </w:rPr>
+            </w:pPr>
+            <w:r>
+              <w:rPr>
+                <w:rFonts w:ascii="Futura" w:hAnsi="Futura" w:cs="Futura"/>
+                <w:sz w:val="20"/>
+                <w:szCs w:val="20"/>
+                <w:lang w:val="en-US"/>
+              </w:rPr>
+              <w:t xml:space="preserve">Frontier </w:t>
+            </w:r>
+            <w:r>
+              <w:rPr>
+                <w:rFonts w:ascii="Futura" w:hAnsi="Futura" w:cs="Futura"/>
+                <w:i/>
+                <w:iCs/>
+                <w:sz w:val="20"/>
+                <w:szCs w:val="20"/>
+                <w:lang w:val="en-US"/>
+              </w:rPr>
+              <w:t>et al</w:t>
+            </w:r>
+            <w:r>
+              <w:rPr>
+                <w:rFonts w:ascii="Futura" w:hAnsi="Futura" w:cs="Futura"/>
+                <w:sz w:val="20"/>
+                <w:szCs w:val="20"/>
+                <w:lang w:val="en-US"/>
+              </w:rPr>
+              <w:t>. 2022</w:t>
+            </w:r>
+          </w:p>
+        </w:tc>
+      </w:tr>
+      <w:tr>
+        <w:tc>
+          <w:tcPr>
+            <w:tcW w:w="808" w:type="pct"/>
+          </w:tcPr>
+          <w:p>
+            <w:pPr>
+              <w:rPr>
+                <w:rFonts w:ascii="Futura" w:hAnsi="Futura" w:cs="Futura"/>
+                <w:sz w:val="20"/>
+                <w:szCs w:val="20"/>
+                <w:lang w:val="en-US"/>
+              </w:rPr>
+            </w:pPr>
+            <w:r>
+              <w:rPr>
+                <w:rFonts w:ascii="Futura" w:hAnsi="Futura" w:cs="Futura"/>
+                <w:sz w:val="20"/>
+                <w:szCs w:val="20"/>
+                <w:lang w:val="en-US"/>
+              </w:rPr>
+              <w:t>Beta’</w:t>
+            </w:r>
+          </w:p>
+        </w:tc>
+        <w:tc>
+          <w:tcPr>
+            <w:tcW w:w="847" w:type="pct"/>
+          </w:tcPr>
+          <w:p>
+            <w:pPr>
+              <w:rPr>
+                <w:rFonts w:ascii="Futura Medium" w:hAnsi="Futura Medium" w:cs="Futura Medium" w:hint="cs"/>
+                <w:sz w:val="20"/>
+                <w:szCs w:val="20"/>
+                <w:lang w:val="en-US"/>
+              </w:rPr>
+            </w:pPr>
+            <w:r>
+              <w:rPr>
+                <w:rFonts w:ascii="Futura Medium" w:hAnsi="Futura Medium" w:cs="Futura Medium" w:hint="cs"/>
+                <w:sz w:val="20"/>
+                <w:szCs w:val="20"/>
+              </w:rPr>
+              <w:t>1 ± 0.0012</w:t>
+            </w:r>
+          </w:p>
+        </w:tc>
+        <w:tc>
+          <w:tcPr>
+            <w:tcW w:w="887" w:type="pct"/>
+          </w:tcPr>
+          <w:p>
+            <w:pPr>
+              <w:rPr>
+                <w:rFonts w:ascii="Futura Medium" w:hAnsi="Futura Medium" w:cs="Futura Medium" w:hint="cs"/>
+                <w:sz w:val="20"/>
+                <w:szCs w:val="20"/>
+                <w:lang w:val="en-US"/>
+              </w:rPr>
+            </w:pPr>
+            <w:r>
+              <w:rPr>
+                <w:rFonts w:ascii="Futura Medium" w:hAnsi="Futura Medium" w:cs="Futura Medium" w:hint="cs"/>
+                <w:sz w:val="20"/>
+                <w:szCs w:val="20"/>
+              </w:rPr>
+              <w:t>3579 ± 1323</w:t>
+            </w:r>
+          </w:p>
+        </w:tc>
+        <w:tc>
+          <w:tcPr>
+            <w:tcW w:w="790" w:type="pct"/>
+          </w:tcPr>
+          <w:p>
+            <w:pPr>
+              <w:rPr>
+                <w:rFonts w:ascii="Futura Medium" w:hAnsi="Futura Medium" w:cs="Futura Medium" w:hint="cs"/>
+                <w:sz w:val="20"/>
+                <w:szCs w:val="20"/>
+                <w:lang w:val="en-US"/>
+              </w:rPr>
+            </w:pPr>
+            <w:r>
+              <w:rPr>
+                <w:rFonts w:ascii="Futura Medium" w:hAnsi="Futura Medium" w:cs="Futura Medium"/>
+                <w:sz w:val="20"/>
+                <w:szCs w:val="20"/>
+                <w:lang w:val="en-US"/>
+              </w:rPr>
+              <w:t>−</w:t>
+            </w:r>
+            <w:r>
+              <w:rPr>
+                <w:rFonts w:ascii="Futura Medium" w:hAnsi="Futura Medium" w:cs="Futura Medium" w:hint="cs"/>
+                <w:sz w:val="20"/>
+                <w:szCs w:val="20"/>
+              </w:rPr>
+              <w:t>130 ± 81</w:t>
+            </w:r>
+          </w:p>
+        </w:tc>
+        <w:tc>
+          <w:tcPr>
+            <w:tcW w:w="805" w:type="pct"/>
+          </w:tcPr>
+          <w:p>
+            <w:pPr>
+              <w:rPr>
+                <w:rFonts w:ascii="Futura Medium" w:hAnsi="Futura Medium" w:cs="Futura Medium" w:hint="cs"/>
+                <w:sz w:val="20"/>
+                <w:szCs w:val="20"/>
+                <w:lang w:val="en-US"/>
+              </w:rPr>
+            </w:pPr>
+            <w:r>
+              <w:rPr>
+                <w:rFonts w:ascii="Futura Medium" w:hAnsi="Futura Medium" w:cs="Futura Medium"/>
+                <w:sz w:val="20"/>
+                <w:szCs w:val="20"/>
+                <w:lang w:val="en-US"/>
+              </w:rPr>
+              <w:t>−</w:t>
+            </w:r>
+            <w:r>
+              <w:rPr>
+                <w:rFonts w:ascii="Futura Medium" w:hAnsi="Futura Medium" w:cs="Futura Medium" w:hint="cs"/>
+                <w:sz w:val="20"/>
+                <w:szCs w:val="20"/>
+              </w:rPr>
+              <w:t>180 ± 72</w:t>
+            </w:r>
+          </w:p>
+        </w:tc>
+        <w:tc>
+          <w:tcPr>
+            <w:tcW w:w="864" w:type="pct"/>
+          </w:tcPr>
+          <w:p>
+            <w:pPr>
+              <w:rPr>
+                <w:rFonts w:ascii="Futura Medium" w:hAnsi="Futura Medium" w:cs="Futura Medium" w:hint="cs"/>
+                <w:sz w:val="20"/>
+                <w:szCs w:val="20"/>
+                <w:lang w:val="en-US"/>
+              </w:rPr>
+            </w:pPr>
+            <w:r>
+              <w:rPr>
+                <w:rFonts w:ascii="Futura Medium" w:hAnsi="Futura Medium" w:cs="Futura Medium" w:hint="cs"/>
+                <w:sz w:val="20"/>
+                <w:szCs w:val="20"/>
+              </w:rPr>
+              <w:t>48 ± 46</w:t>
+            </w:r>
+          </w:p>
+        </w:tc>
+      </w:tr>
+      <w:tr>
+        <w:tc>
+          <w:tcPr>
+            <w:tcW w:w="808" w:type="pct"/>
+          </w:tcPr>
+          <w:p>
+            <w:pPr>
+              <w:rPr>
+                <w:rFonts w:ascii="Futura" w:hAnsi="Futura" w:cs="Futura"/>
+                <w:sz w:val="20"/>
+                <w:szCs w:val="20"/>
+                <w:lang w:val="en-US"/>
+              </w:rPr>
+            </w:pPr>
+            <w:r>
+              <w:rPr>
+                <w:rFonts w:ascii="Futura" w:hAnsi="Futura" w:cs="Futura"/>
+                <w:sz w:val="20"/>
+                <w:szCs w:val="20"/>
+                <w:lang w:val="en-US"/>
+              </w:rPr>
+              <w:t>Gamma</w:t>
+            </w:r>
+          </w:p>
+        </w:tc>
+        <w:tc>
+          <w:tcPr>
+            <w:tcW w:w="847" w:type="pct"/>
+          </w:tcPr>
+          <w:p>
+            <w:pPr>
+              <w:rPr>
+                <w:rFonts w:ascii="Futura Medium" w:hAnsi="Futura Medium" w:cs="Futura Medium" w:hint="cs"/>
+                <w:sz w:val="20"/>
+                <w:szCs w:val="20"/>
+                <w:lang w:val="en-US"/>
+              </w:rPr>
+            </w:pPr>
+            <w:r>
+              <w:rPr>
+                <w:rFonts w:ascii="Futura Medium" w:hAnsi="Futura Medium" w:cs="Futura Medium" w:hint="cs"/>
+                <w:sz w:val="20"/>
+                <w:szCs w:val="20"/>
+              </w:rPr>
+              <w:t>1 ± 0.00049</w:t>
+            </w:r>
+          </w:p>
+        </w:tc>
+        <w:tc>
+          <w:tcPr>
+            <w:tcW w:w="887" w:type="pct"/>
+          </w:tcPr>
+          <w:p>
+            <w:pPr>
+              <w:rPr>
+                <w:rFonts w:ascii="Futura Medium" w:hAnsi="Futura Medium" w:cs="Futura Medium" w:hint="cs"/>
+                <w:sz w:val="20"/>
+                <w:szCs w:val="20"/>
+                <w:lang w:val="en-US"/>
+              </w:rPr>
+            </w:pPr>
+            <w:r>
+              <w:rPr>
+                <w:rFonts w:ascii="Futura Medium" w:hAnsi="Futura Medium" w:cs="Futura Medium" w:hint="cs"/>
+                <w:sz w:val="20"/>
+                <w:szCs w:val="20"/>
+              </w:rPr>
+              <w:t>3683 ± 1501</w:t>
+            </w:r>
+          </w:p>
+        </w:tc>
+        <w:tc>
+          <w:tcPr>
+            <w:tcW w:w="790" w:type="pct"/>
+          </w:tcPr>
+          <w:p>
+            <w:pPr>
+              <w:rPr>
+                <w:rFonts w:ascii="Futura Medium" w:hAnsi="Futura Medium" w:cs="Futura Medium" w:hint="cs"/>
+                <w:sz w:val="20"/>
+                <w:szCs w:val="20"/>
+                <w:lang w:val="en-US"/>
+              </w:rPr>
+            </w:pPr>
+            <w:r>
+              <w:rPr>
+                <w:rFonts w:ascii="Futura Medium" w:hAnsi="Futura Medium" w:cs="Futura Medium"/>
+                <w:sz w:val="20"/>
+                <w:szCs w:val="20"/>
+                <w:lang w:val="en-US"/>
+              </w:rPr>
+              <w:t>−</w:t>
+            </w:r>
+            <w:r>
+              <w:rPr>
+                <w:rFonts w:ascii="Futura Medium" w:hAnsi="Futura Medium" w:cs="Futura Medium" w:hint="cs"/>
+                <w:sz w:val="20"/>
+                <w:szCs w:val="20"/>
+              </w:rPr>
+              <w:t>74 ± 65</w:t>
+            </w:r>
+          </w:p>
+        </w:tc>
+        <w:tc>
+          <w:tcPr>
+            <w:tcW w:w="805" w:type="pct"/>
+          </w:tcPr>
+          <w:p>
+            <w:pPr>
+              <w:rPr>
+                <w:rFonts w:ascii="Futura Medium" w:hAnsi="Futura Medium" w:cs="Futura Medium" w:hint="cs"/>
+                <w:sz w:val="20"/>
+                <w:szCs w:val="20"/>
+                <w:lang w:val="en-US"/>
+              </w:rPr>
+            </w:pPr>
+            <w:r>
+              <w:rPr>
+                <w:rFonts w:ascii="Futura Medium" w:hAnsi="Futura Medium" w:cs="Futura Medium"/>
+                <w:sz w:val="20"/>
+                <w:szCs w:val="20"/>
+                <w:lang w:val="en-US"/>
+              </w:rPr>
+              <w:t>−</w:t>
+            </w:r>
+            <w:r>
+              <w:rPr>
+                <w:rFonts w:ascii="Futura Medium" w:hAnsi="Futura Medium" w:cs="Futura Medium" w:hint="cs"/>
+                <w:sz w:val="20"/>
+                <w:szCs w:val="20"/>
+              </w:rPr>
+              <w:t>120 ± 56</w:t>
+            </w:r>
+          </w:p>
+        </w:tc>
+        <w:tc>
+          <w:tcPr>
+            <w:tcW w:w="864" w:type="pct"/>
+          </w:tcPr>
+          <w:p>
+            <w:pPr>
+              <w:rPr>
+                <w:rFonts w:ascii="Futura Medium" w:hAnsi="Futura Medium" w:cs="Futura Medium" w:hint="cs"/>
+                <w:sz w:val="20"/>
+                <w:szCs w:val="20"/>
+                <w:lang w:val="en-US"/>
+              </w:rPr>
+            </w:pPr>
+            <w:r>
+              <w:rPr>
+                <w:rFonts w:ascii="Futura Medium" w:hAnsi="Futura Medium" w:cs="Futura Medium" w:hint="cs"/>
+                <w:sz w:val="20"/>
+                <w:szCs w:val="20"/>
+              </w:rPr>
+              <w:t>34 ± 31</w:t>
+            </w:r>
+          </w:p>
+        </w:tc>
+      </w:tr>
+      <w:tr>
+        <w:tc>
+          <w:tcPr>
+            <w:tcW w:w="808" w:type="pct"/>
+          </w:tcPr>
+          <w:p>
+            <w:pPr>
+              <w:rPr>
+                <w:rFonts w:ascii="Futura" w:hAnsi="Futura" w:cs="Futura"/>
+                <w:sz w:val="20"/>
+                <w:szCs w:val="20"/>
+                <w:lang w:val="en-US"/>
+              </w:rPr>
+            </w:pPr>
+            <w:r>
+              <w:rPr>
+                <w:rFonts w:ascii="Futura" w:hAnsi="Futura" w:cs="Futura"/>
+                <w:sz w:val="20"/>
+                <w:szCs w:val="20"/>
+                <w:lang w:val="en-US"/>
+              </w:rPr>
+              <w:t>Lognormal</w:t>
+            </w:r>
+          </w:p>
+        </w:tc>
+        <w:tc>
+          <w:tcPr>
+            <w:tcW w:w="847" w:type="pct"/>
+          </w:tcPr>
+          <w:p>
+            <w:pPr>
+              <w:rPr>
+                <w:rFonts w:ascii="Futura Medium" w:hAnsi="Futura Medium" w:cs="Futura Medium" w:hint="cs"/>
+                <w:sz w:val="20"/>
+                <w:szCs w:val="20"/>
+                <w:lang w:val="en-US"/>
+              </w:rPr>
+            </w:pPr>
+            <w:r>
+              <w:rPr>
+                <w:rFonts w:ascii="Futura Medium" w:hAnsi="Futura Medium" w:cs="Futura Medium" w:hint="cs"/>
+                <w:sz w:val="20"/>
+                <w:szCs w:val="20"/>
+              </w:rPr>
+              <w:t>1 ± 0.001</w:t>
+            </w:r>
+          </w:p>
+        </w:tc>
+        <w:tc>
+          <w:tcPr>
+            <w:tcW w:w="887" w:type="pct"/>
+          </w:tcPr>
+          <w:p>
+            <w:pPr>
+              <w:rPr>
+                <w:rFonts w:ascii="Futura Medium" w:hAnsi="Futura Medium" w:cs="Futura Medium" w:hint="cs"/>
+                <w:sz w:val="20"/>
+                <w:szCs w:val="20"/>
+                <w:lang w:val="en-US"/>
+              </w:rPr>
+            </w:pPr>
+            <w:r>
+              <w:rPr>
+                <w:rFonts w:ascii="Futura Medium" w:hAnsi="Futura Medium" w:cs="Futura Medium" w:hint="cs"/>
+                <w:sz w:val="20"/>
+                <w:szCs w:val="20"/>
+              </w:rPr>
+              <w:t>3213 ± 557</w:t>
+            </w:r>
+          </w:p>
+        </w:tc>
+        <w:tc>
+          <w:tcPr>
+            <w:tcW w:w="790" w:type="pct"/>
+          </w:tcPr>
+          <w:p>
+            <w:pPr>
+              <w:rPr>
+                <w:rFonts w:ascii="Futura Medium" w:hAnsi="Futura Medium" w:cs="Futura Medium" w:hint="cs"/>
+                <w:sz w:val="20"/>
+                <w:szCs w:val="20"/>
+                <w:lang w:val="en-US"/>
+              </w:rPr>
+            </w:pPr>
+            <w:r>
+              <w:rPr>
+                <w:rFonts w:ascii="Futura Medium" w:hAnsi="Futura Medium" w:cs="Futura Medium"/>
+                <w:sz w:val="20"/>
+                <w:szCs w:val="20"/>
+                <w:lang w:val="en-US"/>
+              </w:rPr>
+              <w:t>−</w:t>
+            </w:r>
+            <w:r>
+              <w:rPr>
+                <w:rFonts w:ascii="Futura Medium" w:hAnsi="Futura Medium" w:cs="Futura Medium" w:hint="cs"/>
+                <w:sz w:val="20"/>
+                <w:szCs w:val="20"/>
+              </w:rPr>
+              <w:t>260 ± 114</w:t>
+            </w:r>
+          </w:p>
+        </w:tc>
+        <w:tc>
+          <w:tcPr>
+            <w:tcW w:w="805" w:type="pct"/>
+          </w:tcPr>
+          <w:p>
+            <w:pPr>
+              <w:rPr>
+                <w:rFonts w:ascii="Futura Medium" w:hAnsi="Futura Medium" w:cs="Futura Medium" w:hint="cs"/>
+                <w:sz w:val="20"/>
+                <w:szCs w:val="20"/>
+                <w:lang w:val="en-US"/>
+              </w:rPr>
+            </w:pPr>
+            <w:r>
+              <w:rPr>
+                <w:rFonts w:ascii="Futura Medium" w:hAnsi="Futura Medium" w:cs="Futura Medium"/>
+                <w:sz w:val="20"/>
+                <w:szCs w:val="20"/>
+                <w:lang w:val="en-US"/>
+              </w:rPr>
+              <w:t>−</w:t>
+            </w:r>
+            <w:r>
+              <w:rPr>
+                <w:rFonts w:ascii="Futura Medium" w:hAnsi="Futura Medium" w:cs="Futura Medium" w:hint="cs"/>
+                <w:sz w:val="20"/>
+                <w:szCs w:val="20"/>
+              </w:rPr>
+              <w:t>310 ± 105</w:t>
+            </w:r>
+          </w:p>
+        </w:tc>
+        <w:tc>
+          <w:tcPr>
+            <w:tcW w:w="864" w:type="pct"/>
+          </w:tcPr>
+          <w:p>
+            <w:pPr>
+              <w:rPr>
+                <w:rFonts w:ascii="Futura Medium" w:hAnsi="Futura Medium" w:cs="Futura Medium" w:hint="cs"/>
+                <w:sz w:val="20"/>
+                <w:szCs w:val="20"/>
+                <w:lang w:val="en-US"/>
+              </w:rPr>
+            </w:pPr>
+            <w:r>
+              <w:rPr>
+                <w:rFonts w:ascii="Futura Medium" w:hAnsi="Futura Medium" w:cs="Futura Medium" w:hint="cs"/>
+                <w:sz w:val="20"/>
+                <w:szCs w:val="20"/>
+              </w:rPr>
+              <w:t>53 ± 52</w:t>
+            </w:r>
+          </w:p>
+        </w:tc>
+      </w:tr>
+      <w:tr>
+        <w:tc>
+          <w:tcPr>
+            <w:tcW w:w="808" w:type="pct"/>
+            <w:tcBorders>
+              <w:bottom w:val="single" w:sz="4" w:space="0" w:color="auto"/>
+            </w:tcBorders>
+          </w:tcPr>
+          <w:p>
+            <w:pPr>
+              <w:rPr>
+                <w:rFonts w:ascii="Futura" w:hAnsi="Futura" w:cs="Futura"/>
+                <w:sz w:val="20"/>
+                <w:szCs w:val="20"/>
+                <w:lang w:val="en-US"/>
+              </w:rPr>
+            </w:pPr>
+            <w:r>
+              <w:rPr>
+                <w:rFonts w:ascii="Futura" w:hAnsi="Futura" w:cs="Futura"/>
+                <w:sz w:val="20"/>
+                <w:szCs w:val="20"/>
+                <w:lang w:val="en-US"/>
+              </w:rPr>
+              <w:t>Normal</w:t>
+            </w:r>
+          </w:p>
+        </w:tc>
+        <w:tc>
+          <w:tcPr>
+            <w:tcW w:w="847" w:type="pct"/>
+            <w:tcBorders>
+              <w:bottom w:val="single" w:sz="4" w:space="0" w:color="auto"/>
+            </w:tcBorders>
+          </w:tcPr>
+          <w:p>
+            <w:pPr>
+              <w:rPr>
+                <w:rFonts w:ascii="Futura Medium" w:hAnsi="Futura Medium" w:cs="Futura Medium" w:hint="cs"/>
+                <w:sz w:val="20"/>
+                <w:szCs w:val="20"/>
+              </w:rPr>
+            </w:pPr>
+            <w:r>
+              <w:rPr>
+                <w:rFonts w:ascii="Futura Medium" w:hAnsi="Futura Medium" w:cs="Futura Medium" w:hint="cs"/>
+                <w:sz w:val="20"/>
+                <w:szCs w:val="20"/>
+              </w:rPr>
+              <w:t>1 ± 0.0016</w:t>
+            </w:r>
+          </w:p>
+        </w:tc>
+        <w:tc>
+          <w:tcPr>
+            <w:tcW w:w="887" w:type="pct"/>
+            <w:tcBorders>
+              <w:bottom w:val="single" w:sz="4" w:space="0" w:color="auto"/>
+            </w:tcBorders>
+          </w:tcPr>
+          <w:p>
+            <w:pPr>
+              <w:rPr>
+                <w:rFonts w:ascii="Futura Medium" w:hAnsi="Futura Medium" w:cs="Futura Medium" w:hint="cs"/>
+                <w:sz w:val="20"/>
+                <w:szCs w:val="20"/>
+              </w:rPr>
+            </w:pPr>
+            <w:r>
+              <w:rPr>
+                <w:rFonts w:ascii="Futura Medium" w:hAnsi="Futura Medium" w:cs="Futura Medium" w:hint="cs"/>
+                <w:sz w:val="20"/>
+                <w:szCs w:val="20"/>
+              </w:rPr>
+              <w:t>3383 ± 1478</w:t>
+            </w:r>
+          </w:p>
+        </w:tc>
+        <w:tc>
+          <w:tcPr>
+            <w:tcW w:w="790" w:type="pct"/>
+            <w:tcBorders>
+              <w:bottom w:val="single" w:sz="4" w:space="0" w:color="auto"/>
+            </w:tcBorders>
+          </w:tcPr>
+          <w:p>
+            <w:pPr>
+              <w:rPr>
+                <w:rFonts w:ascii="Futura Medium" w:hAnsi="Futura Medium" w:cs="Futura Medium" w:hint="cs"/>
+                <w:sz w:val="20"/>
+                <w:szCs w:val="20"/>
+              </w:rPr>
+            </w:pPr>
+            <w:r>
+              <w:rPr>
+                <w:rFonts w:ascii="Futura Medium" w:hAnsi="Futura Medium" w:cs="Futura Medium" w:hint="cs"/>
+                <w:sz w:val="20"/>
+                <w:szCs w:val="20"/>
+              </w:rPr>
+              <w:t>50 ± 16</w:t>
+            </w:r>
+          </w:p>
+        </w:tc>
+        <w:tc>
+          <w:tcPr>
+            <w:tcW w:w="805" w:type="pct"/>
+            <w:tcBorders>
+              <w:bottom w:val="single" w:sz="4" w:space="0" w:color="auto"/>
+            </w:tcBorders>
+          </w:tcPr>
+          <w:p>
+            <w:pPr>
+              <w:rPr>
+                <w:rFonts w:ascii="Futura Medium" w:hAnsi="Futura Medium" w:cs="Futura Medium" w:hint="cs"/>
+                <w:sz w:val="20"/>
+                <w:szCs w:val="20"/>
+                <w:lang w:val="en-US"/>
+              </w:rPr>
+            </w:pPr>
+            <w:r>
+              <w:rPr>
+                <w:rFonts w:ascii="Futura Medium" w:hAnsi="Futura Medium" w:cs="Futura Medium" w:hint="cs"/>
+                <w:sz w:val="20"/>
+                <w:szCs w:val="20"/>
+              </w:rPr>
+              <w:t>0 ± 0</w:t>
+            </w:r>
+          </w:p>
+        </w:tc>
+        <w:tc>
+          <w:tcPr>
+            <w:tcW w:w="864" w:type="pct"/>
+            <w:tcBorders>
+              <w:bottom w:val="single" w:sz="4" w:space="0" w:color="auto"/>
+            </w:tcBorders>
+          </w:tcPr>
+          <w:p>
+            <w:pPr>
+              <w:rPr>
+                <w:rFonts w:ascii="Futura Medium" w:hAnsi="Futura Medium" w:cs="Futura Medium" w:hint="cs"/>
+                <w:sz w:val="20"/>
+                <w:szCs w:val="20"/>
+              </w:rPr>
+            </w:pPr>
+            <w:r>
+              <w:rPr>
+                <w:rFonts w:ascii="Futura Medium" w:hAnsi="Futura Medium" w:cs="Futura Medium" w:hint="cs"/>
+                <w:sz w:val="20"/>
+                <w:szCs w:val="20"/>
+              </w:rPr>
+              <w:t>5.2 ± 1.4</w:t>
+            </w:r>
+          </w:p>
+        </w:tc>
+      </w:tr>
+      <w:tr>
+        <w:tc>
+          <w:tcPr>
+            <w:tcW w:w="5000" w:type="pct"/>
+            <w:gridSpan w:val="6"/>
+            <w:tcBorders>
+              <w:top w:val="single" w:sz="4" w:space="0" w:color="auto"/>
+            </w:tcBorders>
+          </w:tcPr>
+          <w:p>
+            <w:pPr>
+              <w:rPr>
+                <w:rFonts w:ascii="Futura" w:hAnsi="Futura" w:cs="Futura"/>
+                <w:sz w:val="20"/>
+                <w:szCs w:val="20"/>
+                <w:lang w:val="en-US"/>
+              </w:rPr>
+            </w:pPr>
+            <w:r>
+              <w:rPr>
+                <w:rFonts w:ascii="Futura" w:hAnsi="Futura" w:cs="Futura"/>
+                <w:sz w:val="20"/>
+                <w:szCs w:val="20"/>
+                <w:lang w:val="en-US"/>
+              </w:rPr>
+              <w:t xml:space="preserve">Vandendriessche </w:t>
+            </w:r>
+            <w:r>
+              <w:rPr>
+                <w:rFonts w:ascii="Futura" w:hAnsi="Futura" w:cs="Futura"/>
+                <w:i/>
+                <w:iCs/>
+                <w:sz w:val="20"/>
+                <w:szCs w:val="20"/>
+                <w:lang w:val="en-US"/>
+              </w:rPr>
+              <w:t>et al</w:t>
+            </w:r>
+            <w:r>
+              <w:rPr>
+                <w:rFonts w:ascii="Futura" w:hAnsi="Futura" w:cs="Futura"/>
+                <w:sz w:val="20"/>
+                <w:szCs w:val="20"/>
+                <w:lang w:val="en-US"/>
+              </w:rPr>
+              <w:t>. 2007</w:t>
+            </w:r>
+          </w:p>
+        </w:tc>
+      </w:tr>
+      <w:tr>
+        <w:tc>
+          <w:tcPr>
+            <w:tcW w:w="808" w:type="pct"/>
+          </w:tcPr>
+          <w:p>
+            <w:pPr>
+              <w:rPr>
+                <w:rFonts w:ascii="Futura" w:hAnsi="Futura" w:cs="Futura"/>
+                <w:sz w:val="20"/>
+                <w:szCs w:val="20"/>
+                <w:lang w:val="en-US"/>
+              </w:rPr>
+            </w:pPr>
+            <w:r>
+              <w:rPr>
+                <w:rFonts w:ascii="Futura" w:hAnsi="Futura" w:cs="Futura"/>
+                <w:sz w:val="20"/>
+                <w:szCs w:val="20"/>
+                <w:lang w:val="en-US"/>
+              </w:rPr>
+              <w:t>Beta’</w:t>
+            </w:r>
+          </w:p>
+        </w:tc>
+        <w:tc>
+          <w:tcPr>
+            <w:tcW w:w="847" w:type="pct"/>
+          </w:tcPr>
+          <w:p>
+            <w:pPr>
+              <w:rPr>
+                <w:rFonts w:ascii="Futura Medium" w:hAnsi="Futura Medium" w:cs="Futura Medium" w:hint="cs"/>
+                <w:sz w:val="20"/>
+                <w:szCs w:val="20"/>
+                <w:lang w:val="en-US"/>
+              </w:rPr>
+            </w:pPr>
+            <w:r>
+              <w:rPr>
+                <w:rFonts w:ascii="Futura Medium" w:hAnsi="Futura Medium" w:cs="Futura Medium" w:hint="cs"/>
+                <w:sz w:val="20"/>
+                <w:szCs w:val="20"/>
+              </w:rPr>
+              <w:t>1 ± 0.0046</w:t>
+            </w:r>
+          </w:p>
+        </w:tc>
+        <w:tc>
+          <w:tcPr>
+            <w:tcW w:w="887" w:type="pct"/>
+          </w:tcPr>
+          <w:p>
+            <w:pPr>
+              <w:rPr>
+                <w:rFonts w:ascii="Futura Medium" w:hAnsi="Futura Medium" w:cs="Futura Medium" w:hint="cs"/>
+                <w:sz w:val="20"/>
+                <w:szCs w:val="20"/>
+                <w:lang w:val="en-US"/>
+              </w:rPr>
+            </w:pPr>
+            <w:r>
+              <w:rPr>
+                <w:rFonts w:ascii="Futura Medium" w:hAnsi="Futura Medium" w:cs="Futura Medium" w:hint="cs"/>
+                <w:sz w:val="20"/>
+                <w:szCs w:val="20"/>
+              </w:rPr>
+              <w:t>7306 ± 3202</w:t>
+            </w:r>
+          </w:p>
+        </w:tc>
+        <w:tc>
+          <w:tcPr>
+            <w:tcW w:w="790" w:type="pct"/>
+          </w:tcPr>
+          <w:p>
+            <w:pPr>
+              <w:rPr>
+                <w:rFonts w:ascii="Futura Medium" w:hAnsi="Futura Medium" w:cs="Futura Medium" w:hint="cs"/>
+                <w:sz w:val="20"/>
+                <w:szCs w:val="20"/>
+                <w:lang w:val="en-US"/>
+              </w:rPr>
+            </w:pPr>
+            <w:r>
+              <w:rPr>
+                <w:rFonts w:ascii="Futura Medium" w:hAnsi="Futura Medium" w:cs="Futura Medium" w:hint="cs"/>
+                <w:sz w:val="20"/>
+                <w:szCs w:val="20"/>
+              </w:rPr>
+              <w:t>1282 ± 178</w:t>
+            </w:r>
+          </w:p>
+        </w:tc>
+        <w:tc>
+          <w:tcPr>
+            <w:tcW w:w="805" w:type="pct"/>
+          </w:tcPr>
+          <w:p>
+            <w:pPr>
+              <w:rPr>
+                <w:rFonts w:ascii="Futura Medium" w:hAnsi="Futura Medium" w:cs="Futura Medium" w:hint="cs"/>
+                <w:sz w:val="20"/>
+                <w:szCs w:val="20"/>
+                <w:lang w:val="en-US"/>
+              </w:rPr>
+            </w:pPr>
+            <w:r>
+              <w:rPr>
+                <w:rFonts w:ascii="Futura Medium" w:hAnsi="Futura Medium" w:cs="Futura Medium"/>
+                <w:sz w:val="20"/>
+                <w:szCs w:val="20"/>
+                <w:lang w:val="en-US"/>
+              </w:rPr>
+              <w:t>−</w:t>
+            </w:r>
+            <w:r>
+              <w:rPr>
+                <w:rFonts w:ascii="Futura Medium" w:hAnsi="Futura Medium" w:cs="Futura Medium" w:hint="cs"/>
+                <w:sz w:val="20"/>
+                <w:szCs w:val="20"/>
+              </w:rPr>
+              <w:t>32 ± 34</w:t>
+            </w:r>
+          </w:p>
+        </w:tc>
+        <w:tc>
+          <w:tcPr>
+            <w:tcW w:w="864" w:type="pct"/>
+          </w:tcPr>
+          <w:p>
+            <w:pPr>
+              <w:rPr>
+                <w:rFonts w:ascii="Futura Medium" w:hAnsi="Futura Medium" w:cs="Futura Medium" w:hint="cs"/>
+                <w:sz w:val="20"/>
+                <w:szCs w:val="20"/>
+                <w:lang w:val="en-US"/>
+              </w:rPr>
+            </w:pPr>
+            <w:r>
+              <w:rPr>
+                <w:rFonts w:ascii="Futura Medium" w:hAnsi="Futura Medium" w:cs="Futura Medium" w:hint="cs"/>
+                <w:sz w:val="20"/>
+                <w:szCs w:val="20"/>
+              </w:rPr>
+              <w:t>153 ± 47</w:t>
+            </w:r>
+          </w:p>
+        </w:tc>
+      </w:tr>
+      <w:tr>
+        <w:tc>
+          <w:tcPr>
+            <w:tcW w:w="808" w:type="pct"/>
+          </w:tcPr>
+          <w:p>
+            <w:pPr>
+              <w:rPr>
+                <w:rFonts w:ascii="Futura" w:hAnsi="Futura" w:cs="Futura"/>
+                <w:sz w:val="20"/>
+                <w:szCs w:val="20"/>
+                <w:lang w:val="en-US"/>
+              </w:rPr>
+            </w:pPr>
+            <w:r>
+              <w:rPr>
+                <w:rFonts w:ascii="Futura" w:hAnsi="Futura" w:cs="Futura"/>
+                <w:sz w:val="20"/>
+                <w:szCs w:val="20"/>
+                <w:lang w:val="en-US"/>
+              </w:rPr>
+              <w:t>Gamma</w:t>
+            </w:r>
+          </w:p>
+        </w:tc>
+        <w:tc>
+          <w:tcPr>
+            <w:tcW w:w="847" w:type="pct"/>
+          </w:tcPr>
+          <w:p>
+            <w:pPr>
+              <w:rPr>
+                <w:rFonts w:ascii="Futura Medium" w:hAnsi="Futura Medium" w:cs="Futura Medium" w:hint="cs"/>
+                <w:sz w:val="20"/>
+                <w:szCs w:val="20"/>
+                <w:lang w:val="en-US"/>
+              </w:rPr>
+            </w:pPr>
+            <w:r>
+              <w:rPr>
+                <w:rFonts w:ascii="Futura Medium" w:hAnsi="Futura Medium" w:cs="Futura Medium" w:hint="cs"/>
+                <w:sz w:val="20"/>
+                <w:szCs w:val="20"/>
+              </w:rPr>
+              <w:t>1 ± 0.0049</w:t>
+            </w:r>
+          </w:p>
+        </w:tc>
+        <w:tc>
+          <w:tcPr>
+            <w:tcW w:w="887" w:type="pct"/>
+          </w:tcPr>
+          <w:p>
+            <w:pPr>
+              <w:rPr>
+                <w:rFonts w:ascii="Futura Medium" w:hAnsi="Futura Medium" w:cs="Futura Medium" w:hint="cs"/>
+                <w:sz w:val="20"/>
+                <w:szCs w:val="20"/>
+                <w:lang w:val="en-US"/>
+              </w:rPr>
+            </w:pPr>
+            <w:r>
+              <w:rPr>
+                <w:rFonts w:ascii="Futura Medium" w:hAnsi="Futura Medium" w:cs="Futura Medium" w:hint="cs"/>
+                <w:sz w:val="20"/>
+                <w:szCs w:val="20"/>
+              </w:rPr>
+              <w:t>9929 ± 3728</w:t>
+            </w:r>
+          </w:p>
+        </w:tc>
+        <w:tc>
+          <w:tcPr>
+            <w:tcW w:w="790" w:type="pct"/>
+          </w:tcPr>
+          <w:p>
+            <w:pPr>
+              <w:rPr>
+                <w:rFonts w:ascii="Futura Medium" w:hAnsi="Futura Medium" w:cs="Futura Medium" w:hint="cs"/>
+                <w:sz w:val="20"/>
+                <w:szCs w:val="20"/>
+                <w:lang w:val="en-US"/>
+              </w:rPr>
+            </w:pPr>
+            <w:r>
+              <w:rPr>
+                <w:rFonts w:ascii="Futura Medium" w:hAnsi="Futura Medium" w:cs="Futura Medium" w:hint="cs"/>
+                <w:sz w:val="20"/>
+                <w:szCs w:val="20"/>
+              </w:rPr>
+              <w:t>1314 ± 151</w:t>
+            </w:r>
+          </w:p>
+        </w:tc>
+        <w:tc>
+          <w:tcPr>
+            <w:tcW w:w="805" w:type="pct"/>
+          </w:tcPr>
+          <w:p>
+            <w:pPr>
+              <w:rPr>
+                <w:rFonts w:ascii="Futura Medium" w:hAnsi="Futura Medium" w:cs="Futura Medium" w:hint="cs"/>
+                <w:sz w:val="20"/>
+                <w:szCs w:val="20"/>
+                <w:lang w:val="en-US"/>
+              </w:rPr>
+            </w:pPr>
+            <w:r>
+              <w:rPr>
+                <w:rFonts w:ascii="Futura Medium" w:hAnsi="Futura Medium" w:cs="Futura Medium" w:hint="cs"/>
+                <w:sz w:val="20"/>
+                <w:szCs w:val="20"/>
+              </w:rPr>
+              <w:t>0 ± 0</w:t>
+            </w:r>
+          </w:p>
+        </w:tc>
+        <w:tc>
+          <w:tcPr>
+            <w:tcW w:w="864" w:type="pct"/>
+          </w:tcPr>
+          <w:p>
+            <w:pPr>
+              <w:rPr>
+                <w:rFonts w:ascii="Futura Medium" w:hAnsi="Futura Medium" w:cs="Futura Medium" w:hint="cs"/>
+                <w:sz w:val="20"/>
+                <w:szCs w:val="20"/>
+                <w:lang w:val="en-US"/>
+              </w:rPr>
+            </w:pPr>
+            <w:r>
+              <w:rPr>
+                <w:rFonts w:ascii="Futura Medium" w:hAnsi="Futura Medium" w:cs="Futura Medium" w:hint="cs"/>
+                <w:sz w:val="20"/>
+                <w:szCs w:val="20"/>
+              </w:rPr>
+              <w:t>137 ± 38</w:t>
+            </w:r>
+          </w:p>
+        </w:tc>
+      </w:tr>
+      <w:tr>
+        <w:tc>
+          <w:tcPr>
+            <w:tcW w:w="808" w:type="pct"/>
+          </w:tcPr>
+          <w:p>
+            <w:pPr>
+              <w:rPr>
+                <w:rFonts w:ascii="Futura" w:hAnsi="Futura" w:cs="Futura"/>
+                <w:sz w:val="20"/>
+                <w:szCs w:val="20"/>
+                <w:lang w:val="en-US"/>
+              </w:rPr>
+            </w:pPr>
+            <w:r>
+              <w:rPr>
+                <w:rFonts w:ascii="Futura" w:hAnsi="Futura" w:cs="Futura"/>
+                <w:sz w:val="20"/>
+                <w:szCs w:val="20"/>
+                <w:lang w:val="en-US"/>
+              </w:rPr>
+              <w:t>Lognormal</w:t>
+            </w:r>
+          </w:p>
+        </w:tc>
+        <w:tc>
+          <w:tcPr>
+            <w:tcW w:w="847" w:type="pct"/>
+          </w:tcPr>
+          <w:p>
+            <w:pPr>
+              <w:rPr>
+                <w:rFonts w:ascii="Futura Medium" w:hAnsi="Futura Medium" w:cs="Futura Medium" w:hint="cs"/>
+                <w:sz w:val="20"/>
+                <w:szCs w:val="20"/>
+                <w:lang w:val="en-US"/>
+              </w:rPr>
+            </w:pPr>
+            <w:r>
+              <w:rPr>
+                <w:rFonts w:ascii="Futura Medium" w:hAnsi="Futura Medium" w:cs="Futura Medium" w:hint="cs"/>
+                <w:sz w:val="20"/>
+                <w:szCs w:val="20"/>
+              </w:rPr>
+              <w:t>1 ± 0.0027</w:t>
+            </w:r>
+          </w:p>
+        </w:tc>
+        <w:tc>
+          <w:tcPr>
+            <w:tcW w:w="887" w:type="pct"/>
+          </w:tcPr>
+          <w:p>
+            <w:pPr>
+              <w:rPr>
+                <w:rFonts w:ascii="Futura Medium" w:hAnsi="Futura Medium" w:cs="Futura Medium" w:hint="cs"/>
+                <w:sz w:val="20"/>
+                <w:szCs w:val="20"/>
+                <w:lang w:val="en-US"/>
+              </w:rPr>
+            </w:pPr>
+            <w:r>
+              <w:rPr>
+                <w:rFonts w:ascii="Futura Medium" w:hAnsi="Futura Medium" w:cs="Futura Medium" w:hint="cs"/>
+                <w:sz w:val="20"/>
+                <w:szCs w:val="20"/>
+              </w:rPr>
+              <w:t>9855 ± 4327</w:t>
+            </w:r>
+          </w:p>
+        </w:tc>
+        <w:tc>
+          <w:tcPr>
+            <w:tcW w:w="790" w:type="pct"/>
+          </w:tcPr>
+          <w:p>
+            <w:pPr>
+              <w:rPr>
+                <w:rFonts w:ascii="Futura Medium" w:hAnsi="Futura Medium" w:cs="Futura Medium" w:hint="cs"/>
+                <w:sz w:val="20"/>
+                <w:szCs w:val="20"/>
+                <w:lang w:val="en-US"/>
+              </w:rPr>
+            </w:pPr>
+            <w:r>
+              <w:rPr>
+                <w:rFonts w:ascii="Futura Medium" w:hAnsi="Futura Medium" w:cs="Futura Medium" w:hint="cs"/>
+                <w:sz w:val="20"/>
+                <w:szCs w:val="20"/>
+              </w:rPr>
+              <w:t>625 ± 246</w:t>
+            </w:r>
+          </w:p>
+        </w:tc>
+        <w:tc>
+          <w:tcPr>
+            <w:tcW w:w="805" w:type="pct"/>
+          </w:tcPr>
+          <w:p>
+            <w:pPr>
+              <w:rPr>
+                <w:rFonts w:ascii="Futura Medium" w:hAnsi="Futura Medium" w:cs="Futura Medium" w:hint="cs"/>
+                <w:sz w:val="20"/>
+                <w:szCs w:val="20"/>
+                <w:lang w:val="en-US"/>
+              </w:rPr>
+            </w:pPr>
+            <w:r>
+              <w:rPr>
+                <w:rFonts w:ascii="Futura Medium" w:hAnsi="Futura Medium" w:cs="Futura Medium"/>
+                <w:sz w:val="20"/>
+                <w:szCs w:val="20"/>
+                <w:lang w:val="en-US"/>
+              </w:rPr>
+              <w:t>−</w:t>
+            </w:r>
+            <w:r>
+              <w:rPr>
+                <w:rFonts w:ascii="Futura Medium" w:hAnsi="Futura Medium" w:cs="Futura Medium" w:hint="cs"/>
+                <w:sz w:val="20"/>
+                <w:szCs w:val="20"/>
+              </w:rPr>
+              <w:t>690 ± 251</w:t>
+            </w:r>
+          </w:p>
+        </w:tc>
+        <w:tc>
+          <w:tcPr>
+            <w:tcW w:w="864" w:type="pct"/>
+          </w:tcPr>
+          <w:p>
+            <w:pPr>
+              <w:rPr>
+                <w:rFonts w:ascii="Futura Medium" w:hAnsi="Futura Medium" w:cs="Futura Medium" w:hint="cs"/>
+                <w:sz w:val="20"/>
+                <w:szCs w:val="20"/>
+                <w:lang w:val="en-US"/>
+              </w:rPr>
+            </w:pPr>
+            <w:r>
+              <w:rPr>
+                <w:rFonts w:ascii="Futura Medium" w:hAnsi="Futura Medium" w:cs="Futura Medium" w:hint="cs"/>
+                <w:sz w:val="20"/>
+                <w:szCs w:val="20"/>
+              </w:rPr>
+              <w:t>245 ± 98</w:t>
+            </w:r>
+          </w:p>
+        </w:tc>
+      </w:tr>
+      <w:tr>
+        <w:tc>
+          <w:tcPr>
+            <w:tcW w:w="808" w:type="pct"/>
+            <w:tcBorders>
+              <w:bottom w:val="single" w:sz="4" w:space="0" w:color="auto"/>
+            </w:tcBorders>
+          </w:tcPr>
+          <w:p>
+            <w:pPr>
+              <w:rPr>
+                <w:rFonts w:ascii="Futura" w:hAnsi="Futura" w:cs="Futura"/>
+                <w:sz w:val="20"/>
+                <w:szCs w:val="20"/>
+                <w:lang w:val="en-US"/>
+              </w:rPr>
+            </w:pPr>
+            <w:r>
+              <w:rPr>
+                <w:rFonts w:ascii="Futura" w:hAnsi="Futura" w:cs="Futura"/>
+                <w:sz w:val="20"/>
+                <w:szCs w:val="20"/>
+                <w:lang w:val="en-US"/>
+              </w:rPr>
+              <w:t>Normal</w:t>
+            </w:r>
+          </w:p>
+        </w:tc>
+        <w:tc>
+          <w:tcPr>
+            <w:tcW w:w="847" w:type="pct"/>
+            <w:tcBorders>
+              <w:bottom w:val="single" w:sz="4" w:space="0" w:color="auto"/>
+            </w:tcBorders>
+          </w:tcPr>
+          <w:p>
+            <w:pPr>
+              <w:rPr>
+                <w:rFonts w:ascii="Futura Medium" w:hAnsi="Futura Medium" w:cs="Futura Medium" w:hint="cs"/>
+                <w:sz w:val="20"/>
+                <w:szCs w:val="20"/>
+              </w:rPr>
+            </w:pPr>
+            <w:r>
+              <w:rPr>
+                <w:rFonts w:ascii="Futura Medium" w:hAnsi="Futura Medium" w:cs="Futura Medium" w:hint="cs"/>
+                <w:sz w:val="20"/>
+                <w:szCs w:val="20"/>
+              </w:rPr>
+              <w:t>1 ± 0.004</w:t>
+            </w:r>
+          </w:p>
+        </w:tc>
+        <w:tc>
+          <w:tcPr>
+            <w:tcW w:w="887" w:type="pct"/>
+            <w:tcBorders>
+              <w:bottom w:val="single" w:sz="4" w:space="0" w:color="auto"/>
+            </w:tcBorders>
+          </w:tcPr>
+          <w:p>
+            <w:pPr>
+              <w:rPr>
+                <w:rFonts w:ascii="Futura Medium" w:hAnsi="Futura Medium" w:cs="Futura Medium" w:hint="cs"/>
+                <w:sz w:val="20"/>
+                <w:szCs w:val="20"/>
+              </w:rPr>
+            </w:pPr>
+            <w:r>
+              <w:rPr>
+                <w:rFonts w:ascii="Futura Medium" w:hAnsi="Futura Medium" w:cs="Futura Medium" w:hint="cs"/>
+                <w:sz w:val="20"/>
+                <w:szCs w:val="20"/>
+              </w:rPr>
+              <w:t>6639 ± 2939</w:t>
+            </w:r>
+          </w:p>
+        </w:tc>
+        <w:tc>
+          <w:tcPr>
+            <w:tcW w:w="790" w:type="pct"/>
+            <w:tcBorders>
+              <w:bottom w:val="single" w:sz="4" w:space="0" w:color="auto"/>
+            </w:tcBorders>
+          </w:tcPr>
+          <w:p>
+            <w:pPr>
+              <w:rPr>
+                <w:rFonts w:ascii="Futura Medium" w:hAnsi="Futura Medium" w:cs="Futura Medium" w:hint="cs"/>
+                <w:sz w:val="20"/>
+                <w:szCs w:val="20"/>
+              </w:rPr>
+            </w:pPr>
+            <w:r>
+              <w:rPr>
+                <w:rFonts w:ascii="Futura Medium" w:hAnsi="Futura Medium" w:cs="Futura Medium" w:hint="cs"/>
+                <w:sz w:val="20"/>
+                <w:szCs w:val="20"/>
+              </w:rPr>
+              <w:t>1132 ± 102</w:t>
+            </w:r>
+          </w:p>
+        </w:tc>
+        <w:tc>
+          <w:tcPr>
+            <w:tcW w:w="805" w:type="pct"/>
+            <w:tcBorders>
+              <w:bottom w:val="single" w:sz="4" w:space="0" w:color="auto"/>
+            </w:tcBorders>
+          </w:tcPr>
+          <w:p>
+            <w:pPr>
+              <w:rPr>
+                <w:rFonts w:ascii="Futura Medium" w:hAnsi="Futura Medium" w:cs="Futura Medium" w:hint="cs"/>
+                <w:sz w:val="20"/>
+                <w:szCs w:val="20"/>
+              </w:rPr>
+            </w:pPr>
+            <w:r>
+              <w:rPr>
+                <w:rFonts w:ascii="Futura Medium" w:hAnsi="Futura Medium" w:cs="Futura Medium"/>
+                <w:sz w:val="20"/>
+                <w:szCs w:val="20"/>
+                <w:lang w:val="en-US"/>
+              </w:rPr>
+              <w:t>−</w:t>
+            </w:r>
+            <w:r>
+              <w:rPr>
+                <w:rFonts w:ascii="Futura Medium" w:hAnsi="Futura Medium" w:cs="Futura Medium" w:hint="cs"/>
+                <w:sz w:val="20"/>
+                <w:szCs w:val="20"/>
+              </w:rPr>
+              <w:t>180 ± 90</w:t>
+            </w:r>
+          </w:p>
+        </w:tc>
+        <w:tc>
+          <w:tcPr>
+            <w:tcW w:w="864" w:type="pct"/>
+            <w:tcBorders>
+              <w:bottom w:val="single" w:sz="4" w:space="0" w:color="auto"/>
+            </w:tcBorders>
+          </w:tcPr>
+          <w:p>
+            <w:pPr>
+              <w:rPr>
+                <w:rFonts w:ascii="Futura Medium" w:hAnsi="Futura Medium" w:cs="Futura Medium" w:hint="cs"/>
+                <w:sz w:val="20"/>
+                <w:szCs w:val="20"/>
+              </w:rPr>
+            </w:pPr>
+            <w:r>
+              <w:rPr>
+                <w:rFonts w:ascii="Futura Medium" w:hAnsi="Futura Medium" w:cs="Futura Medium" w:hint="cs"/>
+                <w:sz w:val="20"/>
+                <w:szCs w:val="20"/>
+              </w:rPr>
+              <w:t>112 ± 29</w:t>
+            </w:r>
+          </w:p>
+        </w:tc>
+      </w:tr>
+    </w:tbl>
     <w:p>
       <w:pPr>
         <w:rPr>
@@ -1720,91 +3785,6 @@
           <w:lang w:val="en-US"/>
         </w:rPr>
       </w:pPr>
-      <w:r>
-        <w:rPr>
-          <w:rFonts w:ascii="Futura" w:hAnsi="Futura" w:cs="Futura"/>
-          <w:b/>
-          <w:bCs/>
-          <w:sz w:val="20"/>
-          <w:szCs w:val="20"/>
-          <w:lang w:val="en-US"/>
-        </w:rPr>
-        <w:t>Table S</w:t>
-      </w:r>
-      <w:r>
-        <w:rPr>
-          <w:rFonts w:ascii="Futura" w:hAnsi="Futura" w:cs="Futura"/>
-          <w:b/>
-          <w:bCs/>
-          <w:sz w:val="20"/>
-          <w:szCs w:val="20"/>
-          <w:lang w:val="en-US"/>
-        </w:rPr>
-        <w:t>3</w:t>
-      </w:r>
-      <w:r>
-        <w:rPr>
-          <w:rFonts w:ascii="Futura Medium" w:hAnsi="Futura Medium" w:cs="Futura Medium"/>
-          <w:sz w:val="20"/>
-          <w:szCs w:val="20"/>
-          <w:lang w:val="en-US"/>
-        </w:rPr>
-        <w:t xml:space="preserve">. </w:t>
-      </w:r>
-      <w:r>
-        <w:rPr>
-          <w:rFonts w:ascii="Futura Medium" w:hAnsi="Futura Medium" w:cs="Futura Medium"/>
-          <w:sz w:val="20"/>
-          <w:szCs w:val="20"/>
-          <w:lang w:val="en-US"/>
-        </w:rPr>
-        <w:t>Model diagnostics for h</w:t>
-      </w:r>
-      <w:r>
-        <w:rPr>
-          <w:rFonts w:ascii="Futura Medium" w:hAnsi="Futura Medium" w:cs="Futura Medium"/>
-          <w:sz w:val="20"/>
-          <w:szCs w:val="20"/>
-          <w:lang w:val="en-US"/>
-        </w:rPr>
-        <w:t xml:space="preserve">omo- </w:t>
-      </w:r>
-      <w:r>
-        <w:rPr>
-          <w:rFonts w:ascii="Futura Medium" w:hAnsi="Futura Medium" w:cs="Futura Medium"/>
-          <w:sz w:val="20"/>
-          <w:szCs w:val="20"/>
-          <w:lang w:val="en-US"/>
-        </w:rPr>
-        <w:t>vs.</w:t>
-      </w:r>
-      <w:r>
-        <w:rPr>
-          <w:rFonts w:ascii="Futura Medium" w:hAnsi="Futura Medium" w:cs="Futura Medium"/>
-          <w:sz w:val="20"/>
-          <w:szCs w:val="20"/>
-          <w:lang w:val="en-US"/>
-        </w:rPr>
-        <w:t xml:space="preserve"> heteroskedasticity.</w:t>
-      </w:r>
-      <w:r>
-        <w:rPr>
-          <w:rFonts w:ascii="Futura Medium" w:hAnsi="Futura Medium" w:cs="Futura Medium"/>
-          <w:sz w:val="20"/>
-          <w:szCs w:val="20"/>
-          <w:lang w:val="en-US"/>
-        </w:rPr>
-        <w:t xml:space="preserve"> </w:t>
-      </w:r>
-      <w:r>
-        <w:rPr>
-          <w:rFonts w:ascii="Futura Medium" w:hAnsi="Futura Medium" w:cs="Futura Medium"/>
-          <w:sz w:val="20"/>
-          <w:szCs w:val="20"/>
-          <w:lang w:val="en-US"/>
-        </w:rPr>
-        <w:t>See Table S1 for definitions.</w:t>
-      </w:r>
     </w:p>
     <w:p>
       <w:pPr>
@@ -1835,91 +3815,6 @@
           <w:lang w:val="en-US"/>
         </w:rPr>
       </w:pPr>
-      <w:r>
-        <w:rPr>
-          <w:rFonts w:ascii="Futura" w:hAnsi="Futura" w:cs="Futura"/>
-          <w:b/>
-          <w:bCs/>
-          <w:sz w:val="20"/>
-          <w:szCs w:val="20"/>
-          <w:lang w:val="en-US"/>
-        </w:rPr>
-        <w:t>Table S</w:t>
-      </w:r>
-      <w:r>
-        <w:rPr>
-          <w:rFonts w:ascii="Futura" w:hAnsi="Futura" w:cs="Futura"/>
-          <w:b/>
-          <w:bCs/>
-          <w:sz w:val="20"/>
-          <w:szCs w:val="20"/>
-          <w:lang w:val="en-US"/>
-        </w:rPr>
-        <w:t>4</w:t>
-      </w:r>
-      <w:r>
-        <w:rPr>
-          <w:rFonts w:ascii="Futura Medium" w:hAnsi="Futura Medium" w:cs="Futura Medium"/>
-          <w:sz w:val="20"/>
-          <w:szCs w:val="20"/>
-          <w:lang w:val="en-US"/>
-        </w:rPr>
-        <w:t xml:space="preserve">. </w:t>
-      </w:r>
-      <w:r>
-        <w:rPr>
-          <w:rFonts w:ascii="Futura Medium" w:hAnsi="Futura Medium" w:cs="Futura Medium"/>
-          <w:sz w:val="20"/>
-          <w:szCs w:val="20"/>
-          <w:lang w:val="en-US"/>
-        </w:rPr>
-        <w:t xml:space="preserve">Model diagnostics for </w:t>
-      </w:r>
-      <w:r>
-        <w:rPr>
-          <w:rFonts w:ascii="Futura Medium" w:hAnsi="Futura Medium" w:cs="Futura Medium"/>
-          <w:sz w:val="20"/>
-          <w:szCs w:val="20"/>
-          <w:lang w:val="en-US"/>
-        </w:rPr>
-        <w:t>macroalgal vs.</w:t>
-      </w:r>
-      <w:r>
-        <w:rPr>
-          <w:rFonts w:ascii="Futura Medium" w:hAnsi="Futura Medium" w:cs="Futura Medium"/>
-          <w:sz w:val="20"/>
-          <w:szCs w:val="20"/>
-          <w:lang w:val="en-US"/>
-        </w:rPr>
-        <w:t xml:space="preserve"> conventional model</w:t>
-      </w:r>
-      <w:r>
-        <w:rPr>
-          <w:rFonts w:ascii="Futura Medium" w:hAnsi="Futura Medium" w:cs="Futura Medium"/>
-          <w:sz w:val="20"/>
-          <w:szCs w:val="20"/>
-          <w:lang w:val="en-US"/>
-        </w:rPr>
-        <w:t>.</w:t>
-      </w:r>
-      <w:r>
-        <w:rPr>
-          <w:rFonts w:ascii="Futura Medium" w:hAnsi="Futura Medium" w:cs="Futura Medium"/>
-          <w:sz w:val="20"/>
-          <w:szCs w:val="20"/>
-          <w:lang w:val="en-US"/>
-        </w:rPr>
-        <w:t xml:space="preserve"> </w:t>
-      </w:r>
-      <w:r>
-        <w:rPr>
-          <w:rFonts w:ascii="Futura Medium" w:hAnsi="Futura Medium" w:cs="Futura Medium"/>
-          <w:sz w:val="20"/>
-          <w:szCs w:val="20"/>
-          <w:lang w:val="en-US"/>
-        </w:rPr>
-        <w:t>See Table S1 for definitions.</w:t>
-      </w:r>
     </w:p>
     <w:p>
       <w:pPr>
@@ -1964,28 +3859,9 @@
     <w:p>
       <w:pPr>
         <w:rPr>
-          <w:rFonts w:ascii="Futura" w:hAnsi="Futura" w:cs="Futura Medium"/>
-          <w:b/>
-          <w:bCs/>
-          <w:lang w:val="en-US"/>
-        </w:rPr>
-      </w:pPr>
-      <w:r>
-        <w:rPr>
-          <w:rFonts w:ascii="Futura" w:hAnsi="Futura" w:cs="Futura Medium"/>
-          <w:b/>
-          <w:bCs/>
-          <w:lang w:val="en-US"/>
-        </w:rPr>
-        <w:t>Figures</w:t>
-      </w:r>
-    </w:p>
-    <w:p>
-      <w:pPr>
-        <w:rPr>
-          <w:rFonts w:ascii="Futura" w:hAnsi="Futura" w:cs="Futura Medium"/>
-          <w:b/>
-          <w:bCs/>
+          <w:rFonts w:ascii="Futura Medium" w:hAnsi="Futura Medium" w:cs="Futura Medium"/>
+          <w:sz w:val="20"/>
+          <w:szCs w:val="20"/>
           <w:lang w:val="en-US"/>
         </w:rPr>
       </w:pPr>
@@ -1993,6 +3869,3326 @@
     <w:p>
       <w:pPr>
         <w:rPr>
+          <w:rFonts w:ascii="Futura Medium" w:hAnsi="Futura Medium" w:cs="Futura Medium"/>
+          <w:sz w:val="20"/>
+          <w:szCs w:val="20"/>
+          <w:lang w:val="en-US"/>
+        </w:rPr>
+      </w:pPr>
+    </w:p>
+    <w:p>
+      <w:pPr>
+        <w:rPr>
+          <w:rFonts w:ascii="Futura Medium" w:hAnsi="Futura Medium" w:cs="Futura Medium"/>
+          <w:sz w:val="20"/>
+          <w:szCs w:val="20"/>
+          <w:lang w:val="en-US"/>
+        </w:rPr>
+      </w:pPr>
+      <w:r>
+        <w:rPr>
+          <w:rFonts w:ascii="Futura" w:hAnsi="Futura" w:cs="Futura"/>
+          <w:b/>
+          <w:bCs/>
+          <w:sz w:val="20"/>
+          <w:szCs w:val="20"/>
+          <w:lang w:val="en-US"/>
+        </w:rPr>
+        <w:lastRenderedPageBreak/>
+        <w:t>Table S</w:t>
+      </w:r>
+      <w:r>
+        <w:rPr>
+          <w:rFonts w:ascii="Futura" w:hAnsi="Futura" w:cs="Futura"/>
+          <w:b/>
+          <w:bCs/>
+          <w:sz w:val="20"/>
+          <w:szCs w:val="20"/>
+          <w:lang w:val="en-US"/>
+        </w:rPr>
+        <w:t>3</w:t>
+      </w:r>
+      <w:r>
+        <w:rPr>
+          <w:rFonts w:ascii="Futura Medium" w:hAnsi="Futura Medium" w:cs="Futura Medium"/>
+          <w:sz w:val="20"/>
+          <w:szCs w:val="20"/>
+          <w:lang w:val="en-US"/>
+        </w:rPr>
+        <w:t xml:space="preserve">. </w:t>
+      </w:r>
+      <w:r>
+        <w:rPr>
+          <w:rFonts w:ascii="Futura Medium" w:hAnsi="Futura Medium" w:cs="Futura Medium"/>
+          <w:sz w:val="20"/>
+          <w:szCs w:val="20"/>
+          <w:lang w:val="en-US"/>
+        </w:rPr>
+        <w:t>Model diagnostics for h</w:t>
+      </w:r>
+      <w:r>
+        <w:rPr>
+          <w:rFonts w:ascii="Futura Medium" w:hAnsi="Futura Medium" w:cs="Futura Medium"/>
+          <w:sz w:val="20"/>
+          <w:szCs w:val="20"/>
+          <w:lang w:val="en-US"/>
+        </w:rPr>
+        <w:t xml:space="preserve">omo- </w:t>
+      </w:r>
+      <w:r>
+        <w:rPr>
+          <w:rFonts w:ascii="Futura Medium" w:hAnsi="Futura Medium" w:cs="Futura Medium"/>
+          <w:sz w:val="20"/>
+          <w:szCs w:val="20"/>
+          <w:lang w:val="en-US"/>
+        </w:rPr>
+        <w:t>vs.</w:t>
+      </w:r>
+      <w:r>
+        <w:rPr>
+          <w:rFonts w:ascii="Futura Medium" w:hAnsi="Futura Medium" w:cs="Futura Medium"/>
+          <w:sz w:val="20"/>
+          <w:szCs w:val="20"/>
+          <w:lang w:val="en-US"/>
+        </w:rPr>
+        <w:t xml:space="preserve"> heteroskedasticity.</w:t>
+      </w:r>
+      <w:r>
+        <w:rPr>
+          <w:rFonts w:ascii="Futura Medium" w:hAnsi="Futura Medium" w:cs="Futura Medium"/>
+          <w:sz w:val="20"/>
+          <w:szCs w:val="20"/>
+          <w:lang w:val="en-US"/>
+        </w:rPr>
+        <w:t xml:space="preserve"> </w:t>
+      </w:r>
+      <w:r>
+        <w:rPr>
+          <w:rFonts w:ascii="Futura Medium" w:hAnsi="Futura Medium" w:cs="Futura Medium"/>
+          <w:sz w:val="20"/>
+          <w:szCs w:val="20"/>
+          <w:lang w:val="en-US"/>
+        </w:rPr>
+        <w:t>See Table S1 for definitions.</w:t>
+      </w:r>
+    </w:p>
+    <w:tbl>
+      <w:tblPr>
+        <w:tblStyle w:val="TableGrid"/>
+        <w:tblW w:w="5000" w:type="pct"/>
+        <w:tblBorders>
+          <w:top w:val="none" w:sz="0" w:space="0" w:color="auto"/>
+          <w:left w:val="none" w:sz="0" w:space="0" w:color="auto"/>
+          <w:bottom w:val="none" w:sz="0" w:space="0" w:color="auto"/>
+          <w:right w:val="none" w:sz="0" w:space="0" w:color="auto"/>
+          <w:insideH w:val="none" w:sz="0" w:space="0" w:color="auto"/>
+          <w:insideV w:val="none" w:sz="0" w:space="0" w:color="auto"/>
+        </w:tblBorders>
+        <w:tblLook w:val="04A0" w:firstRow="1" w:lastRow="0" w:firstColumn="1" w:lastColumn="0" w:noHBand="0" w:noVBand="1"/>
+      </w:tblPr>
+      <w:tblGrid>
+        <w:gridCol w:w="2219"/>
+        <w:gridCol w:w="1399"/>
+        <w:gridCol w:w="1457"/>
+        <w:gridCol w:w="1314"/>
+        <w:gridCol w:w="1209"/>
+        <w:gridCol w:w="1428"/>
+      </w:tblGrid>
+      <w:tr>
+        <w:tc>
+          <w:tcPr>
+            <w:tcW w:w="1229" w:type="pct"/>
+            <w:tcBorders>
+              <w:top w:val="single" w:sz="4" w:space="0" w:color="auto"/>
+              <w:bottom w:val="single" w:sz="4" w:space="0" w:color="auto"/>
+            </w:tcBorders>
+          </w:tcPr>
+          <w:p>
+            <w:pPr>
+              <w:rPr>
+                <w:rFonts w:ascii="Futura" w:hAnsi="Futura" w:cs="Futura"/>
+                <w:b/>
+                <w:bCs/>
+                <w:sz w:val="20"/>
+                <w:szCs w:val="20"/>
+                <w:lang w:val="en-US"/>
+              </w:rPr>
+            </w:pPr>
+            <w:r>
+              <w:rPr>
+                <w:rFonts w:ascii="Futura" w:hAnsi="Futura" w:cs="Futura"/>
+                <w:b/>
+                <w:bCs/>
+                <w:sz w:val="20"/>
+                <w:szCs w:val="20"/>
+                <w:lang w:val="en-US"/>
+              </w:rPr>
+              <w:t>Variance</w:t>
+            </w:r>
+          </w:p>
+        </w:tc>
+        <w:tc>
+          <w:tcPr>
+            <w:tcW w:w="775" w:type="pct"/>
+            <w:tcBorders>
+              <w:top w:val="single" w:sz="4" w:space="0" w:color="auto"/>
+              <w:bottom w:val="single" w:sz="4" w:space="0" w:color="auto"/>
+            </w:tcBorders>
+          </w:tcPr>
+          <w:p>
+            <w:pPr>
+              <w:rPr>
+                <w:rFonts w:ascii="Futura" w:hAnsi="Futura" w:cs="Futura"/>
+                <w:b/>
+                <w:bCs/>
+                <w:sz w:val="20"/>
+                <w:szCs w:val="20"/>
+                <w:lang w:val="en-US"/>
+              </w:rPr>
+            </w:pPr>
+            <m:oMathPara>
+              <m:oMathParaPr>
+                <m:jc m:val="left"/>
+              </m:oMathParaPr>
+              <m:oMath>
+                <m:acc>
+                  <m:accPr>
+                    <m:ctrlPr>
+                      <w:rPr>
+                        <w:rFonts w:ascii="Cambria Math" w:hAnsi="Cambria Math" w:cs="Futura"/>
+                        <w:b/>
+                        <w:bCs/>
+                        <w:sz w:val="20"/>
+                        <w:szCs w:val="20"/>
+                        <w:lang w:val="en-US"/>
+                      </w:rPr>
+                    </m:ctrlPr>
+                  </m:accPr>
+                  <m:e>
+                    <m:r>
+                      <m:rPr>
+                        <m:nor/>
+                      </m:rPr>
+                      <w:rPr>
+                        <w:rFonts w:ascii="Futura" w:hAnsi="Futura" w:cs="Futura"/>
+                        <w:b/>
+                        <w:bCs/>
+                        <w:sz w:val="20"/>
+                        <w:szCs w:val="20"/>
+                        <w:lang w:val="en-US"/>
+                      </w:rPr>
+                      <m:t>R</m:t>
+                    </m:r>
+                  </m:e>
+                </m:acc>
+              </m:oMath>
+            </m:oMathPara>
+          </w:p>
+        </w:tc>
+        <w:tc>
+          <w:tcPr>
+            <w:tcW w:w="807" w:type="pct"/>
+            <w:tcBorders>
+              <w:top w:val="single" w:sz="4" w:space="0" w:color="auto"/>
+              <w:bottom w:val="single" w:sz="4" w:space="0" w:color="auto"/>
+            </w:tcBorders>
+          </w:tcPr>
+          <w:p>
+            <w:pPr>
+              <w:rPr>
+                <w:rFonts w:ascii="Futura" w:hAnsi="Futura" w:cs="Futura"/>
+                <w:b/>
+                <w:bCs/>
+                <w:sz w:val="20"/>
+                <w:szCs w:val="20"/>
+                <w:lang w:val="en-US"/>
+              </w:rPr>
+            </w:pPr>
+            <w:r>
+              <w:rPr>
+                <w:rFonts w:ascii="Futura" w:hAnsi="Futura" w:cs="Futura"/>
+                <w:b/>
+                <w:bCs/>
+                <w:sz w:val="20"/>
+                <w:szCs w:val="20"/>
+                <w:lang w:val="en-US"/>
+              </w:rPr>
+              <w:t>ESS</w:t>
+            </w:r>
+          </w:p>
+        </w:tc>
+        <w:tc>
+          <w:tcPr>
+            <w:tcW w:w="728" w:type="pct"/>
+            <w:tcBorders>
+              <w:top w:val="single" w:sz="4" w:space="0" w:color="auto"/>
+              <w:bottom w:val="single" w:sz="4" w:space="0" w:color="auto"/>
+            </w:tcBorders>
+          </w:tcPr>
+          <w:p>
+            <w:pPr>
+              <w:rPr>
+                <w:rFonts w:ascii="Futura" w:hAnsi="Futura" w:cs="Futura"/>
+                <w:b/>
+                <w:bCs/>
+                <w:sz w:val="20"/>
+                <w:szCs w:val="20"/>
+                <w:lang w:val="en-US"/>
+              </w:rPr>
+            </w:pPr>
+            <w:r>
+              <w:rPr>
+                <w:rFonts w:ascii="Futura" w:hAnsi="Futura" w:cs="Futura"/>
+                <w:b/>
+                <w:bCs/>
+                <w:sz w:val="20"/>
+                <w:szCs w:val="20"/>
+                <w:lang w:val="en-US"/>
+              </w:rPr>
+              <w:t>ELPD</w:t>
+            </w:r>
+          </w:p>
+        </w:tc>
+        <w:tc>
+          <w:tcPr>
+            <w:tcW w:w="670" w:type="pct"/>
+            <w:tcBorders>
+              <w:top w:val="single" w:sz="4" w:space="0" w:color="auto"/>
+              <w:bottom w:val="single" w:sz="4" w:space="0" w:color="auto"/>
+            </w:tcBorders>
+          </w:tcPr>
+          <w:p>
+            <w:pPr>
+              <w:rPr>
+                <w:rFonts w:ascii="Futura" w:hAnsi="Futura" w:cs="Futura"/>
+                <w:b/>
+                <w:bCs/>
+                <w:sz w:val="20"/>
+                <w:szCs w:val="20"/>
+                <w:lang w:val="en-US"/>
+              </w:rPr>
+            </w:pPr>
+            <w:r>
+              <w:rPr>
+                <w:rFonts w:ascii="Futura" w:hAnsi="Futura" w:cs="Futura"/>
+                <w:b/>
+                <w:bCs/>
+                <w:sz w:val="20"/>
+                <w:szCs w:val="20"/>
+                <w:lang w:val="en-US"/>
+              </w:rPr>
+              <w:t>Δ</w:t>
+            </w:r>
+            <w:r>
+              <w:rPr>
+                <w:rFonts w:ascii="Futura" w:hAnsi="Futura" w:cs="Futura"/>
+                <w:b/>
+                <w:bCs/>
+                <w:sz w:val="20"/>
+                <w:szCs w:val="20"/>
+                <w:lang w:val="en-US"/>
+              </w:rPr>
+              <w:t>ELPD</w:t>
+            </w:r>
+          </w:p>
+        </w:tc>
+        <w:tc>
+          <w:tcPr>
+            <w:tcW w:w="791" w:type="pct"/>
+            <w:tcBorders>
+              <w:top w:val="single" w:sz="4" w:space="0" w:color="auto"/>
+              <w:bottom w:val="single" w:sz="4" w:space="0" w:color="auto"/>
+            </w:tcBorders>
+          </w:tcPr>
+          <w:p>
+            <w:pPr>
+              <w:rPr>
+                <w:rFonts w:ascii="Futura" w:hAnsi="Futura" w:cs="Futura"/>
+                <w:b/>
+                <w:bCs/>
+                <w:sz w:val="20"/>
+                <w:szCs w:val="20"/>
+                <w:lang w:val="en-US"/>
+              </w:rPr>
+            </w:pPr>
+            <w:r>
+              <w:rPr>
+                <w:rFonts w:ascii="Futura" w:hAnsi="Futura" w:cs="Futura"/>
+                <w:b/>
+                <w:bCs/>
+                <w:sz w:val="20"/>
+                <w:szCs w:val="20"/>
+                <w:lang w:val="en-US"/>
+              </w:rPr>
+              <w:t>LPD</w:t>
+            </w:r>
+            <w:r>
+              <w:rPr>
+                <w:rFonts w:ascii="Futura" w:hAnsi="Futura" w:cs="Futura"/>
+                <w:b/>
+                <w:bCs/>
+              </w:rPr>
+              <w:t xml:space="preserve"> </w:t>
+            </w:r>
+            <w:r>
+              <w:rPr>
+                <w:rFonts w:ascii="Futura" w:hAnsi="Futura" w:cs="Futura"/>
+                <w:b/>
+                <w:bCs/>
+                <w:sz w:val="20"/>
+                <w:szCs w:val="20"/>
+                <w:lang w:val="en-US"/>
+              </w:rPr>
+              <w:t>− ELPD</w:t>
+            </w:r>
+          </w:p>
+        </w:tc>
+      </w:tr>
+      <w:tr>
+        <w:tc>
+          <w:tcPr>
+            <w:tcW w:w="5000" w:type="pct"/>
+            <w:gridSpan w:val="6"/>
+            <w:tcBorders>
+              <w:top w:val="single" w:sz="4" w:space="0" w:color="auto"/>
+            </w:tcBorders>
+          </w:tcPr>
+          <w:p>
+            <w:pPr>
+              <w:rPr>
+                <w:rFonts w:ascii="Futura Medium" w:hAnsi="Futura Medium" w:cs="Futura Medium" w:hint="cs"/>
+                <w:sz w:val="20"/>
+                <w:szCs w:val="20"/>
+              </w:rPr>
+            </w:pPr>
+            <w:r>
+              <w:rPr>
+                <w:rFonts w:ascii="Futura" w:hAnsi="Futura" w:cs="Futura"/>
+                <w:sz w:val="20"/>
+                <w:szCs w:val="20"/>
+                <w:lang w:val="en-US"/>
+              </w:rPr>
+              <w:t xml:space="preserve">Frontier </w:t>
+            </w:r>
+            <w:r>
+              <w:rPr>
+                <w:rFonts w:ascii="Futura" w:hAnsi="Futura" w:cs="Futura"/>
+                <w:i/>
+                <w:iCs/>
+                <w:sz w:val="20"/>
+                <w:szCs w:val="20"/>
+                <w:lang w:val="en-US"/>
+              </w:rPr>
+              <w:t>et al</w:t>
+            </w:r>
+            <w:r>
+              <w:rPr>
+                <w:rFonts w:ascii="Futura" w:hAnsi="Futura" w:cs="Futura"/>
+                <w:sz w:val="20"/>
+                <w:szCs w:val="20"/>
+                <w:lang w:val="en-US"/>
+              </w:rPr>
+              <w:t>. 2022</w:t>
+            </w:r>
+          </w:p>
+        </w:tc>
+      </w:tr>
+      <w:tr>
+        <w:tc>
+          <w:tcPr>
+            <w:tcW w:w="1229" w:type="pct"/>
+          </w:tcPr>
+          <w:p>
+            <w:pPr>
+              <w:rPr>
+                <w:rFonts w:ascii="Futura" w:hAnsi="Futura" w:cs="Futura"/>
+                <w:b/>
+                <w:bCs/>
+                <w:sz w:val="20"/>
+                <w:szCs w:val="20"/>
+                <w:lang w:val="en-US"/>
+              </w:rPr>
+            </w:pPr>
+            <w:r>
+              <w:rPr>
+                <w:rFonts w:ascii="Futura" w:hAnsi="Futura" w:cs="Futura"/>
+                <w:b/>
+                <w:bCs/>
+                <w:sz w:val="20"/>
+                <w:szCs w:val="20"/>
+                <w:lang w:val="en-US"/>
+              </w:rPr>
+              <w:t>Beta’</w:t>
+            </w:r>
+            <w:r>
+              <w:rPr>
+                <w:rFonts w:ascii="Futura" w:hAnsi="Futura" w:cs="Futura"/>
+                <w:b/>
+                <w:bCs/>
+                <w:sz w:val="20"/>
+                <w:szCs w:val="20"/>
+                <w:lang w:val="en-US"/>
+              </w:rPr>
+              <w:t xml:space="preserve"> likelihood</w:t>
+            </w:r>
+          </w:p>
+        </w:tc>
+        <w:tc>
+          <w:tcPr>
+            <w:tcW w:w="775" w:type="pct"/>
+          </w:tcPr>
+          <w:p>
+            <w:pPr>
+              <w:rPr>
+                <w:rFonts w:ascii="Futura Medium" w:hAnsi="Futura Medium" w:cs="Futura Medium" w:hint="cs"/>
+                <w:sz w:val="20"/>
+                <w:szCs w:val="20"/>
+              </w:rPr>
+            </w:pPr>
+          </w:p>
+        </w:tc>
+        <w:tc>
+          <w:tcPr>
+            <w:tcW w:w="807" w:type="pct"/>
+          </w:tcPr>
+          <w:p>
+            <w:pPr>
+              <w:rPr>
+                <w:rFonts w:ascii="Futura Medium" w:hAnsi="Futura Medium" w:cs="Futura Medium" w:hint="cs"/>
+                <w:sz w:val="20"/>
+                <w:szCs w:val="20"/>
+              </w:rPr>
+            </w:pPr>
+          </w:p>
+        </w:tc>
+        <w:tc>
+          <w:tcPr>
+            <w:tcW w:w="728" w:type="pct"/>
+          </w:tcPr>
+          <w:p>
+            <w:pPr>
+              <w:rPr>
+                <w:rFonts w:ascii="Futura Medium" w:hAnsi="Futura Medium" w:cs="Futura Medium" w:hint="cs"/>
+                <w:sz w:val="20"/>
+                <w:szCs w:val="20"/>
+              </w:rPr>
+            </w:pPr>
+          </w:p>
+        </w:tc>
+        <w:tc>
+          <w:tcPr>
+            <w:tcW w:w="670" w:type="pct"/>
+          </w:tcPr>
+          <w:p>
+            <w:pPr>
+              <w:rPr>
+                <w:rFonts w:ascii="Futura Medium" w:hAnsi="Futura Medium" w:cs="Futura Medium"/>
+                <w:sz w:val="20"/>
+                <w:szCs w:val="20"/>
+                <w:lang w:val="en-US"/>
+              </w:rPr>
+            </w:pPr>
+          </w:p>
+        </w:tc>
+        <w:tc>
+          <w:tcPr>
+            <w:tcW w:w="791" w:type="pct"/>
+          </w:tcPr>
+          <w:p>
+            <w:pPr>
+              <w:rPr>
+                <w:rFonts w:ascii="Futura Medium" w:hAnsi="Futura Medium" w:cs="Futura Medium" w:hint="cs"/>
+                <w:sz w:val="20"/>
+                <w:szCs w:val="20"/>
+              </w:rPr>
+            </w:pPr>
+          </w:p>
+        </w:tc>
+      </w:tr>
+      <w:tr>
+        <w:tc>
+          <w:tcPr>
+            <w:tcW w:w="1229" w:type="pct"/>
+          </w:tcPr>
+          <w:p>
+            <w:pPr>
+              <w:rPr>
+                <w:rFonts w:ascii="Futura" w:hAnsi="Futura" w:cs="Futura"/>
+                <w:sz w:val="20"/>
+                <w:szCs w:val="20"/>
+                <w:lang w:val="en-US"/>
+              </w:rPr>
+            </w:pPr>
+            <w:r>
+              <w:rPr>
+                <w:rFonts w:ascii="Futura Medium" w:hAnsi="Futura Medium" w:cs="Futura Medium"/>
+                <w:sz w:val="20"/>
+                <w:szCs w:val="20"/>
+              </w:rPr>
+              <w:t>Hetero</w:t>
+            </w:r>
+            <w:r>
+              <w:rPr>
+                <w:rFonts w:ascii="Futura Medium" w:hAnsi="Futura Medium" w:cs="Futura Medium"/>
+                <w:sz w:val="20"/>
+                <w:szCs w:val="20"/>
+              </w:rPr>
+              <w:t>skedastic</w:t>
+            </w:r>
+          </w:p>
+        </w:tc>
+        <w:tc>
+          <w:tcPr>
+            <w:tcW w:w="775" w:type="pct"/>
+          </w:tcPr>
+          <w:p>
+            <w:pPr>
+              <w:rPr>
+                <w:rFonts w:ascii="Futura Medium" w:hAnsi="Futura Medium" w:cs="Futura Medium" w:hint="cs"/>
+                <w:sz w:val="20"/>
+                <w:szCs w:val="20"/>
+                <w:lang w:val="en-US"/>
+              </w:rPr>
+            </w:pPr>
+            <w:r>
+              <w:rPr>
+                <w:rFonts w:ascii="Futura Medium" w:hAnsi="Futura Medium" w:cs="Futura Medium" w:hint="cs"/>
+                <w:sz w:val="20"/>
+                <w:szCs w:val="20"/>
+              </w:rPr>
+              <w:t>1 ± 0.0013</w:t>
+            </w:r>
+          </w:p>
+        </w:tc>
+        <w:tc>
+          <w:tcPr>
+            <w:tcW w:w="807" w:type="pct"/>
+          </w:tcPr>
+          <w:p>
+            <w:pPr>
+              <w:rPr>
+                <w:rFonts w:ascii="Futura Medium" w:hAnsi="Futura Medium" w:cs="Futura Medium" w:hint="cs"/>
+                <w:sz w:val="20"/>
+                <w:szCs w:val="20"/>
+                <w:lang w:val="en-US"/>
+              </w:rPr>
+            </w:pPr>
+            <w:r>
+              <w:rPr>
+                <w:rFonts w:ascii="Futura Medium" w:hAnsi="Futura Medium" w:cs="Futura Medium" w:hint="cs"/>
+                <w:sz w:val="20"/>
+                <w:szCs w:val="20"/>
+              </w:rPr>
+              <w:t>4188 ± 1526</w:t>
+            </w:r>
+          </w:p>
+        </w:tc>
+        <w:tc>
+          <w:tcPr>
+            <w:tcW w:w="728" w:type="pct"/>
+          </w:tcPr>
+          <w:p>
+            <w:pPr>
+              <w:rPr>
+                <w:rFonts w:ascii="Futura Medium" w:hAnsi="Futura Medium" w:cs="Futura Medium" w:hint="cs"/>
+                <w:sz w:val="20"/>
+                <w:szCs w:val="20"/>
+                <w:lang w:val="en-US"/>
+              </w:rPr>
+            </w:pPr>
+            <w:r>
+              <w:rPr>
+                <w:rFonts w:ascii="Futura Medium" w:hAnsi="Futura Medium" w:cs="Futura Medium" w:hint="cs"/>
+                <w:sz w:val="20"/>
+                <w:szCs w:val="20"/>
+              </w:rPr>
+              <w:t>31 ± 38</w:t>
+            </w:r>
+          </w:p>
+        </w:tc>
+        <w:tc>
+          <w:tcPr>
+            <w:tcW w:w="670" w:type="pct"/>
+          </w:tcPr>
+          <w:p>
+            <w:pPr>
+              <w:rPr>
+                <w:rFonts w:ascii="Futura Medium" w:hAnsi="Futura Medium" w:cs="Futura Medium" w:hint="cs"/>
+                <w:sz w:val="20"/>
+                <w:szCs w:val="20"/>
+                <w:lang w:val="en-US"/>
+              </w:rPr>
+            </w:pPr>
+            <w:r>
+              <w:rPr>
+                <w:rFonts w:ascii="Futura Medium" w:hAnsi="Futura Medium" w:cs="Futura Medium"/>
+                <w:sz w:val="20"/>
+                <w:szCs w:val="20"/>
+                <w:lang w:val="en-US"/>
+              </w:rPr>
+              <w:t>−</w:t>
+            </w:r>
+            <w:r>
+              <w:rPr>
+                <w:rFonts w:ascii="Futura Medium" w:hAnsi="Futura Medium" w:cs="Futura Medium" w:hint="cs"/>
+                <w:sz w:val="20"/>
+                <w:szCs w:val="20"/>
+              </w:rPr>
+              <w:t>20 ± 6.8</w:t>
+            </w:r>
+          </w:p>
+        </w:tc>
+        <w:tc>
+          <w:tcPr>
+            <w:tcW w:w="791" w:type="pct"/>
+          </w:tcPr>
+          <w:p>
+            <w:pPr>
+              <w:rPr>
+                <w:rFonts w:ascii="Futura Medium" w:hAnsi="Futura Medium" w:cs="Futura Medium" w:hint="cs"/>
+                <w:sz w:val="20"/>
+                <w:szCs w:val="20"/>
+                <w:lang w:val="en-US"/>
+              </w:rPr>
+            </w:pPr>
+            <w:r>
+              <w:rPr>
+                <w:rFonts w:ascii="Futura Medium" w:hAnsi="Futura Medium" w:cs="Futura Medium" w:hint="cs"/>
+                <w:sz w:val="20"/>
+                <w:szCs w:val="20"/>
+              </w:rPr>
+              <w:t>23 ± 19</w:t>
+            </w:r>
+          </w:p>
+        </w:tc>
+      </w:tr>
+      <w:tr>
+        <w:tc>
+          <w:tcPr>
+            <w:tcW w:w="1229" w:type="pct"/>
+          </w:tcPr>
+          <w:p>
+            <w:pPr>
+              <w:rPr>
+                <w:rFonts w:ascii="Futura" w:hAnsi="Futura" w:cs="Futura"/>
+                <w:sz w:val="20"/>
+                <w:szCs w:val="20"/>
+                <w:lang w:val="en-US"/>
+              </w:rPr>
+            </w:pPr>
+            <w:proofErr w:type="spellStart"/>
+            <w:r>
+              <w:rPr>
+                <w:rFonts w:ascii="Futura Medium" w:hAnsi="Futura Medium" w:cs="Futura Medium"/>
+                <w:sz w:val="20"/>
+                <w:szCs w:val="20"/>
+              </w:rPr>
+              <w:t>Homo</w:t>
+            </w:r>
+            <w:r>
+              <w:rPr>
+                <w:rFonts w:ascii="Futura Medium" w:hAnsi="Futura Medium" w:cs="Futura Medium"/>
+                <w:sz w:val="20"/>
+                <w:szCs w:val="20"/>
+              </w:rPr>
+              <w:t>skedastic</w:t>
+            </w:r>
+            <w:proofErr w:type="spellEnd"/>
+          </w:p>
+        </w:tc>
+        <w:tc>
+          <w:tcPr>
+            <w:tcW w:w="775" w:type="pct"/>
+          </w:tcPr>
+          <w:p>
+            <w:pPr>
+              <w:rPr>
+                <w:rFonts w:ascii="Futura Medium" w:hAnsi="Futura Medium" w:cs="Futura Medium" w:hint="cs"/>
+                <w:sz w:val="20"/>
+                <w:szCs w:val="20"/>
+                <w:lang w:val="en-US"/>
+              </w:rPr>
+            </w:pPr>
+            <w:r>
+              <w:rPr>
+                <w:rFonts w:ascii="Futura Medium" w:hAnsi="Futura Medium" w:cs="Futura Medium" w:hint="cs"/>
+                <w:sz w:val="20"/>
+                <w:szCs w:val="20"/>
+              </w:rPr>
+              <w:t>1 ± 0.0016</w:t>
+            </w:r>
+          </w:p>
+        </w:tc>
+        <w:tc>
+          <w:tcPr>
+            <w:tcW w:w="807" w:type="pct"/>
+          </w:tcPr>
+          <w:p>
+            <w:pPr>
+              <w:rPr>
+                <w:rFonts w:ascii="Futura Medium" w:hAnsi="Futura Medium" w:cs="Futura Medium" w:hint="cs"/>
+                <w:sz w:val="20"/>
+                <w:szCs w:val="20"/>
+                <w:lang w:val="en-US"/>
+              </w:rPr>
+            </w:pPr>
+            <w:r>
+              <w:rPr>
+                <w:rFonts w:ascii="Futura Medium" w:hAnsi="Futura Medium" w:cs="Futura Medium" w:hint="cs"/>
+                <w:sz w:val="20"/>
+                <w:szCs w:val="20"/>
+              </w:rPr>
+              <w:t>3359 ± 1167</w:t>
+            </w:r>
+          </w:p>
+        </w:tc>
+        <w:tc>
+          <w:tcPr>
+            <w:tcW w:w="728" w:type="pct"/>
+          </w:tcPr>
+          <w:p>
+            <w:pPr>
+              <w:rPr>
+                <w:rFonts w:ascii="Futura Medium" w:hAnsi="Futura Medium" w:cs="Futura Medium" w:hint="cs"/>
+                <w:sz w:val="20"/>
+                <w:szCs w:val="20"/>
+                <w:lang w:val="en-US"/>
+              </w:rPr>
+            </w:pPr>
+            <w:r>
+              <w:rPr>
+                <w:rFonts w:ascii="Futura Medium" w:hAnsi="Futura Medium" w:cs="Futura Medium"/>
+                <w:sz w:val="20"/>
+                <w:szCs w:val="20"/>
+                <w:lang w:val="en-US"/>
+              </w:rPr>
+              <w:t>−</w:t>
+            </w:r>
+            <w:r>
+              <w:rPr>
+                <w:rFonts w:ascii="Futura Medium" w:hAnsi="Futura Medium" w:cs="Futura Medium" w:hint="cs"/>
+                <w:sz w:val="20"/>
+                <w:szCs w:val="20"/>
+              </w:rPr>
+              <w:t>130 ± 81</w:t>
+            </w:r>
+          </w:p>
+        </w:tc>
+        <w:tc>
+          <w:tcPr>
+            <w:tcW w:w="670" w:type="pct"/>
+          </w:tcPr>
+          <w:p>
+            <w:pPr>
+              <w:rPr>
+                <w:rFonts w:ascii="Futura Medium" w:hAnsi="Futura Medium" w:cs="Futura Medium" w:hint="cs"/>
+                <w:sz w:val="20"/>
+                <w:szCs w:val="20"/>
+                <w:lang w:val="en-US"/>
+              </w:rPr>
+            </w:pPr>
+            <w:r>
+              <w:rPr>
+                <w:rFonts w:ascii="Futura Medium" w:hAnsi="Futura Medium" w:cs="Futura Medium"/>
+                <w:sz w:val="20"/>
+                <w:szCs w:val="20"/>
+                <w:lang w:val="en-US"/>
+              </w:rPr>
+              <w:t>−</w:t>
+            </w:r>
+            <w:r>
+              <w:rPr>
+                <w:rFonts w:ascii="Futura Medium" w:hAnsi="Futura Medium" w:cs="Futura Medium" w:hint="cs"/>
+                <w:sz w:val="20"/>
+                <w:szCs w:val="20"/>
+              </w:rPr>
+              <w:t>180 ± 54</w:t>
+            </w:r>
+          </w:p>
+        </w:tc>
+        <w:tc>
+          <w:tcPr>
+            <w:tcW w:w="791" w:type="pct"/>
+          </w:tcPr>
+          <w:p>
+            <w:pPr>
+              <w:rPr>
+                <w:rFonts w:ascii="Futura Medium" w:hAnsi="Futura Medium" w:cs="Futura Medium" w:hint="cs"/>
+                <w:sz w:val="20"/>
+                <w:szCs w:val="20"/>
+                <w:lang w:val="en-US"/>
+              </w:rPr>
+            </w:pPr>
+            <w:r>
+              <w:rPr>
+                <w:rFonts w:ascii="Futura Medium" w:hAnsi="Futura Medium" w:cs="Futura Medium" w:hint="cs"/>
+                <w:sz w:val="20"/>
+                <w:szCs w:val="20"/>
+              </w:rPr>
+              <w:t>45 ± 43</w:t>
+            </w:r>
+          </w:p>
+        </w:tc>
+      </w:tr>
+      <w:tr>
+        <w:tc>
+          <w:tcPr>
+            <w:tcW w:w="1229" w:type="pct"/>
+          </w:tcPr>
+          <w:p>
+            <w:pPr>
+              <w:rPr>
+                <w:rFonts w:ascii="Futura" w:hAnsi="Futura" w:cs="Futura"/>
+                <w:b/>
+                <w:bCs/>
+                <w:sz w:val="20"/>
+                <w:szCs w:val="20"/>
+                <w:lang w:val="en-US"/>
+              </w:rPr>
+            </w:pPr>
+            <w:r>
+              <w:rPr>
+                <w:rFonts w:ascii="Futura" w:hAnsi="Futura" w:cs="Futura"/>
+                <w:b/>
+                <w:bCs/>
+                <w:sz w:val="20"/>
+                <w:szCs w:val="20"/>
+                <w:lang w:val="en-US"/>
+              </w:rPr>
+              <w:t>Gamma</w:t>
+            </w:r>
+            <w:r>
+              <w:rPr>
+                <w:rFonts w:ascii="Futura" w:hAnsi="Futura" w:cs="Futura"/>
+                <w:b/>
+                <w:bCs/>
+                <w:sz w:val="20"/>
+                <w:szCs w:val="20"/>
+                <w:lang w:val="en-US"/>
+              </w:rPr>
+              <w:t xml:space="preserve"> likelihood</w:t>
+            </w:r>
+          </w:p>
+        </w:tc>
+        <w:tc>
+          <w:tcPr>
+            <w:tcW w:w="775" w:type="pct"/>
+          </w:tcPr>
+          <w:p>
+            <w:pPr>
+              <w:rPr>
+                <w:rFonts w:ascii="Futura Medium" w:hAnsi="Futura Medium" w:cs="Futura Medium" w:hint="cs"/>
+                <w:sz w:val="20"/>
+                <w:szCs w:val="20"/>
+              </w:rPr>
+            </w:pPr>
+          </w:p>
+        </w:tc>
+        <w:tc>
+          <w:tcPr>
+            <w:tcW w:w="807" w:type="pct"/>
+          </w:tcPr>
+          <w:p>
+            <w:pPr>
+              <w:rPr>
+                <w:rFonts w:ascii="Futura Medium" w:hAnsi="Futura Medium" w:cs="Futura Medium" w:hint="cs"/>
+                <w:sz w:val="20"/>
+                <w:szCs w:val="20"/>
+              </w:rPr>
+            </w:pPr>
+          </w:p>
+        </w:tc>
+        <w:tc>
+          <w:tcPr>
+            <w:tcW w:w="728" w:type="pct"/>
+          </w:tcPr>
+          <w:p>
+            <w:pPr>
+              <w:rPr>
+                <w:rFonts w:ascii="Futura Medium" w:hAnsi="Futura Medium" w:cs="Futura Medium" w:hint="cs"/>
+                <w:sz w:val="20"/>
+                <w:szCs w:val="20"/>
+              </w:rPr>
+            </w:pPr>
+          </w:p>
+        </w:tc>
+        <w:tc>
+          <w:tcPr>
+            <w:tcW w:w="670" w:type="pct"/>
+          </w:tcPr>
+          <w:p>
+            <w:pPr>
+              <w:rPr>
+                <w:rFonts w:ascii="Futura Medium" w:hAnsi="Futura Medium" w:cs="Futura Medium" w:hint="cs"/>
+                <w:sz w:val="20"/>
+                <w:szCs w:val="20"/>
+              </w:rPr>
+            </w:pPr>
+          </w:p>
+        </w:tc>
+        <w:tc>
+          <w:tcPr>
+            <w:tcW w:w="791" w:type="pct"/>
+          </w:tcPr>
+          <w:p>
+            <w:pPr>
+              <w:rPr>
+                <w:rFonts w:ascii="Futura Medium" w:hAnsi="Futura Medium" w:cs="Futura Medium" w:hint="cs"/>
+                <w:sz w:val="20"/>
+                <w:szCs w:val="20"/>
+              </w:rPr>
+            </w:pPr>
+          </w:p>
+        </w:tc>
+      </w:tr>
+      <w:tr>
+        <w:tc>
+          <w:tcPr>
+            <w:tcW w:w="1229" w:type="pct"/>
+          </w:tcPr>
+          <w:p>
+            <w:pPr>
+              <w:rPr>
+                <w:rFonts w:ascii="Futura" w:hAnsi="Futura" w:cs="Futura"/>
+                <w:sz w:val="20"/>
+                <w:szCs w:val="20"/>
+                <w:lang w:val="en-US"/>
+              </w:rPr>
+            </w:pPr>
+            <w:r>
+              <w:rPr>
+                <w:rFonts w:ascii="Futura Medium" w:hAnsi="Futura Medium" w:cs="Futura Medium"/>
+                <w:sz w:val="20"/>
+                <w:szCs w:val="20"/>
+              </w:rPr>
+              <w:t>Heteroskedastic</w:t>
+            </w:r>
+          </w:p>
+        </w:tc>
+        <w:tc>
+          <w:tcPr>
+            <w:tcW w:w="775" w:type="pct"/>
+          </w:tcPr>
+          <w:p>
+            <w:pPr>
+              <w:rPr>
+                <w:rFonts w:ascii="Futura Medium" w:hAnsi="Futura Medium" w:cs="Futura Medium" w:hint="cs"/>
+                <w:sz w:val="20"/>
+                <w:szCs w:val="20"/>
+                <w:lang w:val="en-US"/>
+              </w:rPr>
+            </w:pPr>
+            <w:r>
+              <w:rPr>
+                <w:rFonts w:ascii="Futura Medium" w:hAnsi="Futura Medium" w:cs="Futura Medium" w:hint="cs"/>
+                <w:sz w:val="20"/>
+                <w:szCs w:val="20"/>
+              </w:rPr>
+              <w:t>1 ± 0.00081</w:t>
+            </w:r>
+          </w:p>
+        </w:tc>
+        <w:tc>
+          <w:tcPr>
+            <w:tcW w:w="807" w:type="pct"/>
+          </w:tcPr>
+          <w:p>
+            <w:pPr>
+              <w:rPr>
+                <w:rFonts w:ascii="Futura Medium" w:hAnsi="Futura Medium" w:cs="Futura Medium" w:hint="cs"/>
+                <w:sz w:val="20"/>
+                <w:szCs w:val="20"/>
+                <w:lang w:val="en-US"/>
+              </w:rPr>
+            </w:pPr>
+            <w:r>
+              <w:rPr>
+                <w:rFonts w:ascii="Futura Medium" w:hAnsi="Futura Medium" w:cs="Futura Medium" w:hint="cs"/>
+                <w:sz w:val="20"/>
+                <w:szCs w:val="20"/>
+              </w:rPr>
+              <w:t>3842 ± 1556</w:t>
+            </w:r>
+          </w:p>
+        </w:tc>
+        <w:tc>
+          <w:tcPr>
+            <w:tcW w:w="728" w:type="pct"/>
+          </w:tcPr>
+          <w:p>
+            <w:pPr>
+              <w:rPr>
+                <w:rFonts w:ascii="Futura Medium" w:hAnsi="Futura Medium" w:cs="Futura Medium" w:hint="cs"/>
+                <w:sz w:val="20"/>
+                <w:szCs w:val="20"/>
+                <w:lang w:val="en-US"/>
+              </w:rPr>
+            </w:pPr>
+            <w:r>
+              <w:rPr>
+                <w:rFonts w:ascii="Futura Medium" w:hAnsi="Futura Medium" w:cs="Futura Medium" w:hint="cs"/>
+                <w:sz w:val="20"/>
+                <w:szCs w:val="20"/>
+              </w:rPr>
+              <w:t>51 ± 31</w:t>
+            </w:r>
+          </w:p>
+        </w:tc>
+        <w:tc>
+          <w:tcPr>
+            <w:tcW w:w="670" w:type="pct"/>
+          </w:tcPr>
+          <w:p>
+            <w:pPr>
+              <w:rPr>
+                <w:rFonts w:ascii="Futura Medium" w:hAnsi="Futura Medium" w:cs="Futura Medium" w:hint="cs"/>
+                <w:sz w:val="20"/>
+                <w:szCs w:val="20"/>
+                <w:lang w:val="en-US"/>
+              </w:rPr>
+            </w:pPr>
+            <w:r>
+              <w:rPr>
+                <w:rFonts w:ascii="Futura Medium" w:hAnsi="Futura Medium" w:cs="Futura Medium" w:hint="cs"/>
+                <w:sz w:val="20"/>
+                <w:szCs w:val="20"/>
+              </w:rPr>
+              <w:t>0 ± 0</w:t>
+            </w:r>
+          </w:p>
+        </w:tc>
+        <w:tc>
+          <w:tcPr>
+            <w:tcW w:w="791" w:type="pct"/>
+          </w:tcPr>
+          <w:p>
+            <w:pPr>
+              <w:rPr>
+                <w:rFonts w:ascii="Futura Medium" w:hAnsi="Futura Medium" w:cs="Futura Medium" w:hint="cs"/>
+                <w:sz w:val="20"/>
+                <w:szCs w:val="20"/>
+                <w:lang w:val="en-US"/>
+              </w:rPr>
+            </w:pPr>
+            <w:r>
+              <w:rPr>
+                <w:rFonts w:ascii="Futura Medium" w:hAnsi="Futura Medium" w:cs="Futura Medium" w:hint="cs"/>
+                <w:sz w:val="20"/>
+                <w:szCs w:val="20"/>
+              </w:rPr>
+              <w:t>22 ± 18</w:t>
+            </w:r>
+          </w:p>
+        </w:tc>
+      </w:tr>
+      <w:tr>
+        <w:tc>
+          <w:tcPr>
+            <w:tcW w:w="1229" w:type="pct"/>
+            <w:tcBorders>
+              <w:bottom w:val="single" w:sz="4" w:space="0" w:color="auto"/>
+            </w:tcBorders>
+          </w:tcPr>
+          <w:p>
+            <w:pPr>
+              <w:rPr>
+                <w:rFonts w:ascii="Futura" w:hAnsi="Futura" w:cs="Futura"/>
+                <w:sz w:val="20"/>
+                <w:szCs w:val="20"/>
+                <w:lang w:val="en-US"/>
+              </w:rPr>
+            </w:pPr>
+            <w:proofErr w:type="spellStart"/>
+            <w:r>
+              <w:rPr>
+                <w:rFonts w:ascii="Futura Medium" w:hAnsi="Futura Medium" w:cs="Futura Medium"/>
+                <w:sz w:val="20"/>
+                <w:szCs w:val="20"/>
+              </w:rPr>
+              <w:t>Homoskedastic</w:t>
+            </w:r>
+            <w:proofErr w:type="spellEnd"/>
+          </w:p>
+        </w:tc>
+        <w:tc>
+          <w:tcPr>
+            <w:tcW w:w="775" w:type="pct"/>
+            <w:tcBorders>
+              <w:bottom w:val="single" w:sz="4" w:space="0" w:color="auto"/>
+            </w:tcBorders>
+          </w:tcPr>
+          <w:p>
+            <w:pPr>
+              <w:rPr>
+                <w:rFonts w:ascii="Futura Medium" w:hAnsi="Futura Medium" w:cs="Futura Medium" w:hint="cs"/>
+                <w:sz w:val="20"/>
+                <w:szCs w:val="20"/>
+              </w:rPr>
+            </w:pPr>
+            <w:r>
+              <w:rPr>
+                <w:rFonts w:ascii="Futura Medium" w:hAnsi="Futura Medium" w:cs="Futura Medium" w:hint="cs"/>
+                <w:sz w:val="20"/>
+                <w:szCs w:val="20"/>
+              </w:rPr>
+              <w:t>1 ± 0.00043</w:t>
+            </w:r>
+          </w:p>
+        </w:tc>
+        <w:tc>
+          <w:tcPr>
+            <w:tcW w:w="807" w:type="pct"/>
+            <w:tcBorders>
+              <w:bottom w:val="single" w:sz="4" w:space="0" w:color="auto"/>
+            </w:tcBorders>
+          </w:tcPr>
+          <w:p>
+            <w:pPr>
+              <w:rPr>
+                <w:rFonts w:ascii="Futura Medium" w:hAnsi="Futura Medium" w:cs="Futura Medium" w:hint="cs"/>
+                <w:sz w:val="20"/>
+                <w:szCs w:val="20"/>
+              </w:rPr>
+            </w:pPr>
+            <w:r>
+              <w:rPr>
+                <w:rFonts w:ascii="Futura Medium" w:hAnsi="Futura Medium" w:cs="Futura Medium" w:hint="cs"/>
+                <w:sz w:val="20"/>
+                <w:szCs w:val="20"/>
+              </w:rPr>
+              <w:t>3537 ± 1481</w:t>
+            </w:r>
+          </w:p>
+        </w:tc>
+        <w:tc>
+          <w:tcPr>
+            <w:tcW w:w="728" w:type="pct"/>
+            <w:tcBorders>
+              <w:bottom w:val="single" w:sz="4" w:space="0" w:color="auto"/>
+            </w:tcBorders>
+          </w:tcPr>
+          <w:p>
+            <w:pPr>
+              <w:rPr>
+                <w:rFonts w:ascii="Futura Medium" w:hAnsi="Futura Medium" w:cs="Futura Medium" w:hint="cs"/>
+                <w:sz w:val="20"/>
+                <w:szCs w:val="20"/>
+              </w:rPr>
+            </w:pPr>
+            <w:r>
+              <w:rPr>
+                <w:rFonts w:ascii="Futura Medium" w:hAnsi="Futura Medium" w:cs="Futura Medium"/>
+                <w:sz w:val="20"/>
+                <w:szCs w:val="20"/>
+                <w:lang w:val="en-US"/>
+              </w:rPr>
+              <w:t>−</w:t>
+            </w:r>
+            <w:r>
+              <w:rPr>
+                <w:rFonts w:ascii="Futura Medium" w:hAnsi="Futura Medium" w:cs="Futura Medium" w:hint="cs"/>
+                <w:sz w:val="20"/>
+                <w:szCs w:val="20"/>
+              </w:rPr>
+              <w:t>76 ± 68</w:t>
+            </w:r>
+          </w:p>
+        </w:tc>
+        <w:tc>
+          <w:tcPr>
+            <w:tcW w:w="670" w:type="pct"/>
+            <w:tcBorders>
+              <w:bottom w:val="single" w:sz="4" w:space="0" w:color="auto"/>
+            </w:tcBorders>
+          </w:tcPr>
+          <w:p>
+            <w:pPr>
+              <w:rPr>
+                <w:rFonts w:ascii="Futura Medium" w:hAnsi="Futura Medium" w:cs="Futura Medium" w:hint="cs"/>
+                <w:sz w:val="20"/>
+                <w:szCs w:val="20"/>
+                <w:lang w:val="en-US"/>
+              </w:rPr>
+            </w:pPr>
+            <w:r>
+              <w:rPr>
+                <w:rFonts w:ascii="Futura Medium" w:hAnsi="Futura Medium" w:cs="Futura Medium"/>
+                <w:sz w:val="20"/>
+                <w:szCs w:val="20"/>
+                <w:lang w:val="en-US"/>
+              </w:rPr>
+              <w:t>−</w:t>
+            </w:r>
+            <w:r>
+              <w:rPr>
+                <w:rFonts w:ascii="Futura Medium" w:hAnsi="Futura Medium" w:cs="Futura Medium" w:hint="cs"/>
+                <w:sz w:val="20"/>
+                <w:szCs w:val="20"/>
+              </w:rPr>
+              <w:t>130 ± 41</w:t>
+            </w:r>
+          </w:p>
+        </w:tc>
+        <w:tc>
+          <w:tcPr>
+            <w:tcW w:w="791" w:type="pct"/>
+            <w:tcBorders>
+              <w:bottom w:val="single" w:sz="4" w:space="0" w:color="auto"/>
+            </w:tcBorders>
+          </w:tcPr>
+          <w:p>
+            <w:pPr>
+              <w:rPr>
+                <w:rFonts w:ascii="Futura Medium" w:hAnsi="Futura Medium" w:cs="Futura Medium" w:hint="cs"/>
+                <w:sz w:val="20"/>
+                <w:szCs w:val="20"/>
+              </w:rPr>
+            </w:pPr>
+            <w:r>
+              <w:rPr>
+                <w:rFonts w:ascii="Futura Medium" w:hAnsi="Futura Medium" w:cs="Futura Medium" w:hint="cs"/>
+                <w:sz w:val="20"/>
+                <w:szCs w:val="20"/>
+              </w:rPr>
+              <w:t>35 ± 33</w:t>
+            </w:r>
+          </w:p>
+        </w:tc>
+      </w:tr>
+      <w:tr>
+        <w:tc>
+          <w:tcPr>
+            <w:tcW w:w="5000" w:type="pct"/>
+            <w:gridSpan w:val="6"/>
+            <w:tcBorders>
+              <w:top w:val="single" w:sz="4" w:space="0" w:color="auto"/>
+            </w:tcBorders>
+          </w:tcPr>
+          <w:p>
+            <w:pPr>
+              <w:rPr>
+                <w:rFonts w:ascii="Futura Medium" w:hAnsi="Futura Medium" w:cs="Futura Medium" w:hint="cs"/>
+                <w:sz w:val="20"/>
+                <w:szCs w:val="20"/>
+              </w:rPr>
+            </w:pPr>
+            <w:r>
+              <w:rPr>
+                <w:rFonts w:ascii="Futura Medium" w:hAnsi="Futura Medium" w:cs="Futura Medium" w:hint="cs"/>
+                <w:sz w:val="20"/>
+                <w:szCs w:val="20"/>
+                <w:lang w:val="en-US"/>
+              </w:rPr>
+              <w:t xml:space="preserve">Vandendriessche </w:t>
+            </w:r>
+            <w:r>
+              <w:rPr>
+                <w:rFonts w:ascii="Futura Medium" w:hAnsi="Futura Medium" w:cs="Futura Medium" w:hint="cs"/>
+                <w:i/>
+                <w:iCs/>
+                <w:sz w:val="20"/>
+                <w:szCs w:val="20"/>
+                <w:lang w:val="en-US"/>
+              </w:rPr>
+              <w:t>et al</w:t>
+            </w:r>
+            <w:r>
+              <w:rPr>
+                <w:rFonts w:ascii="Futura Medium" w:hAnsi="Futura Medium" w:cs="Futura Medium" w:hint="cs"/>
+                <w:sz w:val="20"/>
+                <w:szCs w:val="20"/>
+                <w:lang w:val="en-US"/>
+              </w:rPr>
+              <w:t>. 2007</w:t>
+            </w:r>
+          </w:p>
+        </w:tc>
+      </w:tr>
+      <w:tr>
+        <w:tc>
+          <w:tcPr>
+            <w:tcW w:w="1229" w:type="pct"/>
+          </w:tcPr>
+          <w:p>
+            <w:pPr>
+              <w:rPr>
+                <w:rFonts w:ascii="Futura" w:hAnsi="Futura" w:cs="Futura"/>
+                <w:b/>
+                <w:bCs/>
+                <w:sz w:val="20"/>
+                <w:szCs w:val="20"/>
+                <w:lang w:val="en-US"/>
+              </w:rPr>
+            </w:pPr>
+            <w:r>
+              <w:rPr>
+                <w:rFonts w:ascii="Futura" w:hAnsi="Futura" w:cs="Futura"/>
+                <w:b/>
+                <w:bCs/>
+                <w:sz w:val="20"/>
+                <w:szCs w:val="20"/>
+                <w:lang w:val="en-US"/>
+              </w:rPr>
+              <w:t>Beta’</w:t>
+            </w:r>
+            <w:r>
+              <w:rPr>
+                <w:rFonts w:ascii="Futura" w:hAnsi="Futura" w:cs="Futura"/>
+                <w:b/>
+                <w:bCs/>
+                <w:sz w:val="20"/>
+                <w:szCs w:val="20"/>
+                <w:lang w:val="en-US"/>
+              </w:rPr>
+              <w:t xml:space="preserve"> likelihood</w:t>
+            </w:r>
+          </w:p>
+        </w:tc>
+        <w:tc>
+          <w:tcPr>
+            <w:tcW w:w="775" w:type="pct"/>
+          </w:tcPr>
+          <w:p>
+            <w:pPr>
+              <w:rPr>
+                <w:rFonts w:ascii="Futura Medium" w:hAnsi="Futura Medium" w:cs="Futura Medium" w:hint="cs"/>
+                <w:sz w:val="20"/>
+                <w:szCs w:val="20"/>
+              </w:rPr>
+            </w:pPr>
+          </w:p>
+        </w:tc>
+        <w:tc>
+          <w:tcPr>
+            <w:tcW w:w="807" w:type="pct"/>
+          </w:tcPr>
+          <w:p>
+            <w:pPr>
+              <w:rPr>
+                <w:rFonts w:ascii="Futura Medium" w:hAnsi="Futura Medium" w:cs="Futura Medium" w:hint="cs"/>
+                <w:sz w:val="20"/>
+                <w:szCs w:val="20"/>
+              </w:rPr>
+            </w:pPr>
+          </w:p>
+        </w:tc>
+        <w:tc>
+          <w:tcPr>
+            <w:tcW w:w="728" w:type="pct"/>
+          </w:tcPr>
+          <w:p>
+            <w:pPr>
+              <w:rPr>
+                <w:rFonts w:ascii="Futura Medium" w:hAnsi="Futura Medium" w:cs="Futura Medium" w:hint="cs"/>
+                <w:sz w:val="20"/>
+                <w:szCs w:val="20"/>
+              </w:rPr>
+            </w:pPr>
+          </w:p>
+        </w:tc>
+        <w:tc>
+          <w:tcPr>
+            <w:tcW w:w="670" w:type="pct"/>
+          </w:tcPr>
+          <w:p>
+            <w:pPr>
+              <w:rPr>
+                <w:rFonts w:ascii="Futura Medium" w:hAnsi="Futura Medium" w:cs="Futura Medium"/>
+                <w:sz w:val="20"/>
+                <w:szCs w:val="20"/>
+                <w:lang w:val="en-US"/>
+              </w:rPr>
+            </w:pPr>
+          </w:p>
+        </w:tc>
+        <w:tc>
+          <w:tcPr>
+            <w:tcW w:w="791" w:type="pct"/>
+          </w:tcPr>
+          <w:p>
+            <w:pPr>
+              <w:rPr>
+                <w:rFonts w:ascii="Futura Medium" w:hAnsi="Futura Medium" w:cs="Futura Medium" w:hint="cs"/>
+                <w:sz w:val="20"/>
+                <w:szCs w:val="20"/>
+              </w:rPr>
+            </w:pPr>
+          </w:p>
+        </w:tc>
+      </w:tr>
+      <w:tr>
+        <w:tc>
+          <w:tcPr>
+            <w:tcW w:w="1229" w:type="pct"/>
+          </w:tcPr>
+          <w:p>
+            <w:pPr>
+              <w:rPr>
+                <w:rFonts w:ascii="Futura" w:hAnsi="Futura" w:cs="Futura"/>
+                <w:sz w:val="20"/>
+                <w:szCs w:val="20"/>
+                <w:lang w:val="en-US"/>
+              </w:rPr>
+            </w:pPr>
+            <w:r>
+              <w:rPr>
+                <w:rFonts w:ascii="Futura Medium" w:hAnsi="Futura Medium" w:cs="Futura Medium"/>
+                <w:sz w:val="20"/>
+                <w:szCs w:val="20"/>
+              </w:rPr>
+              <w:t>Heteroskedastic</w:t>
+            </w:r>
+          </w:p>
+        </w:tc>
+        <w:tc>
+          <w:tcPr>
+            <w:tcW w:w="775" w:type="pct"/>
+          </w:tcPr>
+          <w:p>
+            <w:pPr>
+              <w:rPr>
+                <w:rFonts w:ascii="Futura Medium" w:hAnsi="Futura Medium" w:cs="Futura Medium" w:hint="cs"/>
+                <w:sz w:val="20"/>
+                <w:szCs w:val="20"/>
+                <w:lang w:val="en-US"/>
+              </w:rPr>
+            </w:pPr>
+            <w:r>
+              <w:rPr>
+                <w:rFonts w:ascii="Futura Medium" w:hAnsi="Futura Medium" w:cs="Futura Medium" w:hint="cs"/>
+                <w:sz w:val="20"/>
+                <w:szCs w:val="20"/>
+              </w:rPr>
+              <w:t>1 ± 0.02</w:t>
+            </w:r>
+          </w:p>
+        </w:tc>
+        <w:tc>
+          <w:tcPr>
+            <w:tcW w:w="807" w:type="pct"/>
+          </w:tcPr>
+          <w:p>
+            <w:pPr>
+              <w:rPr>
+                <w:rFonts w:ascii="Futura Medium" w:hAnsi="Futura Medium" w:cs="Futura Medium" w:hint="cs"/>
+                <w:sz w:val="20"/>
+                <w:szCs w:val="20"/>
+                <w:lang w:val="en-US"/>
+              </w:rPr>
+            </w:pPr>
+            <w:r>
+              <w:rPr>
+                <w:rFonts w:ascii="Futura Medium" w:hAnsi="Futura Medium" w:cs="Futura Medium" w:hint="cs"/>
+                <w:sz w:val="20"/>
+                <w:szCs w:val="20"/>
+              </w:rPr>
+              <w:t>8837 ± 3805</w:t>
+            </w:r>
+          </w:p>
+        </w:tc>
+        <w:tc>
+          <w:tcPr>
+            <w:tcW w:w="728" w:type="pct"/>
+          </w:tcPr>
+          <w:p>
+            <w:pPr>
+              <w:rPr>
+                <w:rFonts w:ascii="Futura Medium" w:hAnsi="Futura Medium" w:cs="Futura Medium" w:hint="cs"/>
+                <w:sz w:val="20"/>
+                <w:szCs w:val="20"/>
+                <w:lang w:val="en-US"/>
+              </w:rPr>
+            </w:pPr>
+            <w:r>
+              <w:rPr>
+                <w:rFonts w:ascii="Futura Medium" w:hAnsi="Futura Medium" w:cs="Futura Medium" w:hint="cs"/>
+                <w:sz w:val="20"/>
+                <w:szCs w:val="20"/>
+              </w:rPr>
+              <w:t>1320 ± 138</w:t>
+            </w:r>
+          </w:p>
+        </w:tc>
+        <w:tc>
+          <w:tcPr>
+            <w:tcW w:w="670" w:type="pct"/>
+          </w:tcPr>
+          <w:p>
+            <w:pPr>
+              <w:rPr>
+                <w:rFonts w:ascii="Futura Medium" w:hAnsi="Futura Medium" w:cs="Futura Medium" w:hint="cs"/>
+                <w:sz w:val="20"/>
+                <w:szCs w:val="20"/>
+                <w:lang w:val="en-US"/>
+              </w:rPr>
+            </w:pPr>
+            <w:r>
+              <w:rPr>
+                <w:rFonts w:ascii="Futura Medium" w:hAnsi="Futura Medium" w:cs="Futura Medium"/>
+                <w:sz w:val="20"/>
+                <w:szCs w:val="20"/>
+                <w:lang w:val="en-US"/>
+              </w:rPr>
+              <w:t>−</w:t>
+            </w:r>
+            <w:r>
+              <w:rPr>
+                <w:rFonts w:ascii="Futura Medium" w:hAnsi="Futura Medium" w:cs="Futura Medium" w:hint="cs"/>
+                <w:sz w:val="20"/>
+                <w:szCs w:val="20"/>
+              </w:rPr>
+              <w:t>66 ± 36</w:t>
+            </w:r>
+          </w:p>
+        </w:tc>
+        <w:tc>
+          <w:tcPr>
+            <w:tcW w:w="791" w:type="pct"/>
+          </w:tcPr>
+          <w:p>
+            <w:pPr>
+              <w:rPr>
+                <w:rFonts w:ascii="Futura Medium" w:hAnsi="Futura Medium" w:cs="Futura Medium" w:hint="cs"/>
+                <w:sz w:val="20"/>
+                <w:szCs w:val="20"/>
+                <w:lang w:val="en-US"/>
+              </w:rPr>
+            </w:pPr>
+            <w:r>
+              <w:rPr>
+                <w:rFonts w:ascii="Futura Medium" w:hAnsi="Futura Medium" w:cs="Futura Medium" w:hint="cs"/>
+                <w:sz w:val="20"/>
+                <w:szCs w:val="20"/>
+              </w:rPr>
+              <w:t>169 ± 49</w:t>
+            </w:r>
+          </w:p>
+        </w:tc>
+      </w:tr>
+      <w:tr>
+        <w:tc>
+          <w:tcPr>
+            <w:tcW w:w="1229" w:type="pct"/>
+          </w:tcPr>
+          <w:p>
+            <w:pPr>
+              <w:rPr>
+                <w:rFonts w:ascii="Futura" w:hAnsi="Futura" w:cs="Futura"/>
+                <w:sz w:val="20"/>
+                <w:szCs w:val="20"/>
+                <w:lang w:val="en-US"/>
+              </w:rPr>
+            </w:pPr>
+            <w:proofErr w:type="spellStart"/>
+            <w:r>
+              <w:rPr>
+                <w:rFonts w:ascii="Futura Medium" w:hAnsi="Futura Medium" w:cs="Futura Medium"/>
+                <w:sz w:val="20"/>
+                <w:szCs w:val="20"/>
+              </w:rPr>
+              <w:t>Homoskedastic</w:t>
+            </w:r>
+            <w:proofErr w:type="spellEnd"/>
+          </w:p>
+        </w:tc>
+        <w:tc>
+          <w:tcPr>
+            <w:tcW w:w="775" w:type="pct"/>
+          </w:tcPr>
+          <w:p>
+            <w:pPr>
+              <w:rPr>
+                <w:rFonts w:ascii="Futura Medium" w:hAnsi="Futura Medium" w:cs="Futura Medium" w:hint="cs"/>
+                <w:sz w:val="20"/>
+                <w:szCs w:val="20"/>
+                <w:lang w:val="en-US"/>
+              </w:rPr>
+            </w:pPr>
+            <w:r>
+              <w:rPr>
+                <w:rFonts w:ascii="Futura Medium" w:hAnsi="Futura Medium" w:cs="Futura Medium" w:hint="cs"/>
+                <w:sz w:val="20"/>
+                <w:szCs w:val="20"/>
+              </w:rPr>
+              <w:t>1 ± 0.004</w:t>
+            </w:r>
+          </w:p>
+        </w:tc>
+        <w:tc>
+          <w:tcPr>
+            <w:tcW w:w="807" w:type="pct"/>
+          </w:tcPr>
+          <w:p>
+            <w:pPr>
+              <w:rPr>
+                <w:rFonts w:ascii="Futura Medium" w:hAnsi="Futura Medium" w:cs="Futura Medium" w:hint="cs"/>
+                <w:sz w:val="20"/>
+                <w:szCs w:val="20"/>
+                <w:lang w:val="en-US"/>
+              </w:rPr>
+            </w:pPr>
+            <w:r>
+              <w:rPr>
+                <w:rFonts w:ascii="Futura Medium" w:hAnsi="Futura Medium" w:cs="Futura Medium" w:hint="cs"/>
+                <w:sz w:val="20"/>
+                <w:szCs w:val="20"/>
+              </w:rPr>
+              <w:t>7324 ± 3162</w:t>
+            </w:r>
+          </w:p>
+        </w:tc>
+        <w:tc>
+          <w:tcPr>
+            <w:tcW w:w="728" w:type="pct"/>
+          </w:tcPr>
+          <w:p>
+            <w:pPr>
+              <w:rPr>
+                <w:rFonts w:ascii="Futura Medium" w:hAnsi="Futura Medium" w:cs="Futura Medium" w:hint="cs"/>
+                <w:sz w:val="20"/>
+                <w:szCs w:val="20"/>
+                <w:lang w:val="en-US"/>
+              </w:rPr>
+            </w:pPr>
+            <w:r>
+              <w:rPr>
+                <w:rFonts w:ascii="Futura Medium" w:hAnsi="Futura Medium" w:cs="Futura Medium" w:hint="cs"/>
+                <w:sz w:val="20"/>
+                <w:szCs w:val="20"/>
+              </w:rPr>
+              <w:t>1284 ± 178</w:t>
+            </w:r>
+          </w:p>
+        </w:tc>
+        <w:tc>
+          <w:tcPr>
+            <w:tcW w:w="670" w:type="pct"/>
+          </w:tcPr>
+          <w:p>
+            <w:pPr>
+              <w:rPr>
+                <w:rFonts w:ascii="Futura Medium" w:hAnsi="Futura Medium" w:cs="Futura Medium" w:hint="cs"/>
+                <w:sz w:val="20"/>
+                <w:szCs w:val="20"/>
+                <w:lang w:val="en-US"/>
+              </w:rPr>
+            </w:pPr>
+            <w:r>
+              <w:rPr>
+                <w:rFonts w:ascii="Futura Medium" w:hAnsi="Futura Medium" w:cs="Futura Medium"/>
+                <w:sz w:val="20"/>
+                <w:szCs w:val="20"/>
+                <w:lang w:val="en-US"/>
+              </w:rPr>
+              <w:t>−</w:t>
+            </w:r>
+            <w:r>
+              <w:rPr>
+                <w:rFonts w:ascii="Futura Medium" w:hAnsi="Futura Medium" w:cs="Futura Medium" w:hint="cs"/>
+                <w:sz w:val="20"/>
+                <w:szCs w:val="20"/>
+              </w:rPr>
+              <w:t>100 ± 78</w:t>
+            </w:r>
+          </w:p>
+        </w:tc>
+        <w:tc>
+          <w:tcPr>
+            <w:tcW w:w="791" w:type="pct"/>
+          </w:tcPr>
+          <w:p>
+            <w:pPr>
+              <w:rPr>
+                <w:rFonts w:ascii="Futura Medium" w:hAnsi="Futura Medium" w:cs="Futura Medium" w:hint="cs"/>
+                <w:sz w:val="20"/>
+                <w:szCs w:val="20"/>
+                <w:lang w:val="en-US"/>
+              </w:rPr>
+            </w:pPr>
+            <w:r>
+              <w:rPr>
+                <w:rFonts w:ascii="Futura Medium" w:hAnsi="Futura Medium" w:cs="Futura Medium" w:hint="cs"/>
+                <w:sz w:val="20"/>
+                <w:szCs w:val="20"/>
+              </w:rPr>
+              <w:t>148 ± 44</w:t>
+            </w:r>
+          </w:p>
+        </w:tc>
+      </w:tr>
+      <w:tr>
+        <w:tc>
+          <w:tcPr>
+            <w:tcW w:w="1229" w:type="pct"/>
+          </w:tcPr>
+          <w:p>
+            <w:pPr>
+              <w:rPr>
+                <w:rFonts w:ascii="Futura" w:hAnsi="Futura" w:cs="Futura"/>
+                <w:b/>
+                <w:bCs/>
+                <w:sz w:val="20"/>
+                <w:szCs w:val="20"/>
+                <w:lang w:val="en-US"/>
+              </w:rPr>
+            </w:pPr>
+            <w:r>
+              <w:rPr>
+                <w:rFonts w:ascii="Futura" w:hAnsi="Futura" w:cs="Futura"/>
+                <w:b/>
+                <w:bCs/>
+                <w:sz w:val="20"/>
+                <w:szCs w:val="20"/>
+                <w:lang w:val="en-US"/>
+              </w:rPr>
+              <w:t>Gamma</w:t>
+            </w:r>
+            <w:r>
+              <w:rPr>
+                <w:rFonts w:ascii="Futura" w:hAnsi="Futura" w:cs="Futura"/>
+                <w:b/>
+                <w:bCs/>
+                <w:sz w:val="20"/>
+                <w:szCs w:val="20"/>
+                <w:lang w:val="en-US"/>
+              </w:rPr>
+              <w:t xml:space="preserve"> likelihood</w:t>
+            </w:r>
+          </w:p>
+        </w:tc>
+        <w:tc>
+          <w:tcPr>
+            <w:tcW w:w="775" w:type="pct"/>
+          </w:tcPr>
+          <w:p>
+            <w:pPr>
+              <w:rPr>
+                <w:rFonts w:ascii="Futura Medium" w:hAnsi="Futura Medium" w:cs="Futura Medium" w:hint="cs"/>
+                <w:sz w:val="20"/>
+                <w:szCs w:val="20"/>
+              </w:rPr>
+            </w:pPr>
+          </w:p>
+        </w:tc>
+        <w:tc>
+          <w:tcPr>
+            <w:tcW w:w="807" w:type="pct"/>
+          </w:tcPr>
+          <w:p>
+            <w:pPr>
+              <w:rPr>
+                <w:rFonts w:ascii="Futura Medium" w:hAnsi="Futura Medium" w:cs="Futura Medium" w:hint="cs"/>
+                <w:sz w:val="20"/>
+                <w:szCs w:val="20"/>
+              </w:rPr>
+            </w:pPr>
+          </w:p>
+        </w:tc>
+        <w:tc>
+          <w:tcPr>
+            <w:tcW w:w="728" w:type="pct"/>
+          </w:tcPr>
+          <w:p>
+            <w:pPr>
+              <w:rPr>
+                <w:rFonts w:ascii="Futura Medium" w:hAnsi="Futura Medium" w:cs="Futura Medium" w:hint="cs"/>
+                <w:sz w:val="20"/>
+                <w:szCs w:val="20"/>
+              </w:rPr>
+            </w:pPr>
+          </w:p>
+        </w:tc>
+        <w:tc>
+          <w:tcPr>
+            <w:tcW w:w="670" w:type="pct"/>
+          </w:tcPr>
+          <w:p>
+            <w:pPr>
+              <w:rPr>
+                <w:rFonts w:ascii="Futura Medium" w:hAnsi="Futura Medium" w:cs="Futura Medium" w:hint="cs"/>
+                <w:sz w:val="20"/>
+                <w:szCs w:val="20"/>
+              </w:rPr>
+            </w:pPr>
+          </w:p>
+        </w:tc>
+        <w:tc>
+          <w:tcPr>
+            <w:tcW w:w="791" w:type="pct"/>
+          </w:tcPr>
+          <w:p>
+            <w:pPr>
+              <w:rPr>
+                <w:rFonts w:ascii="Futura Medium" w:hAnsi="Futura Medium" w:cs="Futura Medium" w:hint="cs"/>
+                <w:sz w:val="20"/>
+                <w:szCs w:val="20"/>
+              </w:rPr>
+            </w:pPr>
+          </w:p>
+        </w:tc>
+      </w:tr>
+      <w:tr>
+        <w:tc>
+          <w:tcPr>
+            <w:tcW w:w="1229" w:type="pct"/>
+          </w:tcPr>
+          <w:p>
+            <w:pPr>
+              <w:rPr>
+                <w:rFonts w:ascii="Futura" w:hAnsi="Futura" w:cs="Futura"/>
+                <w:sz w:val="20"/>
+                <w:szCs w:val="20"/>
+                <w:lang w:val="en-US"/>
+              </w:rPr>
+            </w:pPr>
+            <w:r>
+              <w:rPr>
+                <w:rFonts w:ascii="Futura Medium" w:hAnsi="Futura Medium" w:cs="Futura Medium"/>
+                <w:sz w:val="20"/>
+                <w:szCs w:val="20"/>
+              </w:rPr>
+              <w:t>Heteroskedastic</w:t>
+            </w:r>
+          </w:p>
+        </w:tc>
+        <w:tc>
+          <w:tcPr>
+            <w:tcW w:w="775" w:type="pct"/>
+          </w:tcPr>
+          <w:p>
+            <w:pPr>
+              <w:rPr>
+                <w:rFonts w:ascii="Futura Medium" w:hAnsi="Futura Medium" w:cs="Futura Medium" w:hint="cs"/>
+                <w:sz w:val="20"/>
+                <w:szCs w:val="20"/>
+                <w:lang w:val="en-US"/>
+              </w:rPr>
+            </w:pPr>
+            <w:r>
+              <w:rPr>
+                <w:rFonts w:ascii="Futura Medium" w:hAnsi="Futura Medium" w:cs="Futura Medium" w:hint="cs"/>
+                <w:sz w:val="20"/>
+                <w:szCs w:val="20"/>
+              </w:rPr>
+              <w:t>1 ± 0.016</w:t>
+            </w:r>
+          </w:p>
+        </w:tc>
+        <w:tc>
+          <w:tcPr>
+            <w:tcW w:w="807" w:type="pct"/>
+          </w:tcPr>
+          <w:p>
+            <w:pPr>
+              <w:rPr>
+                <w:rFonts w:ascii="Futura Medium" w:hAnsi="Futura Medium" w:cs="Futura Medium" w:hint="cs"/>
+                <w:sz w:val="20"/>
+                <w:szCs w:val="20"/>
+                <w:lang w:val="en-US"/>
+              </w:rPr>
+            </w:pPr>
+            <w:r>
+              <w:rPr>
+                <w:rFonts w:ascii="Futura Medium" w:hAnsi="Futura Medium" w:cs="Futura Medium" w:hint="cs"/>
+                <w:sz w:val="20"/>
+                <w:szCs w:val="20"/>
+              </w:rPr>
+              <w:t>7455 ± 3509</w:t>
+            </w:r>
+          </w:p>
+        </w:tc>
+        <w:tc>
+          <w:tcPr>
+            <w:tcW w:w="728" w:type="pct"/>
+          </w:tcPr>
+          <w:p>
+            <w:pPr>
+              <w:rPr>
+                <w:rFonts w:ascii="Futura Medium" w:hAnsi="Futura Medium" w:cs="Futura Medium" w:hint="cs"/>
+                <w:sz w:val="20"/>
+                <w:szCs w:val="20"/>
+                <w:lang w:val="en-US"/>
+              </w:rPr>
+            </w:pPr>
+            <w:r>
+              <w:rPr>
+                <w:rFonts w:ascii="Futura Medium" w:hAnsi="Futura Medium" w:cs="Futura Medium" w:hint="cs"/>
+                <w:sz w:val="20"/>
+                <w:szCs w:val="20"/>
+              </w:rPr>
+              <w:t>1385 ± 105</w:t>
+            </w:r>
+          </w:p>
+        </w:tc>
+        <w:tc>
+          <w:tcPr>
+            <w:tcW w:w="670" w:type="pct"/>
+          </w:tcPr>
+          <w:p>
+            <w:pPr>
+              <w:rPr>
+                <w:rFonts w:ascii="Futura Medium" w:hAnsi="Futura Medium" w:cs="Futura Medium" w:hint="cs"/>
+                <w:sz w:val="20"/>
+                <w:szCs w:val="20"/>
+                <w:lang w:val="en-US"/>
+              </w:rPr>
+            </w:pPr>
+            <w:r>
+              <w:rPr>
+                <w:rFonts w:ascii="Futura Medium" w:hAnsi="Futura Medium" w:cs="Futura Medium" w:hint="cs"/>
+                <w:sz w:val="20"/>
+                <w:szCs w:val="20"/>
+              </w:rPr>
+              <w:t>0 ± 0</w:t>
+            </w:r>
+          </w:p>
+        </w:tc>
+        <w:tc>
+          <w:tcPr>
+            <w:tcW w:w="791" w:type="pct"/>
+          </w:tcPr>
+          <w:p>
+            <w:pPr>
+              <w:rPr>
+                <w:rFonts w:ascii="Futura Medium" w:hAnsi="Futura Medium" w:cs="Futura Medium" w:hint="cs"/>
+                <w:sz w:val="20"/>
+                <w:szCs w:val="20"/>
+                <w:lang w:val="en-US"/>
+              </w:rPr>
+            </w:pPr>
+            <w:r>
+              <w:rPr>
+                <w:rFonts w:ascii="Futura Medium" w:hAnsi="Futura Medium" w:cs="Futura Medium" w:hint="cs"/>
+                <w:sz w:val="20"/>
+                <w:szCs w:val="20"/>
+              </w:rPr>
+              <w:t>148 ± 34</w:t>
+            </w:r>
+          </w:p>
+        </w:tc>
+      </w:tr>
+      <w:tr>
+        <w:tc>
+          <w:tcPr>
+            <w:tcW w:w="1229" w:type="pct"/>
+            <w:tcBorders>
+              <w:bottom w:val="single" w:sz="4" w:space="0" w:color="auto"/>
+            </w:tcBorders>
+          </w:tcPr>
+          <w:p>
+            <w:pPr>
+              <w:rPr>
+                <w:rFonts w:ascii="Futura" w:hAnsi="Futura" w:cs="Futura"/>
+                <w:sz w:val="20"/>
+                <w:szCs w:val="20"/>
+                <w:lang w:val="en-US"/>
+              </w:rPr>
+            </w:pPr>
+            <w:proofErr w:type="spellStart"/>
+            <w:r>
+              <w:rPr>
+                <w:rFonts w:ascii="Futura Medium" w:hAnsi="Futura Medium" w:cs="Futura Medium"/>
+                <w:sz w:val="20"/>
+                <w:szCs w:val="20"/>
+              </w:rPr>
+              <w:t>Homoskedastic</w:t>
+            </w:r>
+            <w:proofErr w:type="spellEnd"/>
+          </w:p>
+        </w:tc>
+        <w:tc>
+          <w:tcPr>
+            <w:tcW w:w="775" w:type="pct"/>
+            <w:tcBorders>
+              <w:bottom w:val="single" w:sz="4" w:space="0" w:color="auto"/>
+            </w:tcBorders>
+          </w:tcPr>
+          <w:p>
+            <w:pPr>
+              <w:rPr>
+                <w:rFonts w:ascii="Futura Medium" w:hAnsi="Futura Medium" w:cs="Futura Medium" w:hint="cs"/>
+                <w:sz w:val="20"/>
+                <w:szCs w:val="20"/>
+              </w:rPr>
+            </w:pPr>
+            <w:r>
+              <w:rPr>
+                <w:rFonts w:ascii="Futura Medium" w:hAnsi="Futura Medium" w:cs="Futura Medium" w:hint="cs"/>
+                <w:sz w:val="20"/>
+                <w:szCs w:val="20"/>
+              </w:rPr>
+              <w:t>1 ± 0.0092</w:t>
+            </w:r>
+          </w:p>
+        </w:tc>
+        <w:tc>
+          <w:tcPr>
+            <w:tcW w:w="807" w:type="pct"/>
+            <w:tcBorders>
+              <w:bottom w:val="single" w:sz="4" w:space="0" w:color="auto"/>
+            </w:tcBorders>
+          </w:tcPr>
+          <w:p>
+            <w:pPr>
+              <w:rPr>
+                <w:rFonts w:ascii="Futura Medium" w:hAnsi="Futura Medium" w:cs="Futura Medium" w:hint="cs"/>
+                <w:sz w:val="20"/>
+                <w:szCs w:val="20"/>
+              </w:rPr>
+            </w:pPr>
+            <w:r>
+              <w:rPr>
+                <w:rFonts w:ascii="Futura Medium" w:hAnsi="Futura Medium" w:cs="Futura Medium" w:hint="cs"/>
+                <w:sz w:val="20"/>
+                <w:szCs w:val="20"/>
+              </w:rPr>
+              <w:t>9124 ± 3389</w:t>
+            </w:r>
+          </w:p>
+        </w:tc>
+        <w:tc>
+          <w:tcPr>
+            <w:tcW w:w="728" w:type="pct"/>
+            <w:tcBorders>
+              <w:bottom w:val="single" w:sz="4" w:space="0" w:color="auto"/>
+            </w:tcBorders>
+          </w:tcPr>
+          <w:p>
+            <w:pPr>
+              <w:rPr>
+                <w:rFonts w:ascii="Futura Medium" w:hAnsi="Futura Medium" w:cs="Futura Medium" w:hint="cs"/>
+                <w:sz w:val="20"/>
+                <w:szCs w:val="20"/>
+              </w:rPr>
+            </w:pPr>
+            <w:r>
+              <w:rPr>
+                <w:rFonts w:ascii="Futura Medium" w:hAnsi="Futura Medium" w:cs="Futura Medium" w:hint="cs"/>
+                <w:sz w:val="20"/>
+                <w:szCs w:val="20"/>
+              </w:rPr>
+              <w:t>1319 ± 146</w:t>
+            </w:r>
+          </w:p>
+        </w:tc>
+        <w:tc>
+          <w:tcPr>
+            <w:tcW w:w="670" w:type="pct"/>
+            <w:tcBorders>
+              <w:bottom w:val="single" w:sz="4" w:space="0" w:color="auto"/>
+            </w:tcBorders>
+          </w:tcPr>
+          <w:p>
+            <w:pPr>
+              <w:rPr>
+                <w:rFonts w:ascii="Futura Medium" w:hAnsi="Futura Medium" w:cs="Futura Medium" w:hint="cs"/>
+                <w:sz w:val="20"/>
+                <w:szCs w:val="20"/>
+              </w:rPr>
+            </w:pPr>
+            <w:r>
+              <w:rPr>
+                <w:rFonts w:ascii="Futura Medium" w:hAnsi="Futura Medium" w:cs="Futura Medium"/>
+                <w:sz w:val="20"/>
+                <w:szCs w:val="20"/>
+                <w:lang w:val="en-US"/>
+              </w:rPr>
+              <w:t>−</w:t>
+            </w:r>
+            <w:r>
+              <w:rPr>
+                <w:rFonts w:ascii="Futura Medium" w:hAnsi="Futura Medium" w:cs="Futura Medium" w:hint="cs"/>
+                <w:sz w:val="20"/>
+                <w:szCs w:val="20"/>
+              </w:rPr>
+              <w:t>66 ± 47</w:t>
+            </w:r>
+          </w:p>
+        </w:tc>
+        <w:tc>
+          <w:tcPr>
+            <w:tcW w:w="791" w:type="pct"/>
+            <w:tcBorders>
+              <w:bottom w:val="single" w:sz="4" w:space="0" w:color="auto"/>
+            </w:tcBorders>
+          </w:tcPr>
+          <w:p>
+            <w:pPr>
+              <w:rPr>
+                <w:rFonts w:ascii="Futura Medium" w:hAnsi="Futura Medium" w:cs="Futura Medium" w:hint="cs"/>
+                <w:sz w:val="20"/>
+                <w:szCs w:val="20"/>
+              </w:rPr>
+            </w:pPr>
+            <w:r>
+              <w:rPr>
+                <w:rFonts w:ascii="Futura Medium" w:hAnsi="Futura Medium" w:cs="Futura Medium" w:hint="cs"/>
+                <w:sz w:val="20"/>
+                <w:szCs w:val="20"/>
+              </w:rPr>
+              <w:t>133 ± 35</w:t>
+            </w:r>
+          </w:p>
+        </w:tc>
+      </w:tr>
+    </w:tbl>
+    <w:p>
+      <w:pPr>
+        <w:rPr>
+          <w:rFonts w:ascii="Futura Medium" w:hAnsi="Futura Medium" w:cs="Futura Medium"/>
+          <w:sz w:val="20"/>
+          <w:szCs w:val="20"/>
+          <w:lang w:val="en-US"/>
+        </w:rPr>
+      </w:pPr>
+    </w:p>
+    <w:p>
+      <w:pPr>
+        <w:rPr>
+          <w:rFonts w:ascii="Futura Medium" w:hAnsi="Futura Medium" w:cs="Futura Medium"/>
+          <w:sz w:val="20"/>
+          <w:szCs w:val="20"/>
+          <w:lang w:val="en-US"/>
+        </w:rPr>
+      </w:pPr>
+    </w:p>
+    <w:p>
+      <w:pPr>
+        <w:rPr>
+          <w:rFonts w:ascii="Futura Medium" w:hAnsi="Futura Medium" w:cs="Futura Medium"/>
+          <w:sz w:val="20"/>
+          <w:szCs w:val="20"/>
+          <w:lang w:val="en-US"/>
+        </w:rPr>
+      </w:pPr>
+      <w:r>
+        <w:rPr>
+          <w:rFonts w:ascii="Futura" w:hAnsi="Futura" w:cs="Futura"/>
+          <w:b/>
+          <w:bCs/>
+          <w:sz w:val="20"/>
+          <w:szCs w:val="20"/>
+          <w:lang w:val="en-US"/>
+        </w:rPr>
+        <w:t>Table S</w:t>
+      </w:r>
+      <w:r>
+        <w:rPr>
+          <w:rFonts w:ascii="Futura" w:hAnsi="Futura" w:cs="Futura"/>
+          <w:b/>
+          <w:bCs/>
+          <w:sz w:val="20"/>
+          <w:szCs w:val="20"/>
+          <w:lang w:val="en-US"/>
+        </w:rPr>
+        <w:t>4</w:t>
+      </w:r>
+      <w:r>
+        <w:rPr>
+          <w:rFonts w:ascii="Futura Medium" w:hAnsi="Futura Medium" w:cs="Futura Medium"/>
+          <w:sz w:val="20"/>
+          <w:szCs w:val="20"/>
+          <w:lang w:val="en-US"/>
+        </w:rPr>
+        <w:t xml:space="preserve">. </w:t>
+      </w:r>
+      <w:r>
+        <w:rPr>
+          <w:rFonts w:ascii="Futura Medium" w:hAnsi="Futura Medium" w:cs="Futura Medium"/>
+          <w:sz w:val="20"/>
+          <w:szCs w:val="20"/>
+          <w:lang w:val="en-US"/>
+        </w:rPr>
+        <w:t xml:space="preserve">Model diagnostics for </w:t>
+      </w:r>
+      <w:r>
+        <w:rPr>
+          <w:rFonts w:ascii="Futura Medium" w:hAnsi="Futura Medium" w:cs="Futura Medium"/>
+          <w:sz w:val="20"/>
+          <w:szCs w:val="20"/>
+          <w:lang w:val="en-US"/>
+        </w:rPr>
+        <w:t>macroalgal vs.</w:t>
+      </w:r>
+      <w:r>
+        <w:rPr>
+          <w:rFonts w:ascii="Futura Medium" w:hAnsi="Futura Medium" w:cs="Futura Medium"/>
+          <w:sz w:val="20"/>
+          <w:szCs w:val="20"/>
+          <w:lang w:val="en-US"/>
+        </w:rPr>
+        <w:t xml:space="preserve"> conventional model</w:t>
+      </w:r>
+      <w:r>
+        <w:rPr>
+          <w:rFonts w:ascii="Futura Medium" w:hAnsi="Futura Medium" w:cs="Futura Medium"/>
+          <w:sz w:val="20"/>
+          <w:szCs w:val="20"/>
+          <w:lang w:val="en-US"/>
+        </w:rPr>
+        <w:t>.</w:t>
+      </w:r>
+      <w:r>
+        <w:rPr>
+          <w:rFonts w:ascii="Futura Medium" w:hAnsi="Futura Medium" w:cs="Futura Medium"/>
+          <w:sz w:val="20"/>
+          <w:szCs w:val="20"/>
+          <w:lang w:val="en-US"/>
+        </w:rPr>
+        <w:t xml:space="preserve"> </w:t>
+      </w:r>
+      <w:r>
+        <w:rPr>
+          <w:rFonts w:ascii="Futura Medium" w:hAnsi="Futura Medium" w:cs="Futura Medium"/>
+          <w:sz w:val="20"/>
+          <w:szCs w:val="20"/>
+          <w:lang w:val="en-US"/>
+        </w:rPr>
+        <w:t>See Table S1 for definitions.</w:t>
+      </w:r>
+    </w:p>
+    <w:tbl>
+      <w:tblPr>
+        <w:tblStyle w:val="TableGrid"/>
+        <w:tblW w:w="5000" w:type="pct"/>
+        <w:tblBorders>
+          <w:top w:val="none" w:sz="0" w:space="0" w:color="auto"/>
+          <w:left w:val="none" w:sz="0" w:space="0" w:color="auto"/>
+          <w:bottom w:val="none" w:sz="0" w:space="0" w:color="auto"/>
+          <w:right w:val="none" w:sz="0" w:space="0" w:color="auto"/>
+          <w:insideH w:val="none" w:sz="0" w:space="0" w:color="auto"/>
+          <w:insideV w:val="none" w:sz="0" w:space="0" w:color="auto"/>
+        </w:tblBorders>
+        <w:tblLook w:val="04A0" w:firstRow="1" w:lastRow="0" w:firstColumn="1" w:lastColumn="0" w:noHBand="0" w:noVBand="1"/>
+      </w:tblPr>
+      <w:tblGrid>
+        <w:gridCol w:w="1459"/>
+        <w:gridCol w:w="1529"/>
+        <w:gridCol w:w="1601"/>
+        <w:gridCol w:w="1426"/>
+        <w:gridCol w:w="1453"/>
+        <w:gridCol w:w="1558"/>
+      </w:tblGrid>
+      <w:tr>
+        <w:tc>
+          <w:tcPr>
+            <w:tcW w:w="808" w:type="pct"/>
+            <w:tcBorders>
+              <w:top w:val="single" w:sz="4" w:space="0" w:color="auto"/>
+              <w:bottom w:val="single" w:sz="4" w:space="0" w:color="auto"/>
+            </w:tcBorders>
+          </w:tcPr>
+          <w:p>
+            <w:pPr>
+              <w:rPr>
+                <w:rFonts w:ascii="Futura" w:hAnsi="Futura" w:cs="Futura"/>
+                <w:b/>
+                <w:bCs/>
+                <w:sz w:val="20"/>
+                <w:szCs w:val="20"/>
+                <w:lang w:val="en-US"/>
+              </w:rPr>
+            </w:pPr>
+            <w:r>
+              <w:rPr>
+                <w:rFonts w:ascii="Futura" w:hAnsi="Futura" w:cs="Futura"/>
+                <w:b/>
+                <w:bCs/>
+                <w:sz w:val="20"/>
+                <w:szCs w:val="20"/>
+                <w:lang w:val="en-US"/>
+              </w:rPr>
+              <w:t>Model</w:t>
+            </w:r>
+          </w:p>
+        </w:tc>
+        <w:tc>
+          <w:tcPr>
+            <w:tcW w:w="847" w:type="pct"/>
+            <w:tcBorders>
+              <w:top w:val="single" w:sz="4" w:space="0" w:color="auto"/>
+              <w:bottom w:val="single" w:sz="4" w:space="0" w:color="auto"/>
+            </w:tcBorders>
+          </w:tcPr>
+          <w:p>
+            <w:pPr>
+              <w:rPr>
+                <w:rFonts w:ascii="Futura" w:hAnsi="Futura" w:cs="Futura"/>
+                <w:b/>
+                <w:bCs/>
+                <w:sz w:val="20"/>
+                <w:szCs w:val="20"/>
+                <w:lang w:val="en-US"/>
+              </w:rPr>
+            </w:pPr>
+            <m:oMathPara>
+              <m:oMathParaPr>
+                <m:jc m:val="left"/>
+              </m:oMathParaPr>
+              <m:oMath>
+                <m:acc>
+                  <m:accPr>
+                    <m:ctrlPr>
+                      <w:rPr>
+                        <w:rFonts w:ascii="Cambria Math" w:hAnsi="Cambria Math" w:cs="Futura"/>
+                        <w:b/>
+                        <w:bCs/>
+                        <w:sz w:val="20"/>
+                        <w:szCs w:val="20"/>
+                        <w:lang w:val="en-US"/>
+                      </w:rPr>
+                    </m:ctrlPr>
+                  </m:accPr>
+                  <m:e>
+                    <m:r>
+                      <m:rPr>
+                        <m:nor/>
+                      </m:rPr>
+                      <w:rPr>
+                        <w:rFonts w:ascii="Futura" w:hAnsi="Futura" w:cs="Futura"/>
+                        <w:b/>
+                        <w:bCs/>
+                        <w:sz w:val="20"/>
+                        <w:szCs w:val="20"/>
+                        <w:lang w:val="en-US"/>
+                      </w:rPr>
+                      <m:t>R</m:t>
+                    </m:r>
+                  </m:e>
+                </m:acc>
+              </m:oMath>
+            </m:oMathPara>
+          </w:p>
+        </w:tc>
+        <w:tc>
+          <w:tcPr>
+            <w:tcW w:w="887" w:type="pct"/>
+            <w:tcBorders>
+              <w:top w:val="single" w:sz="4" w:space="0" w:color="auto"/>
+              <w:bottom w:val="single" w:sz="4" w:space="0" w:color="auto"/>
+            </w:tcBorders>
+          </w:tcPr>
+          <w:p>
+            <w:pPr>
+              <w:rPr>
+                <w:rFonts w:ascii="Futura" w:hAnsi="Futura" w:cs="Futura"/>
+                <w:b/>
+                <w:bCs/>
+                <w:sz w:val="20"/>
+                <w:szCs w:val="20"/>
+                <w:lang w:val="en-US"/>
+              </w:rPr>
+            </w:pPr>
+            <w:r>
+              <w:rPr>
+                <w:rFonts w:ascii="Futura" w:hAnsi="Futura" w:cs="Futura"/>
+                <w:b/>
+                <w:bCs/>
+                <w:sz w:val="20"/>
+                <w:szCs w:val="20"/>
+                <w:lang w:val="en-US"/>
+              </w:rPr>
+              <w:t>ESS</w:t>
+            </w:r>
+          </w:p>
+        </w:tc>
+        <w:tc>
+          <w:tcPr>
+            <w:tcW w:w="790" w:type="pct"/>
+            <w:tcBorders>
+              <w:top w:val="single" w:sz="4" w:space="0" w:color="auto"/>
+              <w:bottom w:val="single" w:sz="4" w:space="0" w:color="auto"/>
+            </w:tcBorders>
+          </w:tcPr>
+          <w:p>
+            <w:pPr>
+              <w:rPr>
+                <w:rFonts w:ascii="Futura" w:hAnsi="Futura" w:cs="Futura"/>
+                <w:b/>
+                <w:bCs/>
+                <w:sz w:val="20"/>
+                <w:szCs w:val="20"/>
+                <w:lang w:val="en-US"/>
+              </w:rPr>
+            </w:pPr>
+            <w:r>
+              <w:rPr>
+                <w:rFonts w:ascii="Futura" w:hAnsi="Futura" w:cs="Futura"/>
+                <w:b/>
+                <w:bCs/>
+                <w:sz w:val="20"/>
+                <w:szCs w:val="20"/>
+                <w:lang w:val="en-US"/>
+              </w:rPr>
+              <w:t>ELPD</w:t>
+            </w:r>
+          </w:p>
+        </w:tc>
+        <w:tc>
+          <w:tcPr>
+            <w:tcW w:w="805" w:type="pct"/>
+            <w:tcBorders>
+              <w:top w:val="single" w:sz="4" w:space="0" w:color="auto"/>
+              <w:bottom w:val="single" w:sz="4" w:space="0" w:color="auto"/>
+            </w:tcBorders>
+          </w:tcPr>
+          <w:p>
+            <w:pPr>
+              <w:rPr>
+                <w:rFonts w:ascii="Futura" w:hAnsi="Futura" w:cs="Futura"/>
+                <w:b/>
+                <w:bCs/>
+                <w:sz w:val="20"/>
+                <w:szCs w:val="20"/>
+                <w:lang w:val="en-US"/>
+              </w:rPr>
+            </w:pPr>
+            <w:r>
+              <w:rPr>
+                <w:rFonts w:ascii="Futura" w:hAnsi="Futura" w:cs="Futura"/>
+                <w:b/>
+                <w:bCs/>
+                <w:sz w:val="20"/>
+                <w:szCs w:val="20"/>
+                <w:lang w:val="en-US"/>
+              </w:rPr>
+              <w:t>Δ</w:t>
+            </w:r>
+            <w:r>
+              <w:rPr>
+                <w:rFonts w:ascii="Futura" w:hAnsi="Futura" w:cs="Futura"/>
+                <w:b/>
+                <w:bCs/>
+                <w:sz w:val="20"/>
+                <w:szCs w:val="20"/>
+                <w:lang w:val="en-US"/>
+              </w:rPr>
+              <w:t>ELPD</w:t>
+            </w:r>
+          </w:p>
+        </w:tc>
+        <w:tc>
+          <w:tcPr>
+            <w:tcW w:w="863" w:type="pct"/>
+            <w:tcBorders>
+              <w:top w:val="single" w:sz="4" w:space="0" w:color="auto"/>
+              <w:bottom w:val="single" w:sz="4" w:space="0" w:color="auto"/>
+            </w:tcBorders>
+          </w:tcPr>
+          <w:p>
+            <w:pPr>
+              <w:rPr>
+                <w:rFonts w:ascii="Futura" w:hAnsi="Futura" w:cs="Futura"/>
+                <w:b/>
+                <w:bCs/>
+                <w:sz w:val="20"/>
+                <w:szCs w:val="20"/>
+                <w:lang w:val="en-US"/>
+              </w:rPr>
+            </w:pPr>
+            <w:r>
+              <w:rPr>
+                <w:rFonts w:ascii="Futura" w:hAnsi="Futura" w:cs="Futura"/>
+                <w:b/>
+                <w:bCs/>
+                <w:sz w:val="20"/>
+                <w:szCs w:val="20"/>
+                <w:lang w:val="en-US"/>
+              </w:rPr>
+              <w:t>LPD</w:t>
+            </w:r>
+            <w:r>
+              <w:rPr>
+                <w:rFonts w:ascii="Futura" w:hAnsi="Futura" w:cs="Futura"/>
+                <w:b/>
+                <w:bCs/>
+              </w:rPr>
+              <w:t xml:space="preserve"> </w:t>
+            </w:r>
+            <w:r>
+              <w:rPr>
+                <w:rFonts w:ascii="Futura" w:hAnsi="Futura" w:cs="Futura"/>
+                <w:b/>
+                <w:bCs/>
+                <w:sz w:val="20"/>
+                <w:szCs w:val="20"/>
+                <w:lang w:val="en-US"/>
+              </w:rPr>
+              <w:t>− ELPD</w:t>
+            </w:r>
+          </w:p>
+        </w:tc>
+      </w:tr>
+      <w:tr>
+        <w:tc>
+          <w:tcPr>
+            <w:tcW w:w="5000" w:type="pct"/>
+            <w:gridSpan w:val="6"/>
+            <w:tcBorders>
+              <w:top w:val="single" w:sz="4" w:space="0" w:color="auto"/>
+            </w:tcBorders>
+          </w:tcPr>
+          <w:p>
+            <w:pPr>
+              <w:rPr>
+                <w:rFonts w:ascii="Futura" w:hAnsi="Futura" w:cs="Futura"/>
+                <w:sz w:val="20"/>
+                <w:szCs w:val="20"/>
+                <w:lang w:val="en-US"/>
+              </w:rPr>
+            </w:pPr>
+            <w:r>
+              <w:rPr>
+                <w:rFonts w:ascii="Futura" w:hAnsi="Futura" w:cs="Futura"/>
+                <w:sz w:val="20"/>
+                <w:szCs w:val="20"/>
+                <w:lang w:val="en-US"/>
+              </w:rPr>
+              <w:t xml:space="preserve">Frontier </w:t>
+            </w:r>
+            <w:r>
+              <w:rPr>
+                <w:rFonts w:ascii="Futura" w:hAnsi="Futura" w:cs="Futura"/>
+                <w:i/>
+                <w:iCs/>
+                <w:sz w:val="20"/>
+                <w:szCs w:val="20"/>
+                <w:lang w:val="en-US"/>
+              </w:rPr>
+              <w:t>et al</w:t>
+            </w:r>
+            <w:r>
+              <w:rPr>
+                <w:rFonts w:ascii="Futura" w:hAnsi="Futura" w:cs="Futura"/>
+                <w:sz w:val="20"/>
+                <w:szCs w:val="20"/>
+                <w:lang w:val="en-US"/>
+              </w:rPr>
+              <w:t>. 2022</w:t>
+            </w:r>
+          </w:p>
+        </w:tc>
+      </w:tr>
+      <w:tr>
+        <w:tc>
+          <w:tcPr>
+            <w:tcW w:w="808" w:type="pct"/>
+          </w:tcPr>
+          <w:p>
+            <w:pPr>
+              <w:rPr>
+                <w:rFonts w:ascii="Futura" w:hAnsi="Futura" w:cs="Futura"/>
+                <w:sz w:val="20"/>
+                <w:szCs w:val="20"/>
+                <w:lang w:val="en-US"/>
+              </w:rPr>
+            </w:pPr>
+            <w:r>
+              <w:rPr>
+                <w:rFonts w:ascii="Futura" w:hAnsi="Futura" w:cs="Futura"/>
+                <w:sz w:val="20"/>
+                <w:szCs w:val="20"/>
+                <w:lang w:val="en-US"/>
+              </w:rPr>
+              <w:t>Macroalgal</w:t>
+            </w:r>
+          </w:p>
+        </w:tc>
+        <w:tc>
+          <w:tcPr>
+            <w:tcW w:w="847" w:type="pct"/>
+          </w:tcPr>
+          <w:p>
+            <w:pPr>
+              <w:rPr>
+                <w:rFonts w:ascii="Futura Medium" w:hAnsi="Futura Medium" w:cs="Futura Medium" w:hint="cs"/>
+                <w:sz w:val="20"/>
+                <w:szCs w:val="20"/>
+                <w:lang w:val="en-US"/>
+              </w:rPr>
+            </w:pPr>
+            <w:r>
+              <w:rPr>
+                <w:rFonts w:ascii="Futura Medium" w:hAnsi="Futura Medium" w:cs="Futura Medium" w:hint="cs"/>
+                <w:sz w:val="20"/>
+                <w:szCs w:val="20"/>
+              </w:rPr>
+              <w:t>1 ± 0.00045</w:t>
+            </w:r>
+          </w:p>
+        </w:tc>
+        <w:tc>
+          <w:tcPr>
+            <w:tcW w:w="887" w:type="pct"/>
+          </w:tcPr>
+          <w:p>
+            <w:pPr>
+              <w:rPr>
+                <w:rFonts w:ascii="Futura Medium" w:hAnsi="Futura Medium" w:cs="Futura Medium" w:hint="cs"/>
+                <w:sz w:val="20"/>
+                <w:szCs w:val="20"/>
+                <w:lang w:val="en-US"/>
+              </w:rPr>
+            </w:pPr>
+            <w:r>
+              <w:rPr>
+                <w:rFonts w:ascii="Futura Medium" w:hAnsi="Futura Medium" w:cs="Futura Medium" w:hint="cs"/>
+                <w:sz w:val="20"/>
+                <w:szCs w:val="20"/>
+              </w:rPr>
+              <w:t>4248 ± 1421</w:t>
+            </w:r>
+          </w:p>
+        </w:tc>
+        <w:tc>
+          <w:tcPr>
+            <w:tcW w:w="790" w:type="pct"/>
+          </w:tcPr>
+          <w:p>
+            <w:pPr>
+              <w:rPr>
+                <w:rFonts w:ascii="Futura Medium" w:hAnsi="Futura Medium" w:cs="Futura Medium" w:hint="cs"/>
+                <w:sz w:val="20"/>
+                <w:szCs w:val="20"/>
+                <w:lang w:val="en-US"/>
+              </w:rPr>
+            </w:pPr>
+            <w:r>
+              <w:rPr>
+                <w:rFonts w:ascii="Futura Medium" w:hAnsi="Futura Medium" w:cs="Futura Medium" w:hint="cs"/>
+                <w:sz w:val="20"/>
+                <w:szCs w:val="20"/>
+              </w:rPr>
+              <w:t>31 ± 37</w:t>
+            </w:r>
+          </w:p>
+        </w:tc>
+        <w:tc>
+          <w:tcPr>
+            <w:tcW w:w="805" w:type="pct"/>
+          </w:tcPr>
+          <w:p>
+            <w:pPr>
+              <w:rPr>
+                <w:rFonts w:ascii="Futura Medium" w:hAnsi="Futura Medium" w:cs="Futura Medium" w:hint="cs"/>
+                <w:sz w:val="20"/>
+                <w:szCs w:val="20"/>
+                <w:lang w:val="en-US"/>
+              </w:rPr>
+            </w:pPr>
+            <w:r>
+              <w:rPr>
+                <w:rFonts w:ascii="Futura Medium" w:hAnsi="Futura Medium" w:cs="Futura Medium"/>
+                <w:sz w:val="20"/>
+                <w:szCs w:val="20"/>
+                <w:lang w:val="en-US"/>
+              </w:rPr>
+              <w:t>−</w:t>
+            </w:r>
+            <w:r>
+              <w:rPr>
+                <w:rFonts w:ascii="Futura Medium" w:hAnsi="Futura Medium" w:cs="Futura Medium" w:hint="cs"/>
+                <w:sz w:val="20"/>
+                <w:szCs w:val="20"/>
+              </w:rPr>
+              <w:t>15 ± 28</w:t>
+            </w:r>
+          </w:p>
+        </w:tc>
+        <w:tc>
+          <w:tcPr>
+            <w:tcW w:w="863" w:type="pct"/>
+          </w:tcPr>
+          <w:p>
+            <w:pPr>
+              <w:rPr>
+                <w:rFonts w:ascii="Futura Medium" w:hAnsi="Futura Medium" w:cs="Futura Medium" w:hint="cs"/>
+                <w:sz w:val="20"/>
+                <w:szCs w:val="20"/>
+                <w:lang w:val="en-US"/>
+              </w:rPr>
+            </w:pPr>
+            <w:r>
+              <w:rPr>
+                <w:rFonts w:ascii="Futura Medium" w:hAnsi="Futura Medium" w:cs="Futura Medium" w:hint="cs"/>
+                <w:sz w:val="20"/>
+                <w:szCs w:val="20"/>
+              </w:rPr>
+              <w:t>23 ± 19</w:t>
+            </w:r>
+          </w:p>
+        </w:tc>
+      </w:tr>
+      <w:tr>
+        <w:tc>
+          <w:tcPr>
+            <w:tcW w:w="808" w:type="pct"/>
+            <w:tcBorders>
+              <w:bottom w:val="single" w:sz="4" w:space="0" w:color="auto"/>
+            </w:tcBorders>
+          </w:tcPr>
+          <w:p>
+            <w:pPr>
+              <w:rPr>
+                <w:rFonts w:ascii="Futura" w:hAnsi="Futura" w:cs="Futura"/>
+                <w:sz w:val="20"/>
+                <w:szCs w:val="20"/>
+                <w:lang w:val="en-US"/>
+              </w:rPr>
+            </w:pPr>
+            <w:r>
+              <w:rPr>
+                <w:rFonts w:ascii="Futura" w:hAnsi="Futura" w:cs="Futura"/>
+                <w:sz w:val="20"/>
+                <w:szCs w:val="20"/>
+                <w:lang w:val="en-US"/>
+              </w:rPr>
+              <w:t>Conventional</w:t>
+            </w:r>
+          </w:p>
+        </w:tc>
+        <w:tc>
+          <w:tcPr>
+            <w:tcW w:w="847" w:type="pct"/>
+            <w:tcBorders>
+              <w:bottom w:val="single" w:sz="4" w:space="0" w:color="auto"/>
+            </w:tcBorders>
+          </w:tcPr>
+          <w:p>
+            <w:pPr>
+              <w:rPr>
+                <w:rFonts w:ascii="Futura Medium" w:hAnsi="Futura Medium" w:cs="Futura Medium" w:hint="cs"/>
+                <w:sz w:val="20"/>
+                <w:szCs w:val="20"/>
+                <w:lang w:val="en-US"/>
+              </w:rPr>
+            </w:pPr>
+            <w:r>
+              <w:rPr>
+                <w:rFonts w:ascii="Futura Medium" w:hAnsi="Futura Medium" w:cs="Futura Medium" w:hint="cs"/>
+                <w:sz w:val="20"/>
+                <w:szCs w:val="20"/>
+              </w:rPr>
+              <w:t>1 ± 0.00075</w:t>
+            </w:r>
+          </w:p>
+        </w:tc>
+        <w:tc>
+          <w:tcPr>
+            <w:tcW w:w="887" w:type="pct"/>
+            <w:tcBorders>
+              <w:bottom w:val="single" w:sz="4" w:space="0" w:color="auto"/>
+            </w:tcBorders>
+          </w:tcPr>
+          <w:p>
+            <w:pPr>
+              <w:rPr>
+                <w:rFonts w:ascii="Futura Medium" w:hAnsi="Futura Medium" w:cs="Futura Medium" w:hint="cs"/>
+                <w:sz w:val="20"/>
+                <w:szCs w:val="20"/>
+                <w:lang w:val="en-US"/>
+              </w:rPr>
+            </w:pPr>
+            <w:r>
+              <w:rPr>
+                <w:rFonts w:ascii="Futura Medium" w:hAnsi="Futura Medium" w:cs="Futura Medium" w:hint="cs"/>
+                <w:sz w:val="20"/>
+                <w:szCs w:val="20"/>
+              </w:rPr>
+              <w:t>4557 ± 1337</w:t>
+            </w:r>
+          </w:p>
+        </w:tc>
+        <w:tc>
+          <w:tcPr>
+            <w:tcW w:w="790" w:type="pct"/>
+            <w:tcBorders>
+              <w:bottom w:val="single" w:sz="4" w:space="0" w:color="auto"/>
+            </w:tcBorders>
+          </w:tcPr>
+          <w:p>
+            <w:pPr>
+              <w:rPr>
+                <w:rFonts w:ascii="Futura Medium" w:hAnsi="Futura Medium" w:cs="Futura Medium" w:hint="cs"/>
+                <w:sz w:val="20"/>
+                <w:szCs w:val="20"/>
+                <w:lang w:val="en-US"/>
+              </w:rPr>
+            </w:pPr>
+            <w:r>
+              <w:rPr>
+                <w:rFonts w:ascii="Futura Medium" w:hAnsi="Futura Medium" w:cs="Futura Medium" w:hint="cs"/>
+                <w:sz w:val="20"/>
+                <w:szCs w:val="20"/>
+              </w:rPr>
+              <w:t>46 ± 16</w:t>
+            </w:r>
+          </w:p>
+        </w:tc>
+        <w:tc>
+          <w:tcPr>
+            <w:tcW w:w="805" w:type="pct"/>
+            <w:tcBorders>
+              <w:bottom w:val="single" w:sz="4" w:space="0" w:color="auto"/>
+            </w:tcBorders>
+          </w:tcPr>
+          <w:p>
+            <w:pPr>
+              <w:rPr>
+                <w:rFonts w:ascii="Futura Medium" w:hAnsi="Futura Medium" w:cs="Futura Medium" w:hint="cs"/>
+                <w:sz w:val="20"/>
+                <w:szCs w:val="20"/>
+                <w:lang w:val="en-US"/>
+              </w:rPr>
+            </w:pPr>
+            <w:r>
+              <w:rPr>
+                <w:rFonts w:ascii="Futura Medium" w:hAnsi="Futura Medium" w:cs="Futura Medium" w:hint="cs"/>
+                <w:sz w:val="20"/>
+                <w:szCs w:val="20"/>
+              </w:rPr>
+              <w:t>0 ± 0</w:t>
+            </w:r>
+          </w:p>
+        </w:tc>
+        <w:tc>
+          <w:tcPr>
+            <w:tcW w:w="863" w:type="pct"/>
+            <w:tcBorders>
+              <w:bottom w:val="single" w:sz="4" w:space="0" w:color="auto"/>
+            </w:tcBorders>
+          </w:tcPr>
+          <w:p>
+            <w:pPr>
+              <w:rPr>
+                <w:rFonts w:ascii="Futura Medium" w:hAnsi="Futura Medium" w:cs="Futura Medium" w:hint="cs"/>
+                <w:sz w:val="20"/>
+                <w:szCs w:val="20"/>
+                <w:lang w:val="en-US"/>
+              </w:rPr>
+            </w:pPr>
+            <w:r>
+              <w:rPr>
+                <w:rFonts w:ascii="Futura Medium" w:hAnsi="Futura Medium" w:cs="Futura Medium" w:hint="cs"/>
+                <w:sz w:val="20"/>
+                <w:szCs w:val="20"/>
+              </w:rPr>
+              <w:t>3.9 ± 1.4</w:t>
+            </w:r>
+          </w:p>
+        </w:tc>
+      </w:tr>
+      <w:tr>
+        <w:tc>
+          <w:tcPr>
+            <w:tcW w:w="5000" w:type="pct"/>
+            <w:gridSpan w:val="6"/>
+            <w:tcBorders>
+              <w:top w:val="single" w:sz="4" w:space="0" w:color="auto"/>
+            </w:tcBorders>
+          </w:tcPr>
+          <w:p>
+            <w:pPr>
+              <w:rPr>
+                <w:rFonts w:ascii="Futura Medium" w:hAnsi="Futura Medium" w:cs="Futura Medium" w:hint="cs"/>
+                <w:sz w:val="20"/>
+                <w:szCs w:val="20"/>
+                <w:lang w:val="en-US"/>
+              </w:rPr>
+            </w:pPr>
+            <w:r>
+              <w:rPr>
+                <w:rFonts w:ascii="Futura Medium" w:hAnsi="Futura Medium" w:cs="Futura Medium" w:hint="cs"/>
+                <w:sz w:val="20"/>
+                <w:szCs w:val="20"/>
+                <w:lang w:val="en-US"/>
+              </w:rPr>
+              <w:t xml:space="preserve">Vandendriessche </w:t>
+            </w:r>
+            <w:r>
+              <w:rPr>
+                <w:rFonts w:ascii="Futura Medium" w:hAnsi="Futura Medium" w:cs="Futura Medium" w:hint="cs"/>
+                <w:i/>
+                <w:iCs/>
+                <w:sz w:val="20"/>
+                <w:szCs w:val="20"/>
+                <w:lang w:val="en-US"/>
+              </w:rPr>
+              <w:t>et al</w:t>
+            </w:r>
+            <w:r>
+              <w:rPr>
+                <w:rFonts w:ascii="Futura Medium" w:hAnsi="Futura Medium" w:cs="Futura Medium" w:hint="cs"/>
+                <w:sz w:val="20"/>
+                <w:szCs w:val="20"/>
+                <w:lang w:val="en-US"/>
+              </w:rPr>
+              <w:t>. 2007</w:t>
+            </w:r>
+          </w:p>
+        </w:tc>
+      </w:tr>
+      <w:tr>
+        <w:tc>
+          <w:tcPr>
+            <w:tcW w:w="808" w:type="pct"/>
+          </w:tcPr>
+          <w:p>
+            <w:pPr>
+              <w:rPr>
+                <w:rFonts w:ascii="Futura" w:hAnsi="Futura" w:cs="Futura"/>
+                <w:sz w:val="20"/>
+                <w:szCs w:val="20"/>
+                <w:lang w:val="en-US"/>
+              </w:rPr>
+            </w:pPr>
+            <w:r>
+              <w:rPr>
+                <w:rFonts w:ascii="Futura" w:hAnsi="Futura" w:cs="Futura"/>
+                <w:sz w:val="20"/>
+                <w:szCs w:val="20"/>
+                <w:lang w:val="en-US"/>
+              </w:rPr>
+              <w:t>Macroalgal</w:t>
+            </w:r>
+          </w:p>
+        </w:tc>
+        <w:tc>
+          <w:tcPr>
+            <w:tcW w:w="847" w:type="pct"/>
+          </w:tcPr>
+          <w:p>
+            <w:pPr>
+              <w:rPr>
+                <w:rFonts w:ascii="Futura Medium" w:hAnsi="Futura Medium" w:cs="Futura Medium" w:hint="cs"/>
+                <w:sz w:val="20"/>
+                <w:szCs w:val="20"/>
+                <w:lang w:val="en-US"/>
+              </w:rPr>
+            </w:pPr>
+            <w:r>
+              <w:rPr>
+                <w:rFonts w:ascii="Futura Medium" w:hAnsi="Futura Medium" w:cs="Futura Medium" w:hint="cs"/>
+                <w:sz w:val="20"/>
+                <w:szCs w:val="20"/>
+              </w:rPr>
+              <w:t>1 ± 0.022</w:t>
+            </w:r>
+          </w:p>
+        </w:tc>
+        <w:tc>
+          <w:tcPr>
+            <w:tcW w:w="887" w:type="pct"/>
+          </w:tcPr>
+          <w:p>
+            <w:pPr>
+              <w:rPr>
+                <w:rFonts w:ascii="Futura Medium" w:hAnsi="Futura Medium" w:cs="Futura Medium" w:hint="cs"/>
+                <w:sz w:val="20"/>
+                <w:szCs w:val="20"/>
+                <w:lang w:val="en-US"/>
+              </w:rPr>
+            </w:pPr>
+            <w:r>
+              <w:rPr>
+                <w:rFonts w:ascii="Futura Medium" w:hAnsi="Futura Medium" w:cs="Futura Medium" w:hint="cs"/>
+                <w:sz w:val="20"/>
+                <w:szCs w:val="20"/>
+              </w:rPr>
+              <w:t>9007 ± 4030</w:t>
+            </w:r>
+          </w:p>
+        </w:tc>
+        <w:tc>
+          <w:tcPr>
+            <w:tcW w:w="790" w:type="pct"/>
+          </w:tcPr>
+          <w:p>
+            <w:pPr>
+              <w:rPr>
+                <w:rFonts w:ascii="Futura Medium" w:hAnsi="Futura Medium" w:cs="Futura Medium" w:hint="cs"/>
+                <w:sz w:val="20"/>
+                <w:szCs w:val="20"/>
+                <w:lang w:val="en-US"/>
+              </w:rPr>
+            </w:pPr>
+            <w:r>
+              <w:rPr>
+                <w:rFonts w:ascii="Futura Medium" w:hAnsi="Futura Medium" w:cs="Futura Medium" w:hint="cs"/>
+                <w:sz w:val="20"/>
+                <w:szCs w:val="20"/>
+              </w:rPr>
+              <w:t>1321 ± 136</w:t>
+            </w:r>
+          </w:p>
+        </w:tc>
+        <w:tc>
+          <w:tcPr>
+            <w:tcW w:w="805" w:type="pct"/>
+          </w:tcPr>
+          <w:p>
+            <w:pPr>
+              <w:rPr>
+                <w:rFonts w:ascii="Futura Medium" w:hAnsi="Futura Medium" w:cs="Futura Medium" w:hint="cs"/>
+                <w:sz w:val="20"/>
+                <w:szCs w:val="20"/>
+                <w:lang w:val="en-US"/>
+              </w:rPr>
+            </w:pPr>
+            <w:r>
+              <w:rPr>
+                <w:rFonts w:ascii="Futura Medium" w:hAnsi="Futura Medium" w:cs="Futura Medium" w:hint="cs"/>
+                <w:sz w:val="20"/>
+                <w:szCs w:val="20"/>
+              </w:rPr>
+              <w:t>0 ± 0</w:t>
+            </w:r>
+          </w:p>
+        </w:tc>
+        <w:tc>
+          <w:tcPr>
+            <w:tcW w:w="863" w:type="pct"/>
+          </w:tcPr>
+          <w:p>
+            <w:pPr>
+              <w:rPr>
+                <w:rFonts w:ascii="Futura Medium" w:hAnsi="Futura Medium" w:cs="Futura Medium" w:hint="cs"/>
+                <w:sz w:val="20"/>
+                <w:szCs w:val="20"/>
+                <w:lang w:val="en-US"/>
+              </w:rPr>
+            </w:pPr>
+            <w:r>
+              <w:rPr>
+                <w:rFonts w:ascii="Futura Medium" w:hAnsi="Futura Medium" w:cs="Futura Medium" w:hint="cs"/>
+                <w:sz w:val="20"/>
+                <w:szCs w:val="20"/>
+              </w:rPr>
+              <w:t>167 ± 46</w:t>
+            </w:r>
+          </w:p>
+        </w:tc>
+      </w:tr>
+      <w:tr>
+        <w:tc>
+          <w:tcPr>
+            <w:tcW w:w="808" w:type="pct"/>
+            <w:tcBorders>
+              <w:bottom w:val="single" w:sz="4" w:space="0" w:color="auto"/>
+            </w:tcBorders>
+          </w:tcPr>
+          <w:p>
+            <w:pPr>
+              <w:rPr>
+                <w:rFonts w:ascii="Futura" w:hAnsi="Futura" w:cs="Futura"/>
+                <w:sz w:val="20"/>
+                <w:szCs w:val="20"/>
+                <w:lang w:val="en-US"/>
+              </w:rPr>
+            </w:pPr>
+            <w:r>
+              <w:rPr>
+                <w:rFonts w:ascii="Futura" w:hAnsi="Futura" w:cs="Futura"/>
+                <w:sz w:val="20"/>
+                <w:szCs w:val="20"/>
+                <w:lang w:val="en-US"/>
+              </w:rPr>
+              <w:t>Conventional</w:t>
+            </w:r>
+          </w:p>
+        </w:tc>
+        <w:tc>
+          <w:tcPr>
+            <w:tcW w:w="847" w:type="pct"/>
+            <w:tcBorders>
+              <w:bottom w:val="single" w:sz="4" w:space="0" w:color="auto"/>
+            </w:tcBorders>
+          </w:tcPr>
+          <w:p>
+            <w:pPr>
+              <w:rPr>
+                <w:rFonts w:ascii="Futura Medium" w:hAnsi="Futura Medium" w:cs="Futura Medium" w:hint="cs"/>
+                <w:sz w:val="20"/>
+                <w:szCs w:val="20"/>
+                <w:lang w:val="en-US"/>
+              </w:rPr>
+            </w:pPr>
+            <w:r>
+              <w:rPr>
+                <w:rFonts w:ascii="Futura Medium" w:hAnsi="Futura Medium" w:cs="Futura Medium" w:hint="cs"/>
+                <w:sz w:val="20"/>
+                <w:szCs w:val="20"/>
+              </w:rPr>
+              <w:t>1 ± 0.00061</w:t>
+            </w:r>
+          </w:p>
+        </w:tc>
+        <w:tc>
+          <w:tcPr>
+            <w:tcW w:w="887" w:type="pct"/>
+            <w:tcBorders>
+              <w:bottom w:val="single" w:sz="4" w:space="0" w:color="auto"/>
+            </w:tcBorders>
+          </w:tcPr>
+          <w:p>
+            <w:pPr>
+              <w:rPr>
+                <w:rFonts w:ascii="Futura Medium" w:hAnsi="Futura Medium" w:cs="Futura Medium" w:hint="cs"/>
+                <w:sz w:val="20"/>
+                <w:szCs w:val="20"/>
+                <w:lang w:val="en-US"/>
+              </w:rPr>
+            </w:pPr>
+            <w:r>
+              <w:rPr>
+                <w:rFonts w:ascii="Futura Medium" w:hAnsi="Futura Medium" w:cs="Futura Medium" w:hint="cs"/>
+                <w:sz w:val="20"/>
+                <w:szCs w:val="20"/>
+              </w:rPr>
+              <w:t>10491 ± 1187</w:t>
+            </w:r>
+          </w:p>
+        </w:tc>
+        <w:tc>
+          <w:tcPr>
+            <w:tcW w:w="790" w:type="pct"/>
+            <w:tcBorders>
+              <w:bottom w:val="single" w:sz="4" w:space="0" w:color="auto"/>
+            </w:tcBorders>
+          </w:tcPr>
+          <w:p>
+            <w:pPr>
+              <w:rPr>
+                <w:rFonts w:ascii="Futura Medium" w:hAnsi="Futura Medium" w:cs="Futura Medium" w:hint="cs"/>
+                <w:sz w:val="20"/>
+                <w:szCs w:val="20"/>
+                <w:lang w:val="en-US"/>
+              </w:rPr>
+            </w:pPr>
+            <w:r>
+              <w:rPr>
+                <w:rFonts w:ascii="Futura Medium" w:hAnsi="Futura Medium" w:cs="Futura Medium"/>
+                <w:sz w:val="20"/>
+                <w:szCs w:val="20"/>
+                <w:lang w:val="en-US"/>
+              </w:rPr>
+              <w:t>−</w:t>
+            </w:r>
+            <w:r>
+              <w:rPr>
+                <w:rFonts w:ascii="Futura Medium" w:hAnsi="Futura Medium" w:cs="Futura Medium" w:hint="cs"/>
+                <w:sz w:val="20"/>
+                <w:szCs w:val="20"/>
+              </w:rPr>
+              <w:t>1000 ± 72</w:t>
+            </w:r>
+          </w:p>
+        </w:tc>
+        <w:tc>
+          <w:tcPr>
+            <w:tcW w:w="805" w:type="pct"/>
+            <w:tcBorders>
+              <w:bottom w:val="single" w:sz="4" w:space="0" w:color="auto"/>
+            </w:tcBorders>
+          </w:tcPr>
+          <w:p>
+            <w:pPr>
+              <w:rPr>
+                <w:rFonts w:ascii="Futura Medium" w:hAnsi="Futura Medium" w:cs="Futura Medium" w:hint="cs"/>
+                <w:sz w:val="20"/>
+                <w:szCs w:val="20"/>
+                <w:lang w:val="en-US"/>
+              </w:rPr>
+            </w:pPr>
+            <w:r>
+              <w:rPr>
+                <w:rFonts w:ascii="Futura Medium" w:hAnsi="Futura Medium" w:cs="Futura Medium"/>
+                <w:sz w:val="20"/>
+                <w:szCs w:val="20"/>
+                <w:lang w:val="en-US"/>
+              </w:rPr>
+              <w:t>−</w:t>
+            </w:r>
+            <w:r>
+              <w:rPr>
+                <w:rFonts w:ascii="Futura Medium" w:hAnsi="Futura Medium" w:cs="Futura Medium" w:hint="cs"/>
+                <w:sz w:val="20"/>
+                <w:szCs w:val="20"/>
+              </w:rPr>
+              <w:t>2300 ± 147</w:t>
+            </w:r>
+          </w:p>
+        </w:tc>
+        <w:tc>
+          <w:tcPr>
+            <w:tcW w:w="863" w:type="pct"/>
+            <w:tcBorders>
+              <w:bottom w:val="single" w:sz="4" w:space="0" w:color="auto"/>
+            </w:tcBorders>
+          </w:tcPr>
+          <w:p>
+            <w:pPr>
+              <w:rPr>
+                <w:rFonts w:ascii="Futura Medium" w:hAnsi="Futura Medium" w:cs="Futura Medium" w:hint="cs"/>
+                <w:sz w:val="20"/>
+                <w:szCs w:val="20"/>
+                <w:lang w:val="en-US"/>
+              </w:rPr>
+            </w:pPr>
+            <w:r>
+              <w:rPr>
+                <w:rFonts w:ascii="Futura Medium" w:hAnsi="Futura Medium" w:cs="Futura Medium" w:hint="cs"/>
+                <w:sz w:val="20"/>
+                <w:szCs w:val="20"/>
+              </w:rPr>
+              <w:t>13 ± 1.2</w:t>
+            </w:r>
+          </w:p>
+        </w:tc>
+      </w:tr>
+    </w:tbl>
+    <w:p>
+      <w:pPr>
+        <w:rPr>
+          <w:rFonts w:ascii="Futura Medium" w:hAnsi="Futura Medium" w:cs="Futura Medium"/>
+          <w:sz w:val="20"/>
+          <w:szCs w:val="20"/>
+          <w:lang w:val="en-US"/>
+        </w:rPr>
+      </w:pPr>
+    </w:p>
+    <w:p>
+      <w:pPr>
+        <w:rPr>
+          <w:rFonts w:ascii="Futura" w:hAnsi="Futura" w:cs="Futura Medium"/>
+          <w:b/>
+          <w:bCs/>
+          <w:lang w:val="en-US"/>
+        </w:rPr>
+      </w:pPr>
+      <w:r>
+        <w:rPr>
+          <w:rFonts w:ascii="Futura" w:hAnsi="Futura" w:cs="Futura Medium"/>
+          <w:b/>
+          <w:bCs/>
+          <w:lang w:val="en-US"/>
+        </w:rPr>
+        <w:t>Figures</w:t>
+      </w:r>
+    </w:p>
+    <w:p>
+      <w:pPr>
+        <w:rPr>
+          <w:rFonts w:ascii="Futura" w:hAnsi="Futura" w:cs="Futura Medium"/>
+          <w:b/>
+          <w:bCs/>
+          <w:lang w:val="en-US"/>
+        </w:rPr>
+      </w:pPr>
+    </w:p>
+    <w:p>
+      <w:pPr>
+        <w:rPr>
           <w:rFonts w:ascii="Futura" w:hAnsi="Futura" w:cs="Futura Medium"/>
           <w:lang w:val="en-US"/>
         </w:rPr>
@@ -2003,7 +7199,6 @@
           <w:noProof/>
           <w:lang w:val="en-US"/>
         </w:rPr>
-        <w:lastRenderedPageBreak/>
         <w:drawing>
           <wp:inline distT="0" distB="0" distL="0" distR="0" wp14:anchorId="50A33CE3" wp14:editId="476EE6B2">
             <wp:extent cx="5760000" cy="2880000"/>
@@ -2272,6 +7467,7 @@
           <w:sz w:val="20"/>
           <w:szCs w:val="20"/>
         </w:rPr>
+        <w:lastRenderedPageBreak/>
         <w:t>Figure S2</w:t>
       </w:r>
       <w:r>
@@ -2500,7 +7696,7 @@
     <w:p>
       <w:pPr>
         <w:rPr>
-          <w:rFonts w:ascii="Futura Medium" w:hAnsi="Futura Medium" w:cs="Futura Medium" w:hint="cs"/>
+          <w:rFonts w:ascii="Futura Medium" w:hAnsi="Futura Medium" w:cs="Futura Medium"/>
           <w:sz w:val="20"/>
           <w:szCs w:val="20"/>
         </w:rPr>
@@ -2513,17 +7709,7 @@
           <w:sz w:val="20"/>
           <w:szCs w:val="20"/>
         </w:rPr>
-        <w:t>Figure S</w:t>
-      </w:r>
-      <w:r>
-        <w:rPr>
-          <w:rFonts w:ascii="Futura" w:hAnsi="Futura" w:cs="Futura"/>
-          <w:b/>
-          <w:bCs/>
-          <w:sz w:val="20"/>
-          <w:szCs w:val="20"/>
-        </w:rPr>
-        <w:t>3</w:t>
+        <w:t>Figure S3</w:t>
       </w:r>
       <w:r>
         <w:rPr>
@@ -2555,7 +7741,7 @@
     <w:p>
       <w:pPr>
         <w:rPr>
-          <w:rFonts w:ascii="Futura Medium" w:hAnsi="Futura Medium" w:cs="Futura Medium" w:hint="cs"/>
+          <w:rFonts w:ascii="Futura Medium" w:hAnsi="Futura Medium" w:cs="Futura Medium"/>
           <w:sz w:val="20"/>
           <w:szCs w:val="20"/>
         </w:rPr>
@@ -2568,17 +7754,7 @@
           <w:sz w:val="20"/>
           <w:szCs w:val="20"/>
         </w:rPr>
-        <w:t>Figure S</w:t>
-      </w:r>
-      <w:r>
-        <w:rPr>
-          <w:rFonts w:ascii="Futura" w:hAnsi="Futura" w:cs="Futura"/>
-          <w:b/>
-          <w:bCs/>
-          <w:sz w:val="20"/>
-          <w:szCs w:val="20"/>
-        </w:rPr>
-        <w:t>4</w:t>
+        <w:t>Figure S4</w:t>
       </w:r>
       <w:r>
         <w:rPr>
@@ -2610,7 +7786,7 @@
     <w:p>
       <w:pPr>
         <w:rPr>
-          <w:rFonts w:ascii="Futura Medium" w:hAnsi="Futura Medium" w:cs="Futura Medium" w:hint="cs"/>
+          <w:rFonts w:ascii="Futura Medium" w:hAnsi="Futura Medium" w:cs="Futura Medium"/>
           <w:sz w:val="20"/>
           <w:szCs w:val="20"/>
         </w:rPr>
@@ -2623,17 +7799,7 @@
           <w:sz w:val="20"/>
           <w:szCs w:val="20"/>
         </w:rPr>
-        <w:t>Figure S</w:t>
-      </w:r>
-      <w:r>
-        <w:rPr>
-          <w:rFonts w:ascii="Futura" w:hAnsi="Futura" w:cs="Futura"/>
-          <w:b/>
-          <w:bCs/>
-          <w:sz w:val="20"/>
-          <w:szCs w:val="20"/>
-        </w:rPr>
-        <w:t>5</w:t>
+        <w:t>Figure S5</w:t>
       </w:r>
       <w:r>
         <w:rPr>
@@ -2665,7 +7831,7 @@
     <w:p>
       <w:pPr>
         <w:rPr>
-          <w:rFonts w:ascii="Futura Medium" w:hAnsi="Futura Medium" w:cs="Futura Medium" w:hint="cs"/>
+          <w:rFonts w:ascii="Futura Medium" w:hAnsi="Futura Medium" w:cs="Futura Medium"/>
           <w:sz w:val="20"/>
           <w:szCs w:val="20"/>
         </w:rPr>
@@ -2678,17 +7844,7 @@
           <w:sz w:val="20"/>
           <w:szCs w:val="20"/>
         </w:rPr>
-        <w:t>Figure S</w:t>
-      </w:r>
-      <w:r>
-        <w:rPr>
-          <w:rFonts w:ascii="Futura" w:hAnsi="Futura" w:cs="Futura"/>
-          <w:b/>
-          <w:bCs/>
-          <w:sz w:val="20"/>
-          <w:szCs w:val="20"/>
-        </w:rPr>
-        <w:t>6</w:t>
+        <w:t>Figure S6</w:t>
       </w:r>
       <w:r>
         <w:rPr>
@@ -2711,7 +7867,7 @@
     <w:p>
       <w:pPr>
         <w:rPr>
-          <w:rFonts w:ascii="Futura Medium" w:hAnsi="Futura Medium" w:cs="Futura Medium" w:hint="cs"/>
+          <w:rFonts w:ascii="Futura Medium" w:hAnsi="Futura Medium" w:cs="Futura Medium"/>
           <w:sz w:val="20"/>
           <w:szCs w:val="20"/>
         </w:rPr>
@@ -2724,17 +7880,7 @@
           <w:sz w:val="20"/>
           <w:szCs w:val="20"/>
         </w:rPr>
-        <w:t>Figure S</w:t>
-      </w:r>
-      <w:r>
-        <w:rPr>
-          <w:rFonts w:ascii="Futura" w:hAnsi="Futura" w:cs="Futura"/>
-          <w:b/>
-          <w:bCs/>
-          <w:sz w:val="20"/>
-          <w:szCs w:val="20"/>
-        </w:rPr>
-        <w:t>7</w:t>
+        <w:t>Figure S7</w:t>
       </w:r>
       <w:r>
         <w:rPr>
@@ -2756,7 +7902,7 @@
     <w:p>
       <w:pPr>
         <w:rPr>
-          <w:rFonts w:ascii="Futura Medium" w:hAnsi="Futura Medium" w:cs="Futura Medium" w:hint="cs"/>
+          <w:rFonts w:ascii="Futura Medium" w:hAnsi="Futura Medium" w:cs="Futura Medium"/>
           <w:sz w:val="20"/>
           <w:szCs w:val="20"/>
         </w:rPr>
@@ -3529,7 +8675,7 @@
   <w:style w:type="paragraph" w:default="1" w:styleId="Normal">
     <w:name w:val="Normal"/>
     <w:qFormat/>
-    <w:rsid w:val="004161A5"/>
+    <w:rsid w:val="00E121D0"/>
   </w:style>
   <w:style w:type="paragraph" w:styleId="Heading1">
     <w:name w:val="heading 1"/>

--- a/Manuscript/Ecological Modelling/Third submission/Supplement.docx
+++ b/Manuscript/Ecological Modelling/Third submission/Supplement.docx
@@ -243,8 +243,6 @@
       <w:pPr>
         <w:rPr>
           <w:rFonts w:ascii="Futura" w:hAnsi="Futura" w:cs="Futura Medium"/>
-          <w:b/>
-          <w:bCs/>
           <w:sz w:val="20"/>
           <w:szCs w:val="20"/>
           <w:lang w:val="en-US"/>
@@ -347,16 +345,7 @@
           <w:szCs w:val="20"/>
           <w:lang w:val="en-US"/>
         </w:rPr>
-        <w:t>)</w:t>
-      </w:r>
-      <w:r>
-        <w:rPr>
-          <w:rFonts w:ascii="Futura Medium" w:hAnsi="Futura Medium" w:cs="Futura Medium"/>
-          <w:sz w:val="20"/>
-          <w:szCs w:val="20"/>
-          <w:lang w:val="en-US"/>
-        </w:rPr>
-        <w:t xml:space="preserve"> </w:t>
+        <w:t xml:space="preserve">) </w:t>
       </w:r>
       <w:proofErr w:type="spellStart"/>
       <w:r>
@@ -453,7 +442,7 @@
           <w:szCs w:val="20"/>
           <w:lang w:val="en-US"/>
         </w:rPr>
-        <w:t>×</w:t>
+        <w:t xml:space="preserve">× </w:t>
       </w:r>
       <w:r>
         <w:rPr>
@@ -462,6 +451,15 @@
           <w:szCs w:val="20"/>
           <w:lang w:val="en-US"/>
         </w:rPr>
+        <w:t>8 chains are given as mean ± standard deviation.</w:t>
+      </w:r>
+      <w:r>
+        <w:rPr>
+          <w:rFonts w:ascii="Futura Medium" w:hAnsi="Futura Medium" w:cs="Futura Medium"/>
+          <w:sz w:val="20"/>
+          <w:szCs w:val="20"/>
+          <w:lang w:val="en-US"/>
+        </w:rPr>
         <w:t xml:space="preserve"> </w:t>
       </w:r>
       <w:r>
@@ -471,7 +469,7 @@
           <w:szCs w:val="20"/>
           <w:lang w:val="en-US"/>
         </w:rPr>
-        <w:t>8 chains are given as mean ± standard deviation.</w:t>
+        <w:t>E</w:t>
       </w:r>
       <w:r>
         <w:rPr>
@@ -480,16 +478,124 @@
           <w:szCs w:val="20"/>
           <w:lang w:val="en-US"/>
         </w:rPr>
+        <w:t>xpected log predictive density (ELPD</w:t>
+      </w:r>
+      <w:r>
+        <w:rPr>
+          <w:rFonts w:ascii="Futura Medium" w:hAnsi="Futura Medium" w:cs="Futura Medium"/>
+          <w:sz w:val="20"/>
+          <w:szCs w:val="20"/>
+          <w:lang w:val="en-US"/>
+        </w:rPr>
+        <w:t>)</w:t>
+      </w:r>
+      <w:r>
+        <w:rPr>
+          <w:rFonts w:ascii="Futura Medium" w:hAnsi="Futura Medium" w:cs="Futura Medium"/>
+          <w:sz w:val="20"/>
+          <w:szCs w:val="20"/>
+          <w:lang w:val="en-US"/>
+        </w:rPr>
+        <w:t xml:space="preserve">, a measure of predictive </w:t>
+      </w:r>
+      <w:r>
+        <w:rPr>
+          <w:rFonts w:ascii="Futura Medium" w:hAnsi="Futura Medium" w:cs="Futura Medium"/>
+          <w:sz w:val="20"/>
+          <w:szCs w:val="20"/>
+          <w:lang w:val="en-US"/>
+        </w:rPr>
+        <w:t>accuracy</w:t>
+      </w:r>
+      <w:r>
+        <w:rPr>
+          <w:rFonts w:ascii="Futura Medium" w:hAnsi="Futura Medium" w:cs="Futura Medium"/>
+          <w:sz w:val="20"/>
+          <w:szCs w:val="20"/>
+          <w:lang w:val="en-US"/>
+        </w:rPr>
+        <w:t>,</w:t>
+      </w:r>
+      <w:r>
+        <w:rPr>
+          <w:rFonts w:ascii="Futura" w:hAnsi="Futura" w:cs="Futura"/>
+          <w:sz w:val="20"/>
+          <w:szCs w:val="20"/>
+          <w:lang w:val="en-US"/>
+        </w:rPr>
         <w:t xml:space="preserve"> </w:t>
       </w:r>
       <w:r>
         <w:rPr>
+          <w:rFonts w:ascii="Futura" w:hAnsi="Futura" w:cs="Futura"/>
+          <w:sz w:val="20"/>
+          <w:szCs w:val="20"/>
+          <w:lang w:val="en-US"/>
+        </w:rPr>
+        <w:t>ELPD</w:t>
+      </w:r>
+      <w:r>
+        <w:rPr>
+          <w:rFonts w:ascii="Futura" w:hAnsi="Futura" w:cs="Futura"/>
+          <w:sz w:val="20"/>
+          <w:szCs w:val="20"/>
+          <w:lang w:val="en-US"/>
+        </w:rPr>
+        <w:t xml:space="preserve"> </w:t>
+      </w:r>
+      <w:r>
+        <w:rPr>
+          <w:rFonts w:ascii="Futura" w:hAnsi="Futura" w:cs="Futura"/>
+          <w:sz w:val="20"/>
+          <w:szCs w:val="20"/>
+          <w:lang w:val="en-US"/>
+        </w:rPr>
+        <w:t>relative</w:t>
+      </w:r>
+      <w:r>
+        <w:rPr>
+          <w:rFonts w:ascii="Futura" w:hAnsi="Futura" w:cs="Futura"/>
+          <w:sz w:val="20"/>
+          <w:szCs w:val="20"/>
+          <w:lang w:val="en-US"/>
+        </w:rPr>
+        <w:t xml:space="preserve"> to the best performing model per study</w:t>
+      </w:r>
+      <w:r>
+        <w:rPr>
+          <w:rFonts w:ascii="Futura" w:hAnsi="Futura" w:cs="Futura"/>
+          <w:sz w:val="20"/>
+          <w:szCs w:val="20"/>
+          <w:lang w:val="en-US"/>
+        </w:rPr>
+        <w:t xml:space="preserve"> (</w:t>
+      </w:r>
+      <w:r>
+        <w:rPr>
+          <w:rFonts w:ascii="Futura" w:hAnsi="Futura" w:cs="Futura"/>
+          <w:sz w:val="20"/>
+          <w:szCs w:val="20"/>
+          <w:lang w:val="en-US"/>
+        </w:rPr>
+        <w:t>ΔELPD</w:t>
+      </w:r>
+      <w:r>
+        <w:rPr>
+          <w:rFonts w:ascii="Futura" w:hAnsi="Futura" w:cs="Futura"/>
+          <w:sz w:val="20"/>
+          <w:szCs w:val="20"/>
+          <w:lang w:val="en-US"/>
+        </w:rPr>
+        <w:t>)</w:t>
+      </w:r>
+      <w:r>
+        <w:rPr>
           <w:rFonts w:ascii="Futura Medium" w:hAnsi="Futura Medium" w:cs="Futura Medium"/>
           <w:sz w:val="20"/>
           <w:szCs w:val="20"/>
           <w:lang w:val="en-US"/>
         </w:rPr>
-        <w:t>E</w:t>
+        <w:t xml:space="preserve">, and </w:t>
       </w:r>
       <w:r>
         <w:rPr>
@@ -498,7 +604,7 @@
           <w:szCs w:val="20"/>
           <w:lang w:val="en-US"/>
         </w:rPr>
-        <w:t>xpected log predictive density (ELPD</w:t>
+        <w:t>the</w:t>
       </w:r>
       <w:r>
         <w:rPr>
@@ -507,6 +613,63 @@
           <w:szCs w:val="20"/>
           <w:lang w:val="en-US"/>
         </w:rPr>
+        <w:t xml:space="preserve"> </w:t>
+      </w:r>
+      <w:r>
+        <w:rPr>
+          <w:rFonts w:ascii="Futura Medium" w:hAnsi="Futura Medium" w:cs="Futura Medium"/>
+          <w:sz w:val="20"/>
+          <w:szCs w:val="20"/>
+          <w:lang w:val="en-US"/>
+        </w:rPr>
+        <w:t>difference between ELPD and the log predictive density</w:t>
+      </w:r>
+      <w:r>
+        <w:rPr>
+          <w:rFonts w:ascii="Futura Medium" w:hAnsi="Futura Medium" w:cs="Futura Medium"/>
+          <w:sz w:val="20"/>
+          <w:szCs w:val="20"/>
+          <w:lang w:val="en-US"/>
+        </w:rPr>
+        <w:t xml:space="preserve"> (</w:t>
+      </w:r>
+      <w:r>
+        <w:rPr>
+          <w:rFonts w:ascii="Futura Medium" w:hAnsi="Futura Medium" w:cs="Futura Medium"/>
+          <w:sz w:val="20"/>
+          <w:szCs w:val="20"/>
+          <w:lang w:val="en-US"/>
+        </w:rPr>
+        <w:t>LPD</w:t>
+      </w:r>
+      <w:r>
+        <w:t xml:space="preserve"> </w:t>
+      </w:r>
+      <w:r>
+        <w:rPr>
+          <w:rFonts w:ascii="Futura Medium" w:hAnsi="Futura Medium" w:cs="Futura Medium"/>
+          <w:sz w:val="20"/>
+          <w:szCs w:val="20"/>
+          <w:lang w:val="en-US"/>
+        </w:rPr>
+        <w:t>−</w:t>
+      </w:r>
+      <w:r>
+        <w:rPr>
+          <w:rFonts w:ascii="Futura Medium" w:hAnsi="Futura Medium" w:cs="Futura Medium"/>
+          <w:sz w:val="20"/>
+          <w:szCs w:val="20"/>
+          <w:lang w:val="en-US"/>
+        </w:rPr>
+        <w:t xml:space="preserve"> ELPD</w:t>
+      </w:r>
+      <w:r>
+        <w:rPr>
+          <w:rFonts w:ascii="Futura Medium" w:hAnsi="Futura Medium" w:cs="Futura Medium"/>
+          <w:sz w:val="20"/>
+          <w:szCs w:val="20"/>
+          <w:lang w:val="en-US"/>
+        </w:rPr>
         <w:t>)</w:t>
       </w:r>
       <w:r>
@@ -516,199 +679,7 @@
           <w:szCs w:val="20"/>
           <w:lang w:val="en-US"/>
         </w:rPr>
-        <w:t xml:space="preserve">, a measure of predictive </w:t>
-      </w:r>
-      <w:r>
-        <w:rPr>
-          <w:rFonts w:ascii="Futura Medium" w:hAnsi="Futura Medium" w:cs="Futura Medium"/>
-          <w:sz w:val="20"/>
-          <w:szCs w:val="20"/>
-          <w:lang w:val="en-US"/>
-        </w:rPr>
-        <w:t>accuracy</w:t>
-      </w:r>
-      <w:r>
-        <w:rPr>
-          <w:rFonts w:ascii="Futura Medium" w:hAnsi="Futura Medium" w:cs="Futura Medium"/>
-          <w:sz w:val="20"/>
-          <w:szCs w:val="20"/>
-          <w:lang w:val="en-US"/>
-        </w:rPr>
-        <w:t>,</w:t>
-      </w:r>
-      <w:r>
-        <w:rPr>
-          <w:rFonts w:ascii="Futura" w:hAnsi="Futura" w:cs="Futura"/>
-          <w:sz w:val="20"/>
-          <w:szCs w:val="20"/>
-          <w:lang w:val="en-US"/>
-        </w:rPr>
-        <w:t xml:space="preserve"> </w:t>
-      </w:r>
-      <w:r>
-        <w:rPr>
-          <w:rFonts w:ascii="Futura" w:hAnsi="Futura" w:cs="Futura"/>
-          <w:sz w:val="20"/>
-          <w:szCs w:val="20"/>
-          <w:lang w:val="en-US"/>
-        </w:rPr>
-        <w:t>ELPD</w:t>
-      </w:r>
-      <w:r>
-        <w:rPr>
-          <w:rFonts w:ascii="Futura" w:hAnsi="Futura" w:cs="Futura"/>
-          <w:sz w:val="20"/>
-          <w:szCs w:val="20"/>
-          <w:lang w:val="en-US"/>
-        </w:rPr>
-        <w:t xml:space="preserve"> </w:t>
-      </w:r>
-      <w:r>
-        <w:rPr>
-          <w:rFonts w:ascii="Futura" w:hAnsi="Futura" w:cs="Futura"/>
-          <w:sz w:val="20"/>
-          <w:szCs w:val="20"/>
-          <w:lang w:val="en-US"/>
-        </w:rPr>
-        <w:t>relative</w:t>
-      </w:r>
-      <w:r>
-        <w:rPr>
-          <w:rFonts w:ascii="Futura" w:hAnsi="Futura" w:cs="Futura"/>
-          <w:sz w:val="20"/>
-          <w:szCs w:val="20"/>
-          <w:lang w:val="en-US"/>
-        </w:rPr>
-        <w:t xml:space="preserve"> to the best performing model per study</w:t>
-      </w:r>
-      <w:r>
-        <w:rPr>
-          <w:rFonts w:ascii="Futura" w:hAnsi="Futura" w:cs="Futura"/>
-          <w:sz w:val="20"/>
-          <w:szCs w:val="20"/>
-          <w:lang w:val="en-US"/>
-        </w:rPr>
-        <w:t xml:space="preserve"> (</w:t>
-      </w:r>
-      <w:r>
-        <w:rPr>
-          <w:rFonts w:ascii="Futura" w:hAnsi="Futura" w:cs="Futura"/>
-          <w:sz w:val="20"/>
-          <w:szCs w:val="20"/>
-          <w:lang w:val="en-US"/>
-        </w:rPr>
-        <w:t>ΔELPD</w:t>
-      </w:r>
-      <w:r>
-        <w:rPr>
-          <w:rFonts w:ascii="Futura" w:hAnsi="Futura" w:cs="Futura"/>
-          <w:sz w:val="20"/>
-          <w:szCs w:val="20"/>
-          <w:lang w:val="en-US"/>
-        </w:rPr>
-        <w:t>)</w:t>
-      </w:r>
-      <w:r>
-        <w:rPr>
-          <w:rFonts w:ascii="Futura Medium" w:hAnsi="Futura Medium" w:cs="Futura Medium"/>
-          <w:sz w:val="20"/>
-          <w:szCs w:val="20"/>
-          <w:lang w:val="en-US"/>
-        </w:rPr>
-        <w:t xml:space="preserve">, and </w:t>
-      </w:r>
-      <w:r>
-        <w:rPr>
-          <w:rFonts w:ascii="Futura Medium" w:hAnsi="Futura Medium" w:cs="Futura Medium"/>
-          <w:sz w:val="20"/>
-          <w:szCs w:val="20"/>
-          <w:lang w:val="en-US"/>
-        </w:rPr>
-        <w:t>the</w:t>
-      </w:r>
-      <w:r>
-        <w:rPr>
-          <w:rFonts w:ascii="Futura Medium" w:hAnsi="Futura Medium" w:cs="Futura Medium"/>
-          <w:sz w:val="20"/>
-          <w:szCs w:val="20"/>
-          <w:lang w:val="en-US"/>
-        </w:rPr>
-        <w:t xml:space="preserve"> </w:t>
-      </w:r>
-      <w:r>
-        <w:rPr>
-          <w:rFonts w:ascii="Futura Medium" w:hAnsi="Futura Medium" w:cs="Futura Medium"/>
-          <w:sz w:val="20"/>
-          <w:szCs w:val="20"/>
-          <w:lang w:val="en-US"/>
-        </w:rPr>
-        <w:t>difference between ELPD and the log predictive density</w:t>
-      </w:r>
-      <w:r>
-        <w:rPr>
-          <w:rFonts w:ascii="Futura Medium" w:hAnsi="Futura Medium" w:cs="Futura Medium"/>
-          <w:sz w:val="20"/>
-          <w:szCs w:val="20"/>
-          <w:lang w:val="en-US"/>
-        </w:rPr>
-        <w:t xml:space="preserve"> (</w:t>
-      </w:r>
-      <w:r>
-        <w:rPr>
-          <w:rFonts w:ascii="Futura Medium" w:hAnsi="Futura Medium" w:cs="Futura Medium"/>
-          <w:sz w:val="20"/>
-          <w:szCs w:val="20"/>
-          <w:lang w:val="en-US"/>
-        </w:rPr>
-        <w:t>LPD</w:t>
-      </w:r>
-      <w:r>
-        <w:t xml:space="preserve"> </w:t>
-      </w:r>
-      <w:r>
-        <w:rPr>
-          <w:rFonts w:ascii="Futura Medium" w:hAnsi="Futura Medium" w:cs="Futura Medium"/>
-          <w:sz w:val="20"/>
-          <w:szCs w:val="20"/>
-          <w:lang w:val="en-US"/>
-        </w:rPr>
-        <w:t>−</w:t>
-      </w:r>
-      <w:r>
-        <w:rPr>
-          <w:rFonts w:ascii="Futura Medium" w:hAnsi="Futura Medium" w:cs="Futura Medium"/>
-          <w:sz w:val="20"/>
-          <w:szCs w:val="20"/>
-          <w:lang w:val="en-US"/>
-        </w:rPr>
-        <w:t xml:space="preserve"> ELPD</w:t>
-      </w:r>
-      <w:r>
-        <w:rPr>
-          <w:rFonts w:ascii="Futura Medium" w:hAnsi="Futura Medium" w:cs="Futura Medium"/>
-          <w:sz w:val="20"/>
-          <w:szCs w:val="20"/>
-          <w:lang w:val="en-US"/>
-        </w:rPr>
-        <w:t>)</w:t>
-      </w:r>
-      <w:r>
-        <w:rPr>
-          <w:rFonts w:ascii="Futura Medium" w:hAnsi="Futura Medium" w:cs="Futura Medium"/>
-          <w:sz w:val="20"/>
-          <w:szCs w:val="20"/>
-          <w:lang w:val="en-US"/>
-        </w:rPr>
-        <w:t xml:space="preserve">, a </w:t>
-      </w:r>
-      <w:r>
-        <w:rPr>
-          <w:rFonts w:ascii="Futura Medium" w:hAnsi="Futura Medium" w:cs="Futura Medium"/>
-          <w:sz w:val="20"/>
-          <w:szCs w:val="20"/>
-          <w:lang w:val="en-US"/>
-        </w:rPr>
-        <w:t>measure of overfitting</w:t>
+        <w:t>, a measure of overfitting</w:t>
       </w:r>
       <w:r>
         <w:rPr>
@@ -1103,7 +1074,7 @@
           <w:p>
             <w:pPr>
               <w:rPr>
-                <w:rFonts w:ascii="Futura Medium" w:hAnsi="Futura Medium" w:cs="Futura Medium" w:hint="cs"/>
+                <w:rFonts w:ascii="Futura Medium" w:hAnsi="Futura Medium" w:cs="Futura Medium"/>
                 <w:sz w:val="20"/>
                 <w:szCs w:val="20"/>
                 <w:lang w:val="en-US"/>
@@ -1126,7 +1097,7 @@
           <w:p>
             <w:pPr>
               <w:rPr>
-                <w:rFonts w:ascii="Futura Medium" w:hAnsi="Futura Medium" w:cs="Futura Medium" w:hint="cs"/>
+                <w:rFonts w:ascii="Futura Medium" w:hAnsi="Futura Medium" w:cs="Futura Medium"/>
                 <w:sz w:val="20"/>
                 <w:szCs w:val="20"/>
                 <w:lang w:val="en-US"/>
@@ -1149,7 +1120,7 @@
           <w:p>
             <w:pPr>
               <w:rPr>
-                <w:rFonts w:ascii="Futura Medium" w:hAnsi="Futura Medium" w:cs="Futura Medium" w:hint="cs"/>
+                <w:rFonts w:ascii="Futura Medium" w:hAnsi="Futura Medium" w:cs="Futura Medium"/>
                 <w:sz w:val="20"/>
                 <w:szCs w:val="20"/>
                 <w:lang w:val="en-US"/>
@@ -1172,7 +1143,7 @@
           <w:p>
             <w:pPr>
               <w:rPr>
-                <w:rFonts w:ascii="Futura Medium" w:hAnsi="Futura Medium" w:cs="Futura Medium" w:hint="cs"/>
+                <w:rFonts w:ascii="Futura Medium" w:hAnsi="Futura Medium" w:cs="Futura Medium"/>
                 <w:sz w:val="20"/>
                 <w:szCs w:val="20"/>
                 <w:lang w:val="en-US"/>
@@ -1195,7 +1166,7 @@
           <w:p>
             <w:pPr>
               <w:rPr>
-                <w:rFonts w:ascii="Futura Medium" w:hAnsi="Futura Medium" w:cs="Futura Medium" w:hint="cs"/>
+                <w:rFonts w:ascii="Futura Medium" w:hAnsi="Futura Medium" w:cs="Futura Medium"/>
                 <w:sz w:val="20"/>
                 <w:szCs w:val="20"/>
                 <w:lang w:val="en-US"/>
@@ -1244,7 +1215,7 @@
           <w:p>
             <w:pPr>
               <w:rPr>
-                <w:rFonts w:ascii="Futura Medium" w:hAnsi="Futura Medium" w:cs="Futura Medium" w:hint="cs"/>
+                <w:rFonts w:ascii="Futura Medium" w:hAnsi="Futura Medium" w:cs="Futura Medium"/>
                 <w:sz w:val="20"/>
                 <w:szCs w:val="20"/>
                 <w:lang w:val="en-US"/>
@@ -1267,7 +1238,7 @@
           <w:p>
             <w:pPr>
               <w:rPr>
-                <w:rFonts w:ascii="Futura Medium" w:hAnsi="Futura Medium" w:cs="Futura Medium" w:hint="cs"/>
+                <w:rFonts w:ascii="Futura Medium" w:hAnsi="Futura Medium" w:cs="Futura Medium"/>
                 <w:sz w:val="20"/>
                 <w:szCs w:val="20"/>
                 <w:lang w:val="en-US"/>
@@ -1290,7 +1261,7 @@
           <w:p>
             <w:pPr>
               <w:rPr>
-                <w:rFonts w:ascii="Futura Medium" w:hAnsi="Futura Medium" w:cs="Futura Medium" w:hint="cs"/>
+                <w:rFonts w:ascii="Futura Medium" w:hAnsi="Futura Medium" w:cs="Futura Medium"/>
                 <w:sz w:val="20"/>
                 <w:szCs w:val="20"/>
                 <w:lang w:val="en-US"/>
@@ -1313,7 +1284,7 @@
           <w:p>
             <w:pPr>
               <w:rPr>
-                <w:rFonts w:ascii="Futura Medium" w:hAnsi="Futura Medium" w:cs="Futura Medium" w:hint="cs"/>
+                <w:rFonts w:ascii="Futura Medium" w:hAnsi="Futura Medium" w:cs="Futura Medium"/>
                 <w:sz w:val="20"/>
                 <w:szCs w:val="20"/>
                 <w:lang w:val="en-US"/>
@@ -1345,7 +1316,7 @@
           <w:p>
             <w:pPr>
               <w:rPr>
-                <w:rFonts w:ascii="Futura Medium" w:hAnsi="Futura Medium" w:cs="Futura Medium" w:hint="cs"/>
+                <w:rFonts w:ascii="Futura Medium" w:hAnsi="Futura Medium" w:cs="Futura Medium"/>
                 <w:sz w:val="20"/>
                 <w:szCs w:val="20"/>
                 <w:lang w:val="en-US"/>
@@ -1400,7 +1371,7 @@
           <w:p>
             <w:pPr>
               <w:rPr>
-                <w:rFonts w:ascii="Futura Medium" w:hAnsi="Futura Medium" w:cs="Futura Medium" w:hint="cs"/>
+                <w:rFonts w:ascii="Futura Medium" w:hAnsi="Futura Medium" w:cs="Futura Medium"/>
                 <w:sz w:val="20"/>
                 <w:szCs w:val="20"/>
                 <w:lang w:val="en-US"/>
@@ -1426,7 +1397,7 @@
           <w:p>
             <w:pPr>
               <w:rPr>
-                <w:rFonts w:ascii="Futura Medium" w:hAnsi="Futura Medium" w:cs="Futura Medium" w:hint="cs"/>
+                <w:rFonts w:ascii="Futura Medium" w:hAnsi="Futura Medium" w:cs="Futura Medium"/>
                 <w:sz w:val="20"/>
                 <w:szCs w:val="20"/>
                 <w:lang w:val="en-US"/>
@@ -1452,7 +1423,7 @@
           <w:p>
             <w:pPr>
               <w:rPr>
-                <w:rFonts w:ascii="Futura Medium" w:hAnsi="Futura Medium" w:cs="Futura Medium" w:hint="cs"/>
+                <w:rFonts w:ascii="Futura Medium" w:hAnsi="Futura Medium" w:cs="Futura Medium"/>
                 <w:sz w:val="20"/>
                 <w:szCs w:val="20"/>
                 <w:lang w:val="en-US"/>
@@ -1478,7 +1449,7 @@
           <w:p>
             <w:pPr>
               <w:rPr>
-                <w:rFonts w:ascii="Futura Medium" w:hAnsi="Futura Medium" w:cs="Futura Medium" w:hint="cs"/>
+                <w:rFonts w:ascii="Futura Medium" w:hAnsi="Futura Medium" w:cs="Futura Medium"/>
                 <w:sz w:val="20"/>
                 <w:szCs w:val="20"/>
                 <w:lang w:val="en-US"/>
@@ -1513,7 +1484,7 @@
           <w:p>
             <w:pPr>
               <w:rPr>
-                <w:rFonts w:ascii="Futura Medium" w:hAnsi="Futura Medium" w:cs="Futura Medium" w:hint="cs"/>
+                <w:rFonts w:ascii="Futura Medium" w:hAnsi="Futura Medium" w:cs="Futura Medium"/>
                 <w:sz w:val="20"/>
                 <w:szCs w:val="20"/>
                 <w:lang w:val="en-US"/>
@@ -1612,7 +1583,7 @@
           <w:p>
             <w:pPr>
               <w:rPr>
-                <w:rFonts w:ascii="Futura Medium" w:hAnsi="Futura Medium" w:cs="Futura Medium" w:hint="cs"/>
+                <w:rFonts w:ascii="Futura Medium" w:hAnsi="Futura Medium" w:cs="Futura Medium"/>
                 <w:sz w:val="20"/>
                 <w:szCs w:val="20"/>
                 <w:lang w:val="en-US"/>
@@ -1635,7 +1606,7 @@
           <w:p>
             <w:pPr>
               <w:rPr>
-                <w:rFonts w:ascii="Futura Medium" w:hAnsi="Futura Medium" w:cs="Futura Medium" w:hint="cs"/>
+                <w:rFonts w:ascii="Futura Medium" w:hAnsi="Futura Medium" w:cs="Futura Medium"/>
                 <w:sz w:val="20"/>
                 <w:szCs w:val="20"/>
                 <w:lang w:val="en-US"/>
@@ -1658,7 +1629,7 @@
           <w:p>
             <w:pPr>
               <w:rPr>
-                <w:rFonts w:ascii="Futura Medium" w:hAnsi="Futura Medium" w:cs="Futura Medium" w:hint="cs"/>
+                <w:rFonts w:ascii="Futura Medium" w:hAnsi="Futura Medium" w:cs="Futura Medium"/>
                 <w:sz w:val="20"/>
                 <w:szCs w:val="20"/>
                 <w:lang w:val="en-US"/>
@@ -1681,7 +1652,7 @@
           <w:p>
             <w:pPr>
               <w:rPr>
-                <w:rFonts w:ascii="Futura Medium" w:hAnsi="Futura Medium" w:cs="Futura Medium" w:hint="cs"/>
+                <w:rFonts w:ascii="Futura Medium" w:hAnsi="Futura Medium" w:cs="Futura Medium"/>
                 <w:sz w:val="20"/>
                 <w:szCs w:val="20"/>
                 <w:lang w:val="en-US"/>
@@ -1713,7 +1684,7 @@
           <w:p>
             <w:pPr>
               <w:rPr>
-                <w:rFonts w:ascii="Futura Medium" w:hAnsi="Futura Medium" w:cs="Futura Medium" w:hint="cs"/>
+                <w:rFonts w:ascii="Futura Medium" w:hAnsi="Futura Medium" w:cs="Futura Medium"/>
                 <w:sz w:val="20"/>
                 <w:szCs w:val="20"/>
                 <w:lang w:val="en-US"/>
@@ -1762,7 +1733,7 @@
           <w:p>
             <w:pPr>
               <w:rPr>
-                <w:rFonts w:ascii="Futura Medium" w:hAnsi="Futura Medium" w:cs="Futura Medium" w:hint="cs"/>
+                <w:rFonts w:ascii="Futura Medium" w:hAnsi="Futura Medium" w:cs="Futura Medium"/>
                 <w:sz w:val="20"/>
                 <w:szCs w:val="20"/>
                 <w:lang w:val="en-US"/>
@@ -1785,7 +1756,7 @@
           <w:p>
             <w:pPr>
               <w:rPr>
-                <w:rFonts w:ascii="Futura Medium" w:hAnsi="Futura Medium" w:cs="Futura Medium" w:hint="cs"/>
+                <w:rFonts w:ascii="Futura Medium" w:hAnsi="Futura Medium" w:cs="Futura Medium"/>
                 <w:sz w:val="20"/>
                 <w:szCs w:val="20"/>
                 <w:lang w:val="en-US"/>
@@ -1808,7 +1779,7 @@
           <w:p>
             <w:pPr>
               <w:rPr>
-                <w:rFonts w:ascii="Futura Medium" w:hAnsi="Futura Medium" w:cs="Futura Medium" w:hint="cs"/>
+                <w:rFonts w:ascii="Futura Medium" w:hAnsi="Futura Medium" w:cs="Futura Medium"/>
                 <w:sz w:val="20"/>
                 <w:szCs w:val="20"/>
                 <w:lang w:val="en-US"/>
@@ -1831,7 +1802,7 @@
           <w:p>
             <w:pPr>
               <w:rPr>
-                <w:rFonts w:ascii="Futura Medium" w:hAnsi="Futura Medium" w:cs="Futura Medium" w:hint="cs"/>
+                <w:rFonts w:ascii="Futura Medium" w:hAnsi="Futura Medium" w:cs="Futura Medium"/>
                 <w:sz w:val="20"/>
                 <w:szCs w:val="20"/>
                 <w:lang w:val="en-US"/>
@@ -1863,7 +1834,7 @@
           <w:p>
             <w:pPr>
               <w:rPr>
-                <w:rFonts w:ascii="Futura Medium" w:hAnsi="Futura Medium" w:cs="Futura Medium" w:hint="cs"/>
+                <w:rFonts w:ascii="Futura Medium" w:hAnsi="Futura Medium" w:cs="Futura Medium"/>
                 <w:sz w:val="20"/>
                 <w:szCs w:val="20"/>
                 <w:lang w:val="en-US"/>
@@ -1918,7 +1889,7 @@
           <w:p>
             <w:pPr>
               <w:rPr>
-                <w:rFonts w:ascii="Futura Medium" w:hAnsi="Futura Medium" w:cs="Futura Medium" w:hint="cs"/>
+                <w:rFonts w:ascii="Futura Medium" w:hAnsi="Futura Medium" w:cs="Futura Medium"/>
                 <w:sz w:val="20"/>
                 <w:szCs w:val="20"/>
                 <w:lang w:val="en-US"/>
@@ -1944,7 +1915,7 @@
           <w:p>
             <w:pPr>
               <w:rPr>
-                <w:rFonts w:ascii="Futura Medium" w:hAnsi="Futura Medium" w:cs="Futura Medium" w:hint="cs"/>
+                <w:rFonts w:ascii="Futura Medium" w:hAnsi="Futura Medium" w:cs="Futura Medium"/>
                 <w:sz w:val="20"/>
                 <w:szCs w:val="20"/>
                 <w:lang w:val="en-US"/>
@@ -1970,7 +1941,7 @@
           <w:p>
             <w:pPr>
               <w:rPr>
-                <w:rFonts w:ascii="Futura Medium" w:hAnsi="Futura Medium" w:cs="Futura Medium" w:hint="cs"/>
+                <w:rFonts w:ascii="Futura Medium" w:hAnsi="Futura Medium" w:cs="Futura Medium"/>
                 <w:sz w:val="20"/>
                 <w:szCs w:val="20"/>
                 <w:lang w:val="en-US"/>
@@ -1996,7 +1967,7 @@
           <w:p>
             <w:pPr>
               <w:rPr>
-                <w:rFonts w:ascii="Futura Medium" w:hAnsi="Futura Medium" w:cs="Futura Medium" w:hint="cs"/>
+                <w:rFonts w:ascii="Futura Medium" w:hAnsi="Futura Medium" w:cs="Futura Medium"/>
                 <w:sz w:val="20"/>
                 <w:szCs w:val="20"/>
                 <w:lang w:val="en-US"/>
@@ -2022,7 +1993,7 @@
           <w:p>
             <w:pPr>
               <w:rPr>
-                <w:rFonts w:ascii="Futura Medium" w:hAnsi="Futura Medium" w:cs="Futura Medium" w:hint="cs"/>
+                <w:rFonts w:ascii="Futura Medium" w:hAnsi="Futura Medium" w:cs="Futura Medium"/>
                 <w:sz w:val="20"/>
                 <w:szCs w:val="20"/>
                 <w:lang w:val="en-US"/>
@@ -2491,7 +2462,7 @@
           <w:p>
             <w:pPr>
               <w:rPr>
-                <w:rFonts w:ascii="Futura Medium" w:hAnsi="Futura Medium" w:cs="Futura Medium" w:hint="cs"/>
+                <w:rFonts w:ascii="Futura Medium" w:hAnsi="Futura Medium" w:cs="Futura Medium"/>
                 <w:sz w:val="20"/>
                 <w:szCs w:val="20"/>
                 <w:lang w:val="en-US"/>
@@ -2514,7 +2485,7 @@
           <w:p>
             <w:pPr>
               <w:rPr>
-                <w:rFonts w:ascii="Futura Medium" w:hAnsi="Futura Medium" w:cs="Futura Medium" w:hint="cs"/>
+                <w:rFonts w:ascii="Futura Medium" w:hAnsi="Futura Medium" w:cs="Futura Medium"/>
                 <w:sz w:val="20"/>
                 <w:szCs w:val="20"/>
                 <w:lang w:val="en-US"/>
@@ -2537,7 +2508,7 @@
           <w:p>
             <w:pPr>
               <w:rPr>
-                <w:rFonts w:ascii="Futura Medium" w:hAnsi="Futura Medium" w:cs="Futura Medium" w:hint="cs"/>
+                <w:rFonts w:ascii="Futura Medium" w:hAnsi="Futura Medium" w:cs="Futura Medium"/>
                 <w:sz w:val="20"/>
                 <w:szCs w:val="20"/>
                 <w:lang w:val="en-US"/>
@@ -2569,7 +2540,7 @@
           <w:p>
             <w:pPr>
               <w:rPr>
-                <w:rFonts w:ascii="Futura Medium" w:hAnsi="Futura Medium" w:cs="Futura Medium" w:hint="cs"/>
+                <w:rFonts w:ascii="Futura Medium" w:hAnsi="Futura Medium" w:cs="Futura Medium"/>
                 <w:sz w:val="20"/>
                 <w:szCs w:val="20"/>
                 <w:lang w:val="en-US"/>
@@ -2601,7 +2572,7 @@
           <w:p>
             <w:pPr>
               <w:rPr>
-                <w:rFonts w:ascii="Futura Medium" w:hAnsi="Futura Medium" w:cs="Futura Medium" w:hint="cs"/>
+                <w:rFonts w:ascii="Futura Medium" w:hAnsi="Futura Medium" w:cs="Futura Medium"/>
                 <w:sz w:val="20"/>
                 <w:szCs w:val="20"/>
                 <w:lang w:val="en-US"/>
@@ -2650,7 +2621,7 @@
           <w:p>
             <w:pPr>
               <w:rPr>
-                <w:rFonts w:ascii="Futura Medium" w:hAnsi="Futura Medium" w:cs="Futura Medium" w:hint="cs"/>
+                <w:rFonts w:ascii="Futura Medium" w:hAnsi="Futura Medium" w:cs="Futura Medium"/>
                 <w:sz w:val="20"/>
                 <w:szCs w:val="20"/>
                 <w:lang w:val="en-US"/>
@@ -2673,7 +2644,7 @@
           <w:p>
             <w:pPr>
               <w:rPr>
-                <w:rFonts w:ascii="Futura Medium" w:hAnsi="Futura Medium" w:cs="Futura Medium" w:hint="cs"/>
+                <w:rFonts w:ascii="Futura Medium" w:hAnsi="Futura Medium" w:cs="Futura Medium"/>
                 <w:sz w:val="20"/>
                 <w:szCs w:val="20"/>
                 <w:lang w:val="en-US"/>
@@ -2696,7 +2667,7 @@
           <w:p>
             <w:pPr>
               <w:rPr>
-                <w:rFonts w:ascii="Futura Medium" w:hAnsi="Futura Medium" w:cs="Futura Medium" w:hint="cs"/>
+                <w:rFonts w:ascii="Futura Medium" w:hAnsi="Futura Medium" w:cs="Futura Medium"/>
                 <w:sz w:val="20"/>
                 <w:szCs w:val="20"/>
                 <w:lang w:val="en-US"/>
@@ -2728,7 +2699,7 @@
           <w:p>
             <w:pPr>
               <w:rPr>
-                <w:rFonts w:ascii="Futura Medium" w:hAnsi="Futura Medium" w:cs="Futura Medium" w:hint="cs"/>
+                <w:rFonts w:ascii="Futura Medium" w:hAnsi="Futura Medium" w:cs="Futura Medium"/>
                 <w:sz w:val="20"/>
                 <w:szCs w:val="20"/>
                 <w:lang w:val="en-US"/>
@@ -2760,7 +2731,7 @@
           <w:p>
             <w:pPr>
               <w:rPr>
-                <w:rFonts w:ascii="Futura Medium" w:hAnsi="Futura Medium" w:cs="Futura Medium" w:hint="cs"/>
+                <w:rFonts w:ascii="Futura Medium" w:hAnsi="Futura Medium" w:cs="Futura Medium"/>
                 <w:sz w:val="20"/>
                 <w:szCs w:val="20"/>
                 <w:lang w:val="en-US"/>
@@ -2809,7 +2780,7 @@
           <w:p>
             <w:pPr>
               <w:rPr>
-                <w:rFonts w:ascii="Futura Medium" w:hAnsi="Futura Medium" w:cs="Futura Medium" w:hint="cs"/>
+                <w:rFonts w:ascii="Futura Medium" w:hAnsi="Futura Medium" w:cs="Futura Medium"/>
                 <w:sz w:val="20"/>
                 <w:szCs w:val="20"/>
                 <w:lang w:val="en-US"/>
@@ -2832,7 +2803,7 @@
           <w:p>
             <w:pPr>
               <w:rPr>
-                <w:rFonts w:ascii="Futura Medium" w:hAnsi="Futura Medium" w:cs="Futura Medium" w:hint="cs"/>
+                <w:rFonts w:ascii="Futura Medium" w:hAnsi="Futura Medium" w:cs="Futura Medium"/>
                 <w:sz w:val="20"/>
                 <w:szCs w:val="20"/>
                 <w:lang w:val="en-US"/>
@@ -2855,7 +2826,7 @@
           <w:p>
             <w:pPr>
               <w:rPr>
-                <w:rFonts w:ascii="Futura Medium" w:hAnsi="Futura Medium" w:cs="Futura Medium" w:hint="cs"/>
+                <w:rFonts w:ascii="Futura Medium" w:hAnsi="Futura Medium" w:cs="Futura Medium"/>
                 <w:sz w:val="20"/>
                 <w:szCs w:val="20"/>
                 <w:lang w:val="en-US"/>
@@ -2887,7 +2858,7 @@
           <w:p>
             <w:pPr>
               <w:rPr>
-                <w:rFonts w:ascii="Futura Medium" w:hAnsi="Futura Medium" w:cs="Futura Medium" w:hint="cs"/>
+                <w:rFonts w:ascii="Futura Medium" w:hAnsi="Futura Medium" w:cs="Futura Medium"/>
                 <w:sz w:val="20"/>
                 <w:szCs w:val="20"/>
                 <w:lang w:val="en-US"/>
@@ -2919,7 +2890,7 @@
           <w:p>
             <w:pPr>
               <w:rPr>
-                <w:rFonts w:ascii="Futura Medium" w:hAnsi="Futura Medium" w:cs="Futura Medium" w:hint="cs"/>
+                <w:rFonts w:ascii="Futura Medium" w:hAnsi="Futura Medium" w:cs="Futura Medium"/>
                 <w:sz w:val="20"/>
                 <w:szCs w:val="20"/>
                 <w:lang w:val="en-US"/>
@@ -2974,7 +2945,7 @@
           <w:p>
             <w:pPr>
               <w:rPr>
-                <w:rFonts w:ascii="Futura Medium" w:hAnsi="Futura Medium" w:cs="Futura Medium" w:hint="cs"/>
+                <w:rFonts w:ascii="Futura Medium" w:hAnsi="Futura Medium" w:cs="Futura Medium"/>
                 <w:sz w:val="20"/>
                 <w:szCs w:val="20"/>
               </w:rPr>
@@ -2999,7 +2970,7 @@
           <w:p>
             <w:pPr>
               <w:rPr>
-                <w:rFonts w:ascii="Futura Medium" w:hAnsi="Futura Medium" w:cs="Futura Medium" w:hint="cs"/>
+                <w:rFonts w:ascii="Futura Medium" w:hAnsi="Futura Medium" w:cs="Futura Medium"/>
                 <w:sz w:val="20"/>
                 <w:szCs w:val="20"/>
               </w:rPr>
@@ -3024,7 +2995,7 @@
           <w:p>
             <w:pPr>
               <w:rPr>
-                <w:rFonts w:ascii="Futura Medium" w:hAnsi="Futura Medium" w:cs="Futura Medium" w:hint="cs"/>
+                <w:rFonts w:ascii="Futura Medium" w:hAnsi="Futura Medium" w:cs="Futura Medium"/>
                 <w:sz w:val="20"/>
                 <w:szCs w:val="20"/>
               </w:rPr>
@@ -3049,7 +3020,7 @@
           <w:p>
             <w:pPr>
               <w:rPr>
-                <w:rFonts w:ascii="Futura Medium" w:hAnsi="Futura Medium" w:cs="Futura Medium" w:hint="cs"/>
+                <w:rFonts w:ascii="Futura Medium" w:hAnsi="Futura Medium" w:cs="Futura Medium"/>
                 <w:sz w:val="20"/>
                 <w:szCs w:val="20"/>
                 <w:lang w:val="en-US"/>
@@ -3075,7 +3046,7 @@
           <w:p>
             <w:pPr>
               <w:rPr>
-                <w:rFonts w:ascii="Futura Medium" w:hAnsi="Futura Medium" w:cs="Futura Medium" w:hint="cs"/>
+                <w:rFonts w:ascii="Futura Medium" w:hAnsi="Futura Medium" w:cs="Futura Medium"/>
                 <w:sz w:val="20"/>
                 <w:szCs w:val="20"/>
               </w:rPr>
@@ -3173,7 +3144,7 @@
           <w:p>
             <w:pPr>
               <w:rPr>
-                <w:rFonts w:ascii="Futura Medium" w:hAnsi="Futura Medium" w:cs="Futura Medium" w:hint="cs"/>
+                <w:rFonts w:ascii="Futura Medium" w:hAnsi="Futura Medium" w:cs="Futura Medium"/>
                 <w:sz w:val="20"/>
                 <w:szCs w:val="20"/>
                 <w:lang w:val="en-US"/>
@@ -3196,7 +3167,7 @@
           <w:p>
             <w:pPr>
               <w:rPr>
-                <w:rFonts w:ascii="Futura Medium" w:hAnsi="Futura Medium" w:cs="Futura Medium" w:hint="cs"/>
+                <w:rFonts w:ascii="Futura Medium" w:hAnsi="Futura Medium" w:cs="Futura Medium"/>
                 <w:sz w:val="20"/>
                 <w:szCs w:val="20"/>
                 <w:lang w:val="en-US"/>
@@ -3219,7 +3190,7 @@
           <w:p>
             <w:pPr>
               <w:rPr>
-                <w:rFonts w:ascii="Futura Medium" w:hAnsi="Futura Medium" w:cs="Futura Medium" w:hint="cs"/>
+                <w:rFonts w:ascii="Futura Medium" w:hAnsi="Futura Medium" w:cs="Futura Medium"/>
                 <w:sz w:val="20"/>
                 <w:szCs w:val="20"/>
                 <w:lang w:val="en-US"/>
@@ -3242,7 +3213,7 @@
           <w:p>
             <w:pPr>
               <w:rPr>
-                <w:rFonts w:ascii="Futura Medium" w:hAnsi="Futura Medium" w:cs="Futura Medium" w:hint="cs"/>
+                <w:rFonts w:ascii="Futura Medium" w:hAnsi="Futura Medium" w:cs="Futura Medium"/>
                 <w:sz w:val="20"/>
                 <w:szCs w:val="20"/>
                 <w:lang w:val="en-US"/>
@@ -3274,7 +3245,7 @@
           <w:p>
             <w:pPr>
               <w:rPr>
-                <w:rFonts w:ascii="Futura Medium" w:hAnsi="Futura Medium" w:cs="Futura Medium" w:hint="cs"/>
+                <w:rFonts w:ascii="Futura Medium" w:hAnsi="Futura Medium" w:cs="Futura Medium"/>
                 <w:sz w:val="20"/>
                 <w:szCs w:val="20"/>
                 <w:lang w:val="en-US"/>
@@ -3323,7 +3294,7 @@
           <w:p>
             <w:pPr>
               <w:rPr>
-                <w:rFonts w:ascii="Futura Medium" w:hAnsi="Futura Medium" w:cs="Futura Medium" w:hint="cs"/>
+                <w:rFonts w:ascii="Futura Medium" w:hAnsi="Futura Medium" w:cs="Futura Medium"/>
                 <w:sz w:val="20"/>
                 <w:szCs w:val="20"/>
                 <w:lang w:val="en-US"/>
@@ -3346,7 +3317,7 @@
           <w:p>
             <w:pPr>
               <w:rPr>
-                <w:rFonts w:ascii="Futura Medium" w:hAnsi="Futura Medium" w:cs="Futura Medium" w:hint="cs"/>
+                <w:rFonts w:ascii="Futura Medium" w:hAnsi="Futura Medium" w:cs="Futura Medium"/>
                 <w:sz w:val="20"/>
                 <w:szCs w:val="20"/>
                 <w:lang w:val="en-US"/>
@@ -3369,7 +3340,7 @@
           <w:p>
             <w:pPr>
               <w:rPr>
-                <w:rFonts w:ascii="Futura Medium" w:hAnsi="Futura Medium" w:cs="Futura Medium" w:hint="cs"/>
+                <w:rFonts w:ascii="Futura Medium" w:hAnsi="Futura Medium" w:cs="Futura Medium"/>
                 <w:sz w:val="20"/>
                 <w:szCs w:val="20"/>
                 <w:lang w:val="en-US"/>
@@ -3392,7 +3363,7 @@
           <w:p>
             <w:pPr>
               <w:rPr>
-                <w:rFonts w:ascii="Futura Medium" w:hAnsi="Futura Medium" w:cs="Futura Medium" w:hint="cs"/>
+                <w:rFonts w:ascii="Futura Medium" w:hAnsi="Futura Medium" w:cs="Futura Medium"/>
                 <w:sz w:val="20"/>
                 <w:szCs w:val="20"/>
                 <w:lang w:val="en-US"/>
@@ -3415,7 +3386,7 @@
           <w:p>
             <w:pPr>
               <w:rPr>
-                <w:rFonts w:ascii="Futura Medium" w:hAnsi="Futura Medium" w:cs="Futura Medium" w:hint="cs"/>
+                <w:rFonts w:ascii="Futura Medium" w:hAnsi="Futura Medium" w:cs="Futura Medium"/>
                 <w:sz w:val="20"/>
                 <w:szCs w:val="20"/>
                 <w:lang w:val="en-US"/>
@@ -3464,7 +3435,7 @@
           <w:p>
             <w:pPr>
               <w:rPr>
-                <w:rFonts w:ascii="Futura Medium" w:hAnsi="Futura Medium" w:cs="Futura Medium" w:hint="cs"/>
+                <w:rFonts w:ascii="Futura Medium" w:hAnsi="Futura Medium" w:cs="Futura Medium"/>
                 <w:sz w:val="20"/>
                 <w:szCs w:val="20"/>
                 <w:lang w:val="en-US"/>
@@ -3487,7 +3458,7 @@
           <w:p>
             <w:pPr>
               <w:rPr>
-                <w:rFonts w:ascii="Futura Medium" w:hAnsi="Futura Medium" w:cs="Futura Medium" w:hint="cs"/>
+                <w:rFonts w:ascii="Futura Medium" w:hAnsi="Futura Medium" w:cs="Futura Medium"/>
                 <w:sz w:val="20"/>
                 <w:szCs w:val="20"/>
                 <w:lang w:val="en-US"/>
@@ -3510,7 +3481,7 @@
           <w:p>
             <w:pPr>
               <w:rPr>
-                <w:rFonts w:ascii="Futura Medium" w:hAnsi="Futura Medium" w:cs="Futura Medium" w:hint="cs"/>
+                <w:rFonts w:ascii="Futura Medium" w:hAnsi="Futura Medium" w:cs="Futura Medium"/>
                 <w:sz w:val="20"/>
                 <w:szCs w:val="20"/>
                 <w:lang w:val="en-US"/>
@@ -3533,7 +3504,7 @@
           <w:p>
             <w:pPr>
               <w:rPr>
-                <w:rFonts w:ascii="Futura Medium" w:hAnsi="Futura Medium" w:cs="Futura Medium" w:hint="cs"/>
+                <w:rFonts w:ascii="Futura Medium" w:hAnsi="Futura Medium" w:cs="Futura Medium"/>
                 <w:sz w:val="20"/>
                 <w:szCs w:val="20"/>
                 <w:lang w:val="en-US"/>
@@ -3565,7 +3536,7 @@
           <w:p>
             <w:pPr>
               <w:rPr>
-                <w:rFonts w:ascii="Futura Medium" w:hAnsi="Futura Medium" w:cs="Futura Medium" w:hint="cs"/>
+                <w:rFonts w:ascii="Futura Medium" w:hAnsi="Futura Medium" w:cs="Futura Medium"/>
                 <w:sz w:val="20"/>
                 <w:szCs w:val="20"/>
                 <w:lang w:val="en-US"/>
@@ -3620,7 +3591,7 @@
           <w:p>
             <w:pPr>
               <w:rPr>
-                <w:rFonts w:ascii="Futura Medium" w:hAnsi="Futura Medium" w:cs="Futura Medium" w:hint="cs"/>
+                <w:rFonts w:ascii="Futura Medium" w:hAnsi="Futura Medium" w:cs="Futura Medium"/>
                 <w:sz w:val="20"/>
                 <w:szCs w:val="20"/>
               </w:rPr>
@@ -3645,7 +3616,7 @@
           <w:p>
             <w:pPr>
               <w:rPr>
-                <w:rFonts w:ascii="Futura Medium" w:hAnsi="Futura Medium" w:cs="Futura Medium" w:hint="cs"/>
+                <w:rFonts w:ascii="Futura Medium" w:hAnsi="Futura Medium" w:cs="Futura Medium"/>
                 <w:sz w:val="20"/>
                 <w:szCs w:val="20"/>
               </w:rPr>
@@ -3670,7 +3641,7 @@
           <w:p>
             <w:pPr>
               <w:rPr>
-                <w:rFonts w:ascii="Futura Medium" w:hAnsi="Futura Medium" w:cs="Futura Medium" w:hint="cs"/>
+                <w:rFonts w:ascii="Futura Medium" w:hAnsi="Futura Medium" w:cs="Futura Medium"/>
                 <w:sz w:val="20"/>
                 <w:szCs w:val="20"/>
               </w:rPr>
@@ -3695,7 +3666,7 @@
           <w:p>
             <w:pPr>
               <w:rPr>
-                <w:rFonts w:ascii="Futura Medium" w:hAnsi="Futura Medium" w:cs="Futura Medium" w:hint="cs"/>
+                <w:rFonts w:ascii="Futura Medium" w:hAnsi="Futura Medium" w:cs="Futura Medium"/>
                 <w:sz w:val="20"/>
                 <w:szCs w:val="20"/>
               </w:rPr>
@@ -3729,7 +3700,7 @@
           <w:p>
             <w:pPr>
               <w:rPr>
-                <w:rFonts w:ascii="Futura Medium" w:hAnsi="Futura Medium" w:cs="Futura Medium" w:hint="cs"/>
+                <w:rFonts w:ascii="Futura Medium" w:hAnsi="Futura Medium" w:cs="Futura Medium"/>
                 <w:sz w:val="20"/>
                 <w:szCs w:val="20"/>
               </w:rPr>
@@ -4256,7 +4227,7 @@
           <w:p>
             <w:pPr>
               <w:rPr>
-                <w:rFonts w:ascii="Futura Medium" w:hAnsi="Futura Medium" w:cs="Futura Medium" w:hint="cs"/>
+                <w:rFonts w:ascii="Futura Medium" w:hAnsi="Futura Medium" w:cs="Futura Medium"/>
                 <w:sz w:val="20"/>
                 <w:szCs w:val="20"/>
               </w:rPr>
@@ -4340,7 +4311,7 @@
           <w:p>
             <w:pPr>
               <w:rPr>
-                <w:rFonts w:ascii="Futura Medium" w:hAnsi="Futura Medium" w:cs="Futura Medium" w:hint="cs"/>
+                <w:rFonts w:ascii="Futura Medium" w:hAnsi="Futura Medium" w:cs="Futura Medium"/>
                 <w:sz w:val="20"/>
                 <w:szCs w:val="20"/>
               </w:rPr>
@@ -4354,7 +4325,7 @@
           <w:p>
             <w:pPr>
               <w:rPr>
-                <w:rFonts w:ascii="Futura Medium" w:hAnsi="Futura Medium" w:cs="Futura Medium" w:hint="cs"/>
+                <w:rFonts w:ascii="Futura Medium" w:hAnsi="Futura Medium" w:cs="Futura Medium"/>
                 <w:sz w:val="20"/>
                 <w:szCs w:val="20"/>
               </w:rPr>
@@ -4368,7 +4339,7 @@
           <w:p>
             <w:pPr>
               <w:rPr>
-                <w:rFonts w:ascii="Futura Medium" w:hAnsi="Futura Medium" w:cs="Futura Medium" w:hint="cs"/>
+                <w:rFonts w:ascii="Futura Medium" w:hAnsi="Futura Medium" w:cs="Futura Medium"/>
                 <w:sz w:val="20"/>
                 <w:szCs w:val="20"/>
               </w:rPr>
@@ -4397,7 +4368,7 @@
           <w:p>
             <w:pPr>
               <w:rPr>
-                <w:rFonts w:ascii="Futura Medium" w:hAnsi="Futura Medium" w:cs="Futura Medium" w:hint="cs"/>
+                <w:rFonts w:ascii="Futura Medium" w:hAnsi="Futura Medium" w:cs="Futura Medium"/>
                 <w:sz w:val="20"/>
                 <w:szCs w:val="20"/>
               </w:rPr>
@@ -4444,7 +4415,7 @@
           <w:p>
             <w:pPr>
               <w:rPr>
-                <w:rFonts w:ascii="Futura Medium" w:hAnsi="Futura Medium" w:cs="Futura Medium" w:hint="cs"/>
+                <w:rFonts w:ascii="Futura Medium" w:hAnsi="Futura Medium" w:cs="Futura Medium"/>
                 <w:sz w:val="20"/>
                 <w:szCs w:val="20"/>
                 <w:lang w:val="en-US"/>
@@ -4467,7 +4438,7 @@
           <w:p>
             <w:pPr>
               <w:rPr>
-                <w:rFonts w:ascii="Futura Medium" w:hAnsi="Futura Medium" w:cs="Futura Medium" w:hint="cs"/>
+                <w:rFonts w:ascii="Futura Medium" w:hAnsi="Futura Medium" w:cs="Futura Medium"/>
                 <w:sz w:val="20"/>
                 <w:szCs w:val="20"/>
                 <w:lang w:val="en-US"/>
@@ -4490,7 +4461,7 @@
           <w:p>
             <w:pPr>
               <w:rPr>
-                <w:rFonts w:ascii="Futura Medium" w:hAnsi="Futura Medium" w:cs="Futura Medium" w:hint="cs"/>
+                <w:rFonts w:ascii="Futura Medium" w:hAnsi="Futura Medium" w:cs="Futura Medium"/>
                 <w:sz w:val="20"/>
                 <w:szCs w:val="20"/>
                 <w:lang w:val="en-US"/>
@@ -4513,7 +4484,7 @@
           <w:p>
             <w:pPr>
               <w:rPr>
-                <w:rFonts w:ascii="Futura Medium" w:hAnsi="Futura Medium" w:cs="Futura Medium" w:hint="cs"/>
+                <w:rFonts w:ascii="Futura Medium" w:hAnsi="Futura Medium" w:cs="Futura Medium"/>
                 <w:sz w:val="20"/>
                 <w:szCs w:val="20"/>
                 <w:lang w:val="en-US"/>
@@ -4545,7 +4516,7 @@
           <w:p>
             <w:pPr>
               <w:rPr>
-                <w:rFonts w:ascii="Futura Medium" w:hAnsi="Futura Medium" w:cs="Futura Medium" w:hint="cs"/>
+                <w:rFonts w:ascii="Futura Medium" w:hAnsi="Futura Medium" w:cs="Futura Medium"/>
                 <w:sz w:val="20"/>
                 <w:szCs w:val="20"/>
                 <w:lang w:val="en-US"/>
@@ -4603,7 +4574,7 @@
           <w:p>
             <w:pPr>
               <w:rPr>
-                <w:rFonts w:ascii="Futura Medium" w:hAnsi="Futura Medium" w:cs="Futura Medium" w:hint="cs"/>
+                <w:rFonts w:ascii="Futura Medium" w:hAnsi="Futura Medium" w:cs="Futura Medium"/>
                 <w:sz w:val="20"/>
                 <w:szCs w:val="20"/>
                 <w:lang w:val="en-US"/>
@@ -4626,7 +4597,7 @@
           <w:p>
             <w:pPr>
               <w:rPr>
-                <w:rFonts w:ascii="Futura Medium" w:hAnsi="Futura Medium" w:cs="Futura Medium" w:hint="cs"/>
+                <w:rFonts w:ascii="Futura Medium" w:hAnsi="Futura Medium" w:cs="Futura Medium"/>
                 <w:sz w:val="20"/>
                 <w:szCs w:val="20"/>
                 <w:lang w:val="en-US"/>
@@ -4649,7 +4620,7 @@
           <w:p>
             <w:pPr>
               <w:rPr>
-                <w:rFonts w:ascii="Futura Medium" w:hAnsi="Futura Medium" w:cs="Futura Medium" w:hint="cs"/>
+                <w:rFonts w:ascii="Futura Medium" w:hAnsi="Futura Medium" w:cs="Futura Medium"/>
                 <w:sz w:val="20"/>
                 <w:szCs w:val="20"/>
                 <w:lang w:val="en-US"/>
@@ -4681,7 +4652,7 @@
           <w:p>
             <w:pPr>
               <w:rPr>
-                <w:rFonts w:ascii="Futura Medium" w:hAnsi="Futura Medium" w:cs="Futura Medium" w:hint="cs"/>
+                <w:rFonts w:ascii="Futura Medium" w:hAnsi="Futura Medium" w:cs="Futura Medium"/>
                 <w:sz w:val="20"/>
                 <w:szCs w:val="20"/>
                 <w:lang w:val="en-US"/>
@@ -4713,7 +4684,7 @@
           <w:p>
             <w:pPr>
               <w:rPr>
-                <w:rFonts w:ascii="Futura Medium" w:hAnsi="Futura Medium" w:cs="Futura Medium" w:hint="cs"/>
+                <w:rFonts w:ascii="Futura Medium" w:hAnsi="Futura Medium" w:cs="Futura Medium"/>
                 <w:sz w:val="20"/>
                 <w:szCs w:val="20"/>
                 <w:lang w:val="en-US"/>
@@ -4777,7 +4748,7 @@
           <w:p>
             <w:pPr>
               <w:rPr>
-                <w:rFonts w:ascii="Futura Medium" w:hAnsi="Futura Medium" w:cs="Futura Medium" w:hint="cs"/>
+                <w:rFonts w:ascii="Futura Medium" w:hAnsi="Futura Medium" w:cs="Futura Medium"/>
                 <w:sz w:val="20"/>
                 <w:szCs w:val="20"/>
               </w:rPr>
@@ -4791,7 +4762,7 @@
           <w:p>
             <w:pPr>
               <w:rPr>
-                <w:rFonts w:ascii="Futura Medium" w:hAnsi="Futura Medium" w:cs="Futura Medium" w:hint="cs"/>
+                <w:rFonts w:ascii="Futura Medium" w:hAnsi="Futura Medium" w:cs="Futura Medium"/>
                 <w:sz w:val="20"/>
                 <w:szCs w:val="20"/>
               </w:rPr>
@@ -4805,7 +4776,7 @@
           <w:p>
             <w:pPr>
               <w:rPr>
-                <w:rFonts w:ascii="Futura Medium" w:hAnsi="Futura Medium" w:cs="Futura Medium" w:hint="cs"/>
+                <w:rFonts w:ascii="Futura Medium" w:hAnsi="Futura Medium" w:cs="Futura Medium"/>
                 <w:sz w:val="20"/>
                 <w:szCs w:val="20"/>
               </w:rPr>
@@ -4819,7 +4790,7 @@
           <w:p>
             <w:pPr>
               <w:rPr>
-                <w:rFonts w:ascii="Futura Medium" w:hAnsi="Futura Medium" w:cs="Futura Medium" w:hint="cs"/>
+                <w:rFonts w:ascii="Futura Medium" w:hAnsi="Futura Medium" w:cs="Futura Medium"/>
                 <w:sz w:val="20"/>
                 <w:szCs w:val="20"/>
               </w:rPr>
@@ -4833,7 +4804,7 @@
           <w:p>
             <w:pPr>
               <w:rPr>
-                <w:rFonts w:ascii="Futura Medium" w:hAnsi="Futura Medium" w:cs="Futura Medium" w:hint="cs"/>
+                <w:rFonts w:ascii="Futura Medium" w:hAnsi="Futura Medium" w:cs="Futura Medium"/>
                 <w:sz w:val="20"/>
                 <w:szCs w:val="20"/>
               </w:rPr>
@@ -4872,7 +4843,7 @@
           <w:p>
             <w:pPr>
               <w:rPr>
-                <w:rFonts w:ascii="Futura Medium" w:hAnsi="Futura Medium" w:cs="Futura Medium" w:hint="cs"/>
+                <w:rFonts w:ascii="Futura Medium" w:hAnsi="Futura Medium" w:cs="Futura Medium"/>
                 <w:sz w:val="20"/>
                 <w:szCs w:val="20"/>
                 <w:lang w:val="en-US"/>
@@ -4895,7 +4866,7 @@
           <w:p>
             <w:pPr>
               <w:rPr>
-                <w:rFonts w:ascii="Futura Medium" w:hAnsi="Futura Medium" w:cs="Futura Medium" w:hint="cs"/>
+                <w:rFonts w:ascii="Futura Medium" w:hAnsi="Futura Medium" w:cs="Futura Medium"/>
                 <w:sz w:val="20"/>
                 <w:szCs w:val="20"/>
                 <w:lang w:val="en-US"/>
@@ -4918,7 +4889,7 @@
           <w:p>
             <w:pPr>
               <w:rPr>
-                <w:rFonts w:ascii="Futura Medium" w:hAnsi="Futura Medium" w:cs="Futura Medium" w:hint="cs"/>
+                <w:rFonts w:ascii="Futura Medium" w:hAnsi="Futura Medium" w:cs="Futura Medium"/>
                 <w:sz w:val="20"/>
                 <w:szCs w:val="20"/>
                 <w:lang w:val="en-US"/>
@@ -4941,7 +4912,7 @@
           <w:p>
             <w:pPr>
               <w:rPr>
-                <w:rFonts w:ascii="Futura Medium" w:hAnsi="Futura Medium" w:cs="Futura Medium" w:hint="cs"/>
+                <w:rFonts w:ascii="Futura Medium" w:hAnsi="Futura Medium" w:cs="Futura Medium"/>
                 <w:sz w:val="20"/>
                 <w:szCs w:val="20"/>
                 <w:lang w:val="en-US"/>
@@ -4964,7 +4935,7 @@
           <w:p>
             <w:pPr>
               <w:rPr>
-                <w:rFonts w:ascii="Futura Medium" w:hAnsi="Futura Medium" w:cs="Futura Medium" w:hint="cs"/>
+                <w:rFonts w:ascii="Futura Medium" w:hAnsi="Futura Medium" w:cs="Futura Medium"/>
                 <w:sz w:val="20"/>
                 <w:szCs w:val="20"/>
                 <w:lang w:val="en-US"/>
@@ -5020,7 +4991,7 @@
           <w:p>
             <w:pPr>
               <w:rPr>
-                <w:rFonts w:ascii="Futura Medium" w:hAnsi="Futura Medium" w:cs="Futura Medium" w:hint="cs"/>
+                <w:rFonts w:ascii="Futura Medium" w:hAnsi="Futura Medium" w:cs="Futura Medium"/>
                 <w:sz w:val="20"/>
                 <w:szCs w:val="20"/>
               </w:rPr>
@@ -5045,7 +5016,7 @@
           <w:p>
             <w:pPr>
               <w:rPr>
-                <w:rFonts w:ascii="Futura Medium" w:hAnsi="Futura Medium" w:cs="Futura Medium" w:hint="cs"/>
+                <w:rFonts w:ascii="Futura Medium" w:hAnsi="Futura Medium" w:cs="Futura Medium"/>
                 <w:sz w:val="20"/>
                 <w:szCs w:val="20"/>
               </w:rPr>
@@ -5070,7 +5041,7 @@
           <w:p>
             <w:pPr>
               <w:rPr>
-                <w:rFonts w:ascii="Futura Medium" w:hAnsi="Futura Medium" w:cs="Futura Medium" w:hint="cs"/>
+                <w:rFonts w:ascii="Futura Medium" w:hAnsi="Futura Medium" w:cs="Futura Medium"/>
                 <w:sz w:val="20"/>
                 <w:szCs w:val="20"/>
               </w:rPr>
@@ -5104,7 +5075,7 @@
           <w:p>
             <w:pPr>
               <w:rPr>
-                <w:rFonts w:ascii="Futura Medium" w:hAnsi="Futura Medium" w:cs="Futura Medium" w:hint="cs"/>
+                <w:rFonts w:ascii="Futura Medium" w:hAnsi="Futura Medium" w:cs="Futura Medium"/>
                 <w:sz w:val="20"/>
                 <w:szCs w:val="20"/>
                 <w:lang w:val="en-US"/>
@@ -5139,7 +5110,7 @@
           <w:p>
             <w:pPr>
               <w:rPr>
-                <w:rFonts w:ascii="Futura Medium" w:hAnsi="Futura Medium" w:cs="Futura Medium" w:hint="cs"/>
+                <w:rFonts w:ascii="Futura Medium" w:hAnsi="Futura Medium" w:cs="Futura Medium"/>
                 <w:sz w:val="20"/>
                 <w:szCs w:val="20"/>
               </w:rPr>
@@ -5167,7 +5138,7 @@
           <w:p>
             <w:pPr>
               <w:rPr>
-                <w:rFonts w:ascii="Futura Medium" w:hAnsi="Futura Medium" w:cs="Futura Medium" w:hint="cs"/>
+                <w:rFonts w:ascii="Futura Medium" w:hAnsi="Futura Medium" w:cs="Futura Medium"/>
                 <w:sz w:val="20"/>
                 <w:szCs w:val="20"/>
               </w:rPr>
@@ -5251,7 +5222,7 @@
           <w:p>
             <w:pPr>
               <w:rPr>
-                <w:rFonts w:ascii="Futura Medium" w:hAnsi="Futura Medium" w:cs="Futura Medium" w:hint="cs"/>
+                <w:rFonts w:ascii="Futura Medium" w:hAnsi="Futura Medium" w:cs="Futura Medium"/>
                 <w:sz w:val="20"/>
                 <w:szCs w:val="20"/>
               </w:rPr>
@@ -5265,7 +5236,7 @@
           <w:p>
             <w:pPr>
               <w:rPr>
-                <w:rFonts w:ascii="Futura Medium" w:hAnsi="Futura Medium" w:cs="Futura Medium" w:hint="cs"/>
+                <w:rFonts w:ascii="Futura Medium" w:hAnsi="Futura Medium" w:cs="Futura Medium"/>
                 <w:sz w:val="20"/>
                 <w:szCs w:val="20"/>
               </w:rPr>
@@ -5279,7 +5250,7 @@
           <w:p>
             <w:pPr>
               <w:rPr>
-                <w:rFonts w:ascii="Futura Medium" w:hAnsi="Futura Medium" w:cs="Futura Medium" w:hint="cs"/>
+                <w:rFonts w:ascii="Futura Medium" w:hAnsi="Futura Medium" w:cs="Futura Medium"/>
                 <w:sz w:val="20"/>
                 <w:szCs w:val="20"/>
               </w:rPr>
@@ -5308,7 +5279,7 @@
           <w:p>
             <w:pPr>
               <w:rPr>
-                <w:rFonts w:ascii="Futura Medium" w:hAnsi="Futura Medium" w:cs="Futura Medium" w:hint="cs"/>
+                <w:rFonts w:ascii="Futura Medium" w:hAnsi="Futura Medium" w:cs="Futura Medium"/>
                 <w:sz w:val="20"/>
                 <w:szCs w:val="20"/>
               </w:rPr>
@@ -5347,7 +5318,7 @@
           <w:p>
             <w:pPr>
               <w:rPr>
-                <w:rFonts w:ascii="Futura Medium" w:hAnsi="Futura Medium" w:cs="Futura Medium" w:hint="cs"/>
+                <w:rFonts w:ascii="Futura Medium" w:hAnsi="Futura Medium" w:cs="Futura Medium"/>
                 <w:sz w:val="20"/>
                 <w:szCs w:val="20"/>
                 <w:lang w:val="en-US"/>
@@ -5370,7 +5341,7 @@
           <w:p>
             <w:pPr>
               <w:rPr>
-                <w:rFonts w:ascii="Futura Medium" w:hAnsi="Futura Medium" w:cs="Futura Medium" w:hint="cs"/>
+                <w:rFonts w:ascii="Futura Medium" w:hAnsi="Futura Medium" w:cs="Futura Medium"/>
                 <w:sz w:val="20"/>
                 <w:szCs w:val="20"/>
                 <w:lang w:val="en-US"/>
@@ -5393,7 +5364,7 @@
           <w:p>
             <w:pPr>
               <w:rPr>
-                <w:rFonts w:ascii="Futura Medium" w:hAnsi="Futura Medium" w:cs="Futura Medium" w:hint="cs"/>
+                <w:rFonts w:ascii="Futura Medium" w:hAnsi="Futura Medium" w:cs="Futura Medium"/>
                 <w:sz w:val="20"/>
                 <w:szCs w:val="20"/>
                 <w:lang w:val="en-US"/>
@@ -5416,7 +5387,7 @@
           <w:p>
             <w:pPr>
               <w:rPr>
-                <w:rFonts w:ascii="Futura Medium" w:hAnsi="Futura Medium" w:cs="Futura Medium" w:hint="cs"/>
+                <w:rFonts w:ascii="Futura Medium" w:hAnsi="Futura Medium" w:cs="Futura Medium"/>
                 <w:sz w:val="20"/>
                 <w:szCs w:val="20"/>
                 <w:lang w:val="en-US"/>
@@ -5448,7 +5419,7 @@
           <w:p>
             <w:pPr>
               <w:rPr>
-                <w:rFonts w:ascii="Futura Medium" w:hAnsi="Futura Medium" w:cs="Futura Medium" w:hint="cs"/>
+                <w:rFonts w:ascii="Futura Medium" w:hAnsi="Futura Medium" w:cs="Futura Medium"/>
                 <w:sz w:val="20"/>
                 <w:szCs w:val="20"/>
                 <w:lang w:val="en-US"/>
@@ -5498,7 +5469,7 @@
           <w:p>
             <w:pPr>
               <w:rPr>
-                <w:rFonts w:ascii="Futura Medium" w:hAnsi="Futura Medium" w:cs="Futura Medium" w:hint="cs"/>
+                <w:rFonts w:ascii="Futura Medium" w:hAnsi="Futura Medium" w:cs="Futura Medium"/>
                 <w:sz w:val="20"/>
                 <w:szCs w:val="20"/>
                 <w:lang w:val="en-US"/>
@@ -5521,7 +5492,7 @@
           <w:p>
             <w:pPr>
               <w:rPr>
-                <w:rFonts w:ascii="Futura Medium" w:hAnsi="Futura Medium" w:cs="Futura Medium" w:hint="cs"/>
+                <w:rFonts w:ascii="Futura Medium" w:hAnsi="Futura Medium" w:cs="Futura Medium"/>
                 <w:sz w:val="20"/>
                 <w:szCs w:val="20"/>
                 <w:lang w:val="en-US"/>
@@ -5544,7 +5515,7 @@
           <w:p>
             <w:pPr>
               <w:rPr>
-                <w:rFonts w:ascii="Futura Medium" w:hAnsi="Futura Medium" w:cs="Futura Medium" w:hint="cs"/>
+                <w:rFonts w:ascii="Futura Medium" w:hAnsi="Futura Medium" w:cs="Futura Medium"/>
                 <w:sz w:val="20"/>
                 <w:szCs w:val="20"/>
                 <w:lang w:val="en-US"/>
@@ -5567,7 +5538,7 @@
           <w:p>
             <w:pPr>
               <w:rPr>
-                <w:rFonts w:ascii="Futura Medium" w:hAnsi="Futura Medium" w:cs="Futura Medium" w:hint="cs"/>
+                <w:rFonts w:ascii="Futura Medium" w:hAnsi="Futura Medium" w:cs="Futura Medium"/>
                 <w:sz w:val="20"/>
                 <w:szCs w:val="20"/>
                 <w:lang w:val="en-US"/>
@@ -5599,7 +5570,7 @@
           <w:p>
             <w:pPr>
               <w:rPr>
-                <w:rFonts w:ascii="Futura Medium" w:hAnsi="Futura Medium" w:cs="Futura Medium" w:hint="cs"/>
+                <w:rFonts w:ascii="Futura Medium" w:hAnsi="Futura Medium" w:cs="Futura Medium"/>
                 <w:sz w:val="20"/>
                 <w:szCs w:val="20"/>
                 <w:lang w:val="en-US"/>
@@ -5663,7 +5634,7 @@
           <w:p>
             <w:pPr>
               <w:rPr>
-                <w:rFonts w:ascii="Futura Medium" w:hAnsi="Futura Medium" w:cs="Futura Medium" w:hint="cs"/>
+                <w:rFonts w:ascii="Futura Medium" w:hAnsi="Futura Medium" w:cs="Futura Medium"/>
                 <w:sz w:val="20"/>
                 <w:szCs w:val="20"/>
               </w:rPr>
@@ -5677,7 +5648,7 @@
           <w:p>
             <w:pPr>
               <w:rPr>
-                <w:rFonts w:ascii="Futura Medium" w:hAnsi="Futura Medium" w:cs="Futura Medium" w:hint="cs"/>
+                <w:rFonts w:ascii="Futura Medium" w:hAnsi="Futura Medium" w:cs="Futura Medium"/>
                 <w:sz w:val="20"/>
                 <w:szCs w:val="20"/>
               </w:rPr>
@@ -5691,7 +5662,7 @@
           <w:p>
             <w:pPr>
               <w:rPr>
-                <w:rFonts w:ascii="Futura Medium" w:hAnsi="Futura Medium" w:cs="Futura Medium" w:hint="cs"/>
+                <w:rFonts w:ascii="Futura Medium" w:hAnsi="Futura Medium" w:cs="Futura Medium"/>
                 <w:sz w:val="20"/>
                 <w:szCs w:val="20"/>
               </w:rPr>
@@ -5705,7 +5676,7 @@
           <w:p>
             <w:pPr>
               <w:rPr>
-                <w:rFonts w:ascii="Futura Medium" w:hAnsi="Futura Medium" w:cs="Futura Medium" w:hint="cs"/>
+                <w:rFonts w:ascii="Futura Medium" w:hAnsi="Futura Medium" w:cs="Futura Medium"/>
                 <w:sz w:val="20"/>
                 <w:szCs w:val="20"/>
               </w:rPr>
@@ -5719,7 +5690,7 @@
           <w:p>
             <w:pPr>
               <w:rPr>
-                <w:rFonts w:ascii="Futura Medium" w:hAnsi="Futura Medium" w:cs="Futura Medium" w:hint="cs"/>
+                <w:rFonts w:ascii="Futura Medium" w:hAnsi="Futura Medium" w:cs="Futura Medium"/>
                 <w:sz w:val="20"/>
                 <w:szCs w:val="20"/>
               </w:rPr>
@@ -5758,7 +5729,7 @@
           <w:p>
             <w:pPr>
               <w:rPr>
-                <w:rFonts w:ascii="Futura Medium" w:hAnsi="Futura Medium" w:cs="Futura Medium" w:hint="cs"/>
+                <w:rFonts w:ascii="Futura Medium" w:hAnsi="Futura Medium" w:cs="Futura Medium"/>
                 <w:sz w:val="20"/>
                 <w:szCs w:val="20"/>
                 <w:lang w:val="en-US"/>
@@ -5781,7 +5752,7 @@
           <w:p>
             <w:pPr>
               <w:rPr>
-                <w:rFonts w:ascii="Futura Medium" w:hAnsi="Futura Medium" w:cs="Futura Medium" w:hint="cs"/>
+                <w:rFonts w:ascii="Futura Medium" w:hAnsi="Futura Medium" w:cs="Futura Medium"/>
                 <w:sz w:val="20"/>
                 <w:szCs w:val="20"/>
                 <w:lang w:val="en-US"/>
@@ -5804,7 +5775,7 @@
           <w:p>
             <w:pPr>
               <w:rPr>
-                <w:rFonts w:ascii="Futura Medium" w:hAnsi="Futura Medium" w:cs="Futura Medium" w:hint="cs"/>
+                <w:rFonts w:ascii="Futura Medium" w:hAnsi="Futura Medium" w:cs="Futura Medium"/>
                 <w:sz w:val="20"/>
                 <w:szCs w:val="20"/>
                 <w:lang w:val="en-US"/>
@@ -5827,7 +5798,7 @@
           <w:p>
             <w:pPr>
               <w:rPr>
-                <w:rFonts w:ascii="Futura Medium" w:hAnsi="Futura Medium" w:cs="Futura Medium" w:hint="cs"/>
+                <w:rFonts w:ascii="Futura Medium" w:hAnsi="Futura Medium" w:cs="Futura Medium"/>
                 <w:sz w:val="20"/>
                 <w:szCs w:val="20"/>
                 <w:lang w:val="en-US"/>
@@ -5850,7 +5821,7 @@
           <w:p>
             <w:pPr>
               <w:rPr>
-                <w:rFonts w:ascii="Futura Medium" w:hAnsi="Futura Medium" w:cs="Futura Medium" w:hint="cs"/>
+                <w:rFonts w:ascii="Futura Medium" w:hAnsi="Futura Medium" w:cs="Futura Medium"/>
                 <w:sz w:val="20"/>
                 <w:szCs w:val="20"/>
                 <w:lang w:val="en-US"/>
@@ -5906,7 +5877,7 @@
           <w:p>
             <w:pPr>
               <w:rPr>
-                <w:rFonts w:ascii="Futura Medium" w:hAnsi="Futura Medium" w:cs="Futura Medium" w:hint="cs"/>
+                <w:rFonts w:ascii="Futura Medium" w:hAnsi="Futura Medium" w:cs="Futura Medium"/>
                 <w:sz w:val="20"/>
                 <w:szCs w:val="20"/>
               </w:rPr>
@@ -5931,7 +5902,7 @@
           <w:p>
             <w:pPr>
               <w:rPr>
-                <w:rFonts w:ascii="Futura Medium" w:hAnsi="Futura Medium" w:cs="Futura Medium" w:hint="cs"/>
+                <w:rFonts w:ascii="Futura Medium" w:hAnsi="Futura Medium" w:cs="Futura Medium"/>
                 <w:sz w:val="20"/>
                 <w:szCs w:val="20"/>
               </w:rPr>
@@ -5956,7 +5927,7 @@
           <w:p>
             <w:pPr>
               <w:rPr>
-                <w:rFonts w:ascii="Futura Medium" w:hAnsi="Futura Medium" w:cs="Futura Medium" w:hint="cs"/>
+                <w:rFonts w:ascii="Futura Medium" w:hAnsi="Futura Medium" w:cs="Futura Medium"/>
                 <w:sz w:val="20"/>
                 <w:szCs w:val="20"/>
               </w:rPr>
@@ -5981,7 +5952,7 @@
           <w:p>
             <w:pPr>
               <w:rPr>
-                <w:rFonts w:ascii="Futura Medium" w:hAnsi="Futura Medium" w:cs="Futura Medium" w:hint="cs"/>
+                <w:rFonts w:ascii="Futura Medium" w:hAnsi="Futura Medium" w:cs="Futura Medium"/>
                 <w:sz w:val="20"/>
                 <w:szCs w:val="20"/>
               </w:rPr>
@@ -6015,7 +5986,7 @@
           <w:p>
             <w:pPr>
               <w:rPr>
-                <w:rFonts w:ascii="Futura Medium" w:hAnsi="Futura Medium" w:cs="Futura Medium" w:hint="cs"/>
+                <w:rFonts w:ascii="Futura Medium" w:hAnsi="Futura Medium" w:cs="Futura Medium"/>
                 <w:sz w:val="20"/>
                 <w:szCs w:val="20"/>
               </w:rPr>
@@ -6501,7 +6472,7 @@
           <w:p>
             <w:pPr>
               <w:rPr>
-                <w:rFonts w:ascii="Futura Medium" w:hAnsi="Futura Medium" w:cs="Futura Medium" w:hint="cs"/>
+                <w:rFonts w:ascii="Futura Medium" w:hAnsi="Futura Medium" w:cs="Futura Medium"/>
                 <w:sz w:val="20"/>
                 <w:szCs w:val="20"/>
                 <w:lang w:val="en-US"/>
@@ -6524,7 +6495,7 @@
           <w:p>
             <w:pPr>
               <w:rPr>
-                <w:rFonts w:ascii="Futura Medium" w:hAnsi="Futura Medium" w:cs="Futura Medium" w:hint="cs"/>
+                <w:rFonts w:ascii="Futura Medium" w:hAnsi="Futura Medium" w:cs="Futura Medium"/>
                 <w:sz w:val="20"/>
                 <w:szCs w:val="20"/>
                 <w:lang w:val="en-US"/>
@@ -6547,7 +6518,7 @@
           <w:p>
             <w:pPr>
               <w:rPr>
-                <w:rFonts w:ascii="Futura Medium" w:hAnsi="Futura Medium" w:cs="Futura Medium" w:hint="cs"/>
+                <w:rFonts w:ascii="Futura Medium" w:hAnsi="Futura Medium" w:cs="Futura Medium"/>
                 <w:sz w:val="20"/>
                 <w:szCs w:val="20"/>
                 <w:lang w:val="en-US"/>
@@ -6570,7 +6541,7 @@
           <w:p>
             <w:pPr>
               <w:rPr>
-                <w:rFonts w:ascii="Futura Medium" w:hAnsi="Futura Medium" w:cs="Futura Medium" w:hint="cs"/>
+                <w:rFonts w:ascii="Futura Medium" w:hAnsi="Futura Medium" w:cs="Futura Medium"/>
                 <w:sz w:val="20"/>
                 <w:szCs w:val="20"/>
                 <w:lang w:val="en-US"/>
@@ -6602,7 +6573,7 @@
           <w:p>
             <w:pPr>
               <w:rPr>
-                <w:rFonts w:ascii="Futura Medium" w:hAnsi="Futura Medium" w:cs="Futura Medium" w:hint="cs"/>
+                <w:rFonts w:ascii="Futura Medium" w:hAnsi="Futura Medium" w:cs="Futura Medium"/>
                 <w:sz w:val="20"/>
                 <w:szCs w:val="20"/>
                 <w:lang w:val="en-US"/>
@@ -6657,7 +6628,7 @@
           <w:p>
             <w:pPr>
               <w:rPr>
-                <w:rFonts w:ascii="Futura Medium" w:hAnsi="Futura Medium" w:cs="Futura Medium" w:hint="cs"/>
+                <w:rFonts w:ascii="Futura Medium" w:hAnsi="Futura Medium" w:cs="Futura Medium"/>
                 <w:sz w:val="20"/>
                 <w:szCs w:val="20"/>
                 <w:lang w:val="en-US"/>
@@ -6683,7 +6654,7 @@
           <w:p>
             <w:pPr>
               <w:rPr>
-                <w:rFonts w:ascii="Futura Medium" w:hAnsi="Futura Medium" w:cs="Futura Medium" w:hint="cs"/>
+                <w:rFonts w:ascii="Futura Medium" w:hAnsi="Futura Medium" w:cs="Futura Medium"/>
                 <w:sz w:val="20"/>
                 <w:szCs w:val="20"/>
                 <w:lang w:val="en-US"/>
@@ -6709,7 +6680,7 @@
           <w:p>
             <w:pPr>
               <w:rPr>
-                <w:rFonts w:ascii="Futura Medium" w:hAnsi="Futura Medium" w:cs="Futura Medium" w:hint="cs"/>
+                <w:rFonts w:ascii="Futura Medium" w:hAnsi="Futura Medium" w:cs="Futura Medium"/>
                 <w:sz w:val="20"/>
                 <w:szCs w:val="20"/>
                 <w:lang w:val="en-US"/>
@@ -6735,7 +6706,7 @@
           <w:p>
             <w:pPr>
               <w:rPr>
-                <w:rFonts w:ascii="Futura Medium" w:hAnsi="Futura Medium" w:cs="Futura Medium" w:hint="cs"/>
+                <w:rFonts w:ascii="Futura Medium" w:hAnsi="Futura Medium" w:cs="Futura Medium"/>
                 <w:sz w:val="20"/>
                 <w:szCs w:val="20"/>
                 <w:lang w:val="en-US"/>
@@ -6761,7 +6732,7 @@
           <w:p>
             <w:pPr>
               <w:rPr>
-                <w:rFonts w:ascii="Futura Medium" w:hAnsi="Futura Medium" w:cs="Futura Medium" w:hint="cs"/>
+                <w:rFonts w:ascii="Futura Medium" w:hAnsi="Futura Medium" w:cs="Futura Medium"/>
                 <w:sz w:val="20"/>
                 <w:szCs w:val="20"/>
                 <w:lang w:val="en-US"/>
@@ -6790,7 +6761,7 @@
           <w:p>
             <w:pPr>
               <w:rPr>
-                <w:rFonts w:ascii="Futura Medium" w:hAnsi="Futura Medium" w:cs="Futura Medium" w:hint="cs"/>
+                <w:rFonts w:ascii="Futura Medium" w:hAnsi="Futura Medium" w:cs="Futura Medium"/>
                 <w:sz w:val="20"/>
                 <w:szCs w:val="20"/>
                 <w:lang w:val="en-US"/>
@@ -6860,7 +6831,7 @@
           <w:p>
             <w:pPr>
               <w:rPr>
-                <w:rFonts w:ascii="Futura Medium" w:hAnsi="Futura Medium" w:cs="Futura Medium" w:hint="cs"/>
+                <w:rFonts w:ascii="Futura Medium" w:hAnsi="Futura Medium" w:cs="Futura Medium"/>
                 <w:sz w:val="20"/>
                 <w:szCs w:val="20"/>
                 <w:lang w:val="en-US"/>
@@ -6883,7 +6854,7 @@
           <w:p>
             <w:pPr>
               <w:rPr>
-                <w:rFonts w:ascii="Futura Medium" w:hAnsi="Futura Medium" w:cs="Futura Medium" w:hint="cs"/>
+                <w:rFonts w:ascii="Futura Medium" w:hAnsi="Futura Medium" w:cs="Futura Medium"/>
                 <w:sz w:val="20"/>
                 <w:szCs w:val="20"/>
                 <w:lang w:val="en-US"/>
@@ -6906,7 +6877,7 @@
           <w:p>
             <w:pPr>
               <w:rPr>
-                <w:rFonts w:ascii="Futura Medium" w:hAnsi="Futura Medium" w:cs="Futura Medium" w:hint="cs"/>
+                <w:rFonts w:ascii="Futura Medium" w:hAnsi="Futura Medium" w:cs="Futura Medium"/>
                 <w:sz w:val="20"/>
                 <w:szCs w:val="20"/>
                 <w:lang w:val="en-US"/>
@@ -6929,7 +6900,7 @@
           <w:p>
             <w:pPr>
               <w:rPr>
-                <w:rFonts w:ascii="Futura Medium" w:hAnsi="Futura Medium" w:cs="Futura Medium" w:hint="cs"/>
+                <w:rFonts w:ascii="Futura Medium" w:hAnsi="Futura Medium" w:cs="Futura Medium"/>
                 <w:sz w:val="20"/>
                 <w:szCs w:val="20"/>
                 <w:lang w:val="en-US"/>
@@ -6952,7 +6923,7 @@
           <w:p>
             <w:pPr>
               <w:rPr>
-                <w:rFonts w:ascii="Futura Medium" w:hAnsi="Futura Medium" w:cs="Futura Medium" w:hint="cs"/>
+                <w:rFonts w:ascii="Futura Medium" w:hAnsi="Futura Medium" w:cs="Futura Medium"/>
                 <w:sz w:val="20"/>
                 <w:szCs w:val="20"/>
                 <w:lang w:val="en-US"/>
@@ -7007,7 +6978,7 @@
           <w:p>
             <w:pPr>
               <w:rPr>
-                <w:rFonts w:ascii="Futura Medium" w:hAnsi="Futura Medium" w:cs="Futura Medium" w:hint="cs"/>
+                <w:rFonts w:ascii="Futura Medium" w:hAnsi="Futura Medium" w:cs="Futura Medium"/>
                 <w:sz w:val="20"/>
                 <w:szCs w:val="20"/>
                 <w:lang w:val="en-US"/>
@@ -7033,7 +7004,7 @@
           <w:p>
             <w:pPr>
               <w:rPr>
-                <w:rFonts w:ascii="Futura Medium" w:hAnsi="Futura Medium" w:cs="Futura Medium" w:hint="cs"/>
+                <w:rFonts w:ascii="Futura Medium" w:hAnsi="Futura Medium" w:cs="Futura Medium"/>
                 <w:sz w:val="20"/>
                 <w:szCs w:val="20"/>
                 <w:lang w:val="en-US"/>
@@ -7059,7 +7030,7 @@
           <w:p>
             <w:pPr>
               <w:rPr>
-                <w:rFonts w:ascii="Futura Medium" w:hAnsi="Futura Medium" w:cs="Futura Medium" w:hint="cs"/>
+                <w:rFonts w:ascii="Futura Medium" w:hAnsi="Futura Medium" w:cs="Futura Medium"/>
                 <w:sz w:val="20"/>
                 <w:szCs w:val="20"/>
                 <w:lang w:val="en-US"/>
@@ -7094,7 +7065,7 @@
           <w:p>
             <w:pPr>
               <w:rPr>
-                <w:rFonts w:ascii="Futura Medium" w:hAnsi="Futura Medium" w:cs="Futura Medium" w:hint="cs"/>
+                <w:rFonts w:ascii="Futura Medium" w:hAnsi="Futura Medium" w:cs="Futura Medium"/>
                 <w:sz w:val="20"/>
                 <w:szCs w:val="20"/>
                 <w:lang w:val="en-US"/>
@@ -7129,7 +7100,7 @@
           <w:p>
             <w:pPr>
               <w:rPr>
-                <w:rFonts w:ascii="Futura Medium" w:hAnsi="Futura Medium" w:cs="Futura Medium" w:hint="cs"/>
+                <w:rFonts w:ascii="Futura Medium" w:hAnsi="Futura Medium" w:cs="Futura Medium"/>
                 <w:sz w:val="20"/>
                 <w:szCs w:val="20"/>
                 <w:lang w:val="en-US"/>
@@ -7160,6 +7131,16 @@
     <w:p>
       <w:pPr>
         <w:rPr>
+          <w:rFonts w:ascii="Futura Medium" w:hAnsi="Futura Medium" w:cs="Futura Medium"/>
+          <w:sz w:val="20"/>
+          <w:szCs w:val="20"/>
+          <w:lang w:val="en-US"/>
+        </w:rPr>
+      </w:pPr>
+    </w:p>
+    <w:p>
+      <w:pPr>
+        <w:rPr>
           <w:rFonts w:ascii="Futura" w:hAnsi="Futura" w:cs="Futura Medium"/>
           <w:b/>
           <w:bCs/>
@@ -7180,8 +7161,8 @@
       <w:pPr>
         <w:rPr>
           <w:rFonts w:ascii="Futura" w:hAnsi="Futura" w:cs="Futura Medium"/>
-          <w:b/>
-          <w:bCs/>
+          <w:sz w:val="20"/>
+          <w:szCs w:val="20"/>
           <w:lang w:val="en-US"/>
         </w:rPr>
       </w:pPr>
@@ -7200,7 +7181,7 @@
           <w:lang w:val="en-US"/>
         </w:rPr>
         <w:drawing>
-          <wp:inline distT="0" distB="0" distL="0" distR="0" wp14:anchorId="50A33CE3" wp14:editId="476EE6B2">
+          <wp:inline distT="0" distB="0" distL="0" distR="0" wp14:anchorId="50A33CE3" wp14:editId="2BA5C50D">
             <wp:extent cx="5760000" cy="2880000"/>
             <wp:effectExtent l="0" t="0" r="6350" b="3175"/>
             <wp:docPr id="290721486" name="Picture 1"/>
@@ -7211,7 +7192,7 @@
               <a:graphicData uri="http://schemas.openxmlformats.org/drawingml/2006/picture">
                 <pic:pic xmlns:pic="http://schemas.openxmlformats.org/drawingml/2006/picture">
                   <pic:nvPicPr>
-                    <pic:cNvPr id="290721486" name="Picture 290721486"/>
+                    <pic:cNvPr id="290721486" name="Picture 1"/>
                     <pic:cNvPicPr/>
                   </pic:nvPicPr>
                   <pic:blipFill>
@@ -7452,6 +7433,50 @@
           <w:szCs w:val="20"/>
         </w:rPr>
       </w:pPr>
+      <w:r>
+        <w:rPr>
+          <w:rFonts w:ascii="Futura Medium" w:hAnsi="Futura Medium" w:cs="Futura Medium"/>
+          <w:noProof/>
+          <w:sz w:val="20"/>
+          <w:szCs w:val="20"/>
+        </w:rPr>
+        <w:lastRenderedPageBreak/>
+        <w:drawing>
+          <wp:inline distT="0" distB="0" distL="0" distR="0" wp14:anchorId="62180C1F" wp14:editId="2C36EA42">
+            <wp:extent cx="2880000" cy="4325088"/>
+            <wp:effectExtent l="0" t="0" r="3175" b="5715"/>
+            <wp:docPr id="1504372576" name="Picture 1"/>
+            <wp:cNvGraphicFramePr>
+              <a:graphicFrameLocks xmlns:a="http://schemas.openxmlformats.org/drawingml/2006/main" noChangeAspect="1"/>
+            </wp:cNvGraphicFramePr>
+            <a:graphic xmlns:a="http://schemas.openxmlformats.org/drawingml/2006/main">
+              <a:graphicData uri="http://schemas.openxmlformats.org/drawingml/2006/picture">
+                <pic:pic xmlns:pic="http://schemas.openxmlformats.org/drawingml/2006/picture">
+                  <pic:nvPicPr>
+                    <pic:cNvPr id="1504372576" name="Picture 1504372576"/>
+                    <pic:cNvPicPr/>
+                  </pic:nvPicPr>
+                  <pic:blipFill>
+                    <a:blip r:embed="rId11"/>
+                    <a:stretch>
+                      <a:fillRect/>
+                    </a:stretch>
+                  </pic:blipFill>
+                  <pic:spPr>
+                    <a:xfrm>
+                      <a:off x="0" y="0"/>
+                      <a:ext cx="2880000" cy="4325088"/>
+                    </a:xfrm>
+                    <a:prstGeom prst="rect">
+                      <a:avLst/>
+                    </a:prstGeom>
+                  </pic:spPr>
+                </pic:pic>
+              </a:graphicData>
+            </a:graphic>
+          </wp:inline>
+        </w:drawing>
+      </w:r>
     </w:p>
     <w:p>
       <w:pPr>
@@ -7467,7 +7492,6 @@
           <w:sz w:val="20"/>
           <w:szCs w:val="20"/>
         </w:rPr>
-        <w:lastRenderedPageBreak/>
         <w:t>Figure S2</w:t>
       </w:r>
       <w:r>
@@ -7692,13 +7716,55 @@
           <w:szCs w:val="20"/>
         </w:rPr>
       </w:pPr>
+      <w:r>
+        <w:rPr>
+          <w:rFonts w:ascii="Futura Medium" w:hAnsi="Futura Medium" w:cs="Futura Medium"/>
+          <w:noProof/>
+          <w:sz w:val="20"/>
+          <w:szCs w:val="20"/>
+        </w:rPr>
+        <w:lastRenderedPageBreak/>
+        <w:drawing>
+          <wp:inline distT="0" distB="0" distL="0" distR="0" wp14:anchorId="7855863A" wp14:editId="7D3991DF">
+            <wp:extent cx="2880000" cy="5760000"/>
+            <wp:effectExtent l="0" t="0" r="3175" b="6350"/>
+            <wp:docPr id="1833747875" name="Picture 2"/>
+            <wp:cNvGraphicFramePr>
+              <a:graphicFrameLocks xmlns:a="http://schemas.openxmlformats.org/drawingml/2006/main" noChangeAspect="1"/>
+            </wp:cNvGraphicFramePr>
+            <a:graphic xmlns:a="http://schemas.openxmlformats.org/drawingml/2006/main">
+              <a:graphicData uri="http://schemas.openxmlformats.org/drawingml/2006/picture">
+                <pic:pic xmlns:pic="http://schemas.openxmlformats.org/drawingml/2006/picture">
+                  <pic:nvPicPr>
+                    <pic:cNvPr id="1833747875" name="Picture 1833747875"/>
+                    <pic:cNvPicPr/>
+                  </pic:nvPicPr>
+                  <pic:blipFill>
+                    <a:blip r:embed="rId12"/>
+                    <a:stretch>
+                      <a:fillRect/>
+                    </a:stretch>
+                  </pic:blipFill>
+                  <pic:spPr>
+                    <a:xfrm>
+                      <a:off x="0" y="0"/>
+                      <a:ext cx="2880000" cy="5760000"/>
+                    </a:xfrm>
+                    <a:prstGeom prst="rect">
+                      <a:avLst/>
+                    </a:prstGeom>
+                  </pic:spPr>
+                </pic:pic>
+              </a:graphicData>
+            </a:graphic>
+          </wp:inline>
+        </w:drawing>
+      </w:r>
     </w:p>
     <w:p>
       <w:pPr>
         <w:rPr>
-          <w:rFonts w:ascii="Futura Medium" w:hAnsi="Futura Medium" w:cs="Futura Medium"/>
-          <w:sz w:val="20"/>
-          <w:szCs w:val="20"/>
+          <w:rFonts w:ascii="Times New Roman" w:hAnsi="Times New Roman" w:cs="Times New Roman"/>
         </w:rPr>
       </w:pPr>
       <w:r>
@@ -7713,11 +7779,362 @@
       </w:r>
       <w:r>
         <w:rPr>
-          <w:rFonts w:ascii="Futura Medium" w:hAnsi="Futura Medium" w:cs="Futura Medium"/>
+          <w:rFonts w:ascii="Futura Medium" w:hAnsi="Futura Medium" w:cs="Futura Medium" w:hint="cs"/>
           <w:sz w:val="20"/>
           <w:szCs w:val="20"/>
         </w:rPr>
         <w:t>.</w:t>
+      </w:r>
+      <w:r>
+        <w:rPr>
+          <w:rFonts w:ascii="Futura Medium" w:hAnsi="Futura Medium" w:cs="Futura Medium" w:hint="cs"/>
+          <w:sz w:val="20"/>
+          <w:szCs w:val="20"/>
+        </w:rPr>
+        <w:t xml:space="preserve"> </w:t>
+      </w:r>
+      <w:r>
+        <w:rPr>
+          <w:rFonts w:ascii="Futura Medium" w:eastAsiaTheme="minorEastAsia" w:hAnsi="Futura Medium" w:cs="Futura Medium" w:hint="cs"/>
+          <w:sz w:val="20"/>
+          <w:szCs w:val="20"/>
+        </w:rPr>
+        <w:t xml:space="preserve">Example 2: the effect of senescence on the decomposition of </w:t>
+      </w:r>
+      <w:r>
+        <w:rPr>
+          <w:rFonts w:ascii="Futura Medium" w:eastAsiaTheme="minorEastAsia" w:hAnsi="Futura Medium" w:cs="Futura Medium" w:hint="cs"/>
+          <w:i/>
+          <w:iCs/>
+          <w:sz w:val="20"/>
+          <w:szCs w:val="20"/>
+        </w:rPr>
+        <w:t xml:space="preserve">Macrocystis </w:t>
+      </w:r>
+      <w:proofErr w:type="spellStart"/>
+      <w:r>
+        <w:rPr>
+          <w:rFonts w:ascii="Futura Medium" w:eastAsiaTheme="minorEastAsia" w:hAnsi="Futura Medium" w:cs="Futura Medium" w:hint="cs"/>
+          <w:i/>
+          <w:iCs/>
+          <w:sz w:val="20"/>
+          <w:szCs w:val="20"/>
+        </w:rPr>
+        <w:t>pyrifera</w:t>
+      </w:r>
+      <w:proofErr w:type="spellEnd"/>
+      <w:r>
+        <w:rPr>
+          <w:rFonts w:ascii="Futura Medium" w:eastAsiaTheme="minorEastAsia" w:hAnsi="Futura Medium" w:cs="Futura Medium" w:hint="cs"/>
+          <w:sz w:val="20"/>
+          <w:szCs w:val="20"/>
+        </w:rPr>
+        <w:t xml:space="preserve"> (</w:t>
+      </w:r>
+      <w:r>
+        <w:rPr>
+          <w:rFonts w:ascii="Futura Medium" w:eastAsiaTheme="minorEastAsia" w:hAnsi="Futura Medium" w:cs="Futura Medium" w:hint="cs"/>
+          <w:b/>
+          <w:bCs/>
+          <w:sz w:val="20"/>
+          <w:szCs w:val="20"/>
+        </w:rPr>
+        <w:t>a</w:t>
+      </w:r>
+      <w:r>
+        <w:rPr>
+          <w:rFonts w:ascii="Futura Medium" w:eastAsiaTheme="minorEastAsia" w:hAnsi="Futura Medium" w:cs="Futura Medium" w:hint="cs"/>
+          <w:sz w:val="20"/>
+          <w:szCs w:val="20"/>
+        </w:rPr>
+        <w:t xml:space="preserve">, data from </w:t>
+      </w:r>
+      <w:r>
+        <w:rPr>
+          <w:rFonts w:ascii="Futura Medium" w:eastAsiaTheme="minorEastAsia" w:hAnsi="Futura Medium" w:cs="Futura Medium" w:hint="cs"/>
+          <w:sz w:val="20"/>
+          <w:szCs w:val="20"/>
+        </w:rPr>
+        <w:fldChar w:fldCharType="begin"/>
+      </w:r>
+      <w:r>
+        <w:rPr>
+          <w:rFonts w:ascii="Futura Medium" w:eastAsiaTheme="minorEastAsia" w:hAnsi="Futura Medium" w:cs="Futura Medium" w:hint="cs"/>
+          <w:sz w:val="20"/>
+          <w:szCs w:val="20"/>
+        </w:rPr>
+        <w:instrText>ADDIN BEC{Hamersley et al., 2015, #100187}</w:instrText>
+      </w:r>
+      <w:r>
+        <w:rPr>
+          <w:rFonts w:ascii="Futura Medium" w:eastAsiaTheme="minorEastAsia" w:hAnsi="Futura Medium" w:cs="Futura Medium" w:hint="cs"/>
+          <w:sz w:val="20"/>
+          <w:szCs w:val="20"/>
+        </w:rPr>
+        <w:fldChar w:fldCharType="separate"/>
+      </w:r>
+      <w:r>
+        <w:rPr>
+          <w:rFonts w:ascii="Futura Medium" w:eastAsiaTheme="minorEastAsia" w:hAnsi="Futura Medium" w:cs="Futura Medium" w:hint="cs"/>
+          <w:sz w:val="20"/>
+          <w:szCs w:val="20"/>
+        </w:rPr>
+        <w:t>Hamersley et al., 2015)</w:t>
+      </w:r>
+      <w:r>
+        <w:rPr>
+          <w:rFonts w:ascii="Futura Medium" w:eastAsiaTheme="minorEastAsia" w:hAnsi="Futura Medium" w:cs="Futura Medium" w:hint="cs"/>
+          <w:sz w:val="20"/>
+          <w:szCs w:val="20"/>
+        </w:rPr>
+        <w:fldChar w:fldCharType="end"/>
+      </w:r>
+      <w:r>
+        <w:rPr>
+          <w:rFonts w:ascii="Futura Medium" w:eastAsiaTheme="minorEastAsia" w:hAnsi="Futura Medium" w:cs="Futura Medium" w:hint="cs"/>
+          <w:sz w:val="20"/>
+          <w:szCs w:val="20"/>
+        </w:rPr>
+        <w:t xml:space="preserve"> and </w:t>
+      </w:r>
+      <w:r>
+        <w:rPr>
+          <w:rFonts w:ascii="Futura Medium" w:eastAsiaTheme="minorEastAsia" w:hAnsi="Futura Medium" w:cs="Futura Medium" w:hint="cs"/>
+          <w:i/>
+          <w:iCs/>
+          <w:sz w:val="20"/>
+          <w:szCs w:val="20"/>
+        </w:rPr>
+        <w:t xml:space="preserve">Laminaria </w:t>
+      </w:r>
+      <w:proofErr w:type="spellStart"/>
+      <w:r>
+        <w:rPr>
+          <w:rFonts w:ascii="Futura Medium" w:eastAsiaTheme="minorEastAsia" w:hAnsi="Futura Medium" w:cs="Futura Medium" w:hint="cs"/>
+          <w:i/>
+          <w:iCs/>
+          <w:sz w:val="20"/>
+          <w:szCs w:val="20"/>
+        </w:rPr>
+        <w:t>hyperborea</w:t>
+      </w:r>
+      <w:proofErr w:type="spellEnd"/>
+      <w:r>
+        <w:rPr>
+          <w:rFonts w:ascii="Futura Medium" w:eastAsiaTheme="minorEastAsia" w:hAnsi="Futura Medium" w:cs="Futura Medium" w:hint="cs"/>
+          <w:sz w:val="20"/>
+          <w:szCs w:val="20"/>
+        </w:rPr>
+        <w:t xml:space="preserve"> (</w:t>
+      </w:r>
+      <w:r>
+        <w:rPr>
+          <w:rFonts w:ascii="Futura Medium" w:eastAsiaTheme="minorEastAsia" w:hAnsi="Futura Medium" w:cs="Futura Medium" w:hint="cs"/>
+          <w:b/>
+          <w:bCs/>
+          <w:sz w:val="20"/>
+          <w:szCs w:val="20"/>
+        </w:rPr>
+        <w:t>b</w:t>
+      </w:r>
+      <w:r>
+        <w:rPr>
+          <w:rFonts w:ascii="Futura Medium" w:eastAsiaTheme="minorEastAsia" w:hAnsi="Futura Medium" w:cs="Futura Medium" w:hint="cs"/>
+          <w:sz w:val="20"/>
+          <w:szCs w:val="20"/>
+        </w:rPr>
+        <w:t xml:space="preserve">, data from </w:t>
+      </w:r>
+      <w:r>
+        <w:rPr>
+          <w:rFonts w:ascii="Futura Medium" w:eastAsiaTheme="minorEastAsia" w:hAnsi="Futura Medium" w:cs="Futura Medium" w:hint="cs"/>
+          <w:sz w:val="20"/>
+          <w:szCs w:val="20"/>
+        </w:rPr>
+        <w:fldChar w:fldCharType="begin"/>
+      </w:r>
+      <w:r>
+        <w:rPr>
+          <w:rFonts w:ascii="Futura Medium" w:eastAsiaTheme="minorEastAsia" w:hAnsi="Futura Medium" w:cs="Futura Medium" w:hint="cs"/>
+          <w:sz w:val="20"/>
+          <w:szCs w:val="20"/>
+        </w:rPr>
+        <w:instrText>ADDIN BEC{de Bettignies et al., 2020, #27484}</w:instrText>
+      </w:r>
+      <w:r>
+        <w:rPr>
+          <w:rFonts w:ascii="Futura Medium" w:eastAsiaTheme="minorEastAsia" w:hAnsi="Futura Medium" w:cs="Futura Medium" w:hint="cs"/>
+          <w:sz w:val="20"/>
+          <w:szCs w:val="20"/>
+        </w:rPr>
+        <w:fldChar w:fldCharType="separate"/>
+      </w:r>
+      <w:r>
+        <w:rPr>
+          <w:rFonts w:ascii="Futura Medium" w:eastAsiaTheme="minorEastAsia" w:hAnsi="Futura Medium" w:cs="Futura Medium" w:hint="cs"/>
+          <w:sz w:val="20"/>
+          <w:szCs w:val="20"/>
+        </w:rPr>
+        <w:t xml:space="preserve">de </w:t>
+      </w:r>
+      <w:proofErr w:type="spellStart"/>
+      <w:r>
+        <w:rPr>
+          <w:rFonts w:ascii="Futura Medium" w:eastAsiaTheme="minorEastAsia" w:hAnsi="Futura Medium" w:cs="Futura Medium" w:hint="cs"/>
+          <w:sz w:val="20"/>
+          <w:szCs w:val="20"/>
+        </w:rPr>
+        <w:t>Bettignies</w:t>
+      </w:r>
+      <w:proofErr w:type="spellEnd"/>
+      <w:r>
+        <w:rPr>
+          <w:rFonts w:ascii="Futura Medium" w:eastAsiaTheme="minorEastAsia" w:hAnsi="Futura Medium" w:cs="Futura Medium" w:hint="cs"/>
+          <w:sz w:val="20"/>
+          <w:szCs w:val="20"/>
+        </w:rPr>
+        <w:t xml:space="preserve"> et al., 2020)</w:t>
+      </w:r>
+      <w:r>
+        <w:rPr>
+          <w:rFonts w:ascii="Futura Medium" w:eastAsiaTheme="minorEastAsia" w:hAnsi="Futura Medium" w:cs="Futura Medium" w:hint="cs"/>
+          <w:sz w:val="20"/>
+          <w:szCs w:val="20"/>
+        </w:rPr>
+        <w:fldChar w:fldCharType="end"/>
+      </w:r>
+      <w:r>
+        <w:rPr>
+          <w:rFonts w:ascii="Futura Medium" w:eastAsiaTheme="minorEastAsia" w:hAnsi="Futura Medium" w:cs="Futura Medium" w:hint="cs"/>
+          <w:sz w:val="20"/>
+          <w:szCs w:val="20"/>
+        </w:rPr>
+        <w:t xml:space="preserve">, shown as the proportion of remaining mass over time </w:t>
+      </w:r>
+      <w:r>
+        <w:rPr>
+          <w:rFonts w:ascii="Futura Medium" w:eastAsiaTheme="minorEastAsia" w:hAnsi="Futura Medium" w:cs="Futura Medium" w:hint="cs"/>
+          <w:i/>
+          <w:iCs/>
+          <w:sz w:val="20"/>
+          <w:szCs w:val="20"/>
+        </w:rPr>
+        <w:t>t</w:t>
+      </w:r>
+      <w:r>
+        <w:rPr>
+          <w:rFonts w:ascii="Futura Medium" w:eastAsiaTheme="minorEastAsia" w:hAnsi="Futura Medium" w:cs="Futura Medium" w:hint="cs"/>
+          <w:sz w:val="20"/>
+          <w:szCs w:val="20"/>
+        </w:rPr>
+        <w:t>.</w:t>
+      </w:r>
+      <w:r>
+        <w:rPr>
+          <w:rFonts w:ascii="Futura Medium" w:hAnsi="Futura Medium" w:cs="Futura Medium" w:hint="cs"/>
+          <w:sz w:val="20"/>
+          <w:szCs w:val="20"/>
+        </w:rPr>
+        <w:t xml:space="preserve"> </w:t>
+      </w:r>
+      <w:r>
+        <w:rPr>
+          <w:rFonts w:ascii="Futura Medium" w:eastAsiaTheme="minorEastAsia" w:hAnsi="Futura Medium" w:cs="Futura Medium" w:hint="cs"/>
+          <w:sz w:val="20"/>
+          <w:szCs w:val="20"/>
+        </w:rPr>
+        <w:t xml:space="preserve">Data are plotted alongside macroalgal model predictions </w:t>
+      </w:r>
+      <w:r>
+        <w:rPr>
+          <w:rFonts w:ascii="Futura Medium" w:hAnsi="Futura Medium" w:cs="Futura Medium" w:hint="cs"/>
+          <w:sz w:val="20"/>
+          <w:szCs w:val="20"/>
+        </w:rPr>
+        <w:t xml:space="preserve">(cf. Figure S3) </w:t>
+      </w:r>
+      <w:r>
+        <w:rPr>
+          <w:rFonts w:ascii="Futura Medium" w:eastAsiaTheme="minorEastAsia" w:hAnsi="Futura Medium" w:cs="Futura Medium" w:hint="cs"/>
+          <w:sz w:val="20"/>
+          <w:szCs w:val="20"/>
+        </w:rPr>
+        <w:t xml:space="preserve">of </w:t>
+      </w:r>
+      <w:r>
+        <w:rPr>
+          <w:rFonts w:ascii="Futura Medium" w:eastAsiaTheme="minorEastAsia" w:hAnsi="Futura Medium" w:cs="Futura Medium" w:hint="cs"/>
+          <w:sz w:val="20"/>
+          <w:szCs w:val="20"/>
+          <w:lang w:bidi="he-IL"/>
+        </w:rPr>
+        <w:t>the mean (</w:t>
+      </w:r>
+      <w:r>
+        <w:rPr>
+          <w:rFonts w:ascii="Futura Medium" w:eastAsiaTheme="minorEastAsia" w:hAnsi="Futura Medium" w:cs="Futura Medium" w:hint="cs"/>
+          <w:i/>
+          <w:iCs/>
+          <w:sz w:val="20"/>
+          <w:szCs w:val="20"/>
+        </w:rPr>
+        <w:t>µ</w:t>
+      </w:r>
+      <w:r>
+        <w:rPr>
+          <w:rFonts w:ascii="Futura Medium" w:eastAsiaTheme="minorEastAsia" w:hAnsi="Futura Medium" w:cs="Futura Medium" w:hint="cs"/>
+          <w:i/>
+          <w:iCs/>
+          <w:sz w:val="20"/>
+          <w:szCs w:val="20"/>
+          <w:vertAlign w:val="subscript"/>
+        </w:rPr>
+        <w:t>m</w:t>
+      </w:r>
+      <w:r>
+        <w:rPr>
+          <w:rFonts w:ascii="Futura Medium" w:eastAsiaTheme="minorEastAsia" w:hAnsi="Futura Medium" w:cs="Futura Medium" w:hint="cs"/>
+          <w:sz w:val="20"/>
+          <w:szCs w:val="20"/>
+          <w:lang w:bidi="he-IL"/>
+        </w:rPr>
+        <w:t>) and the exponential decay rate (</w:t>
+      </w:r>
+      <w:r>
+        <w:rPr>
+          <w:rFonts w:ascii="Futura Medium" w:eastAsiaTheme="minorEastAsia" w:hAnsi="Futura Medium" w:cs="Futura Medium" w:hint="cs"/>
+          <w:i/>
+          <w:iCs/>
+          <w:sz w:val="20"/>
+          <w:szCs w:val="20"/>
+          <w:lang w:bidi="he-IL"/>
+        </w:rPr>
+        <w:t>k</w:t>
+      </w:r>
+      <w:r>
+        <w:rPr>
+          <w:rFonts w:ascii="Futura Medium" w:eastAsiaTheme="minorEastAsia" w:hAnsi="Futura Medium" w:cs="Futura Medium" w:hint="cs"/>
+          <w:sz w:val="20"/>
+          <w:szCs w:val="20"/>
+          <w:lang w:bidi="he-IL"/>
+        </w:rPr>
+        <w:t xml:space="preserve">) (Equation 12). </w:t>
+      </w:r>
+      <w:r>
+        <w:rPr>
+          <w:rFonts w:ascii="Futura Medium" w:eastAsiaTheme="minorEastAsia" w:hAnsi="Futura Medium" w:cs="Futura Medium" w:hint="cs"/>
+          <w:sz w:val="20"/>
+          <w:szCs w:val="20"/>
+        </w:rPr>
+        <w:t xml:space="preserve">Points with error bars denote mean ± standard deviation of 5 samples. Points without error bars are 1 sample. </w:t>
+      </w:r>
+      <w:r>
+        <w:rPr>
+          <w:rFonts w:ascii="Futura Medium" w:hAnsi="Futura Medium" w:cs="Futura Medium" w:hint="cs"/>
+          <w:sz w:val="20"/>
+          <w:szCs w:val="20"/>
+        </w:rPr>
+        <w:t>Lines and intervals are medians and the central 50, 80 and 90% of posterior probability.</w:t>
       </w:r>
     </w:p>
     <w:p>
@@ -7748,6 +8165,59 @@
       </w:pPr>
       <w:r>
         <w:rPr>
+          <w:rFonts w:ascii="Futura Medium" w:hAnsi="Futura Medium" w:cs="Futura Medium"/>
+          <w:noProof/>
+          <w:sz w:val="20"/>
+          <w:szCs w:val="20"/>
+        </w:rPr>
+        <w:lastRenderedPageBreak/>
+        <w:drawing>
+          <wp:inline distT="0" distB="0" distL="0" distR="0" wp14:anchorId="742A715F" wp14:editId="626C3CD9">
+            <wp:extent cx="2880000" cy="2880000"/>
+            <wp:effectExtent l="0" t="0" r="3175" b="3175"/>
+            <wp:docPr id="2208173" name="Picture 3"/>
+            <wp:cNvGraphicFramePr>
+              <a:graphicFrameLocks xmlns:a="http://schemas.openxmlformats.org/drawingml/2006/main" noChangeAspect="1"/>
+            </wp:cNvGraphicFramePr>
+            <a:graphic xmlns:a="http://schemas.openxmlformats.org/drawingml/2006/main">
+              <a:graphicData uri="http://schemas.openxmlformats.org/drawingml/2006/picture">
+                <pic:pic xmlns:pic="http://schemas.openxmlformats.org/drawingml/2006/picture">
+                  <pic:nvPicPr>
+                    <pic:cNvPr id="2208173" name="Picture 2208173"/>
+                    <pic:cNvPicPr/>
+                  </pic:nvPicPr>
+                  <pic:blipFill>
+                    <a:blip r:embed="rId13"/>
+                    <a:stretch>
+                      <a:fillRect/>
+                    </a:stretch>
+                  </pic:blipFill>
+                  <pic:spPr>
+                    <a:xfrm>
+                      <a:off x="0" y="0"/>
+                      <a:ext cx="2880000" cy="2880000"/>
+                    </a:xfrm>
+                    <a:prstGeom prst="rect">
+                      <a:avLst/>
+                    </a:prstGeom>
+                  </pic:spPr>
+                </pic:pic>
+              </a:graphicData>
+            </a:graphic>
+          </wp:inline>
+        </w:drawing>
+      </w:r>
+    </w:p>
+    <w:p>
+      <w:pPr>
+        <w:rPr>
+          <w:rFonts w:ascii="Futura Medium" w:hAnsi="Futura Medium" w:cs="Futura Medium"/>
+          <w:sz w:val="20"/>
+          <w:szCs w:val="20"/>
+        </w:rPr>
+      </w:pPr>
+      <w:r>
+        <w:rPr>
           <w:rFonts w:ascii="Futura" w:hAnsi="Futura" w:cs="Futura"/>
           <w:b/>
           <w:bCs/>
@@ -7758,11 +8228,196 @@
       </w:r>
       <w:r>
         <w:rPr>
-          <w:rFonts w:ascii="Futura Medium" w:hAnsi="Futura Medium" w:cs="Futura Medium"/>
+          <w:rFonts w:ascii="Futura Medium" w:hAnsi="Futura Medium" w:cs="Futura Medium" w:hint="cs"/>
           <w:sz w:val="20"/>
           <w:szCs w:val="20"/>
         </w:rPr>
         <w:t>.</w:t>
+      </w:r>
+      <w:r>
+        <w:rPr>
+          <w:rFonts w:ascii="Futura Medium" w:eastAsiaTheme="minorEastAsia" w:hAnsi="Futura Medium" w:cs="Futura Medium" w:hint="cs"/>
+          <w:sz w:val="20"/>
+          <w:szCs w:val="20"/>
+        </w:rPr>
+        <w:t xml:space="preserve"> </w:t>
+      </w:r>
+      <w:r>
+        <w:rPr>
+          <w:rFonts w:ascii="Futura Medium" w:eastAsiaTheme="minorEastAsia" w:hAnsi="Futura Medium" w:cs="Futura Medium" w:hint="cs"/>
+          <w:sz w:val="20"/>
+          <w:szCs w:val="20"/>
+        </w:rPr>
+        <w:t xml:space="preserve">Example 3: the effect of season on the decomposition of </w:t>
+      </w:r>
+      <w:proofErr w:type="spellStart"/>
+      <w:r>
+        <w:rPr>
+          <w:rFonts w:ascii="Futura Medium" w:eastAsiaTheme="minorEastAsia" w:hAnsi="Futura Medium" w:cs="Futura Medium" w:hint="cs"/>
+          <w:i/>
+          <w:iCs/>
+          <w:sz w:val="20"/>
+          <w:szCs w:val="20"/>
+        </w:rPr>
+        <w:t>Ulvaria</w:t>
+      </w:r>
+      <w:proofErr w:type="spellEnd"/>
+      <w:r>
+        <w:rPr>
+          <w:rFonts w:ascii="Futura Medium" w:eastAsiaTheme="minorEastAsia" w:hAnsi="Futura Medium" w:cs="Futura Medium" w:hint="cs"/>
+          <w:i/>
+          <w:iCs/>
+          <w:sz w:val="20"/>
+          <w:szCs w:val="20"/>
+        </w:rPr>
+        <w:t xml:space="preserve"> obscura</w:t>
+      </w:r>
+      <w:r>
+        <w:rPr>
+          <w:rFonts w:ascii="Futura Medium" w:eastAsiaTheme="minorEastAsia" w:hAnsi="Futura Medium" w:cs="Futura Medium" w:hint="cs"/>
+          <w:sz w:val="20"/>
+          <w:szCs w:val="20"/>
+        </w:rPr>
+        <w:t xml:space="preserve"> (data from </w:t>
+      </w:r>
+      <w:r>
+        <w:rPr>
+          <w:rFonts w:ascii="Futura Medium" w:eastAsiaTheme="minorEastAsia" w:hAnsi="Futura Medium" w:cs="Futura Medium" w:hint="cs"/>
+          <w:sz w:val="20"/>
+          <w:szCs w:val="20"/>
+        </w:rPr>
+        <w:fldChar w:fldCharType="begin"/>
+      </w:r>
+      <w:r>
+        <w:rPr>
+          <w:rFonts w:ascii="Futura Medium" w:eastAsiaTheme="minorEastAsia" w:hAnsi="Futura Medium" w:cs="Futura Medium" w:hint="cs"/>
+          <w:sz w:val="20"/>
+          <w:szCs w:val="20"/>
+        </w:rPr>
+        <w:instrText>ADDIN BEC{Bourguès et al., 1996, #24871}</w:instrText>
+      </w:r>
+      <w:r>
+        <w:rPr>
+          <w:rFonts w:ascii="Futura Medium" w:eastAsiaTheme="minorEastAsia" w:hAnsi="Futura Medium" w:cs="Futura Medium" w:hint="cs"/>
+          <w:sz w:val="20"/>
+          <w:szCs w:val="20"/>
+        </w:rPr>
+        <w:fldChar w:fldCharType="separate"/>
+      </w:r>
+      <w:proofErr w:type="spellStart"/>
+      <w:r>
+        <w:rPr>
+          <w:rFonts w:ascii="Futura Medium" w:eastAsiaTheme="minorEastAsia" w:hAnsi="Futura Medium" w:cs="Futura Medium" w:hint="cs"/>
+          <w:sz w:val="20"/>
+          <w:szCs w:val="20"/>
+        </w:rPr>
+        <w:t>Bourguès</w:t>
+      </w:r>
+      <w:proofErr w:type="spellEnd"/>
+      <w:r>
+        <w:rPr>
+          <w:rFonts w:ascii="Futura Medium" w:eastAsiaTheme="minorEastAsia" w:hAnsi="Futura Medium" w:cs="Futura Medium" w:hint="cs"/>
+          <w:sz w:val="20"/>
+          <w:szCs w:val="20"/>
+        </w:rPr>
+        <w:t xml:space="preserve"> et al., 1996)</w:t>
+      </w:r>
+      <w:r>
+        <w:rPr>
+          <w:rFonts w:ascii="Futura Medium" w:eastAsiaTheme="minorEastAsia" w:hAnsi="Futura Medium" w:cs="Futura Medium" w:hint="cs"/>
+          <w:sz w:val="20"/>
+          <w:szCs w:val="20"/>
+        </w:rPr>
+        <w:fldChar w:fldCharType="end"/>
+      </w:r>
+      <w:r>
+        <w:rPr>
+          <w:rFonts w:ascii="Futura Medium" w:eastAsiaTheme="minorEastAsia" w:hAnsi="Futura Medium" w:cs="Futura Medium" w:hint="cs"/>
+          <w:sz w:val="20"/>
+          <w:szCs w:val="20"/>
+        </w:rPr>
+        <w:t>.</w:t>
+      </w:r>
+      <w:r>
+        <w:rPr>
+          <w:rFonts w:ascii="Futura Medium" w:eastAsiaTheme="minorEastAsia" w:hAnsi="Futura Medium" w:cs="Futura Medium" w:hint="cs"/>
+          <w:sz w:val="20"/>
+          <w:szCs w:val="20"/>
+          <w:lang w:bidi="he-IL"/>
+        </w:rPr>
+        <w:t xml:space="preserve"> </w:t>
+      </w:r>
+      <w:r>
+        <w:rPr>
+          <w:rFonts w:ascii="Futura Medium" w:eastAsiaTheme="minorEastAsia" w:hAnsi="Futura Medium" w:cs="Futura Medium" w:hint="cs"/>
+          <w:sz w:val="20"/>
+          <w:szCs w:val="20"/>
+        </w:rPr>
+        <w:t xml:space="preserve">Data are plotted alongside macroalgal model predictions </w:t>
+      </w:r>
+      <w:r>
+        <w:rPr>
+          <w:rFonts w:ascii="Futura Medium" w:hAnsi="Futura Medium" w:cs="Futura Medium" w:hint="cs"/>
+          <w:sz w:val="20"/>
+          <w:szCs w:val="20"/>
+        </w:rPr>
+        <w:t xml:space="preserve">(cf. Figure S4) </w:t>
+      </w:r>
+      <w:r>
+        <w:rPr>
+          <w:rFonts w:ascii="Futura Medium" w:eastAsiaTheme="minorEastAsia" w:hAnsi="Futura Medium" w:cs="Futura Medium" w:hint="cs"/>
+          <w:sz w:val="20"/>
+          <w:szCs w:val="20"/>
+        </w:rPr>
+        <w:t>of new observations (</w:t>
+      </w:r>
+      <m:oMath>
+        <m:acc>
+          <m:accPr>
+            <m:chr m:val="̃"/>
+            <m:ctrlPr>
+              <w:rPr>
+                <w:rFonts w:ascii="Cambria Math" w:eastAsiaTheme="minorEastAsia" w:hAnsi="Cambria Math" w:cs="Futura Medium" w:hint="cs"/>
+                <w:i/>
+                <w:sz w:val="20"/>
+                <w:szCs w:val="20"/>
+              </w:rPr>
+            </m:ctrlPr>
+          </m:accPr>
+          <m:e>
+            <m:r>
+              <m:rPr>
+                <m:nor/>
+              </m:rPr>
+              <w:rPr>
+                <w:rFonts w:ascii="Futura Medium" w:eastAsiaTheme="minorEastAsia" w:hAnsi="Futura Medium" w:cs="Futura Medium" w:hint="cs"/>
+                <w:i/>
+                <w:iCs/>
+                <w:sz w:val="20"/>
+                <w:szCs w:val="20"/>
+                <w:lang w:bidi="he-IL"/>
+              </w:rPr>
+              <m:t>m</m:t>
+            </m:r>
+          </m:e>
+        </m:acc>
+      </m:oMath>
+      <w:r>
+        <w:rPr>
+          <w:rFonts w:ascii="Futura Medium" w:eastAsiaTheme="minorEastAsia" w:hAnsi="Futura Medium" w:cs="Futura Medium" w:hint="cs"/>
+          <w:sz w:val="20"/>
+          <w:szCs w:val="20"/>
+          <w:lang w:bidi="he-IL"/>
+        </w:rPr>
+        <w:t xml:space="preserve">, Equation 12). </w:t>
+      </w:r>
+      <w:r>
+        <w:rPr>
+          <w:rFonts w:ascii="Futura Medium" w:hAnsi="Futura Medium" w:cs="Futura Medium" w:hint="cs"/>
+          <w:sz w:val="20"/>
+          <w:szCs w:val="20"/>
+        </w:rPr>
+        <w:t>Lines and intervals are medians and the central 50, 80 and 90% of posterior probability.</w:t>
       </w:r>
     </w:p>
     <w:p>
@@ -7793,6 +8448,58 @@
       </w:pPr>
       <w:r>
         <w:rPr>
+          <w:rFonts w:ascii="Futura Medium" w:hAnsi="Futura Medium" w:cs="Futura Medium"/>
+          <w:noProof/>
+          <w:sz w:val="20"/>
+          <w:szCs w:val="20"/>
+        </w:rPr>
+        <w:drawing>
+          <wp:inline distT="0" distB="0" distL="0" distR="0" wp14:anchorId="3F374EDB" wp14:editId="35B01FD9">
+            <wp:extent cx="5760000" cy="2880000"/>
+            <wp:effectExtent l="0" t="0" r="6350" b="3175"/>
+            <wp:docPr id="1746727515" name="Picture 4"/>
+            <wp:cNvGraphicFramePr>
+              <a:graphicFrameLocks xmlns:a="http://schemas.openxmlformats.org/drawingml/2006/main" noChangeAspect="1"/>
+            </wp:cNvGraphicFramePr>
+            <a:graphic xmlns:a="http://schemas.openxmlformats.org/drawingml/2006/main">
+              <a:graphicData uri="http://schemas.openxmlformats.org/drawingml/2006/picture">
+                <pic:pic xmlns:pic="http://schemas.openxmlformats.org/drawingml/2006/picture">
+                  <pic:nvPicPr>
+                    <pic:cNvPr id="1746727515" name="Picture 1746727515"/>
+                    <pic:cNvPicPr/>
+                  </pic:nvPicPr>
+                  <pic:blipFill>
+                    <a:blip r:embed="rId14"/>
+                    <a:stretch>
+                      <a:fillRect/>
+                    </a:stretch>
+                  </pic:blipFill>
+                  <pic:spPr>
+                    <a:xfrm>
+                      <a:off x="0" y="0"/>
+                      <a:ext cx="5760000" cy="2880000"/>
+                    </a:xfrm>
+                    <a:prstGeom prst="rect">
+                      <a:avLst/>
+                    </a:prstGeom>
+                  </pic:spPr>
+                </pic:pic>
+              </a:graphicData>
+            </a:graphic>
+          </wp:inline>
+        </w:drawing>
+      </w:r>
+    </w:p>
+    <w:p>
+      <w:pPr>
+        <w:rPr>
+          <w:rFonts w:ascii="Futura Medium" w:hAnsi="Futura Medium" w:cs="Futura Medium"/>
+          <w:sz w:val="20"/>
+          <w:szCs w:val="20"/>
+        </w:rPr>
+      </w:pPr>
+      <w:r>
+        <w:rPr>
           <w:rFonts w:ascii="Futura" w:hAnsi="Futura" w:cs="Futura"/>
           <w:b/>
           <w:bCs/>
@@ -7803,11 +8510,354 @@
       </w:r>
       <w:r>
         <w:rPr>
-          <w:rFonts w:ascii="Futura Medium" w:hAnsi="Futura Medium" w:cs="Futura Medium"/>
+          <w:rFonts w:ascii="Futura Medium" w:hAnsi="Futura Medium" w:cs="Futura Medium" w:hint="cs"/>
           <w:sz w:val="20"/>
           <w:szCs w:val="20"/>
         </w:rPr>
         <w:t>.</w:t>
+      </w:r>
+      <w:r>
+        <w:rPr>
+          <w:rFonts w:ascii="Futura Medium" w:eastAsiaTheme="minorEastAsia" w:hAnsi="Futura Medium" w:cs="Futura Medium" w:hint="cs"/>
+          <w:sz w:val="20"/>
+          <w:szCs w:val="20"/>
+        </w:rPr>
+        <w:t xml:space="preserve"> </w:t>
+      </w:r>
+      <w:r>
+        <w:rPr>
+          <w:rFonts w:ascii="Futura Medium" w:eastAsiaTheme="minorEastAsia" w:hAnsi="Futura Medium" w:cs="Futura Medium" w:hint="cs"/>
+          <w:sz w:val="20"/>
+          <w:szCs w:val="20"/>
+        </w:rPr>
+        <w:t xml:space="preserve">Example 4: the effect of light attenuation with depth on the decomposition of </w:t>
+      </w:r>
+      <w:r>
+        <w:rPr>
+          <w:rFonts w:ascii="Futura Medium" w:eastAsiaTheme="minorEastAsia" w:hAnsi="Futura Medium" w:cs="Futura Medium" w:hint="cs"/>
+          <w:i/>
+          <w:iCs/>
+          <w:sz w:val="20"/>
+          <w:szCs w:val="20"/>
+        </w:rPr>
+        <w:t xml:space="preserve">Laminaria </w:t>
+      </w:r>
+      <w:proofErr w:type="spellStart"/>
+      <w:r>
+        <w:rPr>
+          <w:rFonts w:ascii="Futura Medium" w:eastAsiaTheme="minorEastAsia" w:hAnsi="Futura Medium" w:cs="Futura Medium" w:hint="cs"/>
+          <w:i/>
+          <w:iCs/>
+          <w:sz w:val="20"/>
+          <w:szCs w:val="20"/>
+        </w:rPr>
+        <w:t>hyperborea</w:t>
+      </w:r>
+      <w:proofErr w:type="spellEnd"/>
+      <w:r>
+        <w:rPr>
+          <w:rFonts w:ascii="Futura Medium" w:eastAsiaTheme="minorEastAsia" w:hAnsi="Futura Medium" w:cs="Futura Medium" w:hint="cs"/>
+          <w:sz w:val="20"/>
+          <w:szCs w:val="20"/>
+        </w:rPr>
+        <w:t xml:space="preserve"> and </w:t>
+      </w:r>
+      <w:r>
+        <w:rPr>
+          <w:rFonts w:ascii="Futura Medium" w:eastAsiaTheme="minorEastAsia" w:hAnsi="Futura Medium" w:cs="Futura Medium" w:hint="cs"/>
+          <w:i/>
+          <w:iCs/>
+          <w:sz w:val="20"/>
+          <w:szCs w:val="20"/>
+        </w:rPr>
+        <w:t xml:space="preserve">Laminaria </w:t>
+      </w:r>
+      <w:proofErr w:type="spellStart"/>
+      <w:r>
+        <w:rPr>
+          <w:rFonts w:ascii="Futura Medium" w:eastAsiaTheme="minorEastAsia" w:hAnsi="Futura Medium" w:cs="Futura Medium" w:hint="cs"/>
+          <w:i/>
+          <w:iCs/>
+          <w:sz w:val="20"/>
+          <w:szCs w:val="20"/>
+        </w:rPr>
+        <w:t>ochroleuca</w:t>
+      </w:r>
+      <w:proofErr w:type="spellEnd"/>
+      <w:r>
+        <w:rPr>
+          <w:rFonts w:ascii="Futura Medium" w:eastAsiaTheme="minorEastAsia" w:hAnsi="Futura Medium" w:cs="Futura Medium" w:hint="cs"/>
+          <w:sz w:val="20"/>
+          <w:szCs w:val="20"/>
+        </w:rPr>
+        <w:t xml:space="preserve"> </w:t>
+      </w:r>
+      <w:r>
+        <w:rPr>
+          <w:rFonts w:ascii="Futura Medium" w:eastAsiaTheme="minorEastAsia" w:hAnsi="Futura Medium" w:cs="Futura Medium" w:hint="cs"/>
+          <w:i/>
+          <w:iCs/>
+          <w:sz w:val="20"/>
+          <w:szCs w:val="20"/>
+        </w:rPr>
+        <w:t>ex situ</w:t>
+      </w:r>
+      <w:r>
+        <w:rPr>
+          <w:rFonts w:ascii="Futura Medium" w:eastAsiaTheme="minorEastAsia" w:hAnsi="Futura Medium" w:cs="Futura Medium" w:hint="cs"/>
+          <w:sz w:val="20"/>
+          <w:szCs w:val="20"/>
+        </w:rPr>
+        <w:t xml:space="preserve"> (</w:t>
+      </w:r>
+      <w:r>
+        <w:rPr>
+          <w:rFonts w:ascii="Futura Medium" w:eastAsiaTheme="minorEastAsia" w:hAnsi="Futura Medium" w:cs="Futura Medium" w:hint="cs"/>
+          <w:b/>
+          <w:bCs/>
+          <w:sz w:val="20"/>
+          <w:szCs w:val="20"/>
+        </w:rPr>
+        <w:t>a</w:t>
+      </w:r>
+      <w:r>
+        <w:rPr>
+          <w:rFonts w:ascii="Futura Medium" w:eastAsiaTheme="minorEastAsia" w:hAnsi="Futura Medium" w:cs="Futura Medium" w:hint="cs"/>
+          <w:sz w:val="20"/>
+          <w:szCs w:val="20"/>
+        </w:rPr>
+        <w:t xml:space="preserve">, data from </w:t>
+      </w:r>
+      <w:r>
+        <w:rPr>
+          <w:rFonts w:ascii="Futura Medium" w:eastAsiaTheme="minorEastAsia" w:hAnsi="Futura Medium" w:cs="Futura Medium" w:hint="cs"/>
+          <w:sz w:val="20"/>
+          <w:szCs w:val="20"/>
+        </w:rPr>
+        <w:fldChar w:fldCharType="begin"/>
+      </w:r>
+      <w:r>
+        <w:rPr>
+          <w:rFonts w:ascii="Futura Medium" w:eastAsiaTheme="minorEastAsia" w:hAnsi="Futura Medium" w:cs="Futura Medium" w:hint="cs"/>
+          <w:sz w:val="20"/>
+          <w:szCs w:val="20"/>
+        </w:rPr>
+        <w:instrText>ADDIN BEC{Frontier et al., 2021, #5570}</w:instrText>
+      </w:r>
+      <w:r>
+        <w:rPr>
+          <w:rFonts w:ascii="Futura Medium" w:eastAsiaTheme="minorEastAsia" w:hAnsi="Futura Medium" w:cs="Futura Medium" w:hint="cs"/>
+          <w:sz w:val="20"/>
+          <w:szCs w:val="20"/>
+        </w:rPr>
+        <w:fldChar w:fldCharType="separate"/>
+      </w:r>
+      <w:r>
+        <w:rPr>
+          <w:rFonts w:ascii="Futura Medium" w:eastAsiaTheme="minorEastAsia" w:hAnsi="Futura Medium" w:cs="Futura Medium" w:hint="cs"/>
+          <w:sz w:val="20"/>
+          <w:szCs w:val="20"/>
+        </w:rPr>
+        <w:t>Frontier et al., 2021)</w:t>
+      </w:r>
+      <w:r>
+        <w:rPr>
+          <w:rFonts w:ascii="Futura Medium" w:eastAsiaTheme="minorEastAsia" w:hAnsi="Futura Medium" w:cs="Futura Medium" w:hint="cs"/>
+          <w:sz w:val="20"/>
+          <w:szCs w:val="20"/>
+        </w:rPr>
+        <w:fldChar w:fldCharType="end"/>
+      </w:r>
+      <w:r>
+        <w:rPr>
+          <w:rFonts w:ascii="Futura Medium" w:eastAsiaTheme="minorEastAsia" w:hAnsi="Futura Medium" w:cs="Futura Medium" w:hint="cs"/>
+          <w:sz w:val="20"/>
+          <w:szCs w:val="20"/>
+        </w:rPr>
+        <w:t xml:space="preserve"> and </w:t>
+      </w:r>
+      <w:r>
+        <w:rPr>
+          <w:rFonts w:ascii="Futura Medium" w:eastAsiaTheme="minorEastAsia" w:hAnsi="Futura Medium" w:cs="Futura Medium" w:hint="cs"/>
+          <w:i/>
+          <w:iCs/>
+          <w:sz w:val="20"/>
+          <w:szCs w:val="20"/>
+        </w:rPr>
+        <w:t>in situ</w:t>
+      </w:r>
+      <w:r>
+        <w:rPr>
+          <w:rFonts w:ascii="Futura Medium" w:eastAsiaTheme="minorEastAsia" w:hAnsi="Futura Medium" w:cs="Futura Medium" w:hint="cs"/>
+          <w:sz w:val="20"/>
+          <w:szCs w:val="20"/>
+        </w:rPr>
+        <w:t xml:space="preserve"> (</w:t>
+      </w:r>
+      <w:r>
+        <w:rPr>
+          <w:rFonts w:ascii="Futura Medium" w:eastAsiaTheme="minorEastAsia" w:hAnsi="Futura Medium" w:cs="Futura Medium" w:hint="cs"/>
+          <w:b/>
+          <w:bCs/>
+          <w:sz w:val="20"/>
+          <w:szCs w:val="20"/>
+        </w:rPr>
+        <w:t>b</w:t>
+      </w:r>
+      <w:r>
+        <w:rPr>
+          <w:rFonts w:ascii="Futura Medium" w:eastAsiaTheme="minorEastAsia" w:hAnsi="Futura Medium" w:cs="Futura Medium" w:hint="cs"/>
+          <w:sz w:val="20"/>
+          <w:szCs w:val="20"/>
+        </w:rPr>
+        <w:t xml:space="preserve">, data from </w:t>
+      </w:r>
+      <w:r>
+        <w:rPr>
+          <w:rFonts w:ascii="Futura Medium" w:eastAsiaTheme="minorEastAsia" w:hAnsi="Futura Medium" w:cs="Futura Medium" w:hint="cs"/>
+          <w:sz w:val="20"/>
+          <w:szCs w:val="20"/>
+        </w:rPr>
+        <w:fldChar w:fldCharType="begin"/>
+      </w:r>
+      <w:r>
+        <w:rPr>
+          <w:rFonts w:ascii="Futura Medium" w:eastAsiaTheme="minorEastAsia" w:hAnsi="Futura Medium" w:cs="Futura Medium" w:hint="cs"/>
+          <w:sz w:val="20"/>
+          <w:szCs w:val="20"/>
+        </w:rPr>
+        <w:instrText>ADDIN BEC{Frontier et al., 2022, #81381}</w:instrText>
+      </w:r>
+      <w:r>
+        <w:rPr>
+          <w:rFonts w:ascii="Futura Medium" w:eastAsiaTheme="minorEastAsia" w:hAnsi="Futura Medium" w:cs="Futura Medium" w:hint="cs"/>
+          <w:sz w:val="20"/>
+          <w:szCs w:val="20"/>
+        </w:rPr>
+        <w:fldChar w:fldCharType="separate"/>
+      </w:r>
+      <w:r>
+        <w:rPr>
+          <w:rFonts w:ascii="Futura Medium" w:eastAsiaTheme="minorEastAsia" w:hAnsi="Futura Medium" w:cs="Futura Medium" w:hint="cs"/>
+          <w:sz w:val="20"/>
+          <w:szCs w:val="20"/>
+        </w:rPr>
+        <w:t>Frontier et al., 2022)</w:t>
+      </w:r>
+      <w:r>
+        <w:rPr>
+          <w:rFonts w:ascii="Futura Medium" w:eastAsiaTheme="minorEastAsia" w:hAnsi="Futura Medium" w:cs="Futura Medium" w:hint="cs"/>
+          <w:sz w:val="20"/>
+          <w:szCs w:val="20"/>
+        </w:rPr>
+        <w:fldChar w:fldCharType="end"/>
+      </w:r>
+      <w:r>
+        <w:rPr>
+          <w:rFonts w:ascii="Futura Medium" w:eastAsiaTheme="minorEastAsia" w:hAnsi="Futura Medium" w:cs="Futura Medium" w:hint="cs"/>
+          <w:sz w:val="20"/>
+          <w:szCs w:val="20"/>
+        </w:rPr>
+        <w:t xml:space="preserve">, shown as the proportion of remaining mass over time </w:t>
+      </w:r>
+      <w:r>
+        <w:rPr>
+          <w:rFonts w:ascii="Futura Medium" w:eastAsiaTheme="minorEastAsia" w:hAnsi="Futura Medium" w:cs="Futura Medium" w:hint="cs"/>
+          <w:i/>
+          <w:iCs/>
+          <w:sz w:val="20"/>
+          <w:szCs w:val="20"/>
+        </w:rPr>
+        <w:t>t</w:t>
+      </w:r>
+      <w:r>
+        <w:rPr>
+          <w:rFonts w:ascii="Futura Medium" w:eastAsiaTheme="minorEastAsia" w:hAnsi="Futura Medium" w:cs="Futura Medium" w:hint="cs"/>
+          <w:sz w:val="20"/>
+          <w:szCs w:val="20"/>
+        </w:rPr>
+        <w:t>.</w:t>
+      </w:r>
+      <w:r>
+        <w:rPr>
+          <w:rFonts w:ascii="Futura Medium" w:eastAsiaTheme="minorEastAsia" w:hAnsi="Futura Medium" w:cs="Futura Medium" w:hint="cs"/>
+          <w:sz w:val="20"/>
+          <w:szCs w:val="20"/>
+          <w:lang w:bidi="he-IL"/>
+        </w:rPr>
+        <w:t xml:space="preserve"> </w:t>
+      </w:r>
+      <w:r>
+        <w:rPr>
+          <w:rFonts w:ascii="Futura Medium" w:eastAsiaTheme="minorEastAsia" w:hAnsi="Futura Medium" w:cs="Futura Medium" w:hint="cs"/>
+          <w:sz w:val="20"/>
+          <w:szCs w:val="20"/>
+        </w:rPr>
+        <w:t xml:space="preserve">Data are plotted alongside macroalgal model predictions </w:t>
+      </w:r>
+      <w:r>
+        <w:rPr>
+          <w:rFonts w:ascii="Futura Medium" w:hAnsi="Futura Medium" w:cs="Futura Medium" w:hint="cs"/>
+          <w:sz w:val="20"/>
+          <w:szCs w:val="20"/>
+        </w:rPr>
+        <w:t xml:space="preserve">(cf. Figure S5) </w:t>
+      </w:r>
+      <w:r>
+        <w:rPr>
+          <w:rFonts w:ascii="Futura Medium" w:eastAsiaTheme="minorEastAsia" w:hAnsi="Futura Medium" w:cs="Futura Medium" w:hint="cs"/>
+          <w:sz w:val="20"/>
+          <w:szCs w:val="20"/>
+        </w:rPr>
+        <w:t>of new observations (</w:t>
+      </w:r>
+      <m:oMath>
+        <m:acc>
+          <m:accPr>
+            <m:chr m:val="̃"/>
+            <m:ctrlPr>
+              <w:rPr>
+                <w:rFonts w:ascii="Cambria Math" w:eastAsiaTheme="minorEastAsia" w:hAnsi="Cambria Math" w:cs="Futura Medium" w:hint="cs"/>
+                <w:i/>
+                <w:sz w:val="20"/>
+                <w:szCs w:val="20"/>
+              </w:rPr>
+            </m:ctrlPr>
+          </m:accPr>
+          <m:e>
+            <m:r>
+              <m:rPr>
+                <m:nor/>
+              </m:rPr>
+              <w:rPr>
+                <w:rFonts w:ascii="Futura Medium" w:eastAsiaTheme="minorEastAsia" w:hAnsi="Futura Medium" w:cs="Futura Medium" w:hint="cs"/>
+                <w:i/>
+                <w:iCs/>
+                <w:sz w:val="20"/>
+                <w:szCs w:val="20"/>
+                <w:lang w:bidi="he-IL"/>
+              </w:rPr>
+              <m:t>m</m:t>
+            </m:r>
+          </m:e>
+        </m:acc>
+      </m:oMath>
+      <w:r>
+        <w:rPr>
+          <w:rFonts w:ascii="Futura Medium" w:eastAsiaTheme="minorEastAsia" w:hAnsi="Futura Medium" w:cs="Futura Medium" w:hint="cs"/>
+          <w:sz w:val="20"/>
+          <w:szCs w:val="20"/>
+          <w:lang w:bidi="he-IL"/>
+        </w:rPr>
+        <w:t xml:space="preserve">, Equation 12). </w:t>
+      </w:r>
+      <w:r>
+        <w:rPr>
+          <w:rFonts w:ascii="Futura Medium" w:hAnsi="Futura Medium" w:cs="Futura Medium" w:hint="cs"/>
+          <w:sz w:val="20"/>
+          <w:szCs w:val="20"/>
+        </w:rPr>
+        <w:t>Lines and intervals are medians and the central 50, 80 and 90% of posterior probability.</w:t>
       </w:r>
     </w:p>
     <w:p>
@@ -7827,6 +8877,50 @@
           <w:szCs w:val="20"/>
         </w:rPr>
       </w:pPr>
+      <w:r>
+        <w:rPr>
+          <w:rFonts w:ascii="Futura Medium" w:hAnsi="Futura Medium" w:cs="Futura Medium"/>
+          <w:noProof/>
+          <w:sz w:val="20"/>
+          <w:szCs w:val="20"/>
+        </w:rPr>
+        <w:lastRenderedPageBreak/>
+        <w:drawing>
+          <wp:inline distT="0" distB="0" distL="0" distR="0" wp14:anchorId="16CE8454" wp14:editId="72B23D00">
+            <wp:extent cx="5760000" cy="3460084"/>
+            <wp:effectExtent l="0" t="0" r="0" b="0"/>
+            <wp:docPr id="1705454690" name="Picture 5"/>
+            <wp:cNvGraphicFramePr>
+              <a:graphicFrameLocks xmlns:a="http://schemas.openxmlformats.org/drawingml/2006/main" noChangeAspect="1"/>
+            </wp:cNvGraphicFramePr>
+            <a:graphic xmlns:a="http://schemas.openxmlformats.org/drawingml/2006/main">
+              <a:graphicData uri="http://schemas.openxmlformats.org/drawingml/2006/picture">
+                <pic:pic xmlns:pic="http://schemas.openxmlformats.org/drawingml/2006/picture">
+                  <pic:nvPicPr>
+                    <pic:cNvPr id="1705454690" name="Picture 1705454690"/>
+                    <pic:cNvPicPr/>
+                  </pic:nvPicPr>
+                  <pic:blipFill>
+                    <a:blip r:embed="rId15"/>
+                    <a:stretch>
+                      <a:fillRect/>
+                    </a:stretch>
+                  </pic:blipFill>
+                  <pic:spPr>
+                    <a:xfrm>
+                      <a:off x="0" y="0"/>
+                      <a:ext cx="5760000" cy="3460084"/>
+                    </a:xfrm>
+                    <a:prstGeom prst="rect">
+                      <a:avLst/>
+                    </a:prstGeom>
+                  </pic:spPr>
+                </pic:pic>
+              </a:graphicData>
+            </a:graphic>
+          </wp:inline>
+        </w:drawing>
+      </w:r>
     </w:p>
     <w:p>
       <w:pPr>
@@ -7848,11 +8942,127 @@
       </w:r>
       <w:r>
         <w:rPr>
-          <w:rFonts w:ascii="Futura Medium" w:hAnsi="Futura Medium" w:cs="Futura Medium"/>
+          <w:rFonts w:ascii="Futura Medium" w:hAnsi="Futura Medium" w:cs="Futura Medium" w:hint="cs"/>
           <w:sz w:val="20"/>
           <w:szCs w:val="20"/>
         </w:rPr>
         <w:t>.</w:t>
+      </w:r>
+      <w:r>
+        <w:rPr>
+          <w:rFonts w:ascii="Futura Medium" w:eastAsiaTheme="minorEastAsia" w:hAnsi="Futura Medium" w:cs="Futura Medium" w:hint="cs"/>
+          <w:sz w:val="20"/>
+          <w:szCs w:val="20"/>
+        </w:rPr>
+        <w:t xml:space="preserve"> </w:t>
+      </w:r>
+      <w:r>
+        <w:rPr>
+          <w:rFonts w:ascii="Futura Medium" w:eastAsiaTheme="minorEastAsia" w:hAnsi="Futura Medium" w:cs="Futura Medium" w:hint="cs"/>
+          <w:sz w:val="20"/>
+          <w:szCs w:val="20"/>
+        </w:rPr>
+        <w:t xml:space="preserve">Example 5: the effect of temperature and grazing on the decomposition of floating </w:t>
+      </w:r>
+      <w:r>
+        <w:rPr>
+          <w:rFonts w:ascii="Futura Medium" w:eastAsiaTheme="minorEastAsia" w:hAnsi="Futura Medium" w:cs="Futura Medium" w:hint="cs"/>
+          <w:i/>
+          <w:iCs/>
+          <w:sz w:val="20"/>
+          <w:szCs w:val="20"/>
+        </w:rPr>
+        <w:t>Ascophyllum nodosum</w:t>
+      </w:r>
+      <w:r>
+        <w:rPr>
+          <w:rFonts w:ascii="Futura Medium" w:eastAsiaTheme="minorEastAsia" w:hAnsi="Futura Medium" w:cs="Futura Medium" w:hint="cs"/>
+          <w:sz w:val="20"/>
+          <w:szCs w:val="20"/>
+        </w:rPr>
+        <w:t xml:space="preserve"> and </w:t>
+      </w:r>
+      <w:r>
+        <w:rPr>
+          <w:rFonts w:ascii="Futura Medium" w:eastAsiaTheme="minorEastAsia" w:hAnsi="Futura Medium" w:cs="Futura Medium" w:hint="cs"/>
+          <w:i/>
+          <w:iCs/>
+          <w:sz w:val="20"/>
+          <w:szCs w:val="20"/>
+        </w:rPr>
+        <w:t>Fucus vesiculosus</w:t>
+      </w:r>
+      <w:r>
+        <w:rPr>
+          <w:rFonts w:ascii="Futura Medium" w:eastAsiaTheme="minorEastAsia" w:hAnsi="Futura Medium" w:cs="Futura Medium" w:hint="cs"/>
+          <w:sz w:val="20"/>
+          <w:szCs w:val="20"/>
+        </w:rPr>
+        <w:t xml:space="preserve"> (data from {Vandendriessche et al., 2007, #8033}. Data are plotted alongside macroalgal model predictions </w:t>
+      </w:r>
+      <w:r>
+        <w:rPr>
+          <w:rFonts w:ascii="Futura Medium" w:hAnsi="Futura Medium" w:cs="Futura Medium" w:hint="cs"/>
+          <w:sz w:val="20"/>
+          <w:szCs w:val="20"/>
+        </w:rPr>
+        <w:t xml:space="preserve">(cf. Figure S6) </w:t>
+      </w:r>
+      <w:r>
+        <w:rPr>
+          <w:rFonts w:ascii="Futura Medium" w:eastAsiaTheme="minorEastAsia" w:hAnsi="Futura Medium" w:cs="Futura Medium" w:hint="cs"/>
+          <w:sz w:val="20"/>
+          <w:szCs w:val="20"/>
+        </w:rPr>
+        <w:t>of new observations (</w:t>
+      </w:r>
+      <m:oMath>
+        <m:acc>
+          <m:accPr>
+            <m:chr m:val="̃"/>
+            <m:ctrlPr>
+              <w:rPr>
+                <w:rFonts w:ascii="Cambria Math" w:eastAsiaTheme="minorEastAsia" w:hAnsi="Cambria Math" w:cs="Futura Medium" w:hint="cs"/>
+                <w:i/>
+                <w:sz w:val="20"/>
+                <w:szCs w:val="20"/>
+              </w:rPr>
+            </m:ctrlPr>
+          </m:accPr>
+          <m:e>
+            <m:r>
+              <m:rPr>
+                <m:nor/>
+              </m:rPr>
+              <w:rPr>
+                <w:rFonts w:ascii="Futura Medium" w:eastAsiaTheme="minorEastAsia" w:hAnsi="Futura Medium" w:cs="Futura Medium" w:hint="cs"/>
+                <w:i/>
+                <w:iCs/>
+                <w:sz w:val="20"/>
+                <w:szCs w:val="20"/>
+                <w:lang w:bidi="he-IL"/>
+              </w:rPr>
+              <m:t>m</m:t>
+            </m:r>
+          </m:e>
+        </m:acc>
+      </m:oMath>
+      <w:r>
+        <w:rPr>
+          <w:rFonts w:ascii="Futura Medium" w:eastAsiaTheme="minorEastAsia" w:hAnsi="Futura Medium" w:cs="Futura Medium" w:hint="cs"/>
+          <w:sz w:val="20"/>
+          <w:szCs w:val="20"/>
+          <w:lang w:bidi="he-IL"/>
+        </w:rPr>
+        <w:t xml:space="preserve">, Equation 12). </w:t>
+      </w:r>
+      <w:r>
+        <w:rPr>
+          <w:rFonts w:ascii="Futura Medium" w:hAnsi="Futura Medium" w:cs="Futura Medium" w:hint="cs"/>
+          <w:sz w:val="20"/>
+          <w:szCs w:val="20"/>
+        </w:rPr>
+        <w:t>Lines and intervals are medians and the central 50, 80 and 90% of posterior probability.</w:t>
       </w:r>
     </w:p>
     <w:p>
@@ -7864,53 +9074,9 @@
         </w:rPr>
       </w:pPr>
     </w:p>
-    <w:p>
-      <w:pPr>
-        <w:rPr>
-          <w:rFonts w:ascii="Futura Medium" w:hAnsi="Futura Medium" w:cs="Futura Medium"/>
-          <w:sz w:val="20"/>
-          <w:szCs w:val="20"/>
-        </w:rPr>
-      </w:pPr>
-      <w:r>
-        <w:rPr>
-          <w:rFonts w:ascii="Futura" w:hAnsi="Futura" w:cs="Futura"/>
-          <w:b/>
-          <w:bCs/>
-          <w:sz w:val="20"/>
-          <w:szCs w:val="20"/>
-        </w:rPr>
-        <w:t>Figure S7</w:t>
-      </w:r>
-      <w:r>
-        <w:rPr>
-          <w:rFonts w:ascii="Futura Medium" w:hAnsi="Futura Medium" w:cs="Futura Medium"/>
-          <w:sz w:val="20"/>
-          <w:szCs w:val="20"/>
-        </w:rPr>
-        <w:t>.</w:t>
-      </w:r>
-      <w:r>
-        <w:rPr>
-          <w:rFonts w:ascii="Futura Medium" w:hAnsi="Futura Medium" w:cs="Futura Medium"/>
-          <w:sz w:val="20"/>
-          <w:szCs w:val="20"/>
-        </w:rPr>
-        <w:t xml:space="preserve"> Light and temperature effects on decomposition. a, b, c, </w:t>
-      </w:r>
-    </w:p>
-    <w:p>
-      <w:pPr>
-        <w:rPr>
-          <w:rFonts w:ascii="Futura Medium" w:hAnsi="Futura Medium" w:cs="Futura Medium"/>
-          <w:sz w:val="20"/>
-          <w:szCs w:val="20"/>
-        </w:rPr>
-      </w:pPr>
-    </w:p>
     <w:sectPr>
-      <w:footerReference w:type="even" r:id="rId11"/>
-      <w:footerReference w:type="default" r:id="rId12"/>
+      <w:footerReference w:type="even" r:id="rId16"/>
+      <w:footerReference w:type="default" r:id="rId17"/>
       <w:pgSz w:w="11906" w:h="16838"/>
       <w:pgMar w:top="1440" w:right="1440" w:bottom="1440" w:left="1440" w:header="708" w:footer="708" w:gutter="0"/>
       <w:cols w:space="708"/>

--- a/Manuscript/Ecological Modelling/Third submission/Supplement.docx
+++ b/Manuscript/Ecological Modelling/Third submission/Supplement.docx
@@ -7975,25 +7975,7 @@
           <w:sz w:val="20"/>
           <w:szCs w:val="20"/>
         </w:rPr>
-        <w:t xml:space="preserve">de </w:t>
-      </w:r>
-      <w:proofErr w:type="spellStart"/>
-      <w:r>
-        <w:rPr>
-          <w:rFonts w:ascii="Futura Medium" w:eastAsiaTheme="minorEastAsia" w:hAnsi="Futura Medium" w:cs="Futura Medium" w:hint="cs"/>
-          <w:sz w:val="20"/>
-          <w:szCs w:val="20"/>
-        </w:rPr>
-        <w:t>Bettignies</w:t>
-      </w:r>
-      <w:proofErr w:type="spellEnd"/>
-      <w:r>
-        <w:rPr>
-          <w:rFonts w:ascii="Futura Medium" w:eastAsiaTheme="minorEastAsia" w:hAnsi="Futura Medium" w:cs="Futura Medium" w:hint="cs"/>
-          <w:sz w:val="20"/>
-          <w:szCs w:val="20"/>
-        </w:rPr>
-        <w:t xml:space="preserve"> et al., 2020)</w:t>
+        <w:t>de Bettignies et al., 2020)</w:t>
       </w:r>
       <w:r>
         <w:rPr>
@@ -8240,15 +8222,7 @@
           <w:sz w:val="20"/>
           <w:szCs w:val="20"/>
         </w:rPr>
-        <w:t xml:space="preserve"> </w:t>
-      </w:r>
-      <w:r>
-        <w:rPr>
-          <w:rFonts w:ascii="Futura Medium" w:eastAsiaTheme="minorEastAsia" w:hAnsi="Futura Medium" w:cs="Futura Medium" w:hint="cs"/>
-          <w:sz w:val="20"/>
-          <w:szCs w:val="20"/>
-        </w:rPr>
-        <w:t xml:space="preserve">Example 3: the effect of season on the decomposition of </w:t>
+        <w:t xml:space="preserve"> Example 3: the effect of season on the decomposition of </w:t>
       </w:r>
       <w:proofErr w:type="spellStart"/>
       <w:r>
@@ -8304,23 +8278,13 @@
         </w:rPr>
         <w:fldChar w:fldCharType="separate"/>
       </w:r>
-      <w:proofErr w:type="spellStart"/>
       <w:r>
         <w:rPr>
           <w:rFonts w:ascii="Futura Medium" w:eastAsiaTheme="minorEastAsia" w:hAnsi="Futura Medium" w:cs="Futura Medium" w:hint="cs"/>
           <w:sz w:val="20"/>
           <w:szCs w:val="20"/>
         </w:rPr>
-        <w:t>Bourguès</w:t>
-      </w:r>
-      <w:proofErr w:type="spellEnd"/>
-      <w:r>
-        <w:rPr>
-          <w:rFonts w:ascii="Futura Medium" w:eastAsiaTheme="minorEastAsia" w:hAnsi="Futura Medium" w:cs="Futura Medium" w:hint="cs"/>
-          <w:sz w:val="20"/>
-          <w:szCs w:val="20"/>
-        </w:rPr>
-        <w:t xml:space="preserve"> et al., 1996)</w:t>
+        <w:t>Bourguès et al., 1996)</w:t>
       </w:r>
       <w:r>
         <w:rPr>
@@ -8522,15 +8486,7 @@
           <w:sz w:val="20"/>
           <w:szCs w:val="20"/>
         </w:rPr>
-        <w:t xml:space="preserve"> </w:t>
-      </w:r>
-      <w:r>
-        <w:rPr>
-          <w:rFonts w:ascii="Futura Medium" w:eastAsiaTheme="minorEastAsia" w:hAnsi="Futura Medium" w:cs="Futura Medium" w:hint="cs"/>
-          <w:sz w:val="20"/>
-          <w:szCs w:val="20"/>
-        </w:rPr>
-        <w:t xml:space="preserve">Example 4: the effect of light attenuation with depth on the decomposition of </w:t>
+        <w:t xml:space="preserve"> Example 4: the effect of light attenuation with depth on the decomposition of </w:t>
       </w:r>
       <w:r>
         <w:rPr>
@@ -8954,15 +8910,7 @@
           <w:sz w:val="20"/>
           <w:szCs w:val="20"/>
         </w:rPr>
-        <w:t xml:space="preserve"> </w:t>
-      </w:r>
-      <w:r>
-        <w:rPr>
-          <w:rFonts w:ascii="Futura Medium" w:eastAsiaTheme="minorEastAsia" w:hAnsi="Futura Medium" w:cs="Futura Medium" w:hint="cs"/>
-          <w:sz w:val="20"/>
-          <w:szCs w:val="20"/>
-        </w:rPr>
-        <w:t xml:space="preserve">Example 5: the effect of temperature and grazing on the decomposition of floating </w:t>
+        <w:t xml:space="preserve"> Example 5: the effect of temperature and grazing on the decomposition of floating </w:t>
       </w:r>
       <w:r>
         <w:rPr>

--- a/Manuscript/Ecological Modelling/Third submission/Supplement.docx
+++ b/Manuscript/Ecological Modelling/Third submission/Supplement.docx
@@ -7141,6 +7141,246 @@
     <w:p>
       <w:pPr>
         <w:rPr>
+          <w:rFonts w:ascii="Futura Medium" w:hAnsi="Futura Medium" w:cs="Futura Medium"/>
+          <w:sz w:val="20"/>
+          <w:szCs w:val="20"/>
+          <w:lang w:val="en-US"/>
+        </w:rPr>
+      </w:pPr>
+    </w:p>
+    <w:p>
+      <w:pPr>
+        <w:rPr>
+          <w:rFonts w:ascii="Futura Medium" w:hAnsi="Futura Medium" w:cs="Futura Medium"/>
+          <w:sz w:val="20"/>
+          <w:szCs w:val="20"/>
+          <w:lang w:val="en-US"/>
+        </w:rPr>
+      </w:pPr>
+    </w:p>
+    <w:p>
+      <w:pPr>
+        <w:rPr>
+          <w:rFonts w:ascii="Futura Medium" w:hAnsi="Futura Medium" w:cs="Futura Medium"/>
+          <w:sz w:val="20"/>
+          <w:szCs w:val="20"/>
+          <w:lang w:val="en-US"/>
+        </w:rPr>
+      </w:pPr>
+    </w:p>
+    <w:p>
+      <w:pPr>
+        <w:rPr>
+          <w:rFonts w:ascii="Futura Medium" w:hAnsi="Futura Medium" w:cs="Futura Medium"/>
+          <w:sz w:val="20"/>
+          <w:szCs w:val="20"/>
+          <w:lang w:val="en-US"/>
+        </w:rPr>
+      </w:pPr>
+    </w:p>
+    <w:p>
+      <w:pPr>
+        <w:rPr>
+          <w:rFonts w:ascii="Futura Medium" w:hAnsi="Futura Medium" w:cs="Futura Medium"/>
+          <w:sz w:val="20"/>
+          <w:szCs w:val="20"/>
+          <w:lang w:val="en-US"/>
+        </w:rPr>
+      </w:pPr>
+    </w:p>
+    <w:p>
+      <w:pPr>
+        <w:rPr>
+          <w:rFonts w:ascii="Futura Medium" w:hAnsi="Futura Medium" w:cs="Futura Medium"/>
+          <w:sz w:val="20"/>
+          <w:szCs w:val="20"/>
+          <w:lang w:val="en-US"/>
+        </w:rPr>
+      </w:pPr>
+    </w:p>
+    <w:p>
+      <w:pPr>
+        <w:rPr>
+          <w:rFonts w:ascii="Futura Medium" w:hAnsi="Futura Medium" w:cs="Futura Medium"/>
+          <w:sz w:val="20"/>
+          <w:szCs w:val="20"/>
+          <w:lang w:val="en-US"/>
+        </w:rPr>
+      </w:pPr>
+    </w:p>
+    <w:p>
+      <w:pPr>
+        <w:rPr>
+          <w:rFonts w:ascii="Futura Medium" w:hAnsi="Futura Medium" w:cs="Futura Medium"/>
+          <w:sz w:val="20"/>
+          <w:szCs w:val="20"/>
+          <w:lang w:val="en-US"/>
+        </w:rPr>
+      </w:pPr>
+    </w:p>
+    <w:p>
+      <w:pPr>
+        <w:rPr>
+          <w:rFonts w:ascii="Futura Medium" w:hAnsi="Futura Medium" w:cs="Futura Medium"/>
+          <w:sz w:val="20"/>
+          <w:szCs w:val="20"/>
+          <w:lang w:val="en-US"/>
+        </w:rPr>
+      </w:pPr>
+    </w:p>
+    <w:p>
+      <w:pPr>
+        <w:rPr>
+          <w:rFonts w:ascii="Futura Medium" w:hAnsi="Futura Medium" w:cs="Futura Medium"/>
+          <w:sz w:val="20"/>
+          <w:szCs w:val="20"/>
+          <w:lang w:val="en-US"/>
+        </w:rPr>
+      </w:pPr>
+    </w:p>
+    <w:p>
+      <w:pPr>
+        <w:rPr>
+          <w:rFonts w:ascii="Futura Medium" w:hAnsi="Futura Medium" w:cs="Futura Medium"/>
+          <w:sz w:val="20"/>
+          <w:szCs w:val="20"/>
+          <w:lang w:val="en-US"/>
+        </w:rPr>
+      </w:pPr>
+    </w:p>
+    <w:p>
+      <w:pPr>
+        <w:rPr>
+          <w:rFonts w:ascii="Futura Medium" w:hAnsi="Futura Medium" w:cs="Futura Medium"/>
+          <w:sz w:val="20"/>
+          <w:szCs w:val="20"/>
+          <w:lang w:val="en-US"/>
+        </w:rPr>
+      </w:pPr>
+    </w:p>
+    <w:p>
+      <w:pPr>
+        <w:rPr>
+          <w:rFonts w:ascii="Futura Medium" w:hAnsi="Futura Medium" w:cs="Futura Medium"/>
+          <w:sz w:val="20"/>
+          <w:szCs w:val="20"/>
+          <w:lang w:val="en-US"/>
+        </w:rPr>
+      </w:pPr>
+    </w:p>
+    <w:p>
+      <w:pPr>
+        <w:rPr>
+          <w:rFonts w:ascii="Futura Medium" w:hAnsi="Futura Medium" w:cs="Futura Medium"/>
+          <w:sz w:val="20"/>
+          <w:szCs w:val="20"/>
+          <w:lang w:val="en-US"/>
+        </w:rPr>
+      </w:pPr>
+    </w:p>
+    <w:p>
+      <w:pPr>
+        <w:rPr>
+          <w:rFonts w:ascii="Futura Medium" w:hAnsi="Futura Medium" w:cs="Futura Medium"/>
+          <w:sz w:val="20"/>
+          <w:szCs w:val="20"/>
+          <w:lang w:val="en-US"/>
+        </w:rPr>
+      </w:pPr>
+    </w:p>
+    <w:p>
+      <w:pPr>
+        <w:rPr>
+          <w:rFonts w:ascii="Futura Medium" w:hAnsi="Futura Medium" w:cs="Futura Medium"/>
+          <w:sz w:val="20"/>
+          <w:szCs w:val="20"/>
+          <w:lang w:val="en-US"/>
+        </w:rPr>
+      </w:pPr>
+    </w:p>
+    <w:p>
+      <w:pPr>
+        <w:rPr>
+          <w:rFonts w:ascii="Futura Medium" w:hAnsi="Futura Medium" w:cs="Futura Medium"/>
+          <w:sz w:val="20"/>
+          <w:szCs w:val="20"/>
+          <w:lang w:val="en-US"/>
+        </w:rPr>
+      </w:pPr>
+    </w:p>
+    <w:p>
+      <w:pPr>
+        <w:rPr>
+          <w:rFonts w:ascii="Futura Medium" w:hAnsi="Futura Medium" w:cs="Futura Medium"/>
+          <w:sz w:val="20"/>
+          <w:szCs w:val="20"/>
+          <w:lang w:val="en-US"/>
+        </w:rPr>
+      </w:pPr>
+    </w:p>
+    <w:p>
+      <w:pPr>
+        <w:rPr>
+          <w:rFonts w:ascii="Futura Medium" w:hAnsi="Futura Medium" w:cs="Futura Medium"/>
+          <w:sz w:val="20"/>
+          <w:szCs w:val="20"/>
+          <w:lang w:val="en-US"/>
+        </w:rPr>
+      </w:pPr>
+    </w:p>
+    <w:p>
+      <w:pPr>
+        <w:rPr>
+          <w:rFonts w:ascii="Futura Medium" w:hAnsi="Futura Medium" w:cs="Futura Medium"/>
+          <w:sz w:val="20"/>
+          <w:szCs w:val="20"/>
+          <w:lang w:val="en-US"/>
+        </w:rPr>
+      </w:pPr>
+    </w:p>
+    <w:p>
+      <w:pPr>
+        <w:rPr>
+          <w:rFonts w:ascii="Futura Medium" w:hAnsi="Futura Medium" w:cs="Futura Medium"/>
+          <w:sz w:val="20"/>
+          <w:szCs w:val="20"/>
+          <w:lang w:val="en-US"/>
+        </w:rPr>
+      </w:pPr>
+    </w:p>
+    <w:p>
+      <w:pPr>
+        <w:rPr>
+          <w:rFonts w:ascii="Futura Medium" w:hAnsi="Futura Medium" w:cs="Futura Medium"/>
+          <w:sz w:val="20"/>
+          <w:szCs w:val="20"/>
+          <w:lang w:val="en-US"/>
+        </w:rPr>
+      </w:pPr>
+    </w:p>
+    <w:p>
+      <w:pPr>
+        <w:rPr>
+          <w:rFonts w:ascii="Futura Medium" w:hAnsi="Futura Medium" w:cs="Futura Medium"/>
+          <w:sz w:val="20"/>
+          <w:szCs w:val="20"/>
+          <w:lang w:val="en-US"/>
+        </w:rPr>
+      </w:pPr>
+    </w:p>
+    <w:p>
+      <w:pPr>
+        <w:rPr>
+          <w:rFonts w:ascii="Futura Medium" w:hAnsi="Futura Medium" w:cs="Futura Medium"/>
+          <w:sz w:val="20"/>
+          <w:szCs w:val="20"/>
+          <w:lang w:val="en-US"/>
+        </w:rPr>
+      </w:pPr>
+    </w:p>
+    <w:p>
+      <w:pPr>
+        <w:rPr>
           <w:rFonts w:ascii="Futura" w:hAnsi="Futura" w:cs="Futura Medium"/>
           <w:b/>
           <w:bCs/>
@@ -7154,6 +7394,7 @@
           <w:bCs/>
           <w:lang w:val="en-US"/>
         </w:rPr>
+        <w:lastRenderedPageBreak/>
         <w:t>Figures</w:t>
       </w:r>
     </w:p>
@@ -7181,7 +7422,7 @@
           <w:lang w:val="en-US"/>
         </w:rPr>
         <w:drawing>
-          <wp:inline distT="0" distB="0" distL="0" distR="0" wp14:anchorId="50A33CE3" wp14:editId="2BA5C50D">
+          <wp:inline distT="0" distB="0" distL="0" distR="0" wp14:anchorId="50A33CE3" wp14:editId="1C297C0C">
             <wp:extent cx="5760000" cy="2880000"/>
             <wp:effectExtent l="0" t="0" r="6350" b="3175"/>
             <wp:docPr id="290721486" name="Picture 1"/>
@@ -7220,7 +7461,7 @@
     <w:p>
       <w:pPr>
         <w:rPr>
-          <w:rFonts w:ascii="Futura Medium" w:hAnsi="Futura Medium" w:cs="Futura Medium"/>
+          <w:rFonts w:ascii="Futura Medium" w:eastAsiaTheme="minorEastAsia" w:hAnsi="Futura Medium" w:cs="Futura Medium"/>
           <w:sz w:val="20"/>
           <w:szCs w:val="20"/>
         </w:rPr>
@@ -7274,155 +7515,82 @@
           <w:szCs w:val="20"/>
           <w:lang w:val="en-US"/>
         </w:rPr>
-        <w:t xml:space="preserve">Alternative parametrization of </w:t>
-      </w:r>
-      <w:r>
-        <w:rPr>
-          <w:rFonts w:ascii="Futura Medium" w:eastAsiaTheme="minorEastAsia" w:hAnsi="Futura Medium" w:cs="Futura Medium"/>
-          <w:sz w:val="20"/>
-          <w:szCs w:val="20"/>
-        </w:rPr>
-        <w:t>t</w:t>
-      </w:r>
-      <w:r>
-        <w:rPr>
-          <w:rFonts w:ascii="Futura Medium" w:eastAsiaTheme="minorEastAsia" w:hAnsi="Futura Medium" w:cs="Futura Medium" w:hint="cs"/>
-          <w:sz w:val="20"/>
-          <w:szCs w:val="20"/>
-        </w:rPr>
-        <w:t>he mathematical model</w:t>
-      </w:r>
-      <w:r>
-        <w:rPr>
-          <w:rFonts w:ascii="Futura Medium" w:eastAsiaTheme="minorEastAsia" w:hAnsi="Futura Medium" w:cs="Futura Medium"/>
-          <w:sz w:val="20"/>
-          <w:szCs w:val="20"/>
-        </w:rPr>
-        <w:t xml:space="preserve"> with constant logistic rate</w:t>
-      </w:r>
-      <w:r>
-        <w:rPr>
-          <w:rFonts w:ascii="Futura Medium" w:eastAsiaTheme="minorEastAsia" w:hAnsi="Futura Medium" w:cs="Futura Medium" w:hint="cs"/>
-          <w:sz w:val="20"/>
-          <w:szCs w:val="20"/>
-        </w:rPr>
-        <w:t xml:space="preserve">. Some reasonable parameter values for </w:t>
-      </w:r>
-      <w:r>
-        <w:rPr>
-          <w:rFonts w:ascii="Helvetica Neue Medium" w:hAnsi="Helvetica Neue Medium" w:cs="Futura"/>
+        <w:t>Constant slope</w:t>
+      </w:r>
+      <w:r>
+        <w:rPr>
+          <w:rFonts w:ascii="Futura Medium" w:hAnsi="Futura Medium" w:cs="Futura Medium"/>
+          <w:sz w:val="20"/>
+          <w:szCs w:val="20"/>
+          <w:lang w:val="en-US"/>
+        </w:rPr>
+        <w:t xml:space="preserve"> </w:t>
+      </w:r>
+      <w:r>
+        <w:rPr>
+          <w:rFonts w:ascii="Futura Medium" w:hAnsi="Futura Medium" w:cs="Futura Medium"/>
+          <w:sz w:val="20"/>
+          <w:szCs w:val="20"/>
+          <w:lang w:val="en-US"/>
+        </w:rPr>
+        <w:t xml:space="preserve">parameterization </w:t>
+      </w:r>
+      <w:r>
+        <w:rPr>
+          <w:rFonts w:ascii="Futura Medium" w:hAnsi="Futura Medium" w:cs="Futura Medium"/>
+          <w:sz w:val="20"/>
+          <w:szCs w:val="20"/>
+          <w:lang w:val="en-US"/>
+        </w:rPr>
+        <w:t xml:space="preserve">of </w:t>
+      </w:r>
+      <w:r>
+        <w:rPr>
+          <w:rFonts w:ascii="Futura Medium" w:hAnsi="Futura Medium" w:cs="Futura Medium"/>
           <w:i/>
           <w:iCs/>
           <w:sz w:val="20"/>
           <w:szCs w:val="20"/>
-        </w:rPr>
-        <w:t>α</w:t>
-      </w:r>
-      <w:r>
-        <w:rPr>
-          <w:rFonts w:ascii="Futura Medium" w:hAnsi="Futura Medium" w:cs="Futura Medium" w:hint="cs"/>
-          <w:sz w:val="20"/>
-          <w:szCs w:val="20"/>
-        </w:rPr>
-        <w:t xml:space="preserve">, </w:t>
-      </w:r>
-      <w:r>
-        <w:rPr>
-          <w:rFonts w:ascii="Helvetica Neue Medium" w:hAnsi="Helvetica Neue Medium" w:cs="Futura"/>
+          <w:lang w:val="en-US"/>
+        </w:rPr>
+        <w:t>k</w:t>
+      </w:r>
+      <w:r>
+        <w:rPr>
+          <w:rFonts w:ascii="Futura Medium" w:hAnsi="Futura Medium" w:cs="Futura Medium"/>
+          <w:sz w:val="20"/>
+          <w:szCs w:val="20"/>
+          <w:lang w:val="en-US"/>
+        </w:rPr>
+        <w:t>(</w:t>
+      </w:r>
+      <w:r>
+        <w:rPr>
+          <w:rFonts w:ascii="Futura Medium" w:hAnsi="Futura Medium" w:cs="Futura Medium"/>
           <w:i/>
           <w:iCs/>
           <w:sz w:val="20"/>
           <w:szCs w:val="20"/>
-        </w:rPr>
-        <w:t>μ</w:t>
-      </w:r>
-      <w:r>
-        <w:rPr>
-          <w:rFonts w:ascii="Futura Medium" w:hAnsi="Futura Medium" w:cs="Futura Medium" w:hint="cs"/>
-          <w:sz w:val="20"/>
-          <w:szCs w:val="20"/>
-        </w:rPr>
-        <w:t xml:space="preserve"> and </w:t>
-      </w:r>
-      <w:r>
-        <w:rPr>
-          <w:rFonts w:ascii="Helvetica Neue Medium" w:hAnsi="Helvetica Neue Medium" w:cs="Futura"/>
-          <w:i/>
-          <w:iCs/>
-          <w:sz w:val="20"/>
-          <w:szCs w:val="20"/>
-        </w:rPr>
-        <w:t>τ</w:t>
-      </w:r>
-      <w:r>
-        <w:rPr>
-          <w:rFonts w:ascii="Futura Medium" w:hAnsi="Futura Medium" w:cs="Futura Medium" w:hint="cs"/>
-          <w:sz w:val="20"/>
-          <w:szCs w:val="20"/>
-        </w:rPr>
-        <w:t xml:space="preserve"> and how they independently determine the behaviour of the exponential decay rate </w:t>
-      </w:r>
-      <w:r>
-        <w:rPr>
-          <w:rFonts w:ascii="Futura Medium" w:hAnsi="Futura Medium" w:cs="Futura Medium" w:hint="cs"/>
-          <w:i/>
-          <w:iCs/>
-          <w:sz w:val="20"/>
-          <w:szCs w:val="20"/>
-        </w:rPr>
-        <w:t>k</w:t>
-      </w:r>
-      <w:r>
-        <w:rPr>
-          <w:rFonts w:ascii="Futura Medium" w:hAnsi="Futura Medium" w:cs="Futura Medium" w:hint="cs"/>
-          <w:sz w:val="20"/>
-          <w:szCs w:val="20"/>
-        </w:rPr>
-        <w:t xml:space="preserve"> (Equation 7) and </w:t>
-      </w:r>
-      <w:r>
-        <w:rPr>
-          <w:rFonts w:ascii="Futura Medium" w:eastAsiaTheme="minorEastAsia" w:hAnsi="Futura Medium" w:cs="Futura Medium" w:hint="cs"/>
-          <w:sz w:val="20"/>
-          <w:szCs w:val="20"/>
-        </w:rPr>
-        <w:t xml:space="preserve">the proportion of remaining mass </w:t>
-      </w:r>
-      <w:r>
-        <w:rPr>
-          <w:rFonts w:ascii="Futura Medium" w:hAnsi="Futura Medium" w:cs="Futura Medium" w:hint="cs"/>
-          <w:i/>
-          <w:iCs/>
-          <w:sz w:val="20"/>
-          <w:szCs w:val="20"/>
-        </w:rPr>
-        <w:t>m</w:t>
-      </w:r>
-      <w:r>
-        <w:rPr>
-          <w:rFonts w:ascii="Futura Medium" w:hAnsi="Futura Medium" w:cs="Futura Medium" w:hint="cs"/>
-          <w:sz w:val="20"/>
-          <w:szCs w:val="20"/>
-        </w:rPr>
-        <w:t xml:space="preserve"> (Equation 10) over time </w:t>
-      </w:r>
-      <w:r>
-        <w:rPr>
-          <w:rFonts w:ascii="Futura Medium" w:hAnsi="Futura Medium" w:cs="Futura Medium" w:hint="cs"/>
-          <w:i/>
-          <w:iCs/>
-          <w:sz w:val="20"/>
-          <w:szCs w:val="20"/>
+          <w:lang w:val="en-US"/>
         </w:rPr>
         <w:t>t</w:t>
       </w:r>
       <w:r>
         <w:rPr>
-          <w:rFonts w:ascii="Futura Medium" w:hAnsi="Futura Medium" w:cs="Futura Medium" w:hint="cs"/>
-          <w:sz w:val="20"/>
-          <w:szCs w:val="20"/>
-        </w:rPr>
-        <w:t>.</w:t>
+          <w:rFonts w:ascii="Futura Medium" w:hAnsi="Futura Medium" w:cs="Futura Medium"/>
+          <w:sz w:val="20"/>
+          <w:szCs w:val="20"/>
+          <w:lang w:val="en-US"/>
+        </w:rPr>
+        <w:t xml:space="preserve">) </w:t>
+      </w:r>
+      <w:r>
+        <w:rPr>
+          <w:rFonts w:ascii="Futura Medium" w:eastAsiaTheme="minorEastAsia" w:hAnsi="Futura Medium" w:cs="Futura Medium"/>
+          <w:sz w:val="20"/>
+          <w:szCs w:val="20"/>
+        </w:rPr>
+        <w:t>(cf. Figure 1).</w:t>
       </w:r>
     </w:p>
     <w:p>
@@ -7433,6 +7601,24 @@
           <w:szCs w:val="20"/>
         </w:rPr>
       </w:pPr>
+    </w:p>
+    <w:p>
+      <w:pPr>
+        <w:rPr>
+          <w:rFonts w:ascii="Futura Medium" w:hAnsi="Futura Medium" w:cs="Futura Medium"/>
+          <w:sz w:val="20"/>
+          <w:szCs w:val="20"/>
+        </w:rPr>
+      </w:pPr>
+    </w:p>
+    <w:p>
+      <w:pPr>
+        <w:rPr>
+          <w:rFonts w:ascii="Futura Medium" w:hAnsi="Futura Medium" w:cs="Futura Medium"/>
+          <w:sz w:val="20"/>
+          <w:szCs w:val="20"/>
+        </w:rPr>
+      </w:pPr>
       <w:r>
         <w:rPr>
           <w:rFonts w:ascii="Futura Medium" w:hAnsi="Futura Medium" w:cs="Futura Medium"/>
@@ -7440,10 +7626,9 @@
           <w:sz w:val="20"/>
           <w:szCs w:val="20"/>
         </w:rPr>
-        <w:lastRenderedPageBreak/>
         <w:drawing>
-          <wp:inline distT="0" distB="0" distL="0" distR="0" wp14:anchorId="62180C1F" wp14:editId="2C36EA42">
-            <wp:extent cx="2880000" cy="4325088"/>
+          <wp:inline distT="0" distB="0" distL="0" distR="0" wp14:anchorId="62180C1F" wp14:editId="2C9A0272">
+            <wp:extent cx="2879999" cy="4325088"/>
             <wp:effectExtent l="0" t="0" r="3175" b="5715"/>
             <wp:docPr id="1504372576" name="Picture 1"/>
             <wp:cNvGraphicFramePr>
@@ -7453,7 +7638,7 @@
               <a:graphicData uri="http://schemas.openxmlformats.org/drawingml/2006/picture">
                 <pic:pic xmlns:pic="http://schemas.openxmlformats.org/drawingml/2006/picture">
                   <pic:nvPicPr>
-                    <pic:cNvPr id="1504372576" name="Picture 1504372576"/>
+                    <pic:cNvPr id="1504372576" name="Picture 1"/>
                     <pic:cNvPicPr/>
                   </pic:nvPicPr>
                   <pic:blipFill>
@@ -7465,7 +7650,7 @@
                   <pic:spPr>
                     <a:xfrm>
                       <a:off x="0" y="0"/>
-                      <a:ext cx="2880000" cy="4325088"/>
+                      <a:ext cx="2879999" cy="4325088"/>
                     </a:xfrm>
                     <a:prstGeom prst="rect">
                       <a:avLst/>
@@ -7512,187 +7697,92 @@
       </w:r>
       <w:r>
         <w:rPr>
-          <w:rFonts w:ascii="Futura Medium" w:eastAsiaTheme="minorEastAsia" w:hAnsi="Futura Medium" w:cs="Futura Medium" w:hint="cs"/>
-          <w:sz w:val="20"/>
-          <w:szCs w:val="20"/>
-        </w:rPr>
-        <w:t xml:space="preserve">Example 1: the effect of physiology on the decomposition of </w:t>
-      </w:r>
-      <w:proofErr w:type="spellStart"/>
-      <w:r>
-        <w:rPr>
-          <w:rFonts w:ascii="Futura Medium" w:eastAsiaTheme="minorEastAsia" w:hAnsi="Futura Medium" w:cs="Futura Medium" w:hint="cs"/>
+          <w:rFonts w:ascii="Futura Medium" w:eastAsiaTheme="minorEastAsia" w:hAnsi="Futura Medium" w:cs="Futura Medium"/>
+          <w:sz w:val="20"/>
+          <w:szCs w:val="20"/>
+        </w:rPr>
+        <w:t>Conventional version of Figure 2.</w:t>
+      </w:r>
+      <w:r>
+        <w:rPr>
+          <w:rFonts w:ascii="Futura Medium" w:eastAsiaTheme="minorEastAsia" w:hAnsi="Futura Medium" w:cs="Futura Medium"/>
+          <w:sz w:val="20"/>
+          <w:szCs w:val="20"/>
+        </w:rPr>
+        <w:t xml:space="preserve"> </w:t>
+      </w:r>
+      <w:r>
+        <w:rPr>
+          <w:rFonts w:ascii="Futura Medium" w:eastAsiaTheme="minorEastAsia" w:hAnsi="Futura Medium" w:cs="Futura Medium"/>
+          <w:sz w:val="20"/>
+          <w:szCs w:val="20"/>
+        </w:rPr>
+        <w:t xml:space="preserve">The distribution shows </w:t>
+      </w:r>
+      <w:r>
+        <w:rPr>
+          <w:rFonts w:ascii="Futura Medium" w:eastAsiaTheme="minorEastAsia" w:hAnsi="Futura Medium" w:cs="Futura Medium"/>
+          <w:sz w:val="20"/>
+          <w:szCs w:val="20"/>
+        </w:rPr>
+        <w:t xml:space="preserve">the </w:t>
+      </w:r>
+      <w:r>
+        <w:rPr>
+          <w:rFonts w:ascii="Futura Medium" w:eastAsiaTheme="minorEastAsia" w:hAnsi="Futura Medium" w:cs="Futura Medium"/>
+          <w:sz w:val="20"/>
+          <w:szCs w:val="20"/>
+        </w:rPr>
+        <w:t>exponential half-life</w:t>
+      </w:r>
+      <w:r>
+        <w:rPr>
+          <w:rFonts w:ascii="Futura Medium" w:eastAsiaTheme="minorEastAsia" w:hAnsi="Futura Medium" w:cs="Futura Medium"/>
+          <w:sz w:val="20"/>
+          <w:szCs w:val="20"/>
+        </w:rPr>
+        <w:t xml:space="preserve"> </w:t>
+      </w:r>
+      <w:r>
+        <w:rPr>
+          <w:rFonts w:ascii="Futura Medium" w:eastAsiaTheme="minorEastAsia" w:hAnsi="Futura Medium" w:cs="Futura Medium"/>
           <w:i/>
           <w:iCs/>
           <w:sz w:val="20"/>
           <w:szCs w:val="20"/>
-          <w:lang w:bidi="he-IL"/>
-        </w:rPr>
-        <w:t>Desmarestia</w:t>
-      </w:r>
-      <w:proofErr w:type="spellEnd"/>
-      <w:r>
-        <w:rPr>
-          <w:rFonts w:ascii="Futura Medium" w:eastAsiaTheme="minorEastAsia" w:hAnsi="Futura Medium" w:cs="Futura Medium" w:hint="cs"/>
+        </w:rPr>
+        <w:t>t</w:t>
+      </w:r>
+      <w:r>
+        <w:rPr>
+          <w:rFonts w:ascii="Futura Medium" w:eastAsiaTheme="minorEastAsia" w:hAnsi="Futura Medium" w:cs="Futura Medium"/>
+          <w:sz w:val="20"/>
+          <w:szCs w:val="20"/>
+          <w:vertAlign w:val="subscript"/>
+        </w:rPr>
+        <w:t>½</w:t>
+      </w:r>
+      <w:r>
+        <w:rPr>
+          <w:rFonts w:ascii="Futura Medium" w:eastAsiaTheme="minorEastAsia" w:hAnsi="Futura Medium" w:cs="Futura Medium"/>
+          <w:sz w:val="20"/>
+          <w:szCs w:val="20"/>
+        </w:rPr>
+        <w:t xml:space="preserve"> instead of the photosynthetic half-life </w:t>
+      </w:r>
+      <w:r>
+        <w:rPr>
+          <w:rFonts w:ascii="Helvetica Neue Medium" w:eastAsiaTheme="minorEastAsia" w:hAnsi="Helvetica Neue Medium" w:cs="Futura"/>
           <w:i/>
           <w:iCs/>
           <w:sz w:val="20"/>
           <w:szCs w:val="20"/>
-          <w:lang w:bidi="he-IL"/>
-        </w:rPr>
-        <w:t xml:space="preserve"> anceps</w:t>
-      </w:r>
-      <w:r>
-        <w:rPr>
-          <w:rFonts w:ascii="Futura Medium" w:eastAsiaTheme="minorEastAsia" w:hAnsi="Futura Medium" w:cs="Futura Medium" w:hint="cs"/>
-          <w:sz w:val="20"/>
-          <w:szCs w:val="20"/>
-        </w:rPr>
-        <w:t xml:space="preserve">, shown as the proportion of remaining mass over time </w:t>
-      </w:r>
-      <w:r>
-        <w:rPr>
-          <w:rFonts w:ascii="Futura Medium" w:eastAsiaTheme="minorEastAsia" w:hAnsi="Futura Medium" w:cs="Futura Medium" w:hint="cs"/>
-          <w:i/>
-          <w:iCs/>
-          <w:sz w:val="20"/>
-          <w:szCs w:val="20"/>
-        </w:rPr>
-        <w:t>t</w:t>
-      </w:r>
-      <w:r>
-        <w:rPr>
-          <w:rFonts w:ascii="Futura Medium" w:eastAsiaTheme="minorEastAsia" w:hAnsi="Futura Medium" w:cs="Futura Medium" w:hint="cs"/>
-          <w:sz w:val="20"/>
-          <w:szCs w:val="20"/>
-        </w:rPr>
-        <w:t xml:space="preserve"> (data from </w:t>
-      </w:r>
-      <w:r>
-        <w:rPr>
-          <w:rFonts w:ascii="Futura Medium" w:eastAsiaTheme="minorEastAsia" w:hAnsi="Futura Medium" w:cs="Futura Medium" w:hint="cs"/>
-          <w:sz w:val="20"/>
-          <w:szCs w:val="20"/>
-        </w:rPr>
-        <w:fldChar w:fldCharType="begin"/>
-      </w:r>
-      <w:r>
-        <w:rPr>
-          <w:rFonts w:ascii="Futura Medium" w:eastAsiaTheme="minorEastAsia" w:hAnsi="Futura Medium" w:cs="Futura Medium" w:hint="cs"/>
-          <w:sz w:val="20"/>
-          <w:szCs w:val="20"/>
-        </w:rPr>
-        <w:instrText>ADDIN BEC{Brouwer, 1996, #26706}</w:instrText>
-      </w:r>
-      <w:r>
-        <w:rPr>
-          <w:rFonts w:ascii="Futura Medium" w:eastAsiaTheme="minorEastAsia" w:hAnsi="Futura Medium" w:cs="Futura Medium" w:hint="cs"/>
-          <w:sz w:val="20"/>
-          <w:szCs w:val="20"/>
-        </w:rPr>
-        <w:fldChar w:fldCharType="separate"/>
-      </w:r>
-      <w:r>
-        <w:rPr>
-          <w:rFonts w:ascii="Futura Medium" w:eastAsiaTheme="minorEastAsia" w:hAnsi="Futura Medium" w:cs="Futura Medium" w:hint="cs"/>
-          <w:sz w:val="20"/>
-          <w:szCs w:val="20"/>
-        </w:rPr>
-        <w:t>Brouwer, 1996)</w:t>
-      </w:r>
-      <w:r>
-        <w:rPr>
-          <w:rFonts w:ascii="Futura Medium" w:eastAsiaTheme="minorEastAsia" w:hAnsi="Futura Medium" w:cs="Futura Medium" w:hint="cs"/>
-          <w:sz w:val="20"/>
-          <w:szCs w:val="20"/>
-        </w:rPr>
-        <w:fldChar w:fldCharType="end"/>
-      </w:r>
-      <w:r>
-        <w:rPr>
-          <w:rFonts w:ascii="Futura Medium" w:eastAsiaTheme="minorEastAsia" w:hAnsi="Futura Medium" w:cs="Futura Medium" w:hint="cs"/>
-          <w:sz w:val="20"/>
-          <w:szCs w:val="20"/>
-        </w:rPr>
-        <w:t>. Data are plotted alongside predictions of new observations (</w:t>
-      </w:r>
-      <m:oMath>
-        <m:acc>
-          <m:accPr>
-            <m:chr m:val="̃"/>
-            <m:ctrlPr>
-              <w:rPr>
-                <w:rFonts w:ascii="Cambria Math" w:eastAsiaTheme="minorEastAsia" w:hAnsi="Cambria Math" w:cs="Futura Medium" w:hint="cs"/>
-                <w:i/>
-                <w:sz w:val="20"/>
-                <w:szCs w:val="20"/>
-              </w:rPr>
-            </m:ctrlPr>
-          </m:accPr>
-          <m:e>
-            <m:r>
-              <m:rPr>
-                <m:nor/>
-              </m:rPr>
-              <w:rPr>
-                <w:rFonts w:ascii="Futura Medium" w:eastAsiaTheme="minorEastAsia" w:hAnsi="Futura Medium" w:cs="Futura Medium" w:hint="cs"/>
-                <w:i/>
-                <w:iCs/>
-                <w:sz w:val="20"/>
-                <w:szCs w:val="20"/>
-                <w:lang w:bidi="he-IL"/>
-              </w:rPr>
-              <m:t>m</m:t>
-            </m:r>
-          </m:e>
-        </m:acc>
-      </m:oMath>
-      <w:r>
-        <w:rPr>
-          <w:rFonts w:ascii="Futura Medium" w:eastAsiaTheme="minorEastAsia" w:hAnsi="Futura Medium" w:cs="Futura Medium" w:hint="cs"/>
-          <w:sz w:val="20"/>
-          <w:szCs w:val="20"/>
-          <w:lang w:bidi="he-IL"/>
-        </w:rPr>
-        <w:t>)</w:t>
+        </w:rPr>
+        <w:t>μ</w:t>
       </w:r>
       <w:r>
         <w:rPr>
           <w:rFonts w:ascii="Futura Medium" w:eastAsiaTheme="minorEastAsia" w:hAnsi="Futura Medium" w:cs="Futura Medium"/>
-          <w:sz w:val="20"/>
-          <w:szCs w:val="20"/>
-          <w:lang w:bidi="he-IL"/>
-        </w:rPr>
-        <w:t xml:space="preserve"> by the conventional model </w:t>
-      </w:r>
-      <w:r>
-        <w:rPr>
-          <w:rFonts w:ascii="Futura Medium" w:eastAsiaTheme="minorEastAsia" w:hAnsi="Futura Medium" w:cs="Futura Medium" w:hint="cs"/>
-          <w:sz w:val="20"/>
-          <w:szCs w:val="20"/>
-          <w:lang w:bidi="he-IL"/>
-        </w:rPr>
-        <w:t xml:space="preserve">(Equation). </w:t>
-      </w:r>
-      <w:r>
-        <w:rPr>
-          <w:rFonts w:ascii="Futura Medium" w:eastAsiaTheme="minorEastAsia" w:hAnsi="Futura Medium" w:cs="Futura Medium" w:hint="cs"/>
-          <w:sz w:val="20"/>
-          <w:szCs w:val="20"/>
-        </w:rPr>
-        <w:t xml:space="preserve">Points with error bars denote mean ± standard deviation of 5 samples. </w:t>
-      </w:r>
-      <w:r>
-        <w:rPr>
-          <w:rFonts w:ascii="Futura Medium" w:hAnsi="Futura Medium" w:cs="Futura Medium" w:hint="cs"/>
-          <w:sz w:val="20"/>
-          <w:szCs w:val="20"/>
-        </w:rPr>
-        <w:t>Lines and intervals are medians and the central 50, 80 and 90% of posterior probability</w:t>
-      </w:r>
-      <w:r>
-        <w:rPr>
-          <w:rFonts w:ascii="Futura Medium" w:eastAsiaTheme="minorEastAsia" w:hAnsi="Futura Medium" w:cs="Futura Medium" w:hint="cs"/>
           <w:sz w:val="20"/>
           <w:szCs w:val="20"/>
         </w:rPr>
@@ -7725,7 +7815,7 @@
         </w:rPr>
         <w:lastRenderedPageBreak/>
         <w:drawing>
-          <wp:inline distT="0" distB="0" distL="0" distR="0" wp14:anchorId="7855863A" wp14:editId="7D3991DF">
+          <wp:inline distT="0" distB="0" distL="0" distR="0" wp14:anchorId="7855863A" wp14:editId="077CA8E3">
             <wp:extent cx="2880000" cy="5760000"/>
             <wp:effectExtent l="0" t="0" r="3175" b="6350"/>
             <wp:docPr id="1833747875" name="Picture 2"/>
@@ -7736,7 +7826,7 @@
               <a:graphicData uri="http://schemas.openxmlformats.org/drawingml/2006/picture">
                 <pic:pic xmlns:pic="http://schemas.openxmlformats.org/drawingml/2006/picture">
                   <pic:nvPicPr>
-                    <pic:cNvPr id="1833747875" name="Picture 1833747875"/>
+                    <pic:cNvPr id="1833747875" name="Picture 2"/>
                     <pic:cNvPicPr/>
                   </pic:nvPicPr>
                   <pic:blipFill>
@@ -7764,7 +7854,7 @@
     <w:p>
       <w:pPr>
         <w:rPr>
-          <w:rFonts w:ascii="Times New Roman" w:hAnsi="Times New Roman" w:cs="Times New Roman"/>
+          <w:rFonts w:ascii="Times New Roman" w:eastAsiaTheme="minorEastAsia" w:hAnsi="Times New Roman" w:cs="Times New Roman"/>
         </w:rPr>
       </w:pPr>
       <w:r>
@@ -7795,328 +7885,72 @@
       </w:r>
       <w:r>
         <w:rPr>
-          <w:rFonts w:ascii="Futura Medium" w:eastAsiaTheme="minorEastAsia" w:hAnsi="Futura Medium" w:cs="Futura Medium" w:hint="cs"/>
-          <w:sz w:val="20"/>
-          <w:szCs w:val="20"/>
-        </w:rPr>
-        <w:t xml:space="preserve">Example 2: the effect of senescence on the decomposition of </w:t>
-      </w:r>
-      <w:r>
-        <w:rPr>
-          <w:rFonts w:ascii="Futura Medium" w:eastAsiaTheme="minorEastAsia" w:hAnsi="Futura Medium" w:cs="Futura Medium" w:hint="cs"/>
+          <w:rFonts w:ascii="Futura Medium" w:eastAsiaTheme="minorEastAsia" w:hAnsi="Futura Medium" w:cs="Futura Medium"/>
+          <w:sz w:val="20"/>
+          <w:szCs w:val="20"/>
+        </w:rPr>
+        <w:t>Conventional version of Figure 3.</w:t>
+      </w:r>
+      <w:r>
+        <w:rPr>
+          <w:rFonts w:ascii="Futura Medium" w:eastAsiaTheme="minorEastAsia" w:hAnsi="Futura Medium" w:cs="Futura Medium"/>
+          <w:sz w:val="20"/>
+          <w:szCs w:val="20"/>
+        </w:rPr>
+        <w:t xml:space="preserve"> </w:t>
+      </w:r>
+      <w:r>
+        <w:rPr>
+          <w:rFonts w:ascii="Futura Medium" w:eastAsiaTheme="minorEastAsia" w:hAnsi="Futura Medium" w:cs="Futura Medium"/>
+          <w:sz w:val="20"/>
+          <w:szCs w:val="20"/>
+        </w:rPr>
+        <w:t xml:space="preserve">Distributions show the exponential half-life </w:t>
+      </w:r>
+      <w:r>
+        <w:rPr>
+          <w:rFonts w:ascii="Futura Medium" w:eastAsiaTheme="minorEastAsia" w:hAnsi="Futura Medium" w:cs="Futura Medium"/>
           <w:i/>
           <w:iCs/>
           <w:sz w:val="20"/>
           <w:szCs w:val="20"/>
         </w:rPr>
-        <w:t xml:space="preserve">Macrocystis </w:t>
-      </w:r>
-      <w:proofErr w:type="spellStart"/>
-      <w:r>
-        <w:rPr>
-          <w:rFonts w:ascii="Futura Medium" w:eastAsiaTheme="minorEastAsia" w:hAnsi="Futura Medium" w:cs="Futura Medium" w:hint="cs"/>
+        <w:t>t</w:t>
+      </w:r>
+      <w:r>
+        <w:rPr>
+          <w:rFonts w:ascii="Futura Medium" w:eastAsiaTheme="minorEastAsia" w:hAnsi="Futura Medium" w:cs="Futura Medium"/>
+          <w:sz w:val="20"/>
+          <w:szCs w:val="20"/>
+          <w:vertAlign w:val="subscript"/>
+        </w:rPr>
+        <w:t>½</w:t>
+      </w:r>
+      <w:r>
+        <w:rPr>
+          <w:rFonts w:ascii="Futura Medium" w:eastAsiaTheme="minorEastAsia" w:hAnsi="Futura Medium" w:cs="Futura Medium"/>
+          <w:sz w:val="20"/>
+          <w:szCs w:val="20"/>
+        </w:rPr>
+        <w:t xml:space="preserve"> instead of the photosynthetic half-life </w:t>
+      </w:r>
+      <w:r>
+        <w:rPr>
+          <w:rFonts w:ascii="Helvetica Neue Medium" w:eastAsiaTheme="minorEastAsia" w:hAnsi="Helvetica Neue Medium" w:cs="Futura"/>
           <w:i/>
           <w:iCs/>
           <w:sz w:val="20"/>
           <w:szCs w:val="20"/>
         </w:rPr>
-        <w:t>pyrifera</w:t>
-      </w:r>
-      <w:proofErr w:type="spellEnd"/>
-      <w:r>
-        <w:rPr>
-          <w:rFonts w:ascii="Futura Medium" w:eastAsiaTheme="minorEastAsia" w:hAnsi="Futura Medium" w:cs="Futura Medium" w:hint="cs"/>
-          <w:sz w:val="20"/>
-          <w:szCs w:val="20"/>
-        </w:rPr>
-        <w:t xml:space="preserve"> (</w:t>
-      </w:r>
-      <w:r>
-        <w:rPr>
-          <w:rFonts w:ascii="Futura Medium" w:eastAsiaTheme="minorEastAsia" w:hAnsi="Futura Medium" w:cs="Futura Medium" w:hint="cs"/>
-          <w:b/>
-          <w:bCs/>
-          <w:sz w:val="20"/>
-          <w:szCs w:val="20"/>
-        </w:rPr>
-        <w:t>a</w:t>
-      </w:r>
-      <w:r>
-        <w:rPr>
-          <w:rFonts w:ascii="Futura Medium" w:eastAsiaTheme="minorEastAsia" w:hAnsi="Futura Medium" w:cs="Futura Medium" w:hint="cs"/>
-          <w:sz w:val="20"/>
-          <w:szCs w:val="20"/>
-        </w:rPr>
-        <w:t xml:space="preserve">, data from </w:t>
-      </w:r>
-      <w:r>
-        <w:rPr>
-          <w:rFonts w:ascii="Futura Medium" w:eastAsiaTheme="minorEastAsia" w:hAnsi="Futura Medium" w:cs="Futura Medium" w:hint="cs"/>
-          <w:sz w:val="20"/>
-          <w:szCs w:val="20"/>
-        </w:rPr>
-        <w:fldChar w:fldCharType="begin"/>
-      </w:r>
-      <w:r>
-        <w:rPr>
-          <w:rFonts w:ascii="Futura Medium" w:eastAsiaTheme="minorEastAsia" w:hAnsi="Futura Medium" w:cs="Futura Medium" w:hint="cs"/>
-          <w:sz w:val="20"/>
-          <w:szCs w:val="20"/>
-        </w:rPr>
-        <w:instrText>ADDIN BEC{Hamersley et al., 2015, #100187}</w:instrText>
-      </w:r>
-      <w:r>
-        <w:rPr>
-          <w:rFonts w:ascii="Futura Medium" w:eastAsiaTheme="minorEastAsia" w:hAnsi="Futura Medium" w:cs="Futura Medium" w:hint="cs"/>
-          <w:sz w:val="20"/>
-          <w:szCs w:val="20"/>
-        </w:rPr>
-        <w:fldChar w:fldCharType="separate"/>
-      </w:r>
-      <w:r>
-        <w:rPr>
-          <w:rFonts w:ascii="Futura Medium" w:eastAsiaTheme="minorEastAsia" w:hAnsi="Futura Medium" w:cs="Futura Medium" w:hint="cs"/>
-          <w:sz w:val="20"/>
-          <w:szCs w:val="20"/>
-        </w:rPr>
-        <w:t>Hamersley et al., 2015)</w:t>
-      </w:r>
-      <w:r>
-        <w:rPr>
-          <w:rFonts w:ascii="Futura Medium" w:eastAsiaTheme="minorEastAsia" w:hAnsi="Futura Medium" w:cs="Futura Medium" w:hint="cs"/>
-          <w:sz w:val="20"/>
-          <w:szCs w:val="20"/>
-        </w:rPr>
-        <w:fldChar w:fldCharType="end"/>
-      </w:r>
-      <w:r>
-        <w:rPr>
-          <w:rFonts w:ascii="Futura Medium" w:eastAsiaTheme="minorEastAsia" w:hAnsi="Futura Medium" w:cs="Futura Medium" w:hint="cs"/>
-          <w:sz w:val="20"/>
-          <w:szCs w:val="20"/>
-        </w:rPr>
-        <w:t xml:space="preserve"> and </w:t>
-      </w:r>
-      <w:r>
-        <w:rPr>
-          <w:rFonts w:ascii="Futura Medium" w:eastAsiaTheme="minorEastAsia" w:hAnsi="Futura Medium" w:cs="Futura Medium" w:hint="cs"/>
-          <w:i/>
-          <w:iCs/>
-          <w:sz w:val="20"/>
-          <w:szCs w:val="20"/>
-        </w:rPr>
-        <w:t xml:space="preserve">Laminaria </w:t>
-      </w:r>
-      <w:proofErr w:type="spellStart"/>
-      <w:r>
-        <w:rPr>
-          <w:rFonts w:ascii="Futura Medium" w:eastAsiaTheme="minorEastAsia" w:hAnsi="Futura Medium" w:cs="Futura Medium" w:hint="cs"/>
-          <w:i/>
-          <w:iCs/>
-          <w:sz w:val="20"/>
-          <w:szCs w:val="20"/>
-        </w:rPr>
-        <w:t>hyperborea</w:t>
-      </w:r>
-      <w:proofErr w:type="spellEnd"/>
-      <w:r>
-        <w:rPr>
-          <w:rFonts w:ascii="Futura Medium" w:eastAsiaTheme="minorEastAsia" w:hAnsi="Futura Medium" w:cs="Futura Medium" w:hint="cs"/>
-          <w:sz w:val="20"/>
-          <w:szCs w:val="20"/>
-        </w:rPr>
-        <w:t xml:space="preserve"> (</w:t>
-      </w:r>
-      <w:r>
-        <w:rPr>
-          <w:rFonts w:ascii="Futura Medium" w:eastAsiaTheme="minorEastAsia" w:hAnsi="Futura Medium" w:cs="Futura Medium" w:hint="cs"/>
-          <w:b/>
-          <w:bCs/>
-          <w:sz w:val="20"/>
-          <w:szCs w:val="20"/>
-        </w:rPr>
-        <w:t>b</w:t>
-      </w:r>
-      <w:r>
-        <w:rPr>
-          <w:rFonts w:ascii="Futura Medium" w:eastAsiaTheme="minorEastAsia" w:hAnsi="Futura Medium" w:cs="Futura Medium" w:hint="cs"/>
-          <w:sz w:val="20"/>
-          <w:szCs w:val="20"/>
-        </w:rPr>
-        <w:t xml:space="preserve">, data from </w:t>
-      </w:r>
-      <w:r>
-        <w:rPr>
-          <w:rFonts w:ascii="Futura Medium" w:eastAsiaTheme="minorEastAsia" w:hAnsi="Futura Medium" w:cs="Futura Medium" w:hint="cs"/>
-          <w:sz w:val="20"/>
-          <w:szCs w:val="20"/>
-        </w:rPr>
-        <w:fldChar w:fldCharType="begin"/>
-      </w:r>
-      <w:r>
-        <w:rPr>
-          <w:rFonts w:ascii="Futura Medium" w:eastAsiaTheme="minorEastAsia" w:hAnsi="Futura Medium" w:cs="Futura Medium" w:hint="cs"/>
-          <w:sz w:val="20"/>
-          <w:szCs w:val="20"/>
-        </w:rPr>
-        <w:instrText>ADDIN BEC{de Bettignies et al., 2020, #27484}</w:instrText>
-      </w:r>
-      <w:r>
-        <w:rPr>
-          <w:rFonts w:ascii="Futura Medium" w:eastAsiaTheme="minorEastAsia" w:hAnsi="Futura Medium" w:cs="Futura Medium" w:hint="cs"/>
-          <w:sz w:val="20"/>
-          <w:szCs w:val="20"/>
-        </w:rPr>
-        <w:fldChar w:fldCharType="separate"/>
-      </w:r>
-      <w:r>
-        <w:rPr>
-          <w:rFonts w:ascii="Futura Medium" w:eastAsiaTheme="minorEastAsia" w:hAnsi="Futura Medium" w:cs="Futura Medium" w:hint="cs"/>
-          <w:sz w:val="20"/>
-          <w:szCs w:val="20"/>
-        </w:rPr>
-        <w:t>de Bettignies et al., 2020)</w:t>
-      </w:r>
-      <w:r>
-        <w:rPr>
-          <w:rFonts w:ascii="Futura Medium" w:eastAsiaTheme="minorEastAsia" w:hAnsi="Futura Medium" w:cs="Futura Medium" w:hint="cs"/>
-          <w:sz w:val="20"/>
-          <w:szCs w:val="20"/>
-        </w:rPr>
-        <w:fldChar w:fldCharType="end"/>
-      </w:r>
-      <w:r>
-        <w:rPr>
-          <w:rFonts w:ascii="Futura Medium" w:eastAsiaTheme="minorEastAsia" w:hAnsi="Futura Medium" w:cs="Futura Medium" w:hint="cs"/>
-          <w:sz w:val="20"/>
-          <w:szCs w:val="20"/>
-        </w:rPr>
-        <w:t xml:space="preserve">, shown as the proportion of remaining mass over time </w:t>
-      </w:r>
-      <w:r>
-        <w:rPr>
-          <w:rFonts w:ascii="Futura Medium" w:eastAsiaTheme="minorEastAsia" w:hAnsi="Futura Medium" w:cs="Futura Medium" w:hint="cs"/>
-          <w:i/>
-          <w:iCs/>
-          <w:sz w:val="20"/>
-          <w:szCs w:val="20"/>
-        </w:rPr>
-        <w:t>t</w:t>
-      </w:r>
-      <w:r>
-        <w:rPr>
-          <w:rFonts w:ascii="Futura Medium" w:eastAsiaTheme="minorEastAsia" w:hAnsi="Futura Medium" w:cs="Futura Medium" w:hint="cs"/>
+        <w:t>μ</w:t>
+      </w:r>
+      <w:r>
+        <w:rPr>
+          <w:rFonts w:ascii="Futura Medium" w:eastAsiaTheme="minorEastAsia" w:hAnsi="Futura Medium" w:cs="Futura Medium"/>
           <w:sz w:val="20"/>
           <w:szCs w:val="20"/>
         </w:rPr>
         <w:t>.</w:t>
-      </w:r>
-      <w:r>
-        <w:rPr>
-          <w:rFonts w:ascii="Futura Medium" w:hAnsi="Futura Medium" w:cs="Futura Medium" w:hint="cs"/>
-          <w:sz w:val="20"/>
-          <w:szCs w:val="20"/>
-        </w:rPr>
-        <w:t xml:space="preserve"> </w:t>
-      </w:r>
-      <w:r>
-        <w:rPr>
-          <w:rFonts w:ascii="Futura Medium" w:eastAsiaTheme="minorEastAsia" w:hAnsi="Futura Medium" w:cs="Futura Medium" w:hint="cs"/>
-          <w:sz w:val="20"/>
-          <w:szCs w:val="20"/>
-        </w:rPr>
-        <w:t xml:space="preserve">Data are plotted alongside macroalgal model predictions </w:t>
-      </w:r>
-      <w:r>
-        <w:rPr>
-          <w:rFonts w:ascii="Futura Medium" w:hAnsi="Futura Medium" w:cs="Futura Medium" w:hint="cs"/>
-          <w:sz w:val="20"/>
-          <w:szCs w:val="20"/>
-        </w:rPr>
-        <w:t xml:space="preserve">(cf. Figure S3) </w:t>
-      </w:r>
-      <w:r>
-        <w:rPr>
-          <w:rFonts w:ascii="Futura Medium" w:eastAsiaTheme="minorEastAsia" w:hAnsi="Futura Medium" w:cs="Futura Medium" w:hint="cs"/>
-          <w:sz w:val="20"/>
-          <w:szCs w:val="20"/>
-        </w:rPr>
-        <w:t xml:space="preserve">of </w:t>
-      </w:r>
-      <w:r>
-        <w:rPr>
-          <w:rFonts w:ascii="Futura Medium" w:eastAsiaTheme="minorEastAsia" w:hAnsi="Futura Medium" w:cs="Futura Medium" w:hint="cs"/>
-          <w:sz w:val="20"/>
-          <w:szCs w:val="20"/>
-          <w:lang w:bidi="he-IL"/>
-        </w:rPr>
-        <w:t>the mean (</w:t>
-      </w:r>
-      <w:r>
-        <w:rPr>
-          <w:rFonts w:ascii="Futura Medium" w:eastAsiaTheme="minorEastAsia" w:hAnsi="Futura Medium" w:cs="Futura Medium" w:hint="cs"/>
-          <w:i/>
-          <w:iCs/>
-          <w:sz w:val="20"/>
-          <w:szCs w:val="20"/>
-        </w:rPr>
-        <w:t>µ</w:t>
-      </w:r>
-      <w:r>
-        <w:rPr>
-          <w:rFonts w:ascii="Futura Medium" w:eastAsiaTheme="minorEastAsia" w:hAnsi="Futura Medium" w:cs="Futura Medium" w:hint="cs"/>
-          <w:i/>
-          <w:iCs/>
-          <w:sz w:val="20"/>
-          <w:szCs w:val="20"/>
-          <w:vertAlign w:val="subscript"/>
-        </w:rPr>
-        <w:t>m</w:t>
-      </w:r>
-      <w:r>
-        <w:rPr>
-          <w:rFonts w:ascii="Futura Medium" w:eastAsiaTheme="minorEastAsia" w:hAnsi="Futura Medium" w:cs="Futura Medium" w:hint="cs"/>
-          <w:sz w:val="20"/>
-          <w:szCs w:val="20"/>
-          <w:lang w:bidi="he-IL"/>
-        </w:rPr>
-        <w:t>) and the exponential decay rate (</w:t>
-      </w:r>
-      <w:r>
-        <w:rPr>
-          <w:rFonts w:ascii="Futura Medium" w:eastAsiaTheme="minorEastAsia" w:hAnsi="Futura Medium" w:cs="Futura Medium" w:hint="cs"/>
-          <w:i/>
-          <w:iCs/>
-          <w:sz w:val="20"/>
-          <w:szCs w:val="20"/>
-          <w:lang w:bidi="he-IL"/>
-        </w:rPr>
-        <w:t>k</w:t>
-      </w:r>
-      <w:r>
-        <w:rPr>
-          <w:rFonts w:ascii="Futura Medium" w:eastAsiaTheme="minorEastAsia" w:hAnsi="Futura Medium" w:cs="Futura Medium" w:hint="cs"/>
-          <w:sz w:val="20"/>
-          <w:szCs w:val="20"/>
-          <w:lang w:bidi="he-IL"/>
-        </w:rPr>
-        <w:t xml:space="preserve">) (Equation 12). </w:t>
-      </w:r>
-      <w:r>
-        <w:rPr>
-          <w:rFonts w:ascii="Futura Medium" w:eastAsiaTheme="minorEastAsia" w:hAnsi="Futura Medium" w:cs="Futura Medium" w:hint="cs"/>
-          <w:sz w:val="20"/>
-          <w:szCs w:val="20"/>
-        </w:rPr>
-        <w:t xml:space="preserve">Points with error bars denote mean ± standard deviation of 5 samples. Points without error bars are 1 sample. </w:t>
-      </w:r>
-      <w:r>
-        <w:rPr>
-          <w:rFonts w:ascii="Futura Medium" w:hAnsi="Futura Medium" w:cs="Futura Medium" w:hint="cs"/>
-          <w:sz w:val="20"/>
-          <w:szCs w:val="20"/>
-        </w:rPr>
-        <w:t>Lines and intervals are medians and the central 50, 80 and 90% of posterior probability.</w:t>
       </w:r>
     </w:p>
     <w:p>
@@ -8127,24 +7961,6 @@
           <w:szCs w:val="20"/>
         </w:rPr>
       </w:pPr>
-    </w:p>
-    <w:p>
-      <w:pPr>
-        <w:rPr>
-          <w:rFonts w:ascii="Futura Medium" w:hAnsi="Futura Medium" w:cs="Futura Medium"/>
-          <w:sz w:val="20"/>
-          <w:szCs w:val="20"/>
-        </w:rPr>
-      </w:pPr>
-    </w:p>
-    <w:p>
-      <w:pPr>
-        <w:rPr>
-          <w:rFonts w:ascii="Futura Medium" w:hAnsi="Futura Medium" w:cs="Futura Medium"/>
-          <w:sz w:val="20"/>
-          <w:szCs w:val="20"/>
-        </w:rPr>
-      </w:pPr>
       <w:r>
         <w:rPr>
           <w:rFonts w:ascii="Futura Medium" w:hAnsi="Futura Medium" w:cs="Futura Medium"/>
@@ -8154,7 +7970,7 @@
         </w:rPr>
         <w:lastRenderedPageBreak/>
         <w:drawing>
-          <wp:inline distT="0" distB="0" distL="0" distR="0" wp14:anchorId="742A715F" wp14:editId="626C3CD9">
+          <wp:inline distT="0" distB="0" distL="0" distR="0" wp14:anchorId="742A715F" wp14:editId="3C3325E1">
             <wp:extent cx="2880000" cy="2880000"/>
             <wp:effectExtent l="0" t="0" r="3175" b="3175"/>
             <wp:docPr id="2208173" name="Picture 3"/>
@@ -8165,7 +7981,7 @@
               <a:graphicData uri="http://schemas.openxmlformats.org/drawingml/2006/picture">
                 <pic:pic xmlns:pic="http://schemas.openxmlformats.org/drawingml/2006/picture">
                   <pic:nvPicPr>
-                    <pic:cNvPr id="2208173" name="Picture 2208173"/>
+                    <pic:cNvPr id="2208173" name="Picture 3"/>
                     <pic:cNvPicPr/>
                   </pic:nvPicPr>
                   <pic:blipFill>
@@ -8193,9 +8009,7 @@
     <w:p>
       <w:pPr>
         <w:rPr>
-          <w:rFonts w:ascii="Futura Medium" w:hAnsi="Futura Medium" w:cs="Futura Medium"/>
-          <w:sz w:val="20"/>
-          <w:szCs w:val="20"/>
+          <w:rFonts w:ascii="Times New Roman" w:eastAsiaTheme="minorEastAsia" w:hAnsi="Times New Roman" w:cs="Times New Roman"/>
         </w:rPr>
       </w:pPr>
       <w:r>
@@ -8222,166 +8036,24 @@
           <w:sz w:val="20"/>
           <w:szCs w:val="20"/>
         </w:rPr>
-        <w:t xml:space="preserve"> Example 3: the effect of season on the decomposition of </w:t>
-      </w:r>
-      <w:proofErr w:type="spellStart"/>
-      <w:r>
-        <w:rPr>
-          <w:rFonts w:ascii="Futura Medium" w:eastAsiaTheme="minorEastAsia" w:hAnsi="Futura Medium" w:cs="Futura Medium" w:hint="cs"/>
-          <w:i/>
-          <w:iCs/>
-          <w:sz w:val="20"/>
-          <w:szCs w:val="20"/>
-        </w:rPr>
-        <w:t>Ulvaria</w:t>
-      </w:r>
-      <w:proofErr w:type="spellEnd"/>
-      <w:r>
-        <w:rPr>
-          <w:rFonts w:ascii="Futura Medium" w:eastAsiaTheme="minorEastAsia" w:hAnsi="Futura Medium" w:cs="Futura Medium" w:hint="cs"/>
-          <w:i/>
-          <w:iCs/>
-          <w:sz w:val="20"/>
-          <w:szCs w:val="20"/>
-        </w:rPr>
-        <w:t xml:space="preserve"> obscura</w:t>
-      </w:r>
-      <w:r>
-        <w:rPr>
-          <w:rFonts w:ascii="Futura Medium" w:eastAsiaTheme="minorEastAsia" w:hAnsi="Futura Medium" w:cs="Futura Medium" w:hint="cs"/>
-          <w:sz w:val="20"/>
-          <w:szCs w:val="20"/>
-        </w:rPr>
-        <w:t xml:space="preserve"> (data from </w:t>
-      </w:r>
-      <w:r>
-        <w:rPr>
-          <w:rFonts w:ascii="Futura Medium" w:eastAsiaTheme="minorEastAsia" w:hAnsi="Futura Medium" w:cs="Futura Medium" w:hint="cs"/>
-          <w:sz w:val="20"/>
-          <w:szCs w:val="20"/>
-        </w:rPr>
-        <w:fldChar w:fldCharType="begin"/>
-      </w:r>
-      <w:r>
-        <w:rPr>
-          <w:rFonts w:ascii="Futura Medium" w:eastAsiaTheme="minorEastAsia" w:hAnsi="Futura Medium" w:cs="Futura Medium" w:hint="cs"/>
-          <w:sz w:val="20"/>
-          <w:szCs w:val="20"/>
-        </w:rPr>
-        <w:instrText>ADDIN BEC{Bourguès et al., 1996, #24871}</w:instrText>
-      </w:r>
-      <w:r>
-        <w:rPr>
-          <w:rFonts w:ascii="Futura Medium" w:eastAsiaTheme="minorEastAsia" w:hAnsi="Futura Medium" w:cs="Futura Medium" w:hint="cs"/>
-          <w:sz w:val="20"/>
-          <w:szCs w:val="20"/>
-        </w:rPr>
-        <w:fldChar w:fldCharType="separate"/>
-      </w:r>
-      <w:r>
-        <w:rPr>
-          <w:rFonts w:ascii="Futura Medium" w:eastAsiaTheme="minorEastAsia" w:hAnsi="Futura Medium" w:cs="Futura Medium" w:hint="cs"/>
-          <w:sz w:val="20"/>
-          <w:szCs w:val="20"/>
-        </w:rPr>
-        <w:t>Bourguès et al., 1996)</w:t>
-      </w:r>
-      <w:r>
-        <w:rPr>
-          <w:rFonts w:ascii="Futura Medium" w:eastAsiaTheme="minorEastAsia" w:hAnsi="Futura Medium" w:cs="Futura Medium" w:hint="cs"/>
-          <w:sz w:val="20"/>
-          <w:szCs w:val="20"/>
-        </w:rPr>
-        <w:fldChar w:fldCharType="end"/>
-      </w:r>
-      <w:r>
-        <w:rPr>
-          <w:rFonts w:ascii="Futura Medium" w:eastAsiaTheme="minorEastAsia" w:hAnsi="Futura Medium" w:cs="Futura Medium" w:hint="cs"/>
-          <w:sz w:val="20"/>
-          <w:szCs w:val="20"/>
+        <w:t xml:space="preserve"> </w:t>
+      </w:r>
+      <w:r>
+        <w:rPr>
+          <w:rFonts w:ascii="Futura Medium" w:eastAsiaTheme="minorEastAsia" w:hAnsi="Futura Medium" w:cs="Futura Medium"/>
+          <w:sz w:val="20"/>
+          <w:szCs w:val="20"/>
+        </w:rPr>
+        <w:t>Conventional version of Figure 4</w:t>
+      </w:r>
+      <w:r>
+        <w:rPr>
+          <w:rFonts w:ascii="Futura Medium" w:hAnsi="Futura Medium" w:cs="Futura Medium"/>
+          <w:sz w:val="20"/>
+          <w:szCs w:val="20"/>
+          <w:lang w:val="en-US"/>
         </w:rPr>
         <w:t>.</w:t>
-      </w:r>
-      <w:r>
-        <w:rPr>
-          <w:rFonts w:ascii="Futura Medium" w:eastAsiaTheme="minorEastAsia" w:hAnsi="Futura Medium" w:cs="Futura Medium" w:hint="cs"/>
-          <w:sz w:val="20"/>
-          <w:szCs w:val="20"/>
-          <w:lang w:bidi="he-IL"/>
-        </w:rPr>
-        <w:t xml:space="preserve"> </w:t>
-      </w:r>
-      <w:r>
-        <w:rPr>
-          <w:rFonts w:ascii="Futura Medium" w:eastAsiaTheme="minorEastAsia" w:hAnsi="Futura Medium" w:cs="Futura Medium" w:hint="cs"/>
-          <w:sz w:val="20"/>
-          <w:szCs w:val="20"/>
-        </w:rPr>
-        <w:t xml:space="preserve">Data are plotted alongside macroalgal model predictions </w:t>
-      </w:r>
-      <w:r>
-        <w:rPr>
-          <w:rFonts w:ascii="Futura Medium" w:hAnsi="Futura Medium" w:cs="Futura Medium" w:hint="cs"/>
-          <w:sz w:val="20"/>
-          <w:szCs w:val="20"/>
-        </w:rPr>
-        <w:t xml:space="preserve">(cf. Figure S4) </w:t>
-      </w:r>
-      <w:r>
-        <w:rPr>
-          <w:rFonts w:ascii="Futura Medium" w:eastAsiaTheme="minorEastAsia" w:hAnsi="Futura Medium" w:cs="Futura Medium" w:hint="cs"/>
-          <w:sz w:val="20"/>
-          <w:szCs w:val="20"/>
-        </w:rPr>
-        <w:t>of new observations (</w:t>
-      </w:r>
-      <m:oMath>
-        <m:acc>
-          <m:accPr>
-            <m:chr m:val="̃"/>
-            <m:ctrlPr>
-              <w:rPr>
-                <w:rFonts w:ascii="Cambria Math" w:eastAsiaTheme="minorEastAsia" w:hAnsi="Cambria Math" w:cs="Futura Medium" w:hint="cs"/>
-                <w:i/>
-                <w:sz w:val="20"/>
-                <w:szCs w:val="20"/>
-              </w:rPr>
-            </m:ctrlPr>
-          </m:accPr>
-          <m:e>
-            <m:r>
-              <m:rPr>
-                <m:nor/>
-              </m:rPr>
-              <w:rPr>
-                <w:rFonts w:ascii="Futura Medium" w:eastAsiaTheme="minorEastAsia" w:hAnsi="Futura Medium" w:cs="Futura Medium" w:hint="cs"/>
-                <w:i/>
-                <w:iCs/>
-                <w:sz w:val="20"/>
-                <w:szCs w:val="20"/>
-                <w:lang w:bidi="he-IL"/>
-              </w:rPr>
-              <m:t>m</m:t>
-            </m:r>
-          </m:e>
-        </m:acc>
-      </m:oMath>
-      <w:r>
-        <w:rPr>
-          <w:rFonts w:ascii="Futura Medium" w:eastAsiaTheme="minorEastAsia" w:hAnsi="Futura Medium" w:cs="Futura Medium" w:hint="cs"/>
-          <w:sz w:val="20"/>
-          <w:szCs w:val="20"/>
-          <w:lang w:bidi="he-IL"/>
-        </w:rPr>
-        <w:t xml:space="preserve">, Equation 12). </w:t>
-      </w:r>
-      <w:r>
-        <w:rPr>
-          <w:rFonts w:ascii="Futura Medium" w:hAnsi="Futura Medium" w:cs="Futura Medium" w:hint="cs"/>
-          <w:sz w:val="20"/>
-          <w:szCs w:val="20"/>
-        </w:rPr>
-        <w:t>Lines and intervals are medians and the central 50, 80 and 90% of posterior probability.</w:t>
       </w:r>
     </w:p>
     <w:p>
@@ -8410,6 +8082,177 @@
           <w:szCs w:val="20"/>
         </w:rPr>
       </w:pPr>
+    </w:p>
+    <w:p>
+      <w:pPr>
+        <w:rPr>
+          <w:rFonts w:ascii="Futura Medium" w:hAnsi="Futura Medium" w:cs="Futura Medium"/>
+          <w:sz w:val="20"/>
+          <w:szCs w:val="20"/>
+        </w:rPr>
+      </w:pPr>
+    </w:p>
+    <w:p>
+      <w:pPr>
+        <w:rPr>
+          <w:rFonts w:ascii="Futura Medium" w:hAnsi="Futura Medium" w:cs="Futura Medium"/>
+          <w:sz w:val="20"/>
+          <w:szCs w:val="20"/>
+        </w:rPr>
+      </w:pPr>
+    </w:p>
+    <w:p>
+      <w:pPr>
+        <w:rPr>
+          <w:rFonts w:ascii="Futura Medium" w:hAnsi="Futura Medium" w:cs="Futura Medium"/>
+          <w:sz w:val="20"/>
+          <w:szCs w:val="20"/>
+        </w:rPr>
+      </w:pPr>
+    </w:p>
+    <w:p>
+      <w:pPr>
+        <w:rPr>
+          <w:rFonts w:ascii="Futura Medium" w:hAnsi="Futura Medium" w:cs="Futura Medium"/>
+          <w:sz w:val="20"/>
+          <w:szCs w:val="20"/>
+        </w:rPr>
+      </w:pPr>
+    </w:p>
+    <w:p>
+      <w:pPr>
+        <w:rPr>
+          <w:rFonts w:ascii="Futura Medium" w:hAnsi="Futura Medium" w:cs="Futura Medium"/>
+          <w:sz w:val="20"/>
+          <w:szCs w:val="20"/>
+        </w:rPr>
+      </w:pPr>
+    </w:p>
+    <w:p>
+      <w:pPr>
+        <w:rPr>
+          <w:rFonts w:ascii="Futura Medium" w:hAnsi="Futura Medium" w:cs="Futura Medium"/>
+          <w:sz w:val="20"/>
+          <w:szCs w:val="20"/>
+        </w:rPr>
+      </w:pPr>
+    </w:p>
+    <w:p>
+      <w:pPr>
+        <w:rPr>
+          <w:rFonts w:ascii="Futura Medium" w:hAnsi="Futura Medium" w:cs="Futura Medium"/>
+          <w:sz w:val="20"/>
+          <w:szCs w:val="20"/>
+        </w:rPr>
+      </w:pPr>
+    </w:p>
+    <w:p>
+      <w:pPr>
+        <w:rPr>
+          <w:rFonts w:ascii="Futura Medium" w:hAnsi="Futura Medium" w:cs="Futura Medium"/>
+          <w:sz w:val="20"/>
+          <w:szCs w:val="20"/>
+        </w:rPr>
+      </w:pPr>
+    </w:p>
+    <w:p>
+      <w:pPr>
+        <w:rPr>
+          <w:rFonts w:ascii="Futura Medium" w:hAnsi="Futura Medium" w:cs="Futura Medium"/>
+          <w:sz w:val="20"/>
+          <w:szCs w:val="20"/>
+        </w:rPr>
+      </w:pPr>
+    </w:p>
+    <w:p>
+      <w:pPr>
+        <w:rPr>
+          <w:rFonts w:ascii="Futura Medium" w:hAnsi="Futura Medium" w:cs="Futura Medium"/>
+          <w:sz w:val="20"/>
+          <w:szCs w:val="20"/>
+        </w:rPr>
+      </w:pPr>
+    </w:p>
+    <w:p>
+      <w:pPr>
+        <w:rPr>
+          <w:rFonts w:ascii="Futura Medium" w:hAnsi="Futura Medium" w:cs="Futura Medium"/>
+          <w:sz w:val="20"/>
+          <w:szCs w:val="20"/>
+        </w:rPr>
+      </w:pPr>
+    </w:p>
+    <w:p>
+      <w:pPr>
+        <w:rPr>
+          <w:rFonts w:ascii="Futura Medium" w:hAnsi="Futura Medium" w:cs="Futura Medium"/>
+          <w:sz w:val="20"/>
+          <w:szCs w:val="20"/>
+        </w:rPr>
+      </w:pPr>
+    </w:p>
+    <w:p>
+      <w:pPr>
+        <w:rPr>
+          <w:rFonts w:ascii="Futura Medium" w:hAnsi="Futura Medium" w:cs="Futura Medium"/>
+          <w:sz w:val="20"/>
+          <w:szCs w:val="20"/>
+        </w:rPr>
+      </w:pPr>
+    </w:p>
+    <w:p>
+      <w:pPr>
+        <w:rPr>
+          <w:rFonts w:ascii="Futura Medium" w:hAnsi="Futura Medium" w:cs="Futura Medium"/>
+          <w:sz w:val="20"/>
+          <w:szCs w:val="20"/>
+        </w:rPr>
+      </w:pPr>
+    </w:p>
+    <w:p>
+      <w:pPr>
+        <w:rPr>
+          <w:rFonts w:ascii="Futura Medium" w:hAnsi="Futura Medium" w:cs="Futura Medium"/>
+          <w:sz w:val="20"/>
+          <w:szCs w:val="20"/>
+        </w:rPr>
+      </w:pPr>
+    </w:p>
+    <w:p>
+      <w:pPr>
+        <w:rPr>
+          <w:rFonts w:ascii="Futura Medium" w:hAnsi="Futura Medium" w:cs="Futura Medium"/>
+          <w:sz w:val="20"/>
+          <w:szCs w:val="20"/>
+        </w:rPr>
+      </w:pPr>
+    </w:p>
+    <w:p>
+      <w:pPr>
+        <w:rPr>
+          <w:rFonts w:ascii="Futura Medium" w:hAnsi="Futura Medium" w:cs="Futura Medium"/>
+          <w:sz w:val="20"/>
+          <w:szCs w:val="20"/>
+        </w:rPr>
+      </w:pPr>
+    </w:p>
+    <w:p>
+      <w:pPr>
+        <w:rPr>
+          <w:rFonts w:ascii="Futura Medium" w:hAnsi="Futura Medium" w:cs="Futura Medium"/>
+          <w:sz w:val="20"/>
+          <w:szCs w:val="20"/>
+        </w:rPr>
+      </w:pPr>
+    </w:p>
+    <w:p>
+      <w:pPr>
+        <w:rPr>
+          <w:rFonts w:ascii="Futura Medium" w:hAnsi="Futura Medium" w:cs="Futura Medium"/>
+          <w:sz w:val="20"/>
+          <w:szCs w:val="20"/>
+        </w:rPr>
+      </w:pPr>
       <w:r>
         <w:rPr>
           <w:rFonts w:ascii="Futura Medium" w:hAnsi="Futura Medium" w:cs="Futura Medium"/>
@@ -8417,8 +8260,9 @@
           <w:sz w:val="20"/>
           <w:szCs w:val="20"/>
         </w:rPr>
+        <w:lastRenderedPageBreak/>
         <w:drawing>
-          <wp:inline distT="0" distB="0" distL="0" distR="0" wp14:anchorId="3F374EDB" wp14:editId="35B01FD9">
+          <wp:inline distT="0" distB="0" distL="0" distR="0" wp14:anchorId="3F374EDB" wp14:editId="5EEA9F2D">
             <wp:extent cx="5760000" cy="2880000"/>
             <wp:effectExtent l="0" t="0" r="6350" b="3175"/>
             <wp:docPr id="1746727515" name="Picture 4"/>
@@ -8429,7 +8273,7 @@
               <a:graphicData uri="http://schemas.openxmlformats.org/drawingml/2006/picture">
                 <pic:pic xmlns:pic="http://schemas.openxmlformats.org/drawingml/2006/picture">
                   <pic:nvPicPr>
-                    <pic:cNvPr id="1746727515" name="Picture 1746727515"/>
+                    <pic:cNvPr id="1746727515" name="Picture 4"/>
                     <pic:cNvPicPr/>
                   </pic:nvPicPr>
                   <pic:blipFill>
@@ -8457,9 +8301,7 @@
     <w:p>
       <w:pPr>
         <w:rPr>
-          <w:rFonts w:ascii="Futura Medium" w:hAnsi="Futura Medium" w:cs="Futura Medium"/>
-          <w:sz w:val="20"/>
-          <w:szCs w:val="20"/>
+          <w:rFonts w:ascii="Times New Roman" w:eastAsiaTheme="minorEastAsia" w:hAnsi="Times New Roman" w:cs="Times New Roman"/>
         </w:rPr>
       </w:pPr>
       <w:r>
@@ -8486,334 +8328,23 @@
           <w:sz w:val="20"/>
           <w:szCs w:val="20"/>
         </w:rPr>
-        <w:t xml:space="preserve"> Example 4: the effect of light attenuation with depth on the decomposition of </w:t>
-      </w:r>
-      <w:r>
-        <w:rPr>
-          <w:rFonts w:ascii="Futura Medium" w:eastAsiaTheme="minorEastAsia" w:hAnsi="Futura Medium" w:cs="Futura Medium" w:hint="cs"/>
-          <w:i/>
-          <w:iCs/>
-          <w:sz w:val="20"/>
-          <w:szCs w:val="20"/>
-        </w:rPr>
-        <w:t xml:space="preserve">Laminaria </w:t>
-      </w:r>
-      <w:proofErr w:type="spellStart"/>
-      <w:r>
-        <w:rPr>
-          <w:rFonts w:ascii="Futura Medium" w:eastAsiaTheme="minorEastAsia" w:hAnsi="Futura Medium" w:cs="Futura Medium" w:hint="cs"/>
-          <w:i/>
-          <w:iCs/>
-          <w:sz w:val="20"/>
-          <w:szCs w:val="20"/>
-        </w:rPr>
-        <w:t>hyperborea</w:t>
-      </w:r>
-      <w:proofErr w:type="spellEnd"/>
-      <w:r>
-        <w:rPr>
-          <w:rFonts w:ascii="Futura Medium" w:eastAsiaTheme="minorEastAsia" w:hAnsi="Futura Medium" w:cs="Futura Medium" w:hint="cs"/>
-          <w:sz w:val="20"/>
-          <w:szCs w:val="20"/>
-        </w:rPr>
-        <w:t xml:space="preserve"> and </w:t>
-      </w:r>
-      <w:r>
-        <w:rPr>
-          <w:rFonts w:ascii="Futura Medium" w:eastAsiaTheme="minorEastAsia" w:hAnsi="Futura Medium" w:cs="Futura Medium" w:hint="cs"/>
-          <w:i/>
-          <w:iCs/>
-          <w:sz w:val="20"/>
-          <w:szCs w:val="20"/>
-        </w:rPr>
-        <w:t xml:space="preserve">Laminaria </w:t>
-      </w:r>
-      <w:proofErr w:type="spellStart"/>
-      <w:r>
-        <w:rPr>
-          <w:rFonts w:ascii="Futura Medium" w:eastAsiaTheme="minorEastAsia" w:hAnsi="Futura Medium" w:cs="Futura Medium" w:hint="cs"/>
-          <w:i/>
-          <w:iCs/>
-          <w:sz w:val="20"/>
-          <w:szCs w:val="20"/>
-        </w:rPr>
-        <w:t>ochroleuca</w:t>
-      </w:r>
-      <w:proofErr w:type="spellEnd"/>
-      <w:r>
-        <w:rPr>
-          <w:rFonts w:ascii="Futura Medium" w:eastAsiaTheme="minorEastAsia" w:hAnsi="Futura Medium" w:cs="Futura Medium" w:hint="cs"/>
-          <w:sz w:val="20"/>
-          <w:szCs w:val="20"/>
-        </w:rPr>
         <w:t xml:space="preserve"> </w:t>
       </w:r>
       <w:r>
         <w:rPr>
-          <w:rFonts w:ascii="Futura Medium" w:eastAsiaTheme="minorEastAsia" w:hAnsi="Futura Medium" w:cs="Futura Medium" w:hint="cs"/>
-          <w:i/>
-          <w:iCs/>
-          <w:sz w:val="20"/>
-          <w:szCs w:val="20"/>
-        </w:rPr>
-        <w:t>ex situ</w:t>
-      </w:r>
-      <w:r>
-        <w:rPr>
-          <w:rFonts w:ascii="Futura Medium" w:eastAsiaTheme="minorEastAsia" w:hAnsi="Futura Medium" w:cs="Futura Medium" w:hint="cs"/>
-          <w:sz w:val="20"/>
-          <w:szCs w:val="20"/>
-        </w:rPr>
-        <w:t xml:space="preserve"> (</w:t>
-      </w:r>
-      <w:r>
-        <w:rPr>
-          <w:rFonts w:ascii="Futura Medium" w:eastAsiaTheme="minorEastAsia" w:hAnsi="Futura Medium" w:cs="Futura Medium" w:hint="cs"/>
-          <w:b/>
-          <w:bCs/>
-          <w:sz w:val="20"/>
-          <w:szCs w:val="20"/>
-        </w:rPr>
-        <w:t>a</w:t>
-      </w:r>
-      <w:r>
-        <w:rPr>
-          <w:rFonts w:ascii="Futura Medium" w:eastAsiaTheme="minorEastAsia" w:hAnsi="Futura Medium" w:cs="Futura Medium" w:hint="cs"/>
-          <w:sz w:val="20"/>
-          <w:szCs w:val="20"/>
-        </w:rPr>
-        <w:t xml:space="preserve">, data from </w:t>
-      </w:r>
-      <w:r>
-        <w:rPr>
-          <w:rFonts w:ascii="Futura Medium" w:eastAsiaTheme="minorEastAsia" w:hAnsi="Futura Medium" w:cs="Futura Medium" w:hint="cs"/>
-          <w:sz w:val="20"/>
-          <w:szCs w:val="20"/>
-        </w:rPr>
-        <w:fldChar w:fldCharType="begin"/>
-      </w:r>
-      <w:r>
-        <w:rPr>
-          <w:rFonts w:ascii="Futura Medium" w:eastAsiaTheme="minorEastAsia" w:hAnsi="Futura Medium" w:cs="Futura Medium" w:hint="cs"/>
-          <w:sz w:val="20"/>
-          <w:szCs w:val="20"/>
-        </w:rPr>
-        <w:instrText>ADDIN BEC{Frontier et al., 2021, #5570}</w:instrText>
-      </w:r>
-      <w:r>
-        <w:rPr>
-          <w:rFonts w:ascii="Futura Medium" w:eastAsiaTheme="minorEastAsia" w:hAnsi="Futura Medium" w:cs="Futura Medium" w:hint="cs"/>
-          <w:sz w:val="20"/>
-          <w:szCs w:val="20"/>
-        </w:rPr>
-        <w:fldChar w:fldCharType="separate"/>
-      </w:r>
-      <w:r>
-        <w:rPr>
-          <w:rFonts w:ascii="Futura Medium" w:eastAsiaTheme="minorEastAsia" w:hAnsi="Futura Medium" w:cs="Futura Medium" w:hint="cs"/>
-          <w:sz w:val="20"/>
-          <w:szCs w:val="20"/>
-        </w:rPr>
-        <w:t>Frontier et al., 2021)</w:t>
-      </w:r>
-      <w:r>
-        <w:rPr>
-          <w:rFonts w:ascii="Futura Medium" w:eastAsiaTheme="minorEastAsia" w:hAnsi="Futura Medium" w:cs="Futura Medium" w:hint="cs"/>
-          <w:sz w:val="20"/>
-          <w:szCs w:val="20"/>
-        </w:rPr>
-        <w:fldChar w:fldCharType="end"/>
-      </w:r>
-      <w:r>
-        <w:rPr>
-          <w:rFonts w:ascii="Futura Medium" w:eastAsiaTheme="minorEastAsia" w:hAnsi="Futura Medium" w:cs="Futura Medium" w:hint="cs"/>
-          <w:sz w:val="20"/>
-          <w:szCs w:val="20"/>
-        </w:rPr>
-        <w:t xml:space="preserve"> and </w:t>
-      </w:r>
-      <w:r>
-        <w:rPr>
-          <w:rFonts w:ascii="Futura Medium" w:eastAsiaTheme="minorEastAsia" w:hAnsi="Futura Medium" w:cs="Futura Medium" w:hint="cs"/>
-          <w:i/>
-          <w:iCs/>
-          <w:sz w:val="20"/>
-          <w:szCs w:val="20"/>
-        </w:rPr>
-        <w:t>in situ</w:t>
-      </w:r>
-      <w:r>
-        <w:rPr>
-          <w:rFonts w:ascii="Futura Medium" w:eastAsiaTheme="minorEastAsia" w:hAnsi="Futura Medium" w:cs="Futura Medium" w:hint="cs"/>
-          <w:sz w:val="20"/>
-          <w:szCs w:val="20"/>
-        </w:rPr>
-        <w:t xml:space="preserve"> (</w:t>
-      </w:r>
-      <w:r>
-        <w:rPr>
-          <w:rFonts w:ascii="Futura Medium" w:eastAsiaTheme="minorEastAsia" w:hAnsi="Futura Medium" w:cs="Futura Medium" w:hint="cs"/>
-          <w:b/>
-          <w:bCs/>
-          <w:sz w:val="20"/>
-          <w:szCs w:val="20"/>
-        </w:rPr>
-        <w:t>b</w:t>
-      </w:r>
-      <w:r>
-        <w:rPr>
-          <w:rFonts w:ascii="Futura Medium" w:eastAsiaTheme="minorEastAsia" w:hAnsi="Futura Medium" w:cs="Futura Medium" w:hint="cs"/>
-          <w:sz w:val="20"/>
-          <w:szCs w:val="20"/>
-        </w:rPr>
-        <w:t xml:space="preserve">, data from </w:t>
-      </w:r>
-      <w:r>
-        <w:rPr>
-          <w:rFonts w:ascii="Futura Medium" w:eastAsiaTheme="minorEastAsia" w:hAnsi="Futura Medium" w:cs="Futura Medium" w:hint="cs"/>
-          <w:sz w:val="20"/>
-          <w:szCs w:val="20"/>
-        </w:rPr>
-        <w:fldChar w:fldCharType="begin"/>
-      </w:r>
-      <w:r>
-        <w:rPr>
-          <w:rFonts w:ascii="Futura Medium" w:eastAsiaTheme="minorEastAsia" w:hAnsi="Futura Medium" w:cs="Futura Medium" w:hint="cs"/>
-          <w:sz w:val="20"/>
-          <w:szCs w:val="20"/>
-        </w:rPr>
-        <w:instrText>ADDIN BEC{Frontier et al., 2022, #81381}</w:instrText>
-      </w:r>
-      <w:r>
-        <w:rPr>
-          <w:rFonts w:ascii="Futura Medium" w:eastAsiaTheme="minorEastAsia" w:hAnsi="Futura Medium" w:cs="Futura Medium" w:hint="cs"/>
-          <w:sz w:val="20"/>
-          <w:szCs w:val="20"/>
-        </w:rPr>
-        <w:fldChar w:fldCharType="separate"/>
-      </w:r>
-      <w:r>
-        <w:rPr>
-          <w:rFonts w:ascii="Futura Medium" w:eastAsiaTheme="minorEastAsia" w:hAnsi="Futura Medium" w:cs="Futura Medium" w:hint="cs"/>
-          <w:sz w:val="20"/>
-          <w:szCs w:val="20"/>
-        </w:rPr>
-        <w:t>Frontier et al., 2022)</w:t>
-      </w:r>
-      <w:r>
-        <w:rPr>
-          <w:rFonts w:ascii="Futura Medium" w:eastAsiaTheme="minorEastAsia" w:hAnsi="Futura Medium" w:cs="Futura Medium" w:hint="cs"/>
-          <w:sz w:val="20"/>
-          <w:szCs w:val="20"/>
-        </w:rPr>
-        <w:fldChar w:fldCharType="end"/>
-      </w:r>
-      <w:r>
-        <w:rPr>
-          <w:rFonts w:ascii="Futura Medium" w:eastAsiaTheme="minorEastAsia" w:hAnsi="Futura Medium" w:cs="Futura Medium" w:hint="cs"/>
-          <w:sz w:val="20"/>
-          <w:szCs w:val="20"/>
-        </w:rPr>
-        <w:t xml:space="preserve">, shown as the proportion of remaining mass over time </w:t>
-      </w:r>
-      <w:r>
-        <w:rPr>
-          <w:rFonts w:ascii="Futura Medium" w:eastAsiaTheme="minorEastAsia" w:hAnsi="Futura Medium" w:cs="Futura Medium" w:hint="cs"/>
-          <w:i/>
-          <w:iCs/>
-          <w:sz w:val="20"/>
-          <w:szCs w:val="20"/>
-        </w:rPr>
-        <w:t>t</w:t>
-      </w:r>
-      <w:r>
-        <w:rPr>
-          <w:rFonts w:ascii="Futura Medium" w:eastAsiaTheme="minorEastAsia" w:hAnsi="Futura Medium" w:cs="Futura Medium" w:hint="cs"/>
+          <w:rFonts w:ascii="Futura Medium" w:eastAsiaTheme="minorEastAsia" w:hAnsi="Futura Medium" w:cs="Futura Medium"/>
+          <w:sz w:val="20"/>
+          <w:szCs w:val="20"/>
+        </w:rPr>
+        <w:t>Conventional version of Figure 5</w:t>
+      </w:r>
+      <w:r>
+        <w:rPr>
+          <w:rFonts w:ascii="Futura Medium" w:eastAsiaTheme="minorEastAsia" w:hAnsi="Futura Medium" w:cs="Futura Medium"/>
           <w:sz w:val="20"/>
           <w:szCs w:val="20"/>
         </w:rPr>
         <w:t>.</w:t>
-      </w:r>
-      <w:r>
-        <w:rPr>
-          <w:rFonts w:ascii="Futura Medium" w:eastAsiaTheme="minorEastAsia" w:hAnsi="Futura Medium" w:cs="Futura Medium" w:hint="cs"/>
-          <w:sz w:val="20"/>
-          <w:szCs w:val="20"/>
-          <w:lang w:bidi="he-IL"/>
-        </w:rPr>
-        <w:t xml:space="preserve"> </w:t>
-      </w:r>
-      <w:r>
-        <w:rPr>
-          <w:rFonts w:ascii="Futura Medium" w:eastAsiaTheme="minorEastAsia" w:hAnsi="Futura Medium" w:cs="Futura Medium" w:hint="cs"/>
-          <w:sz w:val="20"/>
-          <w:szCs w:val="20"/>
-        </w:rPr>
-        <w:t xml:space="preserve">Data are plotted alongside macroalgal model predictions </w:t>
-      </w:r>
-      <w:r>
-        <w:rPr>
-          <w:rFonts w:ascii="Futura Medium" w:hAnsi="Futura Medium" w:cs="Futura Medium" w:hint="cs"/>
-          <w:sz w:val="20"/>
-          <w:szCs w:val="20"/>
-        </w:rPr>
-        <w:t xml:space="preserve">(cf. Figure S5) </w:t>
-      </w:r>
-      <w:r>
-        <w:rPr>
-          <w:rFonts w:ascii="Futura Medium" w:eastAsiaTheme="minorEastAsia" w:hAnsi="Futura Medium" w:cs="Futura Medium" w:hint="cs"/>
-          <w:sz w:val="20"/>
-          <w:szCs w:val="20"/>
-        </w:rPr>
-        <w:t>of new observations (</w:t>
-      </w:r>
-      <m:oMath>
-        <m:acc>
-          <m:accPr>
-            <m:chr m:val="̃"/>
-            <m:ctrlPr>
-              <w:rPr>
-                <w:rFonts w:ascii="Cambria Math" w:eastAsiaTheme="minorEastAsia" w:hAnsi="Cambria Math" w:cs="Futura Medium" w:hint="cs"/>
-                <w:i/>
-                <w:sz w:val="20"/>
-                <w:szCs w:val="20"/>
-              </w:rPr>
-            </m:ctrlPr>
-          </m:accPr>
-          <m:e>
-            <m:r>
-              <m:rPr>
-                <m:nor/>
-              </m:rPr>
-              <w:rPr>
-                <w:rFonts w:ascii="Futura Medium" w:eastAsiaTheme="minorEastAsia" w:hAnsi="Futura Medium" w:cs="Futura Medium" w:hint="cs"/>
-                <w:i/>
-                <w:iCs/>
-                <w:sz w:val="20"/>
-                <w:szCs w:val="20"/>
-                <w:lang w:bidi="he-IL"/>
-              </w:rPr>
-              <m:t>m</m:t>
-            </m:r>
-          </m:e>
-        </m:acc>
-      </m:oMath>
-      <w:r>
-        <w:rPr>
-          <w:rFonts w:ascii="Futura Medium" w:eastAsiaTheme="minorEastAsia" w:hAnsi="Futura Medium" w:cs="Futura Medium" w:hint="cs"/>
-          <w:sz w:val="20"/>
-          <w:szCs w:val="20"/>
-          <w:lang w:bidi="he-IL"/>
-        </w:rPr>
-        <w:t xml:space="preserve">, Equation 12). </w:t>
-      </w:r>
-      <w:r>
-        <w:rPr>
-          <w:rFonts w:ascii="Futura Medium" w:hAnsi="Futura Medium" w:cs="Futura Medium" w:hint="cs"/>
-          <w:sz w:val="20"/>
-          <w:szCs w:val="20"/>
-        </w:rPr>
-        <w:t>Lines and intervals are medians and the central 50, 80 and 90% of posterior probability.</w:t>
       </w:r>
     </w:p>
     <w:p>
@@ -8833,6 +8364,15 @@
           <w:szCs w:val="20"/>
         </w:rPr>
       </w:pPr>
+    </w:p>
+    <w:p>
+      <w:pPr>
+        <w:rPr>
+          <w:rFonts w:ascii="Futura Medium" w:hAnsi="Futura Medium" w:cs="Futura Medium"/>
+          <w:sz w:val="20"/>
+          <w:szCs w:val="20"/>
+        </w:rPr>
+      </w:pPr>
       <w:r>
         <w:rPr>
           <w:rFonts w:ascii="Futura Medium" w:hAnsi="Futura Medium" w:cs="Futura Medium"/>
@@ -8840,10 +8380,9 @@
           <w:sz w:val="20"/>
           <w:szCs w:val="20"/>
         </w:rPr>
-        <w:lastRenderedPageBreak/>
         <w:drawing>
-          <wp:inline distT="0" distB="0" distL="0" distR="0" wp14:anchorId="16CE8454" wp14:editId="72B23D00">
-            <wp:extent cx="5760000" cy="3460084"/>
+          <wp:inline distT="0" distB="0" distL="0" distR="0" wp14:anchorId="16CE8454" wp14:editId="346544F1">
+            <wp:extent cx="5760000" cy="3460070"/>
             <wp:effectExtent l="0" t="0" r="0" b="0"/>
             <wp:docPr id="1705454690" name="Picture 5"/>
             <wp:cNvGraphicFramePr>
@@ -8853,7 +8392,7 @@
               <a:graphicData uri="http://schemas.openxmlformats.org/drawingml/2006/picture">
                 <pic:pic xmlns:pic="http://schemas.openxmlformats.org/drawingml/2006/picture">
                   <pic:nvPicPr>
-                    <pic:cNvPr id="1705454690" name="Picture 1705454690"/>
+                    <pic:cNvPr id="1705454690" name="Picture 5"/>
                     <pic:cNvPicPr/>
                   </pic:nvPicPr>
                   <pic:blipFill>
@@ -8865,7 +8404,7 @@
                   <pic:spPr>
                     <a:xfrm>
                       <a:off x="0" y="0"/>
-                      <a:ext cx="5760000" cy="3460084"/>
+                      <a:ext cx="5760000" cy="3460070"/>
                     </a:xfrm>
                     <a:prstGeom prst="rect">
                       <a:avLst/>
@@ -8881,9 +8420,7 @@
     <w:p>
       <w:pPr>
         <w:rPr>
-          <w:rFonts w:ascii="Futura Medium" w:hAnsi="Futura Medium" w:cs="Futura Medium"/>
-          <w:sz w:val="20"/>
-          <w:szCs w:val="20"/>
+          <w:rFonts w:ascii="Times New Roman" w:eastAsiaTheme="minorEastAsia" w:hAnsi="Times New Roman" w:cs="Times New Roman"/>
         </w:rPr>
       </w:pPr>
       <w:r>
@@ -8910,107 +8447,41 @@
           <w:sz w:val="20"/>
           <w:szCs w:val="20"/>
         </w:rPr>
-        <w:t xml:space="preserve"> Example 5: the effect of temperature and grazing on the decomposition of floating </w:t>
-      </w:r>
-      <w:r>
-        <w:rPr>
-          <w:rFonts w:ascii="Futura Medium" w:eastAsiaTheme="minorEastAsia" w:hAnsi="Futura Medium" w:cs="Futura Medium" w:hint="cs"/>
+        <w:t xml:space="preserve"> </w:t>
+      </w:r>
+      <w:r>
+        <w:rPr>
+          <w:rFonts w:ascii="Futura Medium" w:eastAsiaTheme="minorEastAsia" w:hAnsi="Futura Medium" w:cs="Futura Medium"/>
+          <w:sz w:val="20"/>
+          <w:szCs w:val="20"/>
+        </w:rPr>
+        <w:t xml:space="preserve">Conventional version of Figure 6. NB where it seems that the prediction is </w:t>
+      </w:r>
+      <w:r>
+        <w:rPr>
+          <w:rFonts w:ascii="Futura Medium" w:eastAsiaTheme="minorEastAsia" w:hAnsi="Futura Medium" w:cs="Futura Medium"/>
+          <w:sz w:val="20"/>
+          <w:szCs w:val="20"/>
+        </w:rPr>
+        <w:t xml:space="preserve">missing, it is masked by the horizontal line marking </w:t>
+      </w:r>
+      <w:r>
+        <w:rPr>
+          <w:rFonts w:ascii="Futura Medium" w:eastAsiaTheme="minorEastAsia" w:hAnsi="Futura Medium" w:cs="Futura Medium"/>
           <w:i/>
           <w:iCs/>
           <w:sz w:val="20"/>
           <w:szCs w:val="20"/>
         </w:rPr>
-        <w:t>Ascophyllum nodosum</w:t>
-      </w:r>
-      <w:r>
-        <w:rPr>
-          <w:rFonts w:ascii="Futura Medium" w:eastAsiaTheme="minorEastAsia" w:hAnsi="Futura Medium" w:cs="Futura Medium" w:hint="cs"/>
-          <w:sz w:val="20"/>
-          <w:szCs w:val="20"/>
-        </w:rPr>
-        <w:t xml:space="preserve"> and </w:t>
-      </w:r>
-      <w:r>
-        <w:rPr>
-          <w:rFonts w:ascii="Futura Medium" w:eastAsiaTheme="minorEastAsia" w:hAnsi="Futura Medium" w:cs="Futura Medium" w:hint="cs"/>
-          <w:i/>
-          <w:iCs/>
-          <w:sz w:val="20"/>
-          <w:szCs w:val="20"/>
-        </w:rPr>
-        <w:t>Fucus vesiculosus</w:t>
-      </w:r>
-      <w:r>
-        <w:rPr>
-          <w:rFonts w:ascii="Futura Medium" w:eastAsiaTheme="minorEastAsia" w:hAnsi="Futura Medium" w:cs="Futura Medium" w:hint="cs"/>
-          <w:sz w:val="20"/>
-          <w:szCs w:val="20"/>
-        </w:rPr>
-        <w:t xml:space="preserve"> (data from {Vandendriessche et al., 2007, #8033}. Data are plotted alongside macroalgal model predictions </w:t>
-      </w:r>
-      <w:r>
-        <w:rPr>
-          <w:rFonts w:ascii="Futura Medium" w:hAnsi="Futura Medium" w:cs="Futura Medium" w:hint="cs"/>
-          <w:sz w:val="20"/>
-          <w:szCs w:val="20"/>
-        </w:rPr>
-        <w:t xml:space="preserve">(cf. Figure S6) </w:t>
-      </w:r>
-      <w:r>
-        <w:rPr>
-          <w:rFonts w:ascii="Futura Medium" w:eastAsiaTheme="minorEastAsia" w:hAnsi="Futura Medium" w:cs="Futura Medium" w:hint="cs"/>
-          <w:sz w:val="20"/>
-          <w:szCs w:val="20"/>
-        </w:rPr>
-        <w:t>of new observations (</w:t>
-      </w:r>
-      <m:oMath>
-        <m:acc>
-          <m:accPr>
-            <m:chr m:val="̃"/>
-            <m:ctrlPr>
-              <w:rPr>
-                <w:rFonts w:ascii="Cambria Math" w:eastAsiaTheme="minorEastAsia" w:hAnsi="Cambria Math" w:cs="Futura Medium" w:hint="cs"/>
-                <w:i/>
-                <w:sz w:val="20"/>
-                <w:szCs w:val="20"/>
-              </w:rPr>
-            </m:ctrlPr>
-          </m:accPr>
-          <m:e>
-            <m:r>
-              <m:rPr>
-                <m:nor/>
-              </m:rPr>
-              <w:rPr>
-                <w:rFonts w:ascii="Futura Medium" w:eastAsiaTheme="minorEastAsia" w:hAnsi="Futura Medium" w:cs="Futura Medium" w:hint="cs"/>
-                <w:i/>
-                <w:iCs/>
-                <w:sz w:val="20"/>
-                <w:szCs w:val="20"/>
-                <w:lang w:bidi="he-IL"/>
-              </w:rPr>
-              <m:t>m</m:t>
-            </m:r>
-          </m:e>
-        </m:acc>
-      </m:oMath>
-      <w:r>
-        <w:rPr>
-          <w:rFonts w:ascii="Futura Medium" w:eastAsiaTheme="minorEastAsia" w:hAnsi="Futura Medium" w:cs="Futura Medium" w:hint="cs"/>
-          <w:sz w:val="20"/>
-          <w:szCs w:val="20"/>
-          <w:lang w:bidi="he-IL"/>
-        </w:rPr>
-        <w:t xml:space="preserve">, Equation 12). </w:t>
-      </w:r>
-      <w:r>
-        <w:rPr>
-          <w:rFonts w:ascii="Futura Medium" w:hAnsi="Futura Medium" w:cs="Futura Medium" w:hint="cs"/>
-          <w:sz w:val="20"/>
-          <w:szCs w:val="20"/>
-        </w:rPr>
-        <w:t>Lines and intervals are medians and the central 50, 80 and 90% of posterior probability.</w:t>
+        <w:t>m</w:t>
+      </w:r>
+      <w:r>
+        <w:rPr>
+          <w:rFonts w:ascii="Futura Medium" w:eastAsiaTheme="minorEastAsia" w:hAnsi="Futura Medium" w:cs="Futura Medium"/>
+          <w:sz w:val="20"/>
+          <w:szCs w:val="20"/>
+        </w:rPr>
+        <w:t xml:space="preserve"> = 1.</w:t>
       </w:r>
     </w:p>
     <w:p>
@@ -9789,7 +9260,7 @@
   <w:style w:type="paragraph" w:default="1" w:styleId="Normal">
     <w:name w:val="Normal"/>
     <w:qFormat/>
-    <w:rsid w:val="00E121D0"/>
+    <w:rsid w:val="00767E7A"/>
   </w:style>
   <w:style w:type="paragraph" w:styleId="Heading1">
     <w:name w:val="heading 1"/>
